--- a/_DOC/TCC_Igor_Ayello_Borges.docx
+++ b/_DOC/TCC_Igor_Ayello_Borges.docx
@@ -640,7 +640,6 @@
         <w:t xml:space="preserve">, com blocos separados para operações. Cada modelo recebeu os mesmos conjuntos de instruções, com o objetivo de garantir comparabilidade entre os códigos </w:t>
       </w:r>
       <w:proofErr w:type="spellStart"/>
-      <w:proofErr w:type="gramStart"/>
       <w:r>
         <w:rPr>
           <w:highlight w:val="white"/>
@@ -648,7 +647,6 @@
         <w:t>gerados.Foram</w:t>
       </w:r>
       <w:proofErr w:type="spellEnd"/>
-      <w:proofErr w:type="gramEnd"/>
       <w:r>
         <w:rPr>
           <w:highlight w:val="white"/>
@@ -12261,16 +12259,25 @@
           <w:highlight w:val="white"/>
           <w:lang w:eastAsia="pt-BR"/>
         </w:rPr>
-        <w:t xml:space="preserve">O próximo passo será analisar todas </w:t>
-      </w:r>
-      <w:proofErr w:type="gramStart"/>
+        <w:t xml:space="preserve">O próximo passo será analisar todas as </w:t>
+      </w:r>
+      <w:proofErr w:type="spellStart"/>
       <w:r>
         <w:rPr>
           <w:rFonts w:eastAsia="Arial"/>
           <w:highlight w:val="white"/>
           <w:lang w:eastAsia="pt-BR"/>
         </w:rPr>
-        <w:t xml:space="preserve">as </w:t>
+        <w:t>IAs</w:t>
+      </w:r>
+      <w:proofErr w:type="spellEnd"/>
+      <w:r>
+        <w:rPr>
+          <w:rFonts w:eastAsia="Arial"/>
+          <w:highlight w:val="white"/>
+          <w:lang w:eastAsia="pt-BR"/>
+        </w:rPr>
+        <w:t xml:space="preserve"> nos seguintes tópicos: Geral, criar um ranking com a somatória de todas análises em seguida criarei um ranking de visão geral, </w:t>
       </w:r>
       <w:proofErr w:type="spellStart"/>
       <w:r>
@@ -12279,18 +12286,196 @@
           <w:highlight w:val="white"/>
           <w:lang w:eastAsia="pt-BR"/>
         </w:rPr>
-        <w:t>IAs</w:t>
+        <w:t>code</w:t>
       </w:r>
       <w:proofErr w:type="spellEnd"/>
-      <w:proofErr w:type="gramEnd"/>
       <w:r>
         <w:rPr>
           <w:rFonts w:eastAsia="Arial"/>
           <w:highlight w:val="white"/>
           <w:lang w:eastAsia="pt-BR"/>
         </w:rPr>
-        <w:t xml:space="preserve"> nos seguintes tópicos: Geral, criar um ranking com a somatória de todas análises em seguida criarei um ranking de visão geral, severidade, tempo, manutenção e complexidade. Para criar a pontuação de cada ranking pretendo atribuir cinco pontos para IA que ficar em primeiro lugar, quatro no segundo, três no terceiro, dois no quarto e um para o quinto lugar, por fim farei uma análise dos pontos positivos e negativos de IA.</w:t>
-      </w:r>
+        <w:t xml:space="preserve"> </w:t>
+      </w:r>
+      <w:proofErr w:type="spellStart"/>
+      <w:r>
+        <w:rPr>
+          <w:rFonts w:eastAsia="Arial"/>
+          <w:highlight w:val="white"/>
+          <w:lang w:eastAsia="pt-BR"/>
+        </w:rPr>
+        <w:t>smells</w:t>
+      </w:r>
+      <w:proofErr w:type="spellEnd"/>
+      <w:r>
+        <w:rPr>
+          <w:rFonts w:eastAsia="Arial"/>
+          <w:highlight w:val="white"/>
+          <w:lang w:eastAsia="pt-BR"/>
+        </w:rPr>
+        <w:t xml:space="preserve">, vulnerabilidade, </w:t>
+      </w:r>
+      <w:r>
+        <w:rPr>
+          <w:rFonts w:eastAsia="Arial"/>
+          <w:highlight w:val="white"/>
+          <w:lang w:eastAsia="pt-BR"/>
+        </w:rPr>
+        <w:t>severidade, tempo, manutenção e complexidade. Para criar a pontuação de cada ranking pretendo atribuir cinco pontos para IA que ficar em primeiro lugar, quatro no segundo, três no terceiro, dois no quarto e um para o quinto lugar, por fim farei uma análise dos pontos positivos e negativos de IA.</w:t>
+      </w:r>
+    </w:p>
+    <w:p>
+      <w:pPr>
+        <w:spacing w:line="360" w:lineRule="auto"/>
+        <w:rPr>
+          <w:color w:val="000000"/>
+          <w:shd w:val="clear" w:color="auto" w:fill="FFFFFF"/>
+        </w:rPr>
+      </w:pPr>
+    </w:p>
+    <w:p>
+      <w:pPr>
+        <w:spacing w:line="360" w:lineRule="auto"/>
+        <w:rPr>
+          <w:color w:val="000000"/>
+          <w:shd w:val="clear" w:color="auto" w:fill="FFFFFF"/>
+        </w:rPr>
+      </w:pPr>
+    </w:p>
+    <w:p>
+      <w:pPr>
+        <w:spacing w:line="360" w:lineRule="auto"/>
+        <w:rPr>
+          <w:color w:val="000000"/>
+          <w:shd w:val="clear" w:color="auto" w:fill="FFFFFF"/>
+        </w:rPr>
+      </w:pPr>
+    </w:p>
+    <w:p>
+      <w:pPr>
+        <w:spacing w:line="360" w:lineRule="auto"/>
+        <w:rPr>
+          <w:color w:val="000000"/>
+          <w:shd w:val="clear" w:color="auto" w:fill="FFFFFF"/>
+        </w:rPr>
+      </w:pPr>
+    </w:p>
+    <w:p>
+      <w:pPr>
+        <w:spacing w:line="360" w:lineRule="auto"/>
+        <w:rPr>
+          <w:color w:val="000000"/>
+          <w:shd w:val="clear" w:color="auto" w:fill="FFFFFF"/>
+        </w:rPr>
+      </w:pPr>
+    </w:p>
+    <w:p>
+      <w:pPr>
+        <w:spacing w:line="360" w:lineRule="auto"/>
+        <w:rPr>
+          <w:color w:val="000000"/>
+          <w:shd w:val="clear" w:color="auto" w:fill="FFFFFF"/>
+        </w:rPr>
+      </w:pPr>
+    </w:p>
+    <w:p>
+      <w:pPr>
+        <w:spacing w:line="360" w:lineRule="auto"/>
+        <w:rPr>
+          <w:color w:val="000000"/>
+          <w:shd w:val="clear" w:color="auto" w:fill="FFFFFF"/>
+        </w:rPr>
+      </w:pPr>
+    </w:p>
+    <w:p>
+      <w:pPr>
+        <w:spacing w:line="360" w:lineRule="auto"/>
+        <w:rPr>
+          <w:color w:val="000000"/>
+          <w:shd w:val="clear" w:color="auto" w:fill="FFFFFF"/>
+        </w:rPr>
+      </w:pPr>
+    </w:p>
+    <w:p>
+      <w:pPr>
+        <w:spacing w:line="360" w:lineRule="auto"/>
+        <w:rPr>
+          <w:color w:val="000000"/>
+          <w:shd w:val="clear" w:color="auto" w:fill="FFFFFF"/>
+        </w:rPr>
+      </w:pPr>
+    </w:p>
+    <w:p>
+      <w:pPr>
+        <w:spacing w:line="360" w:lineRule="auto"/>
+        <w:rPr>
+          <w:color w:val="000000"/>
+          <w:shd w:val="clear" w:color="auto" w:fill="FFFFFF"/>
+        </w:rPr>
+      </w:pPr>
+    </w:p>
+    <w:p>
+      <w:pPr>
+        <w:spacing w:line="360" w:lineRule="auto"/>
+        <w:rPr>
+          <w:color w:val="000000"/>
+          <w:shd w:val="clear" w:color="auto" w:fill="FFFFFF"/>
+        </w:rPr>
+      </w:pPr>
+    </w:p>
+    <w:p>
+      <w:pPr>
+        <w:spacing w:line="360" w:lineRule="auto"/>
+        <w:rPr>
+          <w:color w:val="000000"/>
+          <w:shd w:val="clear" w:color="auto" w:fill="FFFFFF"/>
+        </w:rPr>
+      </w:pPr>
+    </w:p>
+    <w:p>
+      <w:pPr>
+        <w:spacing w:line="360" w:lineRule="auto"/>
+        <w:rPr>
+          <w:color w:val="000000"/>
+          <w:shd w:val="clear" w:color="auto" w:fill="FFFFFF"/>
+        </w:rPr>
+      </w:pPr>
+    </w:p>
+    <w:p>
+      <w:pPr>
+        <w:spacing w:line="360" w:lineRule="auto"/>
+        <w:rPr>
+          <w:color w:val="000000"/>
+          <w:shd w:val="clear" w:color="auto" w:fill="FFFFFF"/>
+        </w:rPr>
+      </w:pPr>
+    </w:p>
+    <w:p>
+      <w:pPr>
+        <w:spacing w:line="360" w:lineRule="auto"/>
+        <w:rPr>
+          <w:color w:val="000000"/>
+          <w:shd w:val="clear" w:color="auto" w:fill="FFFFFF"/>
+        </w:rPr>
+      </w:pPr>
+    </w:p>
+    <w:p>
+      <w:pPr>
+        <w:spacing w:line="360" w:lineRule="auto"/>
+        <w:rPr>
+          <w:color w:val="000000"/>
+          <w:shd w:val="clear" w:color="auto" w:fill="FFFFFF"/>
+        </w:rPr>
+      </w:pPr>
+    </w:p>
+    <w:p>
+      <w:pPr>
+        <w:spacing w:line="360" w:lineRule="auto"/>
+        <w:rPr>
+          <w:color w:val="000000"/>
+          <w:shd w:val="clear" w:color="auto" w:fill="FFFFFF"/>
+        </w:rPr>
+      </w:pPr>
     </w:p>
     <w:p>
       <w:pPr>
@@ -12323,21 +12508,8 @@
         <w:rPr>
           <w:b/>
         </w:rPr>
-        <w:t>Conclusão(</w:t>
-      </w:r>
-      <w:proofErr w:type="spellStart"/>
-      <w:r>
-        <w:rPr>
-          <w:b/>
-        </w:rPr>
-        <w:t>ões</w:t>
-      </w:r>
-      <w:proofErr w:type="spellEnd"/>
-      <w:r>
-        <w:rPr>
-          <w:b/>
-        </w:rPr>
-        <w:t>) ou Considerações Finais</w:t>
+        <w:lastRenderedPageBreak/>
+        <w:t>Considerações Finais</w:t>
       </w:r>
     </w:p>
     <w:p>
@@ -12353,55 +12525,1573 @@
         <w:spacing w:line="360" w:lineRule="auto"/>
         <w:ind w:firstLine="708"/>
       </w:pPr>
-      <w:r>
-        <w:t>O título da seção Conclusão(</w:t>
+      <w:bookmarkStart w:id="1" w:name="_Hlk66353157"/>
+      <w:r>
+        <w:t xml:space="preserve">Como mencionado na seção de resultados e discussões foram criados alguns rankings para verificar eficácia das </w:t>
       </w:r>
       <w:proofErr w:type="spellStart"/>
       <w:r>
-        <w:t>ões</w:t>
+        <w:t>IAs</w:t>
       </w:r>
       <w:proofErr w:type="spellEnd"/>
       <w:r>
-        <w:t xml:space="preserve">) ou Considerações Finais deve ser alinhado à esquerda e grafado em negrito. Fica a critério do aluno e do orientador a escolha de qual termo melhor se adequa ao trabalho. Esta seção deve conter frases curtas, apresentando as conclusões e inferências elaboradas a partir da discussão dos resultados. É importante que estas frases não sejam </w:t>
-      </w:r>
-      <w:r>
-        <w:t xml:space="preserve">construídas como </w:t>
-      </w:r>
-      <w:r>
-        <w:t xml:space="preserve">meras reproduções dos resultados, respondendo aos objetivos propostos no trabalho. Os autores não devem, em hipótese alguma, mencionar, citar ou reproduzir resultados de outros estudos na(s) </w:t>
-      </w:r>
-      <w:r>
-        <w:t>C</w:t>
-      </w:r>
-      <w:r>
-        <w:t>onclusão(</w:t>
+        <w:t xml:space="preserve"> de maneira geral e em pontos específicos</w:t>
+      </w:r>
+      <w:r>
+        <w:t xml:space="preserve"> sendo:</w:t>
+      </w:r>
+    </w:p>
+    <w:bookmarkEnd w:id="1"/>
+    <w:p>
+      <w:pPr>
+        <w:spacing w:line="360" w:lineRule="auto"/>
+        <w:rPr>
+          <w:rFonts w:eastAsia="Arial"/>
+          <w:color w:val="000000"/>
+          <w:highlight w:val="white"/>
+          <w:lang w:eastAsia="pt-BR"/>
+        </w:rPr>
+      </w:pPr>
+      <w:r>
+        <w:rPr>
+          <w:rFonts w:eastAsia="Arial"/>
+          <w:color w:val="000000"/>
+          <w:highlight w:val="white"/>
+          <w:lang w:eastAsia="pt-BR"/>
+        </w:rPr>
+        <w:t xml:space="preserve">Tabela </w:t>
+      </w:r>
+      <w:r>
+        <w:rPr>
+          <w:rFonts w:eastAsia="Arial"/>
+          <w:color w:val="000000"/>
+          <w:highlight w:val="white"/>
+          <w:lang w:eastAsia="pt-BR"/>
+        </w:rPr>
+        <w:t>20</w:t>
+      </w:r>
+      <w:r>
+        <w:rPr>
+          <w:rFonts w:eastAsia="Arial"/>
+          <w:color w:val="000000"/>
+          <w:highlight w:val="white"/>
+          <w:lang w:eastAsia="pt-BR"/>
+        </w:rPr>
+        <w:t xml:space="preserve">. </w:t>
+      </w:r>
+      <w:r>
+        <w:rPr>
+          <w:rFonts w:eastAsia="Arial"/>
+          <w:color w:val="000000"/>
+          <w:highlight w:val="white"/>
+          <w:lang w:eastAsia="pt-BR"/>
+        </w:rPr>
+        <w:t>Ranking geral</w:t>
+      </w:r>
+    </w:p>
+    <w:tbl>
+      <w:tblPr>
+        <w:tblStyle w:val="TabelaSimples5"/>
+        <w:tblW w:w="9105" w:type="dxa"/>
+        <w:tblLayout w:type="fixed"/>
+        <w:tblLook w:val="04A0" w:firstRow="1" w:lastRow="0" w:firstColumn="1" w:lastColumn="0" w:noHBand="0" w:noVBand="1"/>
+      </w:tblPr>
+      <w:tblGrid>
+        <w:gridCol w:w="4425"/>
+        <w:gridCol w:w="4680"/>
+      </w:tblGrid>
+      <w:tr>
+        <w:trPr>
+          <w:cnfStyle w:val="100000000000" w:firstRow="1" w:lastRow="0" w:firstColumn="0" w:lastColumn="0" w:oddVBand="0" w:evenVBand="0" w:oddHBand="0" w:evenHBand="0" w:firstRowFirstColumn="0" w:firstRowLastColumn="0" w:lastRowFirstColumn="0" w:lastRowLastColumn="0"/>
+        </w:trPr>
+        <w:tc>
+          <w:tcPr>
+            <w:cnfStyle w:val="001000000100" w:firstRow="0" w:lastRow="0" w:firstColumn="1" w:lastColumn="0" w:oddVBand="0" w:evenVBand="0" w:oddHBand="0" w:evenHBand="0" w:firstRowFirstColumn="1" w:firstRowLastColumn="0" w:lastRowFirstColumn="0" w:lastRowLastColumn="0"/>
+            <w:tcW w:w="4425" w:type="dxa"/>
+          </w:tcPr>
+          <w:p>
+            <w:pPr>
+              <w:spacing w:line="360" w:lineRule="auto"/>
+              <w:jc w:val="center"/>
+              <w:rPr>
+                <w:rFonts w:ascii="Arial" w:eastAsia="Arial" w:hAnsi="Arial" w:cs="Arial"/>
+                <w:i w:val="0"/>
+                <w:iCs w:val="0"/>
+                <w:color w:val="000000"/>
+                <w:sz w:val="22"/>
+                <w:highlight w:val="white"/>
+                <w:lang w:eastAsia="pt-BR"/>
+              </w:rPr>
+            </w:pPr>
+            <w:r>
+              <w:rPr>
+                <w:rFonts w:ascii="Arial" w:eastAsia="Arial" w:hAnsi="Arial" w:cs="Arial"/>
+                <w:i w:val="0"/>
+                <w:iCs w:val="0"/>
+                <w:sz w:val="22"/>
+                <w:lang w:eastAsia="pt-BR"/>
+              </w:rPr>
+              <w:t>Inteligência artificial</w:t>
+            </w:r>
+          </w:p>
+        </w:tc>
+        <w:tc>
+          <w:tcPr>
+            <w:tcW w:w="4680" w:type="dxa"/>
+          </w:tcPr>
+          <w:p>
+            <w:pPr>
+              <w:spacing w:line="360" w:lineRule="auto"/>
+              <w:jc w:val="center"/>
+              <w:cnfStyle w:val="100000000000" w:firstRow="1" w:lastRow="0" w:firstColumn="0" w:lastColumn="0" w:oddVBand="0" w:evenVBand="0" w:oddHBand="0" w:evenHBand="0" w:firstRowFirstColumn="0" w:firstRowLastColumn="0" w:lastRowFirstColumn="0" w:lastRowLastColumn="0"/>
+              <w:rPr>
+                <w:rFonts w:ascii="Arial" w:eastAsia="Arial" w:hAnsi="Arial" w:cs="Arial"/>
+                <w:i w:val="0"/>
+                <w:iCs w:val="0"/>
+                <w:color w:val="000000"/>
+                <w:sz w:val="22"/>
+                <w:highlight w:val="white"/>
+                <w:lang w:eastAsia="pt-BR"/>
+              </w:rPr>
+            </w:pPr>
+            <w:r>
+              <w:rPr>
+                <w:rFonts w:ascii="Arial" w:eastAsia="Arial" w:hAnsi="Arial" w:cs="Arial"/>
+                <w:i w:val="0"/>
+                <w:iCs w:val="0"/>
+                <w:color w:val="000000"/>
+                <w:sz w:val="22"/>
+                <w:highlight w:val="white"/>
+                <w:lang w:eastAsia="pt-BR"/>
+              </w:rPr>
+              <w:t>Pontuação total</w:t>
+            </w:r>
+          </w:p>
+        </w:tc>
+      </w:tr>
+      <w:tr>
+        <w:trPr>
+          <w:cnfStyle w:val="000000100000" w:firstRow="0" w:lastRow="0" w:firstColumn="0" w:lastColumn="0" w:oddVBand="0" w:evenVBand="0" w:oddHBand="1" w:evenHBand="0" w:firstRowFirstColumn="0" w:firstRowLastColumn="0" w:lastRowFirstColumn="0" w:lastRowLastColumn="0"/>
+        </w:trPr>
+        <w:tc>
+          <w:tcPr>
+            <w:cnfStyle w:val="001000000000" w:firstRow="0" w:lastRow="0" w:firstColumn="1" w:lastColumn="0" w:oddVBand="0" w:evenVBand="0" w:oddHBand="0" w:evenHBand="0" w:firstRowFirstColumn="0" w:firstRowLastColumn="0" w:lastRowFirstColumn="0" w:lastRowLastColumn="0"/>
+            <w:tcW w:w="4425" w:type="dxa"/>
+          </w:tcPr>
+          <w:p>
+            <w:pPr>
+              <w:spacing w:line="360" w:lineRule="auto"/>
+              <w:jc w:val="center"/>
+              <w:rPr>
+                <w:rFonts w:ascii="Arial" w:eastAsia="Arial" w:hAnsi="Arial" w:cs="Arial"/>
+                <w:i w:val="0"/>
+                <w:iCs w:val="0"/>
+                <w:color w:val="000000"/>
+                <w:sz w:val="22"/>
+                <w:highlight w:val="white"/>
+                <w:lang w:eastAsia="pt-BR"/>
+              </w:rPr>
+            </w:pPr>
+            <w:proofErr w:type="spellStart"/>
+            <w:r>
+              <w:rPr>
+                <w:rFonts w:ascii="Arial" w:eastAsia="Arial" w:hAnsi="Arial" w:cs="Arial"/>
+                <w:i w:val="0"/>
+                <w:iCs w:val="0"/>
+                <w:color w:val="000000"/>
+                <w:sz w:val="22"/>
+                <w:highlight w:val="white"/>
+                <w:lang w:eastAsia="pt-BR"/>
+              </w:rPr>
+              <w:t>Copilot</w:t>
+            </w:r>
+            <w:proofErr w:type="spellEnd"/>
+          </w:p>
+        </w:tc>
+        <w:tc>
+          <w:tcPr>
+            <w:tcW w:w="4680" w:type="dxa"/>
+          </w:tcPr>
+          <w:p>
+            <w:pPr>
+              <w:spacing w:line="360" w:lineRule="auto"/>
+              <w:jc w:val="center"/>
+              <w:cnfStyle w:val="000000100000" w:firstRow="0" w:lastRow="0" w:firstColumn="0" w:lastColumn="0" w:oddVBand="0" w:evenVBand="0" w:oddHBand="1" w:evenHBand="0" w:firstRowFirstColumn="0" w:firstRowLastColumn="0" w:lastRowFirstColumn="0" w:lastRowLastColumn="0"/>
+              <w:rPr>
+                <w:rFonts w:eastAsia="Arial"/>
+                <w:color w:val="000000"/>
+                <w:highlight w:val="white"/>
+                <w:lang w:eastAsia="pt-BR"/>
+              </w:rPr>
+            </w:pPr>
+            <w:r>
+              <w:rPr>
+                <w:rFonts w:eastAsia="Arial"/>
+                <w:color w:val="000000"/>
+                <w:highlight w:val="white"/>
+                <w:lang w:eastAsia="pt-BR"/>
+              </w:rPr>
+              <w:t>94</w:t>
+            </w:r>
+          </w:p>
+        </w:tc>
+      </w:tr>
+      <w:tr>
+        <w:tc>
+          <w:tcPr>
+            <w:cnfStyle w:val="001000000000" w:firstRow="0" w:lastRow="0" w:firstColumn="1" w:lastColumn="0" w:oddVBand="0" w:evenVBand="0" w:oddHBand="0" w:evenHBand="0" w:firstRowFirstColumn="0" w:firstRowLastColumn="0" w:lastRowFirstColumn="0" w:lastRowLastColumn="0"/>
+            <w:tcW w:w="4425" w:type="dxa"/>
+          </w:tcPr>
+          <w:p>
+            <w:pPr>
+              <w:spacing w:line="360" w:lineRule="auto"/>
+              <w:jc w:val="center"/>
+              <w:rPr>
+                <w:rFonts w:ascii="Arial" w:eastAsia="Arial" w:hAnsi="Arial" w:cs="Arial"/>
+                <w:i w:val="0"/>
+                <w:iCs w:val="0"/>
+                <w:color w:val="000000"/>
+                <w:sz w:val="22"/>
+                <w:highlight w:val="white"/>
+                <w:lang w:eastAsia="pt-BR"/>
+              </w:rPr>
+            </w:pPr>
+            <w:proofErr w:type="spellStart"/>
+            <w:r>
+              <w:rPr>
+                <w:rFonts w:ascii="Arial" w:eastAsia="Arial" w:hAnsi="Arial" w:cs="Arial"/>
+                <w:i w:val="0"/>
+                <w:iCs w:val="0"/>
+                <w:color w:val="000000"/>
+                <w:sz w:val="22"/>
+                <w:highlight w:val="white"/>
+                <w:lang w:eastAsia="pt-BR"/>
+              </w:rPr>
+              <w:t>MetaAI</w:t>
+            </w:r>
+            <w:proofErr w:type="spellEnd"/>
+          </w:p>
+        </w:tc>
+        <w:tc>
+          <w:tcPr>
+            <w:tcW w:w="4680" w:type="dxa"/>
+          </w:tcPr>
+          <w:p>
+            <w:pPr>
+              <w:spacing w:line="360" w:lineRule="auto"/>
+              <w:jc w:val="center"/>
+              <w:cnfStyle w:val="000000000000" w:firstRow="0" w:lastRow="0" w:firstColumn="0" w:lastColumn="0" w:oddVBand="0" w:evenVBand="0" w:oddHBand="0" w:evenHBand="0" w:firstRowFirstColumn="0" w:firstRowLastColumn="0" w:lastRowFirstColumn="0" w:lastRowLastColumn="0"/>
+              <w:rPr>
+                <w:rFonts w:eastAsia="Arial"/>
+                <w:color w:val="000000"/>
+                <w:highlight w:val="white"/>
+                <w:lang w:eastAsia="pt-BR"/>
+              </w:rPr>
+            </w:pPr>
+            <w:r>
+              <w:rPr>
+                <w:rFonts w:eastAsia="Arial"/>
+                <w:color w:val="000000"/>
+                <w:highlight w:val="white"/>
+                <w:lang w:eastAsia="pt-BR"/>
+              </w:rPr>
+              <w:t>90</w:t>
+            </w:r>
+          </w:p>
+        </w:tc>
+      </w:tr>
+      <w:tr>
+        <w:trPr>
+          <w:cnfStyle w:val="000000100000" w:firstRow="0" w:lastRow="0" w:firstColumn="0" w:lastColumn="0" w:oddVBand="0" w:evenVBand="0" w:oddHBand="1" w:evenHBand="0" w:firstRowFirstColumn="0" w:firstRowLastColumn="0" w:lastRowFirstColumn="0" w:lastRowLastColumn="0"/>
+        </w:trPr>
+        <w:tc>
+          <w:tcPr>
+            <w:cnfStyle w:val="001000000000" w:firstRow="0" w:lastRow="0" w:firstColumn="1" w:lastColumn="0" w:oddVBand="0" w:evenVBand="0" w:oddHBand="0" w:evenHBand="0" w:firstRowFirstColumn="0" w:firstRowLastColumn="0" w:lastRowFirstColumn="0" w:lastRowLastColumn="0"/>
+            <w:tcW w:w="4425" w:type="dxa"/>
+          </w:tcPr>
+          <w:p>
+            <w:pPr>
+              <w:spacing w:line="360" w:lineRule="auto"/>
+              <w:jc w:val="center"/>
+              <w:rPr>
+                <w:rFonts w:ascii="Arial" w:eastAsia="Arial" w:hAnsi="Arial" w:cs="Arial"/>
+                <w:i w:val="0"/>
+                <w:iCs w:val="0"/>
+                <w:color w:val="000000"/>
+                <w:sz w:val="22"/>
+                <w:highlight w:val="white"/>
+                <w:lang w:eastAsia="pt-BR"/>
+              </w:rPr>
+            </w:pPr>
+            <w:r>
+              <w:rPr>
+                <w:rFonts w:ascii="Arial" w:eastAsia="Arial" w:hAnsi="Arial" w:cs="Arial"/>
+                <w:i w:val="0"/>
+                <w:iCs w:val="0"/>
+                <w:color w:val="000000"/>
+                <w:sz w:val="22"/>
+                <w:highlight w:val="white"/>
+                <w:lang w:eastAsia="pt-BR"/>
+              </w:rPr>
+              <w:t>Gemini</w:t>
+            </w:r>
+          </w:p>
+        </w:tc>
+        <w:tc>
+          <w:tcPr>
+            <w:tcW w:w="4680" w:type="dxa"/>
+          </w:tcPr>
+          <w:p>
+            <w:pPr>
+              <w:spacing w:line="360" w:lineRule="auto"/>
+              <w:jc w:val="center"/>
+              <w:cnfStyle w:val="000000100000" w:firstRow="0" w:lastRow="0" w:firstColumn="0" w:lastColumn="0" w:oddVBand="0" w:evenVBand="0" w:oddHBand="1" w:evenHBand="0" w:firstRowFirstColumn="0" w:firstRowLastColumn="0" w:lastRowFirstColumn="0" w:lastRowLastColumn="0"/>
+              <w:rPr>
+                <w:rFonts w:eastAsia="Arial"/>
+                <w:color w:val="000000"/>
+                <w:highlight w:val="white"/>
+                <w:lang w:eastAsia="pt-BR"/>
+              </w:rPr>
+            </w:pPr>
+            <w:r>
+              <w:rPr>
+                <w:rFonts w:eastAsia="Arial"/>
+                <w:color w:val="000000"/>
+                <w:highlight w:val="white"/>
+                <w:lang w:eastAsia="pt-BR"/>
+              </w:rPr>
+              <w:t>65</w:t>
+            </w:r>
+          </w:p>
+        </w:tc>
+      </w:tr>
+      <w:tr>
+        <w:tc>
+          <w:tcPr>
+            <w:cnfStyle w:val="001000000000" w:firstRow="0" w:lastRow="0" w:firstColumn="1" w:lastColumn="0" w:oddVBand="0" w:evenVBand="0" w:oddHBand="0" w:evenHBand="0" w:firstRowFirstColumn="0" w:firstRowLastColumn="0" w:lastRowFirstColumn="0" w:lastRowLastColumn="0"/>
+            <w:tcW w:w="4425" w:type="dxa"/>
+          </w:tcPr>
+          <w:p>
+            <w:pPr>
+              <w:spacing w:line="360" w:lineRule="auto"/>
+              <w:jc w:val="center"/>
+              <w:rPr>
+                <w:rFonts w:ascii="Arial" w:eastAsia="Arial" w:hAnsi="Arial" w:cs="Arial"/>
+                <w:i w:val="0"/>
+                <w:iCs w:val="0"/>
+                <w:color w:val="000000"/>
+                <w:sz w:val="22"/>
+                <w:highlight w:val="white"/>
+                <w:lang w:eastAsia="pt-BR"/>
+              </w:rPr>
+            </w:pPr>
+            <w:r>
+              <w:rPr>
+                <w:rFonts w:ascii="Arial" w:eastAsia="Arial" w:hAnsi="Arial" w:cs="Arial"/>
+                <w:i w:val="0"/>
+                <w:iCs w:val="0"/>
+                <w:color w:val="000000"/>
+                <w:sz w:val="22"/>
+                <w:highlight w:val="white"/>
+                <w:lang w:eastAsia="pt-BR"/>
+              </w:rPr>
+              <w:t>ChatGPT</w:t>
+            </w:r>
+          </w:p>
+        </w:tc>
+        <w:tc>
+          <w:tcPr>
+            <w:tcW w:w="4680" w:type="dxa"/>
+          </w:tcPr>
+          <w:p>
+            <w:pPr>
+              <w:spacing w:line="360" w:lineRule="auto"/>
+              <w:jc w:val="center"/>
+              <w:cnfStyle w:val="000000000000" w:firstRow="0" w:lastRow="0" w:firstColumn="0" w:lastColumn="0" w:oddVBand="0" w:evenVBand="0" w:oddHBand="0" w:evenHBand="0" w:firstRowFirstColumn="0" w:firstRowLastColumn="0" w:lastRowFirstColumn="0" w:lastRowLastColumn="0"/>
+              <w:rPr>
+                <w:rFonts w:eastAsia="Arial"/>
+                <w:color w:val="000000"/>
+                <w:highlight w:val="white"/>
+                <w:lang w:eastAsia="pt-BR"/>
+              </w:rPr>
+            </w:pPr>
+            <w:r>
+              <w:rPr>
+                <w:rFonts w:eastAsia="Arial"/>
+                <w:color w:val="000000"/>
+                <w:highlight w:val="white"/>
+                <w:lang w:eastAsia="pt-BR"/>
+              </w:rPr>
+              <w:t>59</w:t>
+            </w:r>
+          </w:p>
+        </w:tc>
+      </w:tr>
+      <w:tr>
+        <w:trPr>
+          <w:cnfStyle w:val="000000100000" w:firstRow="0" w:lastRow="0" w:firstColumn="0" w:lastColumn="0" w:oddVBand="0" w:evenVBand="0" w:oddHBand="1" w:evenHBand="0" w:firstRowFirstColumn="0" w:firstRowLastColumn="0" w:lastRowFirstColumn="0" w:lastRowLastColumn="0"/>
+        </w:trPr>
+        <w:tc>
+          <w:tcPr>
+            <w:cnfStyle w:val="001000000000" w:firstRow="0" w:lastRow="0" w:firstColumn="1" w:lastColumn="0" w:oddVBand="0" w:evenVBand="0" w:oddHBand="0" w:evenHBand="0" w:firstRowFirstColumn="0" w:firstRowLastColumn="0" w:lastRowFirstColumn="0" w:lastRowLastColumn="0"/>
+            <w:tcW w:w="4425" w:type="dxa"/>
+          </w:tcPr>
+          <w:p>
+            <w:pPr>
+              <w:spacing w:line="360" w:lineRule="auto"/>
+              <w:jc w:val="center"/>
+              <w:rPr>
+                <w:rFonts w:ascii="Arial" w:eastAsia="Arial" w:hAnsi="Arial" w:cs="Arial"/>
+                <w:i w:val="0"/>
+                <w:iCs w:val="0"/>
+                <w:color w:val="000000"/>
+                <w:sz w:val="22"/>
+                <w:highlight w:val="white"/>
+                <w:lang w:eastAsia="pt-BR"/>
+              </w:rPr>
+            </w:pPr>
+            <w:proofErr w:type="spellStart"/>
+            <w:r>
+              <w:rPr>
+                <w:rFonts w:ascii="Arial" w:eastAsia="Arial" w:hAnsi="Arial" w:cs="Arial"/>
+                <w:i w:val="0"/>
+                <w:iCs w:val="0"/>
+                <w:color w:val="000000"/>
+                <w:sz w:val="22"/>
+                <w:highlight w:val="white"/>
+                <w:lang w:eastAsia="pt-BR"/>
+              </w:rPr>
+              <w:t>DeepSeek</w:t>
+            </w:r>
+            <w:proofErr w:type="spellEnd"/>
+          </w:p>
+        </w:tc>
+        <w:tc>
+          <w:tcPr>
+            <w:tcW w:w="4680" w:type="dxa"/>
+          </w:tcPr>
+          <w:p>
+            <w:pPr>
+              <w:spacing w:line="360" w:lineRule="auto"/>
+              <w:jc w:val="center"/>
+              <w:cnfStyle w:val="000000100000" w:firstRow="0" w:lastRow="0" w:firstColumn="0" w:lastColumn="0" w:oddVBand="0" w:evenVBand="0" w:oddHBand="1" w:evenHBand="0" w:firstRowFirstColumn="0" w:firstRowLastColumn="0" w:lastRowFirstColumn="0" w:lastRowLastColumn="0"/>
+              <w:rPr>
+                <w:rFonts w:eastAsia="Arial"/>
+                <w:color w:val="000000"/>
+                <w:highlight w:val="white"/>
+                <w:lang w:eastAsia="pt-BR"/>
+              </w:rPr>
+            </w:pPr>
+            <w:r>
+              <w:rPr>
+                <w:rFonts w:eastAsia="Arial"/>
+                <w:color w:val="000000"/>
+                <w:highlight w:val="white"/>
+                <w:lang w:eastAsia="pt-BR"/>
+              </w:rPr>
+              <w:t>58</w:t>
+            </w:r>
+          </w:p>
+        </w:tc>
+      </w:tr>
+      <w:tr>
+        <w:trPr>
+          <w:trHeight w:val="220"/>
+        </w:trPr>
+        <w:tc>
+          <w:tcPr>
+            <w:cnfStyle w:val="001000000000" w:firstRow="0" w:lastRow="0" w:firstColumn="1" w:lastColumn="0" w:oddVBand="0" w:evenVBand="0" w:oddHBand="0" w:evenHBand="0" w:firstRowFirstColumn="0" w:firstRowLastColumn="0" w:lastRowFirstColumn="0" w:lastRowLastColumn="0"/>
+            <w:tcW w:w="9105" w:type="dxa"/>
+            <w:gridSpan w:val="2"/>
+            <w:tcBorders>
+              <w:right w:val="none" w:sz="0" w:space="0" w:color="auto"/>
+            </w:tcBorders>
+          </w:tcPr>
+          <w:p>
+            <w:pPr>
+              <w:spacing w:line="360" w:lineRule="auto"/>
+              <w:jc w:val="left"/>
+              <w:rPr>
+                <w:rFonts w:ascii="Arial" w:eastAsia="Arial" w:hAnsi="Arial" w:cs="Arial"/>
+                <w:i w:val="0"/>
+                <w:iCs w:val="0"/>
+                <w:color w:val="000000"/>
+                <w:sz w:val="22"/>
+                <w:highlight w:val="white"/>
+                <w:lang w:eastAsia="pt-BR"/>
+              </w:rPr>
+            </w:pPr>
+            <w:r>
+              <w:rPr>
+                <w:rFonts w:ascii="Arial" w:eastAsia="Arial" w:hAnsi="Arial" w:cs="Arial"/>
+                <w:i w:val="0"/>
+                <w:iCs w:val="0"/>
+                <w:sz w:val="22"/>
+                <w:highlight w:val="white"/>
+                <w:lang w:eastAsia="pt-BR"/>
+              </w:rPr>
+              <w:t>Fonte: Resultados originais da pesquisa (2025)</w:t>
+            </w:r>
+          </w:p>
+        </w:tc>
+      </w:tr>
+    </w:tbl>
+    <w:p>
+      <w:pPr>
+        <w:spacing w:line="360" w:lineRule="auto"/>
+      </w:pPr>
+    </w:p>
+    <w:p>
+      <w:pPr>
+        <w:spacing w:line="360" w:lineRule="auto"/>
+        <w:rPr>
+          <w:rFonts w:eastAsia="Arial"/>
+          <w:color w:val="000000"/>
+          <w:highlight w:val="white"/>
+          <w:lang w:eastAsia="pt-BR"/>
+        </w:rPr>
+      </w:pPr>
+      <w:r>
+        <w:rPr>
+          <w:rFonts w:eastAsia="Arial"/>
+          <w:color w:val="000000"/>
+          <w:highlight w:val="white"/>
+          <w:lang w:eastAsia="pt-BR"/>
+        </w:rPr>
+        <w:t xml:space="preserve">Tabela </w:t>
+      </w:r>
+      <w:r>
+        <w:rPr>
+          <w:rFonts w:eastAsia="Arial"/>
+          <w:color w:val="000000"/>
+          <w:highlight w:val="white"/>
+          <w:lang w:eastAsia="pt-BR"/>
+        </w:rPr>
+        <w:t>21</w:t>
+      </w:r>
+      <w:r>
+        <w:rPr>
+          <w:rFonts w:eastAsia="Arial"/>
+          <w:color w:val="000000"/>
+          <w:highlight w:val="white"/>
+          <w:lang w:eastAsia="pt-BR"/>
+        </w:rPr>
+        <w:t xml:space="preserve">. </w:t>
+      </w:r>
+      <w:r>
+        <w:rPr>
+          <w:rFonts w:eastAsia="Arial"/>
+          <w:color w:val="000000"/>
+          <w:highlight w:val="white"/>
+          <w:lang w:eastAsia="pt-BR"/>
+        </w:rPr>
+        <w:t>Vulnerabilidades</w:t>
+      </w:r>
+    </w:p>
+    <w:tbl>
+      <w:tblPr>
+        <w:tblStyle w:val="TabelaSimples5"/>
+        <w:tblW w:w="9105" w:type="dxa"/>
+        <w:tblLayout w:type="fixed"/>
+        <w:tblLook w:val="04A0" w:firstRow="1" w:lastRow="0" w:firstColumn="1" w:lastColumn="0" w:noHBand="0" w:noVBand="1"/>
+      </w:tblPr>
+      <w:tblGrid>
+        <w:gridCol w:w="4425"/>
+        <w:gridCol w:w="4680"/>
+      </w:tblGrid>
+      <w:tr>
+        <w:trPr>
+          <w:cnfStyle w:val="100000000000" w:firstRow="1" w:lastRow="0" w:firstColumn="0" w:lastColumn="0" w:oddVBand="0" w:evenVBand="0" w:oddHBand="0" w:evenHBand="0" w:firstRowFirstColumn="0" w:firstRowLastColumn="0" w:lastRowFirstColumn="0" w:lastRowLastColumn="0"/>
+        </w:trPr>
+        <w:tc>
+          <w:tcPr>
+            <w:cnfStyle w:val="001000000100" w:firstRow="0" w:lastRow="0" w:firstColumn="1" w:lastColumn="0" w:oddVBand="0" w:evenVBand="0" w:oddHBand="0" w:evenHBand="0" w:firstRowFirstColumn="1" w:firstRowLastColumn="0" w:lastRowFirstColumn="0" w:lastRowLastColumn="0"/>
+            <w:tcW w:w="4425" w:type="dxa"/>
+          </w:tcPr>
+          <w:p>
+            <w:pPr>
+              <w:spacing w:line="360" w:lineRule="auto"/>
+              <w:jc w:val="center"/>
+              <w:rPr>
+                <w:rFonts w:ascii="Arial" w:eastAsia="Arial" w:hAnsi="Arial" w:cs="Arial"/>
+                <w:i w:val="0"/>
+                <w:iCs w:val="0"/>
+                <w:color w:val="000000"/>
+                <w:sz w:val="22"/>
+                <w:highlight w:val="white"/>
+                <w:lang w:eastAsia="pt-BR"/>
+              </w:rPr>
+            </w:pPr>
+            <w:r>
+              <w:rPr>
+                <w:rFonts w:ascii="Arial" w:eastAsia="Arial" w:hAnsi="Arial" w:cs="Arial"/>
+                <w:i w:val="0"/>
+                <w:iCs w:val="0"/>
+                <w:sz w:val="22"/>
+                <w:lang w:eastAsia="pt-BR"/>
+              </w:rPr>
+              <w:t>Inteligência artificial</w:t>
+            </w:r>
+          </w:p>
+        </w:tc>
+        <w:tc>
+          <w:tcPr>
+            <w:tcW w:w="4680" w:type="dxa"/>
+          </w:tcPr>
+          <w:p>
+            <w:pPr>
+              <w:spacing w:line="360" w:lineRule="auto"/>
+              <w:jc w:val="center"/>
+              <w:cnfStyle w:val="100000000000" w:firstRow="1" w:lastRow="0" w:firstColumn="0" w:lastColumn="0" w:oddVBand="0" w:evenVBand="0" w:oddHBand="0" w:evenHBand="0" w:firstRowFirstColumn="0" w:firstRowLastColumn="0" w:lastRowFirstColumn="0" w:lastRowLastColumn="0"/>
+              <w:rPr>
+                <w:rFonts w:ascii="Arial" w:eastAsia="Arial" w:hAnsi="Arial" w:cs="Arial"/>
+                <w:i w:val="0"/>
+                <w:iCs w:val="0"/>
+                <w:color w:val="000000"/>
+                <w:sz w:val="22"/>
+                <w:highlight w:val="white"/>
+                <w:lang w:eastAsia="pt-BR"/>
+              </w:rPr>
+            </w:pPr>
+            <w:r>
+              <w:rPr>
+                <w:rFonts w:ascii="Arial" w:eastAsia="Arial" w:hAnsi="Arial" w:cs="Arial"/>
+                <w:i w:val="0"/>
+                <w:iCs w:val="0"/>
+                <w:color w:val="000000"/>
+                <w:sz w:val="22"/>
+                <w:highlight w:val="white"/>
+                <w:lang w:eastAsia="pt-BR"/>
+              </w:rPr>
+              <w:t>Pontuação</w:t>
+            </w:r>
+          </w:p>
+        </w:tc>
+      </w:tr>
+      <w:tr>
+        <w:trPr>
+          <w:cnfStyle w:val="000000100000" w:firstRow="0" w:lastRow="0" w:firstColumn="0" w:lastColumn="0" w:oddVBand="0" w:evenVBand="0" w:oddHBand="1" w:evenHBand="0" w:firstRowFirstColumn="0" w:firstRowLastColumn="0" w:lastRowFirstColumn="0" w:lastRowLastColumn="0"/>
+        </w:trPr>
+        <w:tc>
+          <w:tcPr>
+            <w:cnfStyle w:val="001000000000" w:firstRow="0" w:lastRow="0" w:firstColumn="1" w:lastColumn="0" w:oddVBand="0" w:evenVBand="0" w:oddHBand="0" w:evenHBand="0" w:firstRowFirstColumn="0" w:firstRowLastColumn="0" w:lastRowFirstColumn="0" w:lastRowLastColumn="0"/>
+            <w:tcW w:w="4425" w:type="dxa"/>
+          </w:tcPr>
+          <w:p>
+            <w:pPr>
+              <w:spacing w:line="360" w:lineRule="auto"/>
+              <w:jc w:val="center"/>
+              <w:rPr>
+                <w:rFonts w:ascii="Arial" w:eastAsia="Arial" w:hAnsi="Arial" w:cs="Arial"/>
+                <w:i w:val="0"/>
+                <w:iCs w:val="0"/>
+                <w:color w:val="000000"/>
+                <w:sz w:val="22"/>
+                <w:highlight w:val="white"/>
+                <w:lang w:eastAsia="pt-BR"/>
+              </w:rPr>
+            </w:pPr>
+            <w:proofErr w:type="spellStart"/>
+            <w:r>
+              <w:rPr>
+                <w:rFonts w:ascii="Arial" w:eastAsia="Arial" w:hAnsi="Arial" w:cs="Arial"/>
+                <w:i w:val="0"/>
+                <w:iCs w:val="0"/>
+                <w:color w:val="000000"/>
+                <w:sz w:val="22"/>
+                <w:highlight w:val="white"/>
+                <w:lang w:eastAsia="pt-BR"/>
+              </w:rPr>
+              <w:t>Copilot</w:t>
+            </w:r>
+            <w:proofErr w:type="spellEnd"/>
+          </w:p>
+        </w:tc>
+        <w:tc>
+          <w:tcPr>
+            <w:tcW w:w="4680" w:type="dxa"/>
+          </w:tcPr>
+          <w:p>
+            <w:pPr>
+              <w:spacing w:line="360" w:lineRule="auto"/>
+              <w:jc w:val="center"/>
+              <w:cnfStyle w:val="000000100000" w:firstRow="0" w:lastRow="0" w:firstColumn="0" w:lastColumn="0" w:oddVBand="0" w:evenVBand="0" w:oddHBand="1" w:evenHBand="0" w:firstRowFirstColumn="0" w:firstRowLastColumn="0" w:lastRowFirstColumn="0" w:lastRowLastColumn="0"/>
+              <w:rPr>
+                <w:rFonts w:eastAsia="Arial"/>
+                <w:color w:val="000000"/>
+                <w:highlight w:val="white"/>
+                <w:lang w:eastAsia="pt-BR"/>
+              </w:rPr>
+            </w:pPr>
+            <w:r>
+              <w:rPr>
+                <w:rFonts w:eastAsia="Arial"/>
+                <w:color w:val="000000"/>
+                <w:highlight w:val="white"/>
+                <w:lang w:eastAsia="pt-BR"/>
+              </w:rPr>
+              <w:t>16</w:t>
+            </w:r>
+          </w:p>
+        </w:tc>
+      </w:tr>
+      <w:tr>
+        <w:tc>
+          <w:tcPr>
+            <w:cnfStyle w:val="001000000000" w:firstRow="0" w:lastRow="0" w:firstColumn="1" w:lastColumn="0" w:oddVBand="0" w:evenVBand="0" w:oddHBand="0" w:evenHBand="0" w:firstRowFirstColumn="0" w:firstRowLastColumn="0" w:lastRowFirstColumn="0" w:lastRowLastColumn="0"/>
+            <w:tcW w:w="4425" w:type="dxa"/>
+          </w:tcPr>
+          <w:p>
+            <w:pPr>
+              <w:spacing w:line="360" w:lineRule="auto"/>
+              <w:jc w:val="center"/>
+              <w:rPr>
+                <w:rFonts w:ascii="Arial" w:eastAsia="Arial" w:hAnsi="Arial" w:cs="Arial"/>
+                <w:i w:val="0"/>
+                <w:iCs w:val="0"/>
+                <w:color w:val="000000"/>
+                <w:sz w:val="22"/>
+                <w:highlight w:val="white"/>
+                <w:lang w:eastAsia="pt-BR"/>
+              </w:rPr>
+            </w:pPr>
+            <w:proofErr w:type="spellStart"/>
+            <w:r>
+              <w:rPr>
+                <w:rFonts w:ascii="Arial" w:eastAsia="Arial" w:hAnsi="Arial" w:cs="Arial"/>
+                <w:i w:val="0"/>
+                <w:iCs w:val="0"/>
+                <w:color w:val="000000"/>
+                <w:sz w:val="22"/>
+                <w:highlight w:val="white"/>
+                <w:lang w:eastAsia="pt-BR"/>
+              </w:rPr>
+              <w:t>DeepSeek</w:t>
+            </w:r>
+            <w:proofErr w:type="spellEnd"/>
+            <w:r>
+              <w:rPr>
+                <w:rFonts w:ascii="Arial" w:eastAsia="Arial" w:hAnsi="Arial" w:cs="Arial"/>
+                <w:i w:val="0"/>
+                <w:iCs w:val="0"/>
+                <w:color w:val="000000"/>
+                <w:sz w:val="22"/>
+                <w:highlight w:val="white"/>
+                <w:lang w:eastAsia="pt-BR"/>
+              </w:rPr>
+              <w:t xml:space="preserve"> </w:t>
+            </w:r>
+          </w:p>
+        </w:tc>
+        <w:tc>
+          <w:tcPr>
+            <w:tcW w:w="4680" w:type="dxa"/>
+          </w:tcPr>
+          <w:p>
+            <w:pPr>
+              <w:spacing w:line="360" w:lineRule="auto"/>
+              <w:jc w:val="center"/>
+              <w:cnfStyle w:val="000000000000" w:firstRow="0" w:lastRow="0" w:firstColumn="0" w:lastColumn="0" w:oddVBand="0" w:evenVBand="0" w:oddHBand="0" w:evenHBand="0" w:firstRowFirstColumn="0" w:firstRowLastColumn="0" w:lastRowFirstColumn="0" w:lastRowLastColumn="0"/>
+              <w:rPr>
+                <w:rFonts w:eastAsia="Arial"/>
+                <w:color w:val="000000"/>
+                <w:highlight w:val="white"/>
+                <w:lang w:eastAsia="pt-BR"/>
+              </w:rPr>
+            </w:pPr>
+            <w:r>
+              <w:rPr>
+                <w:rFonts w:eastAsia="Arial"/>
+                <w:color w:val="000000"/>
+                <w:highlight w:val="white"/>
+                <w:lang w:eastAsia="pt-BR"/>
+              </w:rPr>
+              <w:t>16</w:t>
+            </w:r>
+          </w:p>
+        </w:tc>
+      </w:tr>
+      <w:tr>
+        <w:trPr>
+          <w:cnfStyle w:val="000000100000" w:firstRow="0" w:lastRow="0" w:firstColumn="0" w:lastColumn="0" w:oddVBand="0" w:evenVBand="0" w:oddHBand="1" w:evenHBand="0" w:firstRowFirstColumn="0" w:firstRowLastColumn="0" w:lastRowFirstColumn="0" w:lastRowLastColumn="0"/>
+        </w:trPr>
+        <w:tc>
+          <w:tcPr>
+            <w:cnfStyle w:val="001000000000" w:firstRow="0" w:lastRow="0" w:firstColumn="1" w:lastColumn="0" w:oddVBand="0" w:evenVBand="0" w:oddHBand="0" w:evenHBand="0" w:firstRowFirstColumn="0" w:firstRowLastColumn="0" w:lastRowFirstColumn="0" w:lastRowLastColumn="0"/>
+            <w:tcW w:w="4425" w:type="dxa"/>
+          </w:tcPr>
+          <w:p>
+            <w:pPr>
+              <w:spacing w:line="360" w:lineRule="auto"/>
+              <w:jc w:val="center"/>
+              <w:rPr>
+                <w:rFonts w:ascii="Arial" w:eastAsia="Arial" w:hAnsi="Arial" w:cs="Arial"/>
+                <w:i w:val="0"/>
+                <w:iCs w:val="0"/>
+                <w:color w:val="000000"/>
+                <w:sz w:val="22"/>
+                <w:highlight w:val="white"/>
+                <w:lang w:eastAsia="pt-BR"/>
+              </w:rPr>
+            </w:pPr>
+            <w:r>
+              <w:rPr>
+                <w:rFonts w:ascii="Arial" w:eastAsia="Arial" w:hAnsi="Arial" w:cs="Arial"/>
+                <w:i w:val="0"/>
+                <w:iCs w:val="0"/>
+                <w:color w:val="000000"/>
+                <w:sz w:val="22"/>
+                <w:highlight w:val="white"/>
+                <w:lang w:eastAsia="pt-BR"/>
+              </w:rPr>
+              <w:t>Gemini</w:t>
+            </w:r>
+          </w:p>
+        </w:tc>
+        <w:tc>
+          <w:tcPr>
+            <w:tcW w:w="4680" w:type="dxa"/>
+          </w:tcPr>
+          <w:p>
+            <w:pPr>
+              <w:spacing w:line="360" w:lineRule="auto"/>
+              <w:jc w:val="center"/>
+              <w:cnfStyle w:val="000000100000" w:firstRow="0" w:lastRow="0" w:firstColumn="0" w:lastColumn="0" w:oddVBand="0" w:evenVBand="0" w:oddHBand="1" w:evenHBand="0" w:firstRowFirstColumn="0" w:firstRowLastColumn="0" w:lastRowFirstColumn="0" w:lastRowLastColumn="0"/>
+              <w:rPr>
+                <w:rFonts w:eastAsia="Arial"/>
+                <w:color w:val="000000"/>
+                <w:highlight w:val="white"/>
+                <w:lang w:eastAsia="pt-BR"/>
+              </w:rPr>
+            </w:pPr>
+            <w:r>
+              <w:rPr>
+                <w:rFonts w:eastAsia="Arial"/>
+                <w:color w:val="000000"/>
+                <w:highlight w:val="white"/>
+                <w:lang w:eastAsia="pt-BR"/>
+              </w:rPr>
+              <w:t>13</w:t>
+            </w:r>
+          </w:p>
+        </w:tc>
+      </w:tr>
+      <w:tr>
+        <w:tc>
+          <w:tcPr>
+            <w:cnfStyle w:val="001000000000" w:firstRow="0" w:lastRow="0" w:firstColumn="1" w:lastColumn="0" w:oddVBand="0" w:evenVBand="0" w:oddHBand="0" w:evenHBand="0" w:firstRowFirstColumn="0" w:firstRowLastColumn="0" w:lastRowFirstColumn="0" w:lastRowLastColumn="0"/>
+            <w:tcW w:w="4425" w:type="dxa"/>
+          </w:tcPr>
+          <w:p>
+            <w:pPr>
+              <w:spacing w:line="360" w:lineRule="auto"/>
+              <w:jc w:val="center"/>
+              <w:rPr>
+                <w:rFonts w:ascii="Arial" w:eastAsia="Arial" w:hAnsi="Arial" w:cs="Arial"/>
+                <w:i w:val="0"/>
+                <w:iCs w:val="0"/>
+                <w:color w:val="000000"/>
+                <w:sz w:val="22"/>
+                <w:highlight w:val="white"/>
+                <w:lang w:eastAsia="pt-BR"/>
+              </w:rPr>
+            </w:pPr>
+            <w:proofErr w:type="spellStart"/>
+            <w:r>
+              <w:rPr>
+                <w:rFonts w:ascii="Arial" w:eastAsia="Arial" w:hAnsi="Arial" w:cs="Arial"/>
+                <w:i w:val="0"/>
+                <w:iCs w:val="0"/>
+                <w:color w:val="000000"/>
+                <w:sz w:val="22"/>
+                <w:highlight w:val="white"/>
+                <w:lang w:eastAsia="pt-BR"/>
+              </w:rPr>
+              <w:t>MetaAI</w:t>
+            </w:r>
+            <w:proofErr w:type="spellEnd"/>
+          </w:p>
+        </w:tc>
+        <w:tc>
+          <w:tcPr>
+            <w:tcW w:w="4680" w:type="dxa"/>
+          </w:tcPr>
+          <w:p>
+            <w:pPr>
+              <w:spacing w:line="360" w:lineRule="auto"/>
+              <w:jc w:val="center"/>
+              <w:cnfStyle w:val="000000000000" w:firstRow="0" w:lastRow="0" w:firstColumn="0" w:lastColumn="0" w:oddVBand="0" w:evenVBand="0" w:oddHBand="0" w:evenHBand="0" w:firstRowFirstColumn="0" w:firstRowLastColumn="0" w:lastRowFirstColumn="0" w:lastRowLastColumn="0"/>
+              <w:rPr>
+                <w:rFonts w:eastAsia="Arial"/>
+                <w:color w:val="000000"/>
+                <w:highlight w:val="white"/>
+                <w:lang w:eastAsia="pt-BR"/>
+              </w:rPr>
+            </w:pPr>
+            <w:r>
+              <w:rPr>
+                <w:rFonts w:eastAsia="Arial"/>
+                <w:color w:val="000000"/>
+                <w:highlight w:val="white"/>
+                <w:lang w:eastAsia="pt-BR"/>
+              </w:rPr>
+              <w:t>13</w:t>
+            </w:r>
+          </w:p>
+        </w:tc>
+      </w:tr>
+      <w:tr>
+        <w:trPr>
+          <w:cnfStyle w:val="000000100000" w:firstRow="0" w:lastRow="0" w:firstColumn="0" w:lastColumn="0" w:oddVBand="0" w:evenVBand="0" w:oddHBand="1" w:evenHBand="0" w:firstRowFirstColumn="0" w:firstRowLastColumn="0" w:lastRowFirstColumn="0" w:lastRowLastColumn="0"/>
+        </w:trPr>
+        <w:tc>
+          <w:tcPr>
+            <w:cnfStyle w:val="001000000000" w:firstRow="0" w:lastRow="0" w:firstColumn="1" w:lastColumn="0" w:oddVBand="0" w:evenVBand="0" w:oddHBand="0" w:evenHBand="0" w:firstRowFirstColumn="0" w:firstRowLastColumn="0" w:lastRowFirstColumn="0" w:lastRowLastColumn="0"/>
+            <w:tcW w:w="4425" w:type="dxa"/>
+          </w:tcPr>
+          <w:p>
+            <w:pPr>
+              <w:spacing w:line="360" w:lineRule="auto"/>
+              <w:jc w:val="center"/>
+              <w:rPr>
+                <w:rFonts w:ascii="Arial" w:eastAsia="Arial" w:hAnsi="Arial" w:cs="Arial"/>
+                <w:i w:val="0"/>
+                <w:iCs w:val="0"/>
+                <w:color w:val="000000"/>
+                <w:sz w:val="22"/>
+                <w:highlight w:val="white"/>
+                <w:lang w:eastAsia="pt-BR"/>
+              </w:rPr>
+            </w:pPr>
+            <w:r>
+              <w:rPr>
+                <w:rFonts w:ascii="Arial" w:eastAsia="Arial" w:hAnsi="Arial" w:cs="Arial"/>
+                <w:i w:val="0"/>
+                <w:iCs w:val="0"/>
+                <w:color w:val="000000"/>
+                <w:sz w:val="22"/>
+                <w:highlight w:val="white"/>
+                <w:lang w:eastAsia="pt-BR"/>
+              </w:rPr>
+              <w:t xml:space="preserve">ChatGPT </w:t>
+            </w:r>
+          </w:p>
+        </w:tc>
+        <w:tc>
+          <w:tcPr>
+            <w:tcW w:w="4680" w:type="dxa"/>
+          </w:tcPr>
+          <w:p>
+            <w:pPr>
+              <w:spacing w:line="360" w:lineRule="auto"/>
+              <w:jc w:val="center"/>
+              <w:cnfStyle w:val="000000100000" w:firstRow="0" w:lastRow="0" w:firstColumn="0" w:lastColumn="0" w:oddVBand="0" w:evenVBand="0" w:oddHBand="1" w:evenHBand="0" w:firstRowFirstColumn="0" w:firstRowLastColumn="0" w:lastRowFirstColumn="0" w:lastRowLastColumn="0"/>
+              <w:rPr>
+                <w:rFonts w:eastAsia="Arial"/>
+                <w:color w:val="000000"/>
+                <w:highlight w:val="white"/>
+                <w:lang w:eastAsia="pt-BR"/>
+              </w:rPr>
+            </w:pPr>
+            <w:r>
+              <w:rPr>
+                <w:rFonts w:eastAsia="Arial"/>
+                <w:color w:val="000000"/>
+                <w:highlight w:val="white"/>
+                <w:lang w:eastAsia="pt-BR"/>
+              </w:rPr>
+              <w:t>8</w:t>
+            </w:r>
+          </w:p>
+        </w:tc>
+      </w:tr>
+      <w:tr>
+        <w:trPr>
+          <w:trHeight w:val="220"/>
+        </w:trPr>
+        <w:tc>
+          <w:tcPr>
+            <w:cnfStyle w:val="001000000000" w:firstRow="0" w:lastRow="0" w:firstColumn="1" w:lastColumn="0" w:oddVBand="0" w:evenVBand="0" w:oddHBand="0" w:evenHBand="0" w:firstRowFirstColumn="0" w:firstRowLastColumn="0" w:lastRowFirstColumn="0" w:lastRowLastColumn="0"/>
+            <w:tcW w:w="9105" w:type="dxa"/>
+            <w:gridSpan w:val="2"/>
+            <w:tcBorders>
+              <w:right w:val="none" w:sz="0" w:space="0" w:color="auto"/>
+            </w:tcBorders>
+          </w:tcPr>
+          <w:p>
+            <w:pPr>
+              <w:spacing w:line="360" w:lineRule="auto"/>
+              <w:jc w:val="left"/>
+              <w:rPr>
+                <w:rFonts w:ascii="Arial" w:eastAsia="Arial" w:hAnsi="Arial" w:cs="Arial"/>
+                <w:i w:val="0"/>
+                <w:iCs w:val="0"/>
+                <w:color w:val="000000"/>
+                <w:sz w:val="22"/>
+                <w:highlight w:val="white"/>
+                <w:lang w:eastAsia="pt-BR"/>
+              </w:rPr>
+            </w:pPr>
+            <w:r>
+              <w:rPr>
+                <w:rFonts w:ascii="Arial" w:eastAsia="Arial" w:hAnsi="Arial" w:cs="Arial"/>
+                <w:i w:val="0"/>
+                <w:iCs w:val="0"/>
+                <w:sz w:val="22"/>
+                <w:highlight w:val="white"/>
+                <w:lang w:eastAsia="pt-BR"/>
+              </w:rPr>
+              <w:t>Fonte: Resultados originais da pesquisa (2025)</w:t>
+            </w:r>
+          </w:p>
+        </w:tc>
+      </w:tr>
+    </w:tbl>
+    <w:p>
+      <w:pPr>
+        <w:spacing w:line="360" w:lineRule="auto"/>
+      </w:pPr>
+    </w:p>
+    <w:p>
+      <w:pPr>
+        <w:spacing w:line="360" w:lineRule="auto"/>
+        <w:rPr>
+          <w:rFonts w:eastAsia="Arial"/>
+          <w:color w:val="000000"/>
+          <w:highlight w:val="white"/>
+          <w:lang w:eastAsia="pt-BR"/>
+        </w:rPr>
+      </w:pPr>
+      <w:r>
+        <w:rPr>
+          <w:rFonts w:eastAsia="Arial"/>
+          <w:color w:val="000000"/>
+          <w:highlight w:val="white"/>
+          <w:lang w:eastAsia="pt-BR"/>
+        </w:rPr>
+        <w:t xml:space="preserve">Tabela </w:t>
+      </w:r>
+      <w:r>
+        <w:rPr>
+          <w:rFonts w:eastAsia="Arial"/>
+          <w:color w:val="000000"/>
+          <w:highlight w:val="white"/>
+          <w:lang w:eastAsia="pt-BR"/>
+        </w:rPr>
+        <w:t>22</w:t>
+      </w:r>
+      <w:r>
+        <w:rPr>
+          <w:rFonts w:eastAsia="Arial"/>
+          <w:color w:val="000000"/>
+          <w:highlight w:val="white"/>
+          <w:lang w:eastAsia="pt-BR"/>
+        </w:rPr>
+        <w:t xml:space="preserve">. </w:t>
       </w:r>
       <w:proofErr w:type="spellStart"/>
       <w:r>
-        <w:t>ões</w:t>
+        <w:rPr>
+          <w:rFonts w:eastAsia="Arial"/>
+          <w:color w:val="000000"/>
+          <w:highlight w:val="white"/>
+          <w:lang w:eastAsia="pt-BR"/>
+        </w:rPr>
+        <w:t>Code</w:t>
       </w:r>
       <w:proofErr w:type="spellEnd"/>
       <w:r>
-        <w:t xml:space="preserve">) ou </w:t>
-      </w:r>
-      <w:r>
-        <w:t>C</w:t>
-      </w:r>
-      <w:r>
-        <w:t xml:space="preserve">onsiderações </w:t>
-      </w:r>
-      <w:r>
-        <w:t>F</w:t>
-      </w:r>
-      <w:r>
-        <w:t>inais do TCC. Por fim, salienta-se que essa seção não deve conter tabelas ou figuras, sendo redigida</w:t>
-      </w:r>
-      <w:bookmarkStart w:id="1" w:name="_Hlk66353157"/>
-      <w:r>
-        <w:t xml:space="preserve"> de forma sucinta.</w:t>
-      </w:r>
-    </w:p>
-    <w:bookmarkEnd w:id="1"/>
+        <w:rPr>
+          <w:rFonts w:eastAsia="Arial"/>
+          <w:color w:val="000000"/>
+          <w:highlight w:val="white"/>
+          <w:lang w:eastAsia="pt-BR"/>
+        </w:rPr>
+        <w:t xml:space="preserve"> </w:t>
+      </w:r>
+      <w:proofErr w:type="spellStart"/>
+      <w:r>
+        <w:rPr>
+          <w:rFonts w:eastAsia="Arial"/>
+          <w:color w:val="000000"/>
+          <w:highlight w:val="white"/>
+          <w:lang w:eastAsia="pt-BR"/>
+        </w:rPr>
+        <w:t>Smells</w:t>
+      </w:r>
+      <w:proofErr w:type="spellEnd"/>
+    </w:p>
+    <w:tbl>
+      <w:tblPr>
+        <w:tblStyle w:val="TabelaSimples5"/>
+        <w:tblW w:w="9105" w:type="dxa"/>
+        <w:tblLayout w:type="fixed"/>
+        <w:tblLook w:val="04A0" w:firstRow="1" w:lastRow="0" w:firstColumn="1" w:lastColumn="0" w:noHBand="0" w:noVBand="1"/>
+      </w:tblPr>
+      <w:tblGrid>
+        <w:gridCol w:w="4425"/>
+        <w:gridCol w:w="4680"/>
+      </w:tblGrid>
+      <w:tr>
+        <w:trPr>
+          <w:cnfStyle w:val="100000000000" w:firstRow="1" w:lastRow="0" w:firstColumn="0" w:lastColumn="0" w:oddVBand="0" w:evenVBand="0" w:oddHBand="0" w:evenHBand="0" w:firstRowFirstColumn="0" w:firstRowLastColumn="0" w:lastRowFirstColumn="0" w:lastRowLastColumn="0"/>
+        </w:trPr>
+        <w:tc>
+          <w:tcPr>
+            <w:cnfStyle w:val="001000000100" w:firstRow="0" w:lastRow="0" w:firstColumn="1" w:lastColumn="0" w:oddVBand="0" w:evenVBand="0" w:oddHBand="0" w:evenHBand="0" w:firstRowFirstColumn="1" w:firstRowLastColumn="0" w:lastRowFirstColumn="0" w:lastRowLastColumn="0"/>
+            <w:tcW w:w="4425" w:type="dxa"/>
+          </w:tcPr>
+          <w:p>
+            <w:pPr>
+              <w:spacing w:line="360" w:lineRule="auto"/>
+              <w:jc w:val="center"/>
+              <w:rPr>
+                <w:rFonts w:ascii="Arial" w:eastAsia="Arial" w:hAnsi="Arial" w:cs="Arial"/>
+                <w:i w:val="0"/>
+                <w:iCs w:val="0"/>
+                <w:color w:val="000000"/>
+                <w:sz w:val="22"/>
+                <w:highlight w:val="white"/>
+                <w:lang w:eastAsia="pt-BR"/>
+              </w:rPr>
+            </w:pPr>
+            <w:r>
+              <w:rPr>
+                <w:rFonts w:ascii="Arial" w:eastAsia="Arial" w:hAnsi="Arial" w:cs="Arial"/>
+                <w:i w:val="0"/>
+                <w:iCs w:val="0"/>
+                <w:sz w:val="22"/>
+                <w:lang w:eastAsia="pt-BR"/>
+              </w:rPr>
+              <w:t>Inteligência artificial</w:t>
+            </w:r>
+          </w:p>
+        </w:tc>
+        <w:tc>
+          <w:tcPr>
+            <w:tcW w:w="4680" w:type="dxa"/>
+          </w:tcPr>
+          <w:p>
+            <w:pPr>
+              <w:spacing w:line="360" w:lineRule="auto"/>
+              <w:jc w:val="center"/>
+              <w:cnfStyle w:val="100000000000" w:firstRow="1" w:lastRow="0" w:firstColumn="0" w:lastColumn="0" w:oddVBand="0" w:evenVBand="0" w:oddHBand="0" w:evenHBand="0" w:firstRowFirstColumn="0" w:firstRowLastColumn="0" w:lastRowFirstColumn="0" w:lastRowLastColumn="0"/>
+              <w:rPr>
+                <w:rFonts w:ascii="Arial" w:eastAsia="Arial" w:hAnsi="Arial" w:cs="Arial"/>
+                <w:i w:val="0"/>
+                <w:iCs w:val="0"/>
+                <w:color w:val="000000"/>
+                <w:sz w:val="22"/>
+                <w:highlight w:val="white"/>
+                <w:lang w:eastAsia="pt-BR"/>
+              </w:rPr>
+            </w:pPr>
+            <w:r>
+              <w:rPr>
+                <w:rFonts w:ascii="Arial" w:eastAsia="Arial" w:hAnsi="Arial" w:cs="Arial"/>
+                <w:i w:val="0"/>
+                <w:iCs w:val="0"/>
+                <w:color w:val="000000"/>
+                <w:sz w:val="22"/>
+                <w:highlight w:val="white"/>
+                <w:lang w:eastAsia="pt-BR"/>
+              </w:rPr>
+              <w:t>Pontuação</w:t>
+            </w:r>
+          </w:p>
+        </w:tc>
+      </w:tr>
+      <w:tr>
+        <w:trPr>
+          <w:cnfStyle w:val="000000100000" w:firstRow="0" w:lastRow="0" w:firstColumn="0" w:lastColumn="0" w:oddVBand="0" w:evenVBand="0" w:oddHBand="1" w:evenHBand="0" w:firstRowFirstColumn="0" w:firstRowLastColumn="0" w:lastRowFirstColumn="0" w:lastRowLastColumn="0"/>
+        </w:trPr>
+        <w:tc>
+          <w:tcPr>
+            <w:cnfStyle w:val="001000000000" w:firstRow="0" w:lastRow="0" w:firstColumn="1" w:lastColumn="0" w:oddVBand="0" w:evenVBand="0" w:oddHBand="0" w:evenHBand="0" w:firstRowFirstColumn="0" w:firstRowLastColumn="0" w:lastRowFirstColumn="0" w:lastRowLastColumn="0"/>
+            <w:tcW w:w="4425" w:type="dxa"/>
+          </w:tcPr>
+          <w:p>
+            <w:pPr>
+              <w:spacing w:line="360" w:lineRule="auto"/>
+              <w:jc w:val="center"/>
+              <w:rPr>
+                <w:rFonts w:ascii="Arial" w:eastAsia="Arial" w:hAnsi="Arial" w:cs="Arial"/>
+                <w:i w:val="0"/>
+                <w:iCs w:val="0"/>
+                <w:color w:val="000000"/>
+                <w:sz w:val="22"/>
+                <w:highlight w:val="white"/>
+                <w:lang w:eastAsia="pt-BR"/>
+              </w:rPr>
+            </w:pPr>
+            <w:proofErr w:type="spellStart"/>
+            <w:r>
+              <w:rPr>
+                <w:rFonts w:ascii="Arial" w:eastAsia="Arial" w:hAnsi="Arial" w:cs="Arial"/>
+                <w:i w:val="0"/>
+                <w:iCs w:val="0"/>
+                <w:color w:val="000000"/>
+                <w:sz w:val="22"/>
+                <w:highlight w:val="white"/>
+                <w:lang w:eastAsia="pt-BR"/>
+              </w:rPr>
+              <w:t>MetaAI</w:t>
+            </w:r>
+            <w:proofErr w:type="spellEnd"/>
+            <w:r>
+              <w:rPr>
+                <w:rFonts w:ascii="Arial" w:eastAsia="Arial" w:hAnsi="Arial" w:cs="Arial"/>
+                <w:i w:val="0"/>
+                <w:iCs w:val="0"/>
+                <w:color w:val="000000"/>
+                <w:sz w:val="22"/>
+                <w:highlight w:val="white"/>
+                <w:lang w:eastAsia="pt-BR"/>
+              </w:rPr>
+              <w:t xml:space="preserve"> </w:t>
+            </w:r>
+          </w:p>
+        </w:tc>
+        <w:tc>
+          <w:tcPr>
+            <w:tcW w:w="4680" w:type="dxa"/>
+          </w:tcPr>
+          <w:p>
+            <w:pPr>
+              <w:spacing w:line="360" w:lineRule="auto"/>
+              <w:jc w:val="center"/>
+              <w:cnfStyle w:val="000000100000" w:firstRow="0" w:lastRow="0" w:firstColumn="0" w:lastColumn="0" w:oddVBand="0" w:evenVBand="0" w:oddHBand="1" w:evenHBand="0" w:firstRowFirstColumn="0" w:firstRowLastColumn="0" w:lastRowFirstColumn="0" w:lastRowLastColumn="0"/>
+              <w:rPr>
+                <w:rFonts w:eastAsia="Arial"/>
+                <w:color w:val="000000"/>
+                <w:highlight w:val="white"/>
+                <w:lang w:eastAsia="pt-BR"/>
+              </w:rPr>
+            </w:pPr>
+            <w:r>
+              <w:rPr>
+                <w:rFonts w:eastAsia="Arial"/>
+                <w:color w:val="000000"/>
+                <w:highlight w:val="white"/>
+                <w:lang w:eastAsia="pt-BR"/>
+              </w:rPr>
+              <w:t>10</w:t>
+            </w:r>
+          </w:p>
+        </w:tc>
+      </w:tr>
+      <w:tr>
+        <w:tc>
+          <w:tcPr>
+            <w:cnfStyle w:val="001000000000" w:firstRow="0" w:lastRow="0" w:firstColumn="1" w:lastColumn="0" w:oddVBand="0" w:evenVBand="0" w:oddHBand="0" w:evenHBand="0" w:firstRowFirstColumn="0" w:firstRowLastColumn="0" w:lastRowFirstColumn="0" w:lastRowLastColumn="0"/>
+            <w:tcW w:w="4425" w:type="dxa"/>
+          </w:tcPr>
+          <w:p>
+            <w:pPr>
+              <w:spacing w:line="360" w:lineRule="auto"/>
+              <w:jc w:val="center"/>
+              <w:rPr>
+                <w:rFonts w:ascii="Arial" w:eastAsia="Arial" w:hAnsi="Arial" w:cs="Arial"/>
+                <w:i w:val="0"/>
+                <w:iCs w:val="0"/>
+                <w:color w:val="000000"/>
+                <w:sz w:val="22"/>
+                <w:highlight w:val="white"/>
+                <w:lang w:eastAsia="pt-BR"/>
+              </w:rPr>
+            </w:pPr>
+            <w:proofErr w:type="spellStart"/>
+            <w:r>
+              <w:rPr>
+                <w:rFonts w:ascii="Arial" w:eastAsia="Arial" w:hAnsi="Arial" w:cs="Arial"/>
+                <w:i w:val="0"/>
+                <w:iCs w:val="0"/>
+                <w:color w:val="000000"/>
+                <w:sz w:val="22"/>
+                <w:highlight w:val="white"/>
+                <w:lang w:eastAsia="pt-BR"/>
+              </w:rPr>
+              <w:t>Copilot</w:t>
+            </w:r>
+            <w:proofErr w:type="spellEnd"/>
+            <w:r>
+              <w:rPr>
+                <w:rFonts w:ascii="Arial" w:eastAsia="Arial" w:hAnsi="Arial" w:cs="Arial"/>
+                <w:i w:val="0"/>
+                <w:iCs w:val="0"/>
+                <w:color w:val="000000"/>
+                <w:sz w:val="22"/>
+                <w:highlight w:val="white"/>
+                <w:lang w:eastAsia="pt-BR"/>
+              </w:rPr>
+              <w:t xml:space="preserve"> </w:t>
+            </w:r>
+          </w:p>
+        </w:tc>
+        <w:tc>
+          <w:tcPr>
+            <w:tcW w:w="4680" w:type="dxa"/>
+          </w:tcPr>
+          <w:p>
+            <w:pPr>
+              <w:spacing w:line="360" w:lineRule="auto"/>
+              <w:jc w:val="center"/>
+              <w:cnfStyle w:val="000000000000" w:firstRow="0" w:lastRow="0" w:firstColumn="0" w:lastColumn="0" w:oddVBand="0" w:evenVBand="0" w:oddHBand="0" w:evenHBand="0" w:firstRowFirstColumn="0" w:firstRowLastColumn="0" w:lastRowFirstColumn="0" w:lastRowLastColumn="0"/>
+              <w:rPr>
+                <w:rFonts w:eastAsia="Arial"/>
+                <w:color w:val="000000"/>
+                <w:highlight w:val="white"/>
+                <w:lang w:eastAsia="pt-BR"/>
+              </w:rPr>
+            </w:pPr>
+            <w:r>
+              <w:rPr>
+                <w:rFonts w:eastAsia="Arial"/>
+                <w:color w:val="000000"/>
+                <w:highlight w:val="white"/>
+                <w:lang w:eastAsia="pt-BR"/>
+              </w:rPr>
+              <w:t>9</w:t>
+            </w:r>
+          </w:p>
+        </w:tc>
+      </w:tr>
+      <w:tr>
+        <w:trPr>
+          <w:cnfStyle w:val="000000100000" w:firstRow="0" w:lastRow="0" w:firstColumn="0" w:lastColumn="0" w:oddVBand="0" w:evenVBand="0" w:oddHBand="1" w:evenHBand="0" w:firstRowFirstColumn="0" w:firstRowLastColumn="0" w:lastRowFirstColumn="0" w:lastRowLastColumn="0"/>
+        </w:trPr>
+        <w:tc>
+          <w:tcPr>
+            <w:cnfStyle w:val="001000000000" w:firstRow="0" w:lastRow="0" w:firstColumn="1" w:lastColumn="0" w:oddVBand="0" w:evenVBand="0" w:oddHBand="0" w:evenHBand="0" w:firstRowFirstColumn="0" w:firstRowLastColumn="0" w:lastRowFirstColumn="0" w:lastRowLastColumn="0"/>
+            <w:tcW w:w="4425" w:type="dxa"/>
+          </w:tcPr>
+          <w:p>
+            <w:pPr>
+              <w:spacing w:line="360" w:lineRule="auto"/>
+              <w:jc w:val="center"/>
+              <w:rPr>
+                <w:rFonts w:ascii="Arial" w:eastAsia="Arial" w:hAnsi="Arial" w:cs="Arial"/>
+                <w:i w:val="0"/>
+                <w:iCs w:val="0"/>
+                <w:color w:val="000000"/>
+                <w:sz w:val="22"/>
+                <w:highlight w:val="white"/>
+                <w:lang w:eastAsia="pt-BR"/>
+              </w:rPr>
+            </w:pPr>
+            <w:r>
+              <w:rPr>
+                <w:rFonts w:ascii="Arial" w:eastAsia="Arial" w:hAnsi="Arial" w:cs="Arial"/>
+                <w:i w:val="0"/>
+                <w:iCs w:val="0"/>
+                <w:color w:val="000000"/>
+                <w:sz w:val="22"/>
+                <w:highlight w:val="white"/>
+                <w:lang w:eastAsia="pt-BR"/>
+              </w:rPr>
+              <w:t>Gemini</w:t>
+            </w:r>
+          </w:p>
+        </w:tc>
+        <w:tc>
+          <w:tcPr>
+            <w:tcW w:w="4680" w:type="dxa"/>
+          </w:tcPr>
+          <w:p>
+            <w:pPr>
+              <w:spacing w:line="360" w:lineRule="auto"/>
+              <w:jc w:val="center"/>
+              <w:cnfStyle w:val="000000100000" w:firstRow="0" w:lastRow="0" w:firstColumn="0" w:lastColumn="0" w:oddVBand="0" w:evenVBand="0" w:oddHBand="1" w:evenHBand="0" w:firstRowFirstColumn="0" w:firstRowLastColumn="0" w:lastRowFirstColumn="0" w:lastRowLastColumn="0"/>
+              <w:rPr>
+                <w:rFonts w:eastAsia="Arial"/>
+                <w:color w:val="000000"/>
+                <w:highlight w:val="white"/>
+                <w:lang w:eastAsia="pt-BR"/>
+              </w:rPr>
+            </w:pPr>
+            <w:r>
+              <w:rPr>
+                <w:rFonts w:eastAsia="Arial"/>
+                <w:color w:val="000000"/>
+                <w:highlight w:val="white"/>
+                <w:lang w:eastAsia="pt-BR"/>
+              </w:rPr>
+              <w:t>8</w:t>
+            </w:r>
+          </w:p>
+        </w:tc>
+      </w:tr>
+      <w:tr>
+        <w:tc>
+          <w:tcPr>
+            <w:cnfStyle w:val="001000000000" w:firstRow="0" w:lastRow="0" w:firstColumn="1" w:lastColumn="0" w:oddVBand="0" w:evenVBand="0" w:oddHBand="0" w:evenHBand="0" w:firstRowFirstColumn="0" w:firstRowLastColumn="0" w:lastRowFirstColumn="0" w:lastRowLastColumn="0"/>
+            <w:tcW w:w="4425" w:type="dxa"/>
+          </w:tcPr>
+          <w:p>
+            <w:pPr>
+              <w:spacing w:line="360" w:lineRule="auto"/>
+              <w:jc w:val="center"/>
+              <w:rPr>
+                <w:rFonts w:ascii="Arial" w:eastAsia="Arial" w:hAnsi="Arial" w:cs="Arial"/>
+                <w:i w:val="0"/>
+                <w:iCs w:val="0"/>
+                <w:color w:val="000000"/>
+                <w:sz w:val="22"/>
+                <w:highlight w:val="white"/>
+                <w:lang w:eastAsia="pt-BR"/>
+              </w:rPr>
+            </w:pPr>
+            <w:r>
+              <w:rPr>
+                <w:rFonts w:ascii="Arial" w:eastAsia="Arial" w:hAnsi="Arial" w:cs="Arial"/>
+                <w:i w:val="0"/>
+                <w:iCs w:val="0"/>
+                <w:color w:val="000000"/>
+                <w:sz w:val="22"/>
+                <w:highlight w:val="white"/>
+                <w:lang w:eastAsia="pt-BR"/>
+              </w:rPr>
+              <w:t xml:space="preserve">ChatGPT </w:t>
+            </w:r>
+          </w:p>
+        </w:tc>
+        <w:tc>
+          <w:tcPr>
+            <w:tcW w:w="4680" w:type="dxa"/>
+          </w:tcPr>
+          <w:p>
+            <w:pPr>
+              <w:spacing w:line="360" w:lineRule="auto"/>
+              <w:jc w:val="center"/>
+              <w:cnfStyle w:val="000000000000" w:firstRow="0" w:lastRow="0" w:firstColumn="0" w:lastColumn="0" w:oddVBand="0" w:evenVBand="0" w:oddHBand="0" w:evenHBand="0" w:firstRowFirstColumn="0" w:firstRowLastColumn="0" w:lastRowFirstColumn="0" w:lastRowLastColumn="0"/>
+              <w:rPr>
+                <w:rFonts w:eastAsia="Arial"/>
+                <w:color w:val="000000"/>
+                <w:highlight w:val="white"/>
+                <w:lang w:eastAsia="pt-BR"/>
+              </w:rPr>
+            </w:pPr>
+            <w:r>
+              <w:rPr>
+                <w:rFonts w:eastAsia="Arial"/>
+                <w:color w:val="000000"/>
+                <w:highlight w:val="white"/>
+                <w:lang w:eastAsia="pt-BR"/>
+              </w:rPr>
+              <w:t>7</w:t>
+            </w:r>
+          </w:p>
+        </w:tc>
+      </w:tr>
+      <w:tr>
+        <w:trPr>
+          <w:cnfStyle w:val="000000100000" w:firstRow="0" w:lastRow="0" w:firstColumn="0" w:lastColumn="0" w:oddVBand="0" w:evenVBand="0" w:oddHBand="1" w:evenHBand="0" w:firstRowFirstColumn="0" w:firstRowLastColumn="0" w:lastRowFirstColumn="0" w:lastRowLastColumn="0"/>
+        </w:trPr>
+        <w:tc>
+          <w:tcPr>
+            <w:cnfStyle w:val="001000000000" w:firstRow="0" w:lastRow="0" w:firstColumn="1" w:lastColumn="0" w:oddVBand="0" w:evenVBand="0" w:oddHBand="0" w:evenHBand="0" w:firstRowFirstColumn="0" w:firstRowLastColumn="0" w:lastRowFirstColumn="0" w:lastRowLastColumn="0"/>
+            <w:tcW w:w="4425" w:type="dxa"/>
+          </w:tcPr>
+          <w:p>
+            <w:pPr>
+              <w:spacing w:line="360" w:lineRule="auto"/>
+              <w:jc w:val="center"/>
+              <w:rPr>
+                <w:rFonts w:ascii="Arial" w:eastAsia="Arial" w:hAnsi="Arial" w:cs="Arial"/>
+                <w:i w:val="0"/>
+                <w:iCs w:val="0"/>
+                <w:color w:val="000000"/>
+                <w:sz w:val="22"/>
+                <w:highlight w:val="white"/>
+                <w:lang w:eastAsia="pt-BR"/>
+              </w:rPr>
+            </w:pPr>
+            <w:proofErr w:type="spellStart"/>
+            <w:r>
+              <w:rPr>
+                <w:rFonts w:ascii="Arial" w:eastAsia="Arial" w:hAnsi="Arial" w:cs="Arial"/>
+                <w:i w:val="0"/>
+                <w:iCs w:val="0"/>
+                <w:color w:val="000000"/>
+                <w:sz w:val="22"/>
+                <w:highlight w:val="white"/>
+                <w:lang w:eastAsia="pt-BR"/>
+              </w:rPr>
+              <w:t>DeepSeek</w:t>
+            </w:r>
+            <w:proofErr w:type="spellEnd"/>
+          </w:p>
+        </w:tc>
+        <w:tc>
+          <w:tcPr>
+            <w:tcW w:w="4680" w:type="dxa"/>
+          </w:tcPr>
+          <w:p>
+            <w:pPr>
+              <w:spacing w:line="360" w:lineRule="auto"/>
+              <w:jc w:val="center"/>
+              <w:cnfStyle w:val="000000100000" w:firstRow="0" w:lastRow="0" w:firstColumn="0" w:lastColumn="0" w:oddVBand="0" w:evenVBand="0" w:oddHBand="1" w:evenHBand="0" w:firstRowFirstColumn="0" w:firstRowLastColumn="0" w:lastRowFirstColumn="0" w:lastRowLastColumn="0"/>
+              <w:rPr>
+                <w:rFonts w:eastAsia="Arial"/>
+                <w:color w:val="000000"/>
+                <w:highlight w:val="white"/>
+                <w:lang w:eastAsia="pt-BR"/>
+              </w:rPr>
+            </w:pPr>
+            <w:r>
+              <w:rPr>
+                <w:rFonts w:eastAsia="Arial"/>
+                <w:color w:val="000000"/>
+                <w:highlight w:val="white"/>
+                <w:lang w:eastAsia="pt-BR"/>
+              </w:rPr>
+              <w:t>6</w:t>
+            </w:r>
+          </w:p>
+        </w:tc>
+      </w:tr>
+      <w:tr>
+        <w:trPr>
+          <w:trHeight w:val="220"/>
+        </w:trPr>
+        <w:tc>
+          <w:tcPr>
+            <w:cnfStyle w:val="001000000000" w:firstRow="0" w:lastRow="0" w:firstColumn="1" w:lastColumn="0" w:oddVBand="0" w:evenVBand="0" w:oddHBand="0" w:evenHBand="0" w:firstRowFirstColumn="0" w:firstRowLastColumn="0" w:lastRowFirstColumn="0" w:lastRowLastColumn="0"/>
+            <w:tcW w:w="9105" w:type="dxa"/>
+            <w:gridSpan w:val="2"/>
+            <w:tcBorders>
+              <w:right w:val="none" w:sz="0" w:space="0" w:color="auto"/>
+            </w:tcBorders>
+          </w:tcPr>
+          <w:p>
+            <w:pPr>
+              <w:spacing w:line="360" w:lineRule="auto"/>
+              <w:jc w:val="left"/>
+              <w:rPr>
+                <w:rFonts w:ascii="Arial" w:eastAsia="Arial" w:hAnsi="Arial" w:cs="Arial"/>
+                <w:i w:val="0"/>
+                <w:iCs w:val="0"/>
+                <w:color w:val="000000"/>
+                <w:sz w:val="22"/>
+                <w:highlight w:val="white"/>
+                <w:lang w:eastAsia="pt-BR"/>
+              </w:rPr>
+            </w:pPr>
+            <w:r>
+              <w:rPr>
+                <w:rFonts w:ascii="Arial" w:eastAsia="Arial" w:hAnsi="Arial" w:cs="Arial"/>
+                <w:i w:val="0"/>
+                <w:iCs w:val="0"/>
+                <w:sz w:val="22"/>
+                <w:highlight w:val="white"/>
+                <w:lang w:eastAsia="pt-BR"/>
+              </w:rPr>
+              <w:t>Fonte: Resultados originais da pesquisa (2025)</w:t>
+            </w:r>
+          </w:p>
+        </w:tc>
+      </w:tr>
+    </w:tbl>
     <w:p>
       <w:pPr>
         <w:spacing w:line="360" w:lineRule="auto"/>
@@ -12409,57 +14099,2650 @@
           <w:b/>
         </w:rPr>
       </w:pPr>
-      <w:r>
+    </w:p>
+    <w:p>
+      <w:pPr>
+        <w:spacing w:line="360" w:lineRule="auto"/>
+        <w:rPr>
+          <w:rFonts w:eastAsia="Arial"/>
+          <w:color w:val="000000"/>
+          <w:highlight w:val="white"/>
+          <w:lang w:eastAsia="pt-BR"/>
+        </w:rPr>
+      </w:pPr>
+    </w:p>
+    <w:p>
+      <w:pPr>
+        <w:spacing w:line="360" w:lineRule="auto"/>
+        <w:rPr>
+          <w:rFonts w:eastAsia="Arial"/>
+          <w:color w:val="000000"/>
+          <w:highlight w:val="white"/>
+          <w:lang w:eastAsia="pt-BR"/>
+        </w:rPr>
+      </w:pPr>
+    </w:p>
+    <w:p>
+      <w:pPr>
+        <w:spacing w:line="360" w:lineRule="auto"/>
+        <w:rPr>
+          <w:rFonts w:eastAsia="Arial"/>
+          <w:color w:val="000000"/>
+          <w:highlight w:val="white"/>
+          <w:lang w:eastAsia="pt-BR"/>
+        </w:rPr>
+      </w:pPr>
+    </w:p>
+    <w:p>
+      <w:pPr>
+        <w:spacing w:line="360" w:lineRule="auto"/>
+        <w:rPr>
+          <w:rFonts w:eastAsia="Arial"/>
+          <w:color w:val="000000"/>
+          <w:highlight w:val="white"/>
+          <w:lang w:eastAsia="pt-BR"/>
+        </w:rPr>
+      </w:pPr>
+    </w:p>
+    <w:p>
+      <w:pPr>
+        <w:spacing w:line="360" w:lineRule="auto"/>
+        <w:rPr>
+          <w:rFonts w:eastAsia="Arial"/>
+          <w:color w:val="000000"/>
+          <w:highlight w:val="white"/>
+          <w:lang w:eastAsia="pt-BR"/>
+        </w:rPr>
+      </w:pPr>
+    </w:p>
+    <w:p>
+      <w:pPr>
+        <w:spacing w:line="360" w:lineRule="auto"/>
+        <w:rPr>
+          <w:rFonts w:eastAsia="Arial"/>
+          <w:color w:val="000000"/>
+          <w:highlight w:val="white"/>
+          <w:lang w:eastAsia="pt-BR"/>
+        </w:rPr>
+      </w:pPr>
+      <w:r>
+        <w:rPr>
+          <w:rFonts w:eastAsia="Arial"/>
+          <w:color w:val="000000"/>
+          <w:highlight w:val="white"/>
+          <w:lang w:eastAsia="pt-BR"/>
+        </w:rPr>
+        <w:lastRenderedPageBreak/>
+        <w:t xml:space="preserve">Tabela </w:t>
+      </w:r>
+      <w:r>
+        <w:rPr>
+          <w:rFonts w:eastAsia="Arial"/>
+          <w:color w:val="000000"/>
+          <w:highlight w:val="white"/>
+          <w:lang w:eastAsia="pt-BR"/>
+        </w:rPr>
+        <w:t>23</w:t>
+      </w:r>
+      <w:r>
+        <w:rPr>
+          <w:rFonts w:eastAsia="Arial"/>
+          <w:color w:val="000000"/>
+          <w:highlight w:val="white"/>
+          <w:lang w:eastAsia="pt-BR"/>
+        </w:rPr>
+        <w:t xml:space="preserve">. </w:t>
+      </w:r>
+      <w:r>
+        <w:rPr>
+          <w:rFonts w:eastAsia="Arial"/>
+          <w:color w:val="000000"/>
+          <w:highlight w:val="white"/>
+          <w:lang w:eastAsia="pt-BR"/>
+        </w:rPr>
+        <w:t>Severidades</w:t>
+      </w:r>
+    </w:p>
+    <w:tbl>
+      <w:tblPr>
+        <w:tblStyle w:val="TabelaSimples5"/>
+        <w:tblW w:w="9105" w:type="dxa"/>
+        <w:tblLayout w:type="fixed"/>
+        <w:tblLook w:val="04A0" w:firstRow="1" w:lastRow="0" w:firstColumn="1" w:lastColumn="0" w:noHBand="0" w:noVBand="1"/>
+      </w:tblPr>
+      <w:tblGrid>
+        <w:gridCol w:w="4425"/>
+        <w:gridCol w:w="4680"/>
+      </w:tblGrid>
+      <w:tr>
+        <w:trPr>
+          <w:cnfStyle w:val="100000000000" w:firstRow="1" w:lastRow="0" w:firstColumn="0" w:lastColumn="0" w:oddVBand="0" w:evenVBand="0" w:oddHBand="0" w:evenHBand="0" w:firstRowFirstColumn="0" w:firstRowLastColumn="0" w:lastRowFirstColumn="0" w:lastRowLastColumn="0"/>
+        </w:trPr>
+        <w:tc>
+          <w:tcPr>
+            <w:cnfStyle w:val="001000000100" w:firstRow="0" w:lastRow="0" w:firstColumn="1" w:lastColumn="0" w:oddVBand="0" w:evenVBand="0" w:oddHBand="0" w:evenHBand="0" w:firstRowFirstColumn="1" w:firstRowLastColumn="0" w:lastRowFirstColumn="0" w:lastRowLastColumn="0"/>
+            <w:tcW w:w="4425" w:type="dxa"/>
+          </w:tcPr>
+          <w:p>
+            <w:pPr>
+              <w:spacing w:line="360" w:lineRule="auto"/>
+              <w:jc w:val="center"/>
+              <w:rPr>
+                <w:rFonts w:ascii="Arial" w:eastAsia="Arial" w:hAnsi="Arial" w:cs="Arial"/>
+                <w:i w:val="0"/>
+                <w:iCs w:val="0"/>
+                <w:color w:val="000000"/>
+                <w:sz w:val="22"/>
+                <w:highlight w:val="white"/>
+                <w:lang w:eastAsia="pt-BR"/>
+              </w:rPr>
+            </w:pPr>
+            <w:r>
+              <w:rPr>
+                <w:rFonts w:ascii="Arial" w:eastAsia="Arial" w:hAnsi="Arial" w:cs="Arial"/>
+                <w:i w:val="0"/>
+                <w:iCs w:val="0"/>
+                <w:sz w:val="22"/>
+                <w:lang w:eastAsia="pt-BR"/>
+              </w:rPr>
+              <w:t>Inteligência artificial</w:t>
+            </w:r>
+          </w:p>
+        </w:tc>
+        <w:tc>
+          <w:tcPr>
+            <w:tcW w:w="4680" w:type="dxa"/>
+          </w:tcPr>
+          <w:p>
+            <w:pPr>
+              <w:spacing w:line="360" w:lineRule="auto"/>
+              <w:jc w:val="center"/>
+              <w:cnfStyle w:val="100000000000" w:firstRow="1" w:lastRow="0" w:firstColumn="0" w:lastColumn="0" w:oddVBand="0" w:evenVBand="0" w:oddHBand="0" w:evenHBand="0" w:firstRowFirstColumn="0" w:firstRowLastColumn="0" w:lastRowFirstColumn="0" w:lastRowLastColumn="0"/>
+              <w:rPr>
+                <w:rFonts w:ascii="Arial" w:eastAsia="Arial" w:hAnsi="Arial" w:cs="Arial"/>
+                <w:i w:val="0"/>
+                <w:iCs w:val="0"/>
+                <w:color w:val="000000"/>
+                <w:sz w:val="22"/>
+                <w:highlight w:val="white"/>
+                <w:lang w:eastAsia="pt-BR"/>
+              </w:rPr>
+            </w:pPr>
+            <w:r>
+              <w:rPr>
+                <w:rFonts w:ascii="Arial" w:eastAsia="Arial" w:hAnsi="Arial" w:cs="Arial"/>
+                <w:i w:val="0"/>
+                <w:iCs w:val="0"/>
+                <w:color w:val="000000"/>
+                <w:sz w:val="22"/>
+                <w:highlight w:val="white"/>
+                <w:lang w:eastAsia="pt-BR"/>
+              </w:rPr>
+              <w:t>Pontuação</w:t>
+            </w:r>
+          </w:p>
+        </w:tc>
+      </w:tr>
+      <w:tr>
+        <w:trPr>
+          <w:cnfStyle w:val="000000100000" w:firstRow="0" w:lastRow="0" w:firstColumn="0" w:lastColumn="0" w:oddVBand="0" w:evenVBand="0" w:oddHBand="1" w:evenHBand="0" w:firstRowFirstColumn="0" w:firstRowLastColumn="0" w:lastRowFirstColumn="0" w:lastRowLastColumn="0"/>
+        </w:trPr>
+        <w:tc>
+          <w:tcPr>
+            <w:cnfStyle w:val="001000000000" w:firstRow="0" w:lastRow="0" w:firstColumn="1" w:lastColumn="0" w:oddVBand="0" w:evenVBand="0" w:oddHBand="0" w:evenHBand="0" w:firstRowFirstColumn="0" w:firstRowLastColumn="0" w:lastRowFirstColumn="0" w:lastRowLastColumn="0"/>
+            <w:tcW w:w="4425" w:type="dxa"/>
+          </w:tcPr>
+          <w:p>
+            <w:pPr>
+              <w:spacing w:line="360" w:lineRule="auto"/>
+              <w:jc w:val="center"/>
+              <w:rPr>
+                <w:rFonts w:ascii="Arial" w:eastAsia="Arial" w:hAnsi="Arial" w:cs="Arial"/>
+                <w:i w:val="0"/>
+                <w:iCs w:val="0"/>
+                <w:color w:val="000000"/>
+                <w:sz w:val="22"/>
+                <w:highlight w:val="white"/>
+                <w:lang w:eastAsia="pt-BR"/>
+              </w:rPr>
+            </w:pPr>
+            <w:proofErr w:type="spellStart"/>
+            <w:r>
+              <w:rPr>
+                <w:rFonts w:ascii="Arial" w:eastAsia="Arial" w:hAnsi="Arial" w:cs="Arial"/>
+                <w:i w:val="0"/>
+                <w:iCs w:val="0"/>
+                <w:color w:val="000000"/>
+                <w:sz w:val="22"/>
+                <w:highlight w:val="white"/>
+                <w:lang w:eastAsia="pt-BR"/>
+              </w:rPr>
+              <w:t>MetaAI</w:t>
+            </w:r>
+            <w:proofErr w:type="spellEnd"/>
+            <w:r>
+              <w:rPr>
+                <w:rFonts w:ascii="Arial" w:eastAsia="Arial" w:hAnsi="Arial" w:cs="Arial"/>
+                <w:i w:val="0"/>
+                <w:iCs w:val="0"/>
+                <w:color w:val="000000"/>
+                <w:sz w:val="22"/>
+                <w:highlight w:val="white"/>
+                <w:lang w:eastAsia="pt-BR"/>
+              </w:rPr>
+              <w:t xml:space="preserve"> </w:t>
+            </w:r>
+          </w:p>
+        </w:tc>
+        <w:tc>
+          <w:tcPr>
+            <w:tcW w:w="4680" w:type="dxa"/>
+          </w:tcPr>
+          <w:p>
+            <w:pPr>
+              <w:spacing w:line="360" w:lineRule="auto"/>
+              <w:jc w:val="center"/>
+              <w:cnfStyle w:val="000000100000" w:firstRow="0" w:lastRow="0" w:firstColumn="0" w:lastColumn="0" w:oddVBand="0" w:evenVBand="0" w:oddHBand="1" w:evenHBand="0" w:firstRowFirstColumn="0" w:firstRowLastColumn="0" w:lastRowFirstColumn="0" w:lastRowLastColumn="0"/>
+              <w:rPr>
+                <w:rFonts w:eastAsia="Arial"/>
+                <w:color w:val="000000"/>
+                <w:highlight w:val="white"/>
+                <w:lang w:eastAsia="pt-BR"/>
+              </w:rPr>
+            </w:pPr>
+            <w:r>
+              <w:rPr>
+                <w:rFonts w:eastAsia="Arial"/>
+                <w:color w:val="000000"/>
+                <w:highlight w:val="white"/>
+                <w:lang w:eastAsia="pt-BR"/>
+              </w:rPr>
+              <w:t>21</w:t>
+            </w:r>
+          </w:p>
+        </w:tc>
+      </w:tr>
+      <w:tr>
+        <w:tc>
+          <w:tcPr>
+            <w:cnfStyle w:val="001000000000" w:firstRow="0" w:lastRow="0" w:firstColumn="1" w:lastColumn="0" w:oddVBand="0" w:evenVBand="0" w:oddHBand="0" w:evenHBand="0" w:firstRowFirstColumn="0" w:firstRowLastColumn="0" w:lastRowFirstColumn="0" w:lastRowLastColumn="0"/>
+            <w:tcW w:w="4425" w:type="dxa"/>
+          </w:tcPr>
+          <w:p>
+            <w:pPr>
+              <w:spacing w:line="360" w:lineRule="auto"/>
+              <w:jc w:val="center"/>
+              <w:rPr>
+                <w:rFonts w:ascii="Arial" w:eastAsia="Arial" w:hAnsi="Arial" w:cs="Arial"/>
+                <w:i w:val="0"/>
+                <w:iCs w:val="0"/>
+                <w:color w:val="000000"/>
+                <w:sz w:val="22"/>
+                <w:highlight w:val="white"/>
+                <w:lang w:eastAsia="pt-BR"/>
+              </w:rPr>
+            </w:pPr>
+            <w:proofErr w:type="spellStart"/>
+            <w:r>
+              <w:rPr>
+                <w:rFonts w:ascii="Arial" w:eastAsia="Arial" w:hAnsi="Arial" w:cs="Arial"/>
+                <w:i w:val="0"/>
+                <w:iCs w:val="0"/>
+                <w:color w:val="000000"/>
+                <w:sz w:val="22"/>
+                <w:highlight w:val="white"/>
+                <w:lang w:eastAsia="pt-BR"/>
+              </w:rPr>
+              <w:t>Copilot</w:t>
+            </w:r>
+            <w:proofErr w:type="spellEnd"/>
+            <w:r>
+              <w:rPr>
+                <w:rFonts w:ascii="Arial" w:eastAsia="Arial" w:hAnsi="Arial" w:cs="Arial"/>
+                <w:i w:val="0"/>
+                <w:iCs w:val="0"/>
+                <w:color w:val="000000"/>
+                <w:sz w:val="22"/>
+                <w:highlight w:val="white"/>
+                <w:lang w:eastAsia="pt-BR"/>
+              </w:rPr>
+              <w:t xml:space="preserve"> </w:t>
+            </w:r>
+          </w:p>
+        </w:tc>
+        <w:tc>
+          <w:tcPr>
+            <w:tcW w:w="4680" w:type="dxa"/>
+          </w:tcPr>
+          <w:p>
+            <w:pPr>
+              <w:spacing w:line="360" w:lineRule="auto"/>
+              <w:jc w:val="center"/>
+              <w:cnfStyle w:val="000000000000" w:firstRow="0" w:lastRow="0" w:firstColumn="0" w:lastColumn="0" w:oddVBand="0" w:evenVBand="0" w:oddHBand="0" w:evenHBand="0" w:firstRowFirstColumn="0" w:firstRowLastColumn="0" w:lastRowFirstColumn="0" w:lastRowLastColumn="0"/>
+              <w:rPr>
+                <w:rFonts w:eastAsia="Arial"/>
+                <w:color w:val="000000"/>
+                <w:highlight w:val="white"/>
+                <w:lang w:eastAsia="pt-BR"/>
+              </w:rPr>
+            </w:pPr>
+            <w:r>
+              <w:rPr>
+                <w:rFonts w:eastAsia="Arial"/>
+                <w:color w:val="000000"/>
+                <w:highlight w:val="white"/>
+                <w:lang w:eastAsia="pt-BR"/>
+              </w:rPr>
+              <w:t>20</w:t>
+            </w:r>
+          </w:p>
+        </w:tc>
+      </w:tr>
+      <w:tr>
+        <w:trPr>
+          <w:cnfStyle w:val="000000100000" w:firstRow="0" w:lastRow="0" w:firstColumn="0" w:lastColumn="0" w:oddVBand="0" w:evenVBand="0" w:oddHBand="1" w:evenHBand="0" w:firstRowFirstColumn="0" w:firstRowLastColumn="0" w:lastRowFirstColumn="0" w:lastRowLastColumn="0"/>
+        </w:trPr>
+        <w:tc>
+          <w:tcPr>
+            <w:cnfStyle w:val="001000000000" w:firstRow="0" w:lastRow="0" w:firstColumn="1" w:lastColumn="0" w:oddVBand="0" w:evenVBand="0" w:oddHBand="0" w:evenHBand="0" w:firstRowFirstColumn="0" w:firstRowLastColumn="0" w:lastRowFirstColumn="0" w:lastRowLastColumn="0"/>
+            <w:tcW w:w="4425" w:type="dxa"/>
+          </w:tcPr>
+          <w:p>
+            <w:pPr>
+              <w:spacing w:line="360" w:lineRule="auto"/>
+              <w:jc w:val="center"/>
+              <w:rPr>
+                <w:rFonts w:ascii="Arial" w:eastAsia="Arial" w:hAnsi="Arial" w:cs="Arial"/>
+                <w:i w:val="0"/>
+                <w:iCs w:val="0"/>
+                <w:color w:val="000000"/>
+                <w:sz w:val="22"/>
+                <w:highlight w:val="white"/>
+                <w:lang w:eastAsia="pt-BR"/>
+              </w:rPr>
+            </w:pPr>
+            <w:r>
+              <w:rPr>
+                <w:rFonts w:ascii="Arial" w:eastAsia="Arial" w:hAnsi="Arial" w:cs="Arial"/>
+                <w:i w:val="0"/>
+                <w:iCs w:val="0"/>
+                <w:color w:val="000000"/>
+                <w:sz w:val="22"/>
+                <w:highlight w:val="white"/>
+                <w:lang w:eastAsia="pt-BR"/>
+              </w:rPr>
+              <w:t xml:space="preserve">ChatGPT </w:t>
+            </w:r>
+          </w:p>
+        </w:tc>
+        <w:tc>
+          <w:tcPr>
+            <w:tcW w:w="4680" w:type="dxa"/>
+          </w:tcPr>
+          <w:p>
+            <w:pPr>
+              <w:spacing w:line="360" w:lineRule="auto"/>
+              <w:jc w:val="center"/>
+              <w:cnfStyle w:val="000000100000" w:firstRow="0" w:lastRow="0" w:firstColumn="0" w:lastColumn="0" w:oddVBand="0" w:evenVBand="0" w:oddHBand="1" w:evenHBand="0" w:firstRowFirstColumn="0" w:firstRowLastColumn="0" w:lastRowFirstColumn="0" w:lastRowLastColumn="0"/>
+              <w:rPr>
+                <w:rFonts w:eastAsia="Arial"/>
+                <w:color w:val="000000"/>
+                <w:highlight w:val="white"/>
+                <w:lang w:eastAsia="pt-BR"/>
+              </w:rPr>
+            </w:pPr>
+            <w:r>
+              <w:rPr>
+                <w:rFonts w:eastAsia="Arial"/>
+                <w:color w:val="000000"/>
+                <w:highlight w:val="white"/>
+                <w:lang w:eastAsia="pt-BR"/>
+              </w:rPr>
+              <w:t>16</w:t>
+            </w:r>
+          </w:p>
+        </w:tc>
+      </w:tr>
+      <w:tr>
+        <w:tc>
+          <w:tcPr>
+            <w:cnfStyle w:val="001000000000" w:firstRow="0" w:lastRow="0" w:firstColumn="1" w:lastColumn="0" w:oddVBand="0" w:evenVBand="0" w:oddHBand="0" w:evenHBand="0" w:firstRowFirstColumn="0" w:firstRowLastColumn="0" w:lastRowFirstColumn="0" w:lastRowLastColumn="0"/>
+            <w:tcW w:w="4425" w:type="dxa"/>
+          </w:tcPr>
+          <w:p>
+            <w:pPr>
+              <w:spacing w:line="360" w:lineRule="auto"/>
+              <w:jc w:val="center"/>
+              <w:rPr>
+                <w:rFonts w:ascii="Arial" w:eastAsia="Arial" w:hAnsi="Arial" w:cs="Arial"/>
+                <w:i w:val="0"/>
+                <w:iCs w:val="0"/>
+                <w:color w:val="000000"/>
+                <w:sz w:val="22"/>
+                <w:highlight w:val="white"/>
+                <w:lang w:eastAsia="pt-BR"/>
+              </w:rPr>
+            </w:pPr>
+            <w:r>
+              <w:rPr>
+                <w:rFonts w:ascii="Arial" w:eastAsia="Arial" w:hAnsi="Arial" w:cs="Arial"/>
+                <w:i w:val="0"/>
+                <w:iCs w:val="0"/>
+                <w:color w:val="000000"/>
+                <w:sz w:val="22"/>
+                <w:highlight w:val="white"/>
+                <w:lang w:eastAsia="pt-BR"/>
+              </w:rPr>
+              <w:t>Gemini</w:t>
+            </w:r>
+          </w:p>
+        </w:tc>
+        <w:tc>
+          <w:tcPr>
+            <w:tcW w:w="4680" w:type="dxa"/>
+          </w:tcPr>
+          <w:p>
+            <w:pPr>
+              <w:spacing w:line="360" w:lineRule="auto"/>
+              <w:jc w:val="center"/>
+              <w:cnfStyle w:val="000000000000" w:firstRow="0" w:lastRow="0" w:firstColumn="0" w:lastColumn="0" w:oddVBand="0" w:evenVBand="0" w:oddHBand="0" w:evenHBand="0" w:firstRowFirstColumn="0" w:firstRowLastColumn="0" w:lastRowFirstColumn="0" w:lastRowLastColumn="0"/>
+              <w:rPr>
+                <w:rFonts w:eastAsia="Arial"/>
+                <w:color w:val="000000"/>
+                <w:highlight w:val="white"/>
+                <w:lang w:eastAsia="pt-BR"/>
+              </w:rPr>
+            </w:pPr>
+            <w:r>
+              <w:rPr>
+                <w:rFonts w:eastAsia="Arial"/>
+                <w:color w:val="000000"/>
+                <w:highlight w:val="white"/>
+                <w:lang w:eastAsia="pt-BR"/>
+              </w:rPr>
+              <w:t>14</w:t>
+            </w:r>
+          </w:p>
+        </w:tc>
+      </w:tr>
+      <w:tr>
+        <w:trPr>
+          <w:cnfStyle w:val="000000100000" w:firstRow="0" w:lastRow="0" w:firstColumn="0" w:lastColumn="0" w:oddVBand="0" w:evenVBand="0" w:oddHBand="1" w:evenHBand="0" w:firstRowFirstColumn="0" w:firstRowLastColumn="0" w:lastRowFirstColumn="0" w:lastRowLastColumn="0"/>
+        </w:trPr>
+        <w:tc>
+          <w:tcPr>
+            <w:cnfStyle w:val="001000000000" w:firstRow="0" w:lastRow="0" w:firstColumn="1" w:lastColumn="0" w:oddVBand="0" w:evenVBand="0" w:oddHBand="0" w:evenHBand="0" w:firstRowFirstColumn="0" w:firstRowLastColumn="0" w:lastRowFirstColumn="0" w:lastRowLastColumn="0"/>
+            <w:tcW w:w="4425" w:type="dxa"/>
+          </w:tcPr>
+          <w:p>
+            <w:pPr>
+              <w:spacing w:line="360" w:lineRule="auto"/>
+              <w:jc w:val="center"/>
+              <w:rPr>
+                <w:rFonts w:ascii="Arial" w:eastAsia="Arial" w:hAnsi="Arial" w:cs="Arial"/>
+                <w:i w:val="0"/>
+                <w:iCs w:val="0"/>
+                <w:color w:val="000000"/>
+                <w:sz w:val="22"/>
+                <w:highlight w:val="white"/>
+                <w:lang w:eastAsia="pt-BR"/>
+              </w:rPr>
+            </w:pPr>
+            <w:proofErr w:type="spellStart"/>
+            <w:r>
+              <w:rPr>
+                <w:rFonts w:ascii="Arial" w:eastAsia="Arial" w:hAnsi="Arial" w:cs="Arial"/>
+                <w:i w:val="0"/>
+                <w:iCs w:val="0"/>
+                <w:color w:val="000000"/>
+                <w:sz w:val="22"/>
+                <w:highlight w:val="white"/>
+                <w:lang w:eastAsia="pt-BR"/>
+              </w:rPr>
+              <w:t>DeepSeek</w:t>
+            </w:r>
+            <w:proofErr w:type="spellEnd"/>
+          </w:p>
+        </w:tc>
+        <w:tc>
+          <w:tcPr>
+            <w:tcW w:w="4680" w:type="dxa"/>
+          </w:tcPr>
+          <w:p>
+            <w:pPr>
+              <w:spacing w:line="360" w:lineRule="auto"/>
+              <w:jc w:val="center"/>
+              <w:cnfStyle w:val="000000100000" w:firstRow="0" w:lastRow="0" w:firstColumn="0" w:lastColumn="0" w:oddVBand="0" w:evenVBand="0" w:oddHBand="1" w:evenHBand="0" w:firstRowFirstColumn="0" w:firstRowLastColumn="0" w:lastRowFirstColumn="0" w:lastRowLastColumn="0"/>
+              <w:rPr>
+                <w:rFonts w:eastAsia="Arial"/>
+                <w:color w:val="000000"/>
+                <w:highlight w:val="white"/>
+                <w:lang w:eastAsia="pt-BR"/>
+              </w:rPr>
+            </w:pPr>
+            <w:r>
+              <w:rPr>
+                <w:rFonts w:eastAsia="Arial"/>
+                <w:color w:val="000000"/>
+                <w:highlight w:val="white"/>
+                <w:lang w:eastAsia="pt-BR"/>
+              </w:rPr>
+              <w:t>10</w:t>
+            </w:r>
+          </w:p>
+        </w:tc>
+      </w:tr>
+      <w:tr>
+        <w:trPr>
+          <w:trHeight w:val="220"/>
+        </w:trPr>
+        <w:tc>
+          <w:tcPr>
+            <w:cnfStyle w:val="001000000000" w:firstRow="0" w:lastRow="0" w:firstColumn="1" w:lastColumn="0" w:oddVBand="0" w:evenVBand="0" w:oddHBand="0" w:evenHBand="0" w:firstRowFirstColumn="0" w:firstRowLastColumn="0" w:lastRowFirstColumn="0" w:lastRowLastColumn="0"/>
+            <w:tcW w:w="9105" w:type="dxa"/>
+            <w:gridSpan w:val="2"/>
+            <w:tcBorders>
+              <w:right w:val="none" w:sz="0" w:space="0" w:color="auto"/>
+            </w:tcBorders>
+          </w:tcPr>
+          <w:p>
+            <w:pPr>
+              <w:spacing w:line="360" w:lineRule="auto"/>
+              <w:jc w:val="left"/>
+              <w:rPr>
+                <w:rFonts w:ascii="Arial" w:eastAsia="Arial" w:hAnsi="Arial" w:cs="Arial"/>
+                <w:i w:val="0"/>
+                <w:iCs w:val="0"/>
+                <w:color w:val="000000"/>
+                <w:sz w:val="22"/>
+                <w:highlight w:val="white"/>
+                <w:lang w:eastAsia="pt-BR"/>
+              </w:rPr>
+            </w:pPr>
+            <w:r>
+              <w:rPr>
+                <w:rFonts w:ascii="Arial" w:eastAsia="Arial" w:hAnsi="Arial" w:cs="Arial"/>
+                <w:i w:val="0"/>
+                <w:iCs w:val="0"/>
+                <w:sz w:val="22"/>
+                <w:highlight w:val="white"/>
+                <w:lang w:eastAsia="pt-BR"/>
+              </w:rPr>
+              <w:t>Fonte: Resultados originais da pesquisa (2025)</w:t>
+            </w:r>
+          </w:p>
+        </w:tc>
+      </w:tr>
+    </w:tbl>
+    <w:p>
+      <w:pPr>
+        <w:spacing w:line="360" w:lineRule="auto"/>
         <w:rPr>
           <w:b/>
         </w:rPr>
-        <w:t xml:space="preserve">Atenção: </w:t>
-      </w:r>
-      <w:r>
-        <w:rPr>
-          <w:rStyle w:val="normaltextrun"/>
+      </w:pPr>
+    </w:p>
+    <w:p>
+      <w:pPr>
+        <w:spacing w:line="360" w:lineRule="auto"/>
+        <w:rPr>
+          <w:rFonts w:eastAsia="Arial"/>
           <w:color w:val="000000"/>
-          <w:shd w:val="clear" w:color="auto" w:fill="FFFFFF"/>
-        </w:rPr>
-        <w:t xml:space="preserve">antes de enviar o arquivo para o Sistema de </w:t>
+          <w:highlight w:val="white"/>
+          <w:lang w:eastAsia="pt-BR"/>
+        </w:rPr>
+      </w:pPr>
+      <w:r>
+        <w:rPr>
+          <w:rFonts w:eastAsia="Arial"/>
+          <w:color w:val="000000"/>
+          <w:highlight w:val="white"/>
+          <w:lang w:eastAsia="pt-BR"/>
+        </w:rPr>
+        <w:t xml:space="preserve">Tabela </w:t>
+      </w:r>
+      <w:r>
+        <w:rPr>
+          <w:rFonts w:eastAsia="Arial"/>
+          <w:color w:val="000000"/>
+          <w:highlight w:val="white"/>
+          <w:lang w:eastAsia="pt-BR"/>
+        </w:rPr>
+        <w:t>24</w:t>
+      </w:r>
+      <w:r>
+        <w:rPr>
+          <w:rFonts w:eastAsia="Arial"/>
+          <w:color w:val="000000"/>
+          <w:highlight w:val="white"/>
+          <w:lang w:eastAsia="pt-BR"/>
+        </w:rPr>
+        <w:t xml:space="preserve">. </w:t>
+      </w:r>
+      <w:r>
+        <w:rPr>
+          <w:rFonts w:eastAsia="Arial"/>
+          <w:color w:val="000000"/>
+          <w:highlight w:val="white"/>
+          <w:lang w:eastAsia="pt-BR"/>
+        </w:rPr>
+        <w:t>Tempo</w:t>
+      </w:r>
+    </w:p>
+    <w:tbl>
+      <w:tblPr>
+        <w:tblStyle w:val="TabelaSimples5"/>
+        <w:tblW w:w="9105" w:type="dxa"/>
+        <w:tblLayout w:type="fixed"/>
+        <w:tblLook w:val="04A0" w:firstRow="1" w:lastRow="0" w:firstColumn="1" w:lastColumn="0" w:noHBand="0" w:noVBand="1"/>
+      </w:tblPr>
+      <w:tblGrid>
+        <w:gridCol w:w="4425"/>
+        <w:gridCol w:w="4680"/>
+      </w:tblGrid>
+      <w:tr>
+        <w:trPr>
+          <w:cnfStyle w:val="100000000000" w:firstRow="1" w:lastRow="0" w:firstColumn="0" w:lastColumn="0" w:oddVBand="0" w:evenVBand="0" w:oddHBand="0" w:evenHBand="0" w:firstRowFirstColumn="0" w:firstRowLastColumn="0" w:lastRowFirstColumn="0" w:lastRowLastColumn="0"/>
+        </w:trPr>
+        <w:tc>
+          <w:tcPr>
+            <w:cnfStyle w:val="001000000100" w:firstRow="0" w:lastRow="0" w:firstColumn="1" w:lastColumn="0" w:oddVBand="0" w:evenVBand="0" w:oddHBand="0" w:evenHBand="0" w:firstRowFirstColumn="1" w:firstRowLastColumn="0" w:lastRowFirstColumn="0" w:lastRowLastColumn="0"/>
+            <w:tcW w:w="4425" w:type="dxa"/>
+          </w:tcPr>
+          <w:p>
+            <w:pPr>
+              <w:spacing w:line="360" w:lineRule="auto"/>
+              <w:jc w:val="center"/>
+              <w:rPr>
+                <w:rFonts w:ascii="Arial" w:eastAsia="Arial" w:hAnsi="Arial" w:cs="Arial"/>
+                <w:i w:val="0"/>
+                <w:iCs w:val="0"/>
+                <w:color w:val="000000"/>
+                <w:sz w:val="22"/>
+                <w:highlight w:val="white"/>
+                <w:lang w:eastAsia="pt-BR"/>
+              </w:rPr>
+            </w:pPr>
+            <w:r>
+              <w:rPr>
+                <w:rFonts w:ascii="Arial" w:eastAsia="Arial" w:hAnsi="Arial" w:cs="Arial"/>
+                <w:i w:val="0"/>
+                <w:iCs w:val="0"/>
+                <w:sz w:val="22"/>
+                <w:lang w:eastAsia="pt-BR"/>
+              </w:rPr>
+              <w:t>Inteligência artificial</w:t>
+            </w:r>
+          </w:p>
+        </w:tc>
+        <w:tc>
+          <w:tcPr>
+            <w:tcW w:w="4680" w:type="dxa"/>
+          </w:tcPr>
+          <w:p>
+            <w:pPr>
+              <w:spacing w:line="360" w:lineRule="auto"/>
+              <w:jc w:val="center"/>
+              <w:cnfStyle w:val="100000000000" w:firstRow="1" w:lastRow="0" w:firstColumn="0" w:lastColumn="0" w:oddVBand="0" w:evenVBand="0" w:oddHBand="0" w:evenHBand="0" w:firstRowFirstColumn="0" w:firstRowLastColumn="0" w:lastRowFirstColumn="0" w:lastRowLastColumn="0"/>
+              <w:rPr>
+                <w:rFonts w:ascii="Arial" w:eastAsia="Arial" w:hAnsi="Arial" w:cs="Arial"/>
+                <w:i w:val="0"/>
+                <w:iCs w:val="0"/>
+                <w:color w:val="000000"/>
+                <w:sz w:val="22"/>
+                <w:highlight w:val="white"/>
+                <w:lang w:eastAsia="pt-BR"/>
+              </w:rPr>
+            </w:pPr>
+            <w:r>
+              <w:rPr>
+                <w:rFonts w:ascii="Arial" w:eastAsia="Arial" w:hAnsi="Arial" w:cs="Arial"/>
+                <w:i w:val="0"/>
+                <w:iCs w:val="0"/>
+                <w:color w:val="000000"/>
+                <w:sz w:val="22"/>
+                <w:highlight w:val="white"/>
+                <w:lang w:eastAsia="pt-BR"/>
+              </w:rPr>
+              <w:t>Pontuação</w:t>
+            </w:r>
+          </w:p>
+        </w:tc>
+      </w:tr>
+      <w:tr>
+        <w:trPr>
+          <w:cnfStyle w:val="000000100000" w:firstRow="0" w:lastRow="0" w:firstColumn="0" w:lastColumn="0" w:oddVBand="0" w:evenVBand="0" w:oddHBand="1" w:evenHBand="0" w:firstRowFirstColumn="0" w:firstRowLastColumn="0" w:lastRowFirstColumn="0" w:lastRowLastColumn="0"/>
+        </w:trPr>
+        <w:tc>
+          <w:tcPr>
+            <w:cnfStyle w:val="001000000000" w:firstRow="0" w:lastRow="0" w:firstColumn="1" w:lastColumn="0" w:oddVBand="0" w:evenVBand="0" w:oddHBand="0" w:evenHBand="0" w:firstRowFirstColumn="0" w:firstRowLastColumn="0" w:lastRowFirstColumn="0" w:lastRowLastColumn="0"/>
+            <w:tcW w:w="4425" w:type="dxa"/>
+          </w:tcPr>
+          <w:p>
+            <w:pPr>
+              <w:spacing w:line="360" w:lineRule="auto"/>
+              <w:jc w:val="center"/>
+              <w:rPr>
+                <w:rFonts w:ascii="Arial" w:eastAsia="Arial" w:hAnsi="Arial" w:cs="Arial"/>
+                <w:i w:val="0"/>
+                <w:iCs w:val="0"/>
+                <w:color w:val="000000"/>
+                <w:sz w:val="22"/>
+                <w:highlight w:val="white"/>
+                <w:lang w:eastAsia="pt-BR"/>
+              </w:rPr>
+            </w:pPr>
+            <w:proofErr w:type="spellStart"/>
+            <w:r>
+              <w:rPr>
+                <w:rFonts w:ascii="Arial" w:eastAsia="Arial" w:hAnsi="Arial" w:cs="Arial"/>
+                <w:i w:val="0"/>
+                <w:iCs w:val="0"/>
+                <w:color w:val="000000"/>
+                <w:sz w:val="22"/>
+                <w:highlight w:val="white"/>
+                <w:lang w:eastAsia="pt-BR"/>
+              </w:rPr>
+              <w:t>Copilot</w:t>
+            </w:r>
+            <w:proofErr w:type="spellEnd"/>
+            <w:r>
+              <w:rPr>
+                <w:rFonts w:ascii="Arial" w:eastAsia="Arial" w:hAnsi="Arial" w:cs="Arial"/>
+                <w:i w:val="0"/>
+                <w:iCs w:val="0"/>
+                <w:color w:val="000000"/>
+                <w:sz w:val="22"/>
+                <w:highlight w:val="white"/>
+                <w:lang w:eastAsia="pt-BR"/>
+              </w:rPr>
+              <w:t xml:space="preserve"> </w:t>
+            </w:r>
+          </w:p>
+        </w:tc>
+        <w:tc>
+          <w:tcPr>
+            <w:tcW w:w="4680" w:type="dxa"/>
+          </w:tcPr>
+          <w:p>
+            <w:pPr>
+              <w:spacing w:line="360" w:lineRule="auto"/>
+              <w:jc w:val="center"/>
+              <w:cnfStyle w:val="000000100000" w:firstRow="0" w:lastRow="0" w:firstColumn="0" w:lastColumn="0" w:oddVBand="0" w:evenVBand="0" w:oddHBand="1" w:evenHBand="0" w:firstRowFirstColumn="0" w:firstRowLastColumn="0" w:lastRowFirstColumn="0" w:lastRowLastColumn="0"/>
+              <w:rPr>
+                <w:rFonts w:eastAsia="Arial"/>
+                <w:color w:val="000000"/>
+                <w:highlight w:val="white"/>
+                <w:lang w:eastAsia="pt-BR"/>
+              </w:rPr>
+            </w:pPr>
+            <w:r>
+              <w:rPr>
+                <w:rFonts w:eastAsia="Arial"/>
+                <w:color w:val="000000"/>
+                <w:highlight w:val="white"/>
+                <w:lang w:eastAsia="pt-BR"/>
+              </w:rPr>
+              <w:t>20</w:t>
+            </w:r>
+          </w:p>
+        </w:tc>
+      </w:tr>
+      <w:tr>
+        <w:tc>
+          <w:tcPr>
+            <w:cnfStyle w:val="001000000000" w:firstRow="0" w:lastRow="0" w:firstColumn="1" w:lastColumn="0" w:oddVBand="0" w:evenVBand="0" w:oddHBand="0" w:evenHBand="0" w:firstRowFirstColumn="0" w:firstRowLastColumn="0" w:lastRowFirstColumn="0" w:lastRowLastColumn="0"/>
+            <w:tcW w:w="4425" w:type="dxa"/>
+          </w:tcPr>
+          <w:p>
+            <w:pPr>
+              <w:spacing w:line="360" w:lineRule="auto"/>
+              <w:jc w:val="center"/>
+              <w:rPr>
+                <w:rFonts w:ascii="Arial" w:eastAsia="Arial" w:hAnsi="Arial" w:cs="Arial"/>
+                <w:i w:val="0"/>
+                <w:iCs w:val="0"/>
+                <w:color w:val="000000"/>
+                <w:sz w:val="22"/>
+                <w:highlight w:val="white"/>
+                <w:lang w:eastAsia="pt-BR"/>
+              </w:rPr>
+            </w:pPr>
+            <w:proofErr w:type="spellStart"/>
+            <w:r>
+              <w:rPr>
+                <w:rFonts w:ascii="Arial" w:eastAsia="Arial" w:hAnsi="Arial" w:cs="Arial"/>
+                <w:i w:val="0"/>
+                <w:iCs w:val="0"/>
+                <w:color w:val="000000"/>
+                <w:sz w:val="22"/>
+                <w:highlight w:val="white"/>
+                <w:lang w:eastAsia="pt-BR"/>
+              </w:rPr>
+              <w:t>MetaAI</w:t>
+            </w:r>
+            <w:proofErr w:type="spellEnd"/>
+          </w:p>
+        </w:tc>
+        <w:tc>
+          <w:tcPr>
+            <w:tcW w:w="4680" w:type="dxa"/>
+          </w:tcPr>
+          <w:p>
+            <w:pPr>
+              <w:spacing w:line="360" w:lineRule="auto"/>
+              <w:jc w:val="center"/>
+              <w:cnfStyle w:val="000000000000" w:firstRow="0" w:lastRow="0" w:firstColumn="0" w:lastColumn="0" w:oddVBand="0" w:evenVBand="0" w:oddHBand="0" w:evenHBand="0" w:firstRowFirstColumn="0" w:firstRowLastColumn="0" w:lastRowFirstColumn="0" w:lastRowLastColumn="0"/>
+              <w:rPr>
+                <w:rFonts w:eastAsia="Arial"/>
+                <w:color w:val="000000"/>
+                <w:highlight w:val="white"/>
+                <w:lang w:eastAsia="pt-BR"/>
+              </w:rPr>
+            </w:pPr>
+            <w:r>
+              <w:rPr>
+                <w:rFonts w:eastAsia="Arial"/>
+                <w:color w:val="000000"/>
+                <w:highlight w:val="white"/>
+                <w:lang w:eastAsia="pt-BR"/>
+              </w:rPr>
+              <w:t>15</w:t>
+            </w:r>
+          </w:p>
+        </w:tc>
+      </w:tr>
+      <w:tr>
+        <w:trPr>
+          <w:cnfStyle w:val="000000100000" w:firstRow="0" w:lastRow="0" w:firstColumn="0" w:lastColumn="0" w:oddVBand="0" w:evenVBand="0" w:oddHBand="1" w:evenHBand="0" w:firstRowFirstColumn="0" w:firstRowLastColumn="0" w:lastRowFirstColumn="0" w:lastRowLastColumn="0"/>
+        </w:trPr>
+        <w:tc>
+          <w:tcPr>
+            <w:cnfStyle w:val="001000000000" w:firstRow="0" w:lastRow="0" w:firstColumn="1" w:lastColumn="0" w:oddVBand="0" w:evenVBand="0" w:oddHBand="0" w:evenHBand="0" w:firstRowFirstColumn="0" w:firstRowLastColumn="0" w:lastRowFirstColumn="0" w:lastRowLastColumn="0"/>
+            <w:tcW w:w="4425" w:type="dxa"/>
+          </w:tcPr>
+          <w:p>
+            <w:pPr>
+              <w:spacing w:line="360" w:lineRule="auto"/>
+              <w:jc w:val="center"/>
+              <w:rPr>
+                <w:rFonts w:ascii="Arial" w:eastAsia="Arial" w:hAnsi="Arial" w:cs="Arial"/>
+                <w:i w:val="0"/>
+                <w:iCs w:val="0"/>
+                <w:color w:val="000000"/>
+                <w:sz w:val="22"/>
+                <w:highlight w:val="white"/>
+                <w:lang w:eastAsia="pt-BR"/>
+              </w:rPr>
+            </w:pPr>
+            <w:r>
+              <w:rPr>
+                <w:rFonts w:ascii="Arial" w:eastAsia="Arial" w:hAnsi="Arial" w:cs="Arial"/>
+                <w:i w:val="0"/>
+                <w:iCs w:val="0"/>
+                <w:color w:val="000000"/>
+                <w:sz w:val="22"/>
+                <w:highlight w:val="white"/>
+                <w:lang w:eastAsia="pt-BR"/>
+              </w:rPr>
+              <w:t xml:space="preserve">ChatGPT </w:t>
+            </w:r>
+          </w:p>
+        </w:tc>
+        <w:tc>
+          <w:tcPr>
+            <w:tcW w:w="4680" w:type="dxa"/>
+          </w:tcPr>
+          <w:p>
+            <w:pPr>
+              <w:spacing w:line="360" w:lineRule="auto"/>
+              <w:jc w:val="center"/>
+              <w:cnfStyle w:val="000000100000" w:firstRow="0" w:lastRow="0" w:firstColumn="0" w:lastColumn="0" w:oddVBand="0" w:evenVBand="0" w:oddHBand="1" w:evenHBand="0" w:firstRowFirstColumn="0" w:firstRowLastColumn="0" w:lastRowFirstColumn="0" w:lastRowLastColumn="0"/>
+              <w:rPr>
+                <w:rFonts w:eastAsia="Arial"/>
+                <w:color w:val="000000"/>
+                <w:highlight w:val="white"/>
+                <w:lang w:eastAsia="pt-BR"/>
+              </w:rPr>
+            </w:pPr>
+            <w:r>
+              <w:rPr>
+                <w:rFonts w:eastAsia="Arial"/>
+                <w:color w:val="000000"/>
+                <w:highlight w:val="white"/>
+                <w:lang w:eastAsia="pt-BR"/>
+              </w:rPr>
+              <w:t>12</w:t>
+            </w:r>
+          </w:p>
+        </w:tc>
+      </w:tr>
+      <w:tr>
+        <w:tc>
+          <w:tcPr>
+            <w:cnfStyle w:val="001000000000" w:firstRow="0" w:lastRow="0" w:firstColumn="1" w:lastColumn="0" w:oddVBand="0" w:evenVBand="0" w:oddHBand="0" w:evenHBand="0" w:firstRowFirstColumn="0" w:firstRowLastColumn="0" w:lastRowFirstColumn="0" w:lastRowLastColumn="0"/>
+            <w:tcW w:w="4425" w:type="dxa"/>
+          </w:tcPr>
+          <w:p>
+            <w:pPr>
+              <w:spacing w:line="360" w:lineRule="auto"/>
+              <w:jc w:val="center"/>
+              <w:rPr>
+                <w:rFonts w:ascii="Arial" w:eastAsia="Arial" w:hAnsi="Arial" w:cs="Arial"/>
+                <w:i w:val="0"/>
+                <w:iCs w:val="0"/>
+                <w:color w:val="000000"/>
+                <w:sz w:val="22"/>
+                <w:highlight w:val="white"/>
+                <w:lang w:eastAsia="pt-BR"/>
+              </w:rPr>
+            </w:pPr>
+            <w:proofErr w:type="spellStart"/>
+            <w:r>
+              <w:rPr>
+                <w:rFonts w:ascii="Arial" w:eastAsia="Arial" w:hAnsi="Arial" w:cs="Arial"/>
+                <w:i w:val="0"/>
+                <w:iCs w:val="0"/>
+                <w:color w:val="000000"/>
+                <w:sz w:val="22"/>
+                <w:highlight w:val="white"/>
+                <w:lang w:eastAsia="pt-BR"/>
+              </w:rPr>
+              <w:t>DeepSeek</w:t>
+            </w:r>
+            <w:proofErr w:type="spellEnd"/>
+          </w:p>
+        </w:tc>
+        <w:tc>
+          <w:tcPr>
+            <w:tcW w:w="4680" w:type="dxa"/>
+          </w:tcPr>
+          <w:p>
+            <w:pPr>
+              <w:spacing w:line="360" w:lineRule="auto"/>
+              <w:jc w:val="center"/>
+              <w:cnfStyle w:val="000000000000" w:firstRow="0" w:lastRow="0" w:firstColumn="0" w:lastColumn="0" w:oddVBand="0" w:evenVBand="0" w:oddHBand="0" w:evenHBand="0" w:firstRowFirstColumn="0" w:firstRowLastColumn="0" w:lastRowFirstColumn="0" w:lastRowLastColumn="0"/>
+              <w:rPr>
+                <w:rFonts w:eastAsia="Arial"/>
+                <w:color w:val="000000"/>
+                <w:highlight w:val="white"/>
+                <w:lang w:eastAsia="pt-BR"/>
+              </w:rPr>
+            </w:pPr>
+            <w:r>
+              <w:rPr>
+                <w:rFonts w:eastAsia="Arial"/>
+                <w:color w:val="000000"/>
+                <w:highlight w:val="white"/>
+                <w:lang w:eastAsia="pt-BR"/>
+              </w:rPr>
+              <w:t>12</w:t>
+            </w:r>
+          </w:p>
+        </w:tc>
+      </w:tr>
+      <w:tr>
+        <w:trPr>
+          <w:cnfStyle w:val="000000100000" w:firstRow="0" w:lastRow="0" w:firstColumn="0" w:lastColumn="0" w:oddVBand="0" w:evenVBand="0" w:oddHBand="1" w:evenHBand="0" w:firstRowFirstColumn="0" w:firstRowLastColumn="0" w:lastRowFirstColumn="0" w:lastRowLastColumn="0"/>
+        </w:trPr>
+        <w:tc>
+          <w:tcPr>
+            <w:cnfStyle w:val="001000000000" w:firstRow="0" w:lastRow="0" w:firstColumn="1" w:lastColumn="0" w:oddVBand="0" w:evenVBand="0" w:oddHBand="0" w:evenHBand="0" w:firstRowFirstColumn="0" w:firstRowLastColumn="0" w:lastRowFirstColumn="0" w:lastRowLastColumn="0"/>
+            <w:tcW w:w="4425" w:type="dxa"/>
+          </w:tcPr>
+          <w:p>
+            <w:pPr>
+              <w:spacing w:line="360" w:lineRule="auto"/>
+              <w:jc w:val="center"/>
+              <w:rPr>
+                <w:rFonts w:ascii="Arial" w:eastAsia="Arial" w:hAnsi="Arial" w:cs="Arial"/>
+                <w:i w:val="0"/>
+                <w:iCs w:val="0"/>
+                <w:color w:val="000000"/>
+                <w:sz w:val="22"/>
+                <w:highlight w:val="white"/>
+                <w:lang w:eastAsia="pt-BR"/>
+              </w:rPr>
+            </w:pPr>
+            <w:r>
+              <w:rPr>
+                <w:rFonts w:ascii="Arial" w:eastAsia="Arial" w:hAnsi="Arial" w:cs="Arial"/>
+                <w:i w:val="0"/>
+                <w:iCs w:val="0"/>
+                <w:color w:val="000000"/>
+                <w:sz w:val="22"/>
+                <w:highlight w:val="white"/>
+                <w:lang w:eastAsia="pt-BR"/>
+              </w:rPr>
+              <w:t xml:space="preserve">Gemini </w:t>
+            </w:r>
+          </w:p>
+        </w:tc>
+        <w:tc>
+          <w:tcPr>
+            <w:tcW w:w="4680" w:type="dxa"/>
+          </w:tcPr>
+          <w:p>
+            <w:pPr>
+              <w:spacing w:line="360" w:lineRule="auto"/>
+              <w:jc w:val="center"/>
+              <w:cnfStyle w:val="000000100000" w:firstRow="0" w:lastRow="0" w:firstColumn="0" w:lastColumn="0" w:oddVBand="0" w:evenVBand="0" w:oddHBand="1" w:evenHBand="0" w:firstRowFirstColumn="0" w:firstRowLastColumn="0" w:lastRowFirstColumn="0" w:lastRowLastColumn="0"/>
+              <w:rPr>
+                <w:rFonts w:eastAsia="Arial"/>
+                <w:color w:val="000000"/>
+                <w:highlight w:val="white"/>
+                <w:lang w:eastAsia="pt-BR"/>
+              </w:rPr>
+            </w:pPr>
+            <w:r>
+              <w:rPr>
+                <w:rFonts w:eastAsia="Arial"/>
+                <w:color w:val="000000"/>
+                <w:highlight w:val="white"/>
+                <w:lang w:eastAsia="pt-BR"/>
+              </w:rPr>
+              <w:t>11</w:t>
+            </w:r>
+          </w:p>
+        </w:tc>
+      </w:tr>
+      <w:tr>
+        <w:trPr>
+          <w:trHeight w:val="220"/>
+        </w:trPr>
+        <w:tc>
+          <w:tcPr>
+            <w:cnfStyle w:val="001000000000" w:firstRow="0" w:lastRow="0" w:firstColumn="1" w:lastColumn="0" w:oddVBand="0" w:evenVBand="0" w:oddHBand="0" w:evenHBand="0" w:firstRowFirstColumn="0" w:firstRowLastColumn="0" w:lastRowFirstColumn="0" w:lastRowLastColumn="0"/>
+            <w:tcW w:w="9105" w:type="dxa"/>
+            <w:gridSpan w:val="2"/>
+            <w:tcBorders>
+              <w:right w:val="none" w:sz="0" w:space="0" w:color="auto"/>
+            </w:tcBorders>
+          </w:tcPr>
+          <w:p>
+            <w:pPr>
+              <w:spacing w:line="360" w:lineRule="auto"/>
+              <w:jc w:val="left"/>
+              <w:rPr>
+                <w:rFonts w:ascii="Arial" w:eastAsia="Arial" w:hAnsi="Arial" w:cs="Arial"/>
+                <w:i w:val="0"/>
+                <w:iCs w:val="0"/>
+                <w:color w:val="000000"/>
+                <w:sz w:val="22"/>
+                <w:highlight w:val="white"/>
+                <w:lang w:eastAsia="pt-BR"/>
+              </w:rPr>
+            </w:pPr>
+            <w:r>
+              <w:rPr>
+                <w:rFonts w:ascii="Arial" w:eastAsia="Arial" w:hAnsi="Arial" w:cs="Arial"/>
+                <w:i w:val="0"/>
+                <w:iCs w:val="0"/>
+                <w:sz w:val="22"/>
+                <w:highlight w:val="white"/>
+                <w:lang w:eastAsia="pt-BR"/>
+              </w:rPr>
+              <w:t>Fonte: Resultados originais da pesquisa (2025)</w:t>
+            </w:r>
+          </w:p>
+        </w:tc>
+      </w:tr>
+    </w:tbl>
+    <w:p>
+      <w:pPr>
+        <w:spacing w:line="360" w:lineRule="auto"/>
+        <w:rPr>
+          <w:b/>
+        </w:rPr>
+      </w:pPr>
+    </w:p>
+    <w:p>
+      <w:pPr>
+        <w:spacing w:line="360" w:lineRule="auto"/>
+        <w:rPr>
+          <w:rFonts w:eastAsia="Arial"/>
+          <w:color w:val="000000"/>
+          <w:highlight w:val="white"/>
+          <w:lang w:eastAsia="pt-BR"/>
+        </w:rPr>
+      </w:pPr>
+      <w:r>
+        <w:rPr>
+          <w:rFonts w:eastAsia="Arial"/>
+          <w:color w:val="000000"/>
+          <w:highlight w:val="white"/>
+          <w:lang w:eastAsia="pt-BR"/>
+        </w:rPr>
+        <w:t xml:space="preserve">Tabela </w:t>
+      </w:r>
+      <w:r>
+        <w:rPr>
+          <w:rFonts w:eastAsia="Arial"/>
+          <w:color w:val="000000"/>
+          <w:highlight w:val="white"/>
+          <w:lang w:eastAsia="pt-BR"/>
+        </w:rPr>
+        <w:t>25</w:t>
+      </w:r>
+      <w:r>
+        <w:rPr>
+          <w:rFonts w:eastAsia="Arial"/>
+          <w:color w:val="000000"/>
+          <w:highlight w:val="white"/>
+          <w:lang w:eastAsia="pt-BR"/>
+        </w:rPr>
+        <w:t xml:space="preserve">. </w:t>
+      </w:r>
+      <w:r>
+        <w:rPr>
+          <w:rFonts w:eastAsia="Arial"/>
+          <w:color w:val="000000"/>
+          <w:highlight w:val="white"/>
+          <w:lang w:eastAsia="pt-BR"/>
+        </w:rPr>
+        <w:t>Manutenção</w:t>
+      </w:r>
+    </w:p>
+    <w:tbl>
+      <w:tblPr>
+        <w:tblStyle w:val="TabelaSimples5"/>
+        <w:tblW w:w="9105" w:type="dxa"/>
+        <w:tblLayout w:type="fixed"/>
+        <w:tblLook w:val="04A0" w:firstRow="1" w:lastRow="0" w:firstColumn="1" w:lastColumn="0" w:noHBand="0" w:noVBand="1"/>
+      </w:tblPr>
+      <w:tblGrid>
+        <w:gridCol w:w="4425"/>
+        <w:gridCol w:w="4680"/>
+      </w:tblGrid>
+      <w:tr>
+        <w:trPr>
+          <w:cnfStyle w:val="100000000000" w:firstRow="1" w:lastRow="0" w:firstColumn="0" w:lastColumn="0" w:oddVBand="0" w:evenVBand="0" w:oddHBand="0" w:evenHBand="0" w:firstRowFirstColumn="0" w:firstRowLastColumn="0" w:lastRowFirstColumn="0" w:lastRowLastColumn="0"/>
+        </w:trPr>
+        <w:tc>
+          <w:tcPr>
+            <w:cnfStyle w:val="001000000100" w:firstRow="0" w:lastRow="0" w:firstColumn="1" w:lastColumn="0" w:oddVBand="0" w:evenVBand="0" w:oddHBand="0" w:evenHBand="0" w:firstRowFirstColumn="1" w:firstRowLastColumn="0" w:lastRowFirstColumn="0" w:lastRowLastColumn="0"/>
+            <w:tcW w:w="4425" w:type="dxa"/>
+          </w:tcPr>
+          <w:p>
+            <w:pPr>
+              <w:spacing w:line="360" w:lineRule="auto"/>
+              <w:jc w:val="center"/>
+              <w:rPr>
+                <w:rFonts w:ascii="Arial" w:eastAsia="Arial" w:hAnsi="Arial" w:cs="Arial"/>
+                <w:i w:val="0"/>
+                <w:iCs w:val="0"/>
+                <w:color w:val="000000"/>
+                <w:sz w:val="22"/>
+                <w:highlight w:val="white"/>
+                <w:lang w:eastAsia="pt-BR"/>
+              </w:rPr>
+            </w:pPr>
+            <w:r>
+              <w:rPr>
+                <w:rFonts w:ascii="Arial" w:eastAsia="Arial" w:hAnsi="Arial" w:cs="Arial"/>
+                <w:i w:val="0"/>
+                <w:iCs w:val="0"/>
+                <w:sz w:val="22"/>
+                <w:lang w:eastAsia="pt-BR"/>
+              </w:rPr>
+              <w:t>Inteligência artificial</w:t>
+            </w:r>
+          </w:p>
+        </w:tc>
+        <w:tc>
+          <w:tcPr>
+            <w:tcW w:w="4680" w:type="dxa"/>
+          </w:tcPr>
+          <w:p>
+            <w:pPr>
+              <w:spacing w:line="360" w:lineRule="auto"/>
+              <w:jc w:val="center"/>
+              <w:cnfStyle w:val="100000000000" w:firstRow="1" w:lastRow="0" w:firstColumn="0" w:lastColumn="0" w:oddVBand="0" w:evenVBand="0" w:oddHBand="0" w:evenHBand="0" w:firstRowFirstColumn="0" w:firstRowLastColumn="0" w:lastRowFirstColumn="0" w:lastRowLastColumn="0"/>
+              <w:rPr>
+                <w:rFonts w:ascii="Arial" w:eastAsia="Arial" w:hAnsi="Arial" w:cs="Arial"/>
+                <w:i w:val="0"/>
+                <w:iCs w:val="0"/>
+                <w:color w:val="000000"/>
+                <w:sz w:val="22"/>
+                <w:highlight w:val="white"/>
+                <w:lang w:eastAsia="pt-BR"/>
+              </w:rPr>
+            </w:pPr>
+            <w:r>
+              <w:rPr>
+                <w:rFonts w:ascii="Arial" w:eastAsia="Arial" w:hAnsi="Arial" w:cs="Arial"/>
+                <w:i w:val="0"/>
+                <w:iCs w:val="0"/>
+                <w:color w:val="000000"/>
+                <w:sz w:val="22"/>
+                <w:highlight w:val="white"/>
+                <w:lang w:eastAsia="pt-BR"/>
+              </w:rPr>
+              <w:t>Pontuação</w:t>
+            </w:r>
+          </w:p>
+        </w:tc>
+      </w:tr>
+      <w:tr>
+        <w:trPr>
+          <w:cnfStyle w:val="000000100000" w:firstRow="0" w:lastRow="0" w:firstColumn="0" w:lastColumn="0" w:oddVBand="0" w:evenVBand="0" w:oddHBand="1" w:evenHBand="0" w:firstRowFirstColumn="0" w:firstRowLastColumn="0" w:lastRowFirstColumn="0" w:lastRowLastColumn="0"/>
+        </w:trPr>
+        <w:tc>
+          <w:tcPr>
+            <w:cnfStyle w:val="001000000000" w:firstRow="0" w:lastRow="0" w:firstColumn="1" w:lastColumn="0" w:oddVBand="0" w:evenVBand="0" w:oddHBand="0" w:evenHBand="0" w:firstRowFirstColumn="0" w:firstRowLastColumn="0" w:lastRowFirstColumn="0" w:lastRowLastColumn="0"/>
+            <w:tcW w:w="4425" w:type="dxa"/>
+          </w:tcPr>
+          <w:p>
+            <w:pPr>
+              <w:spacing w:line="360" w:lineRule="auto"/>
+              <w:jc w:val="center"/>
+              <w:rPr>
+                <w:rFonts w:ascii="Arial" w:eastAsia="Arial" w:hAnsi="Arial" w:cs="Arial"/>
+                <w:i w:val="0"/>
+                <w:iCs w:val="0"/>
+                <w:color w:val="000000"/>
+                <w:sz w:val="22"/>
+                <w:highlight w:val="white"/>
+                <w:lang w:eastAsia="pt-BR"/>
+              </w:rPr>
+            </w:pPr>
+            <w:proofErr w:type="spellStart"/>
+            <w:r>
+              <w:rPr>
+                <w:rFonts w:ascii="Arial" w:eastAsia="Arial" w:hAnsi="Arial" w:cs="Arial"/>
+                <w:i w:val="0"/>
+                <w:iCs w:val="0"/>
+                <w:color w:val="000000"/>
+                <w:sz w:val="22"/>
+                <w:highlight w:val="white"/>
+                <w:lang w:eastAsia="pt-BR"/>
+              </w:rPr>
+              <w:t>Copilot</w:t>
+            </w:r>
+            <w:proofErr w:type="spellEnd"/>
+            <w:r>
+              <w:rPr>
+                <w:rFonts w:ascii="Arial" w:eastAsia="Arial" w:hAnsi="Arial" w:cs="Arial"/>
+                <w:i w:val="0"/>
+                <w:iCs w:val="0"/>
+                <w:color w:val="000000"/>
+                <w:sz w:val="22"/>
+                <w:highlight w:val="white"/>
+                <w:lang w:eastAsia="pt-BR"/>
+              </w:rPr>
+              <w:t xml:space="preserve"> </w:t>
+            </w:r>
+          </w:p>
+        </w:tc>
+        <w:tc>
+          <w:tcPr>
+            <w:tcW w:w="4680" w:type="dxa"/>
+          </w:tcPr>
+          <w:p>
+            <w:pPr>
+              <w:spacing w:line="360" w:lineRule="auto"/>
+              <w:jc w:val="center"/>
+              <w:cnfStyle w:val="000000100000" w:firstRow="0" w:lastRow="0" w:firstColumn="0" w:lastColumn="0" w:oddVBand="0" w:evenVBand="0" w:oddHBand="1" w:evenHBand="0" w:firstRowFirstColumn="0" w:firstRowLastColumn="0" w:lastRowFirstColumn="0" w:lastRowLastColumn="0"/>
+              <w:rPr>
+                <w:rFonts w:eastAsia="Arial"/>
+                <w:color w:val="000000"/>
+                <w:highlight w:val="white"/>
+                <w:lang w:eastAsia="pt-BR"/>
+              </w:rPr>
+            </w:pPr>
+            <w:r>
+              <w:rPr>
+                <w:rFonts w:eastAsia="Arial"/>
+                <w:color w:val="000000"/>
+                <w:highlight w:val="white"/>
+                <w:lang w:eastAsia="pt-BR"/>
+              </w:rPr>
+              <w:t>22</w:t>
+            </w:r>
+          </w:p>
+        </w:tc>
+      </w:tr>
+      <w:tr>
+        <w:tc>
+          <w:tcPr>
+            <w:cnfStyle w:val="001000000000" w:firstRow="0" w:lastRow="0" w:firstColumn="1" w:lastColumn="0" w:oddVBand="0" w:evenVBand="0" w:oddHBand="0" w:evenHBand="0" w:firstRowFirstColumn="0" w:firstRowLastColumn="0" w:lastRowFirstColumn="0" w:lastRowLastColumn="0"/>
+            <w:tcW w:w="4425" w:type="dxa"/>
+          </w:tcPr>
+          <w:p>
+            <w:pPr>
+              <w:spacing w:line="360" w:lineRule="auto"/>
+              <w:jc w:val="center"/>
+              <w:rPr>
+                <w:rFonts w:ascii="Arial" w:eastAsia="Arial" w:hAnsi="Arial" w:cs="Arial"/>
+                <w:i w:val="0"/>
+                <w:iCs w:val="0"/>
+                <w:color w:val="000000"/>
+                <w:sz w:val="22"/>
+                <w:highlight w:val="white"/>
+                <w:lang w:eastAsia="pt-BR"/>
+              </w:rPr>
+            </w:pPr>
+            <w:proofErr w:type="spellStart"/>
+            <w:r>
+              <w:rPr>
+                <w:rFonts w:ascii="Arial" w:eastAsia="Arial" w:hAnsi="Arial" w:cs="Arial"/>
+                <w:i w:val="0"/>
+                <w:iCs w:val="0"/>
+                <w:color w:val="000000"/>
+                <w:sz w:val="22"/>
+                <w:highlight w:val="white"/>
+                <w:lang w:eastAsia="pt-BR"/>
+              </w:rPr>
+              <w:t>MetaAI</w:t>
+            </w:r>
+            <w:proofErr w:type="spellEnd"/>
+          </w:p>
+        </w:tc>
+        <w:tc>
+          <w:tcPr>
+            <w:tcW w:w="4680" w:type="dxa"/>
+          </w:tcPr>
+          <w:p>
+            <w:pPr>
+              <w:spacing w:line="360" w:lineRule="auto"/>
+              <w:jc w:val="center"/>
+              <w:cnfStyle w:val="000000000000" w:firstRow="0" w:lastRow="0" w:firstColumn="0" w:lastColumn="0" w:oddVBand="0" w:evenVBand="0" w:oddHBand="0" w:evenHBand="0" w:firstRowFirstColumn="0" w:firstRowLastColumn="0" w:lastRowFirstColumn="0" w:lastRowLastColumn="0"/>
+              <w:rPr>
+                <w:rFonts w:eastAsia="Arial"/>
+                <w:color w:val="000000"/>
+                <w:highlight w:val="white"/>
+                <w:lang w:eastAsia="pt-BR"/>
+              </w:rPr>
+            </w:pPr>
+            <w:r>
+              <w:rPr>
+                <w:rFonts w:eastAsia="Arial"/>
+                <w:color w:val="000000"/>
+                <w:highlight w:val="white"/>
+                <w:lang w:eastAsia="pt-BR"/>
+              </w:rPr>
+              <w:t>21</w:t>
+            </w:r>
+          </w:p>
+        </w:tc>
+      </w:tr>
+      <w:tr>
+        <w:trPr>
+          <w:cnfStyle w:val="000000100000" w:firstRow="0" w:lastRow="0" w:firstColumn="0" w:lastColumn="0" w:oddVBand="0" w:evenVBand="0" w:oddHBand="1" w:evenHBand="0" w:firstRowFirstColumn="0" w:firstRowLastColumn="0" w:lastRowFirstColumn="0" w:lastRowLastColumn="0"/>
+        </w:trPr>
+        <w:tc>
+          <w:tcPr>
+            <w:cnfStyle w:val="001000000000" w:firstRow="0" w:lastRow="0" w:firstColumn="1" w:lastColumn="0" w:oddVBand="0" w:evenVBand="0" w:oddHBand="0" w:evenHBand="0" w:firstRowFirstColumn="0" w:firstRowLastColumn="0" w:lastRowFirstColumn="0" w:lastRowLastColumn="0"/>
+            <w:tcW w:w="4425" w:type="dxa"/>
+          </w:tcPr>
+          <w:p>
+            <w:pPr>
+              <w:spacing w:line="360" w:lineRule="auto"/>
+              <w:jc w:val="center"/>
+              <w:rPr>
+                <w:rFonts w:ascii="Arial" w:eastAsia="Arial" w:hAnsi="Arial" w:cs="Arial"/>
+                <w:i w:val="0"/>
+                <w:iCs w:val="0"/>
+                <w:color w:val="000000"/>
+                <w:sz w:val="22"/>
+                <w:highlight w:val="white"/>
+                <w:lang w:eastAsia="pt-BR"/>
+              </w:rPr>
+            </w:pPr>
+            <w:r>
+              <w:rPr>
+                <w:rFonts w:ascii="Arial" w:eastAsia="Arial" w:hAnsi="Arial" w:cs="Arial"/>
+                <w:i w:val="0"/>
+                <w:iCs w:val="0"/>
+                <w:color w:val="000000"/>
+                <w:sz w:val="22"/>
+                <w:highlight w:val="white"/>
+                <w:lang w:eastAsia="pt-BR"/>
+              </w:rPr>
+              <w:t xml:space="preserve">Gemini </w:t>
+            </w:r>
+          </w:p>
+        </w:tc>
+        <w:tc>
+          <w:tcPr>
+            <w:tcW w:w="4680" w:type="dxa"/>
+          </w:tcPr>
+          <w:p>
+            <w:pPr>
+              <w:spacing w:line="360" w:lineRule="auto"/>
+              <w:jc w:val="center"/>
+              <w:cnfStyle w:val="000000100000" w:firstRow="0" w:lastRow="0" w:firstColumn="0" w:lastColumn="0" w:oddVBand="0" w:evenVBand="0" w:oddHBand="1" w:evenHBand="0" w:firstRowFirstColumn="0" w:firstRowLastColumn="0" w:lastRowFirstColumn="0" w:lastRowLastColumn="0"/>
+              <w:rPr>
+                <w:rFonts w:eastAsia="Arial"/>
+                <w:color w:val="000000"/>
+                <w:highlight w:val="white"/>
+                <w:lang w:eastAsia="pt-BR"/>
+              </w:rPr>
+            </w:pPr>
+            <w:r>
+              <w:rPr>
+                <w:rFonts w:eastAsia="Arial"/>
+                <w:color w:val="000000"/>
+                <w:highlight w:val="white"/>
+                <w:lang w:eastAsia="pt-BR"/>
+              </w:rPr>
+              <w:t>16</w:t>
+            </w:r>
+          </w:p>
+        </w:tc>
+      </w:tr>
+      <w:tr>
+        <w:tc>
+          <w:tcPr>
+            <w:cnfStyle w:val="001000000000" w:firstRow="0" w:lastRow="0" w:firstColumn="1" w:lastColumn="0" w:oddVBand="0" w:evenVBand="0" w:oddHBand="0" w:evenHBand="0" w:firstRowFirstColumn="0" w:firstRowLastColumn="0" w:lastRowFirstColumn="0" w:lastRowLastColumn="0"/>
+            <w:tcW w:w="4425" w:type="dxa"/>
+          </w:tcPr>
+          <w:p>
+            <w:pPr>
+              <w:spacing w:line="360" w:lineRule="auto"/>
+              <w:jc w:val="center"/>
+              <w:rPr>
+                <w:rFonts w:ascii="Arial" w:eastAsia="Arial" w:hAnsi="Arial" w:cs="Arial"/>
+                <w:i w:val="0"/>
+                <w:iCs w:val="0"/>
+                <w:color w:val="000000"/>
+                <w:sz w:val="22"/>
+                <w:highlight w:val="white"/>
+                <w:lang w:eastAsia="pt-BR"/>
+              </w:rPr>
+            </w:pPr>
+            <w:proofErr w:type="spellStart"/>
+            <w:r>
+              <w:rPr>
+                <w:rFonts w:ascii="Arial" w:eastAsia="Arial" w:hAnsi="Arial" w:cs="Arial"/>
+                <w:i w:val="0"/>
+                <w:iCs w:val="0"/>
+                <w:color w:val="000000"/>
+                <w:sz w:val="22"/>
+                <w:highlight w:val="white"/>
+                <w:lang w:eastAsia="pt-BR"/>
+              </w:rPr>
+              <w:t>DeepSeek</w:t>
+            </w:r>
+            <w:proofErr w:type="spellEnd"/>
+            <w:r>
+              <w:rPr>
+                <w:rFonts w:ascii="Arial" w:eastAsia="Arial" w:hAnsi="Arial" w:cs="Arial"/>
+                <w:i w:val="0"/>
+                <w:iCs w:val="0"/>
+                <w:color w:val="000000"/>
+                <w:sz w:val="22"/>
+                <w:highlight w:val="white"/>
+                <w:lang w:eastAsia="pt-BR"/>
+              </w:rPr>
+              <w:t xml:space="preserve"> </w:t>
+            </w:r>
+          </w:p>
+        </w:tc>
+        <w:tc>
+          <w:tcPr>
+            <w:tcW w:w="4680" w:type="dxa"/>
+          </w:tcPr>
+          <w:p>
+            <w:pPr>
+              <w:spacing w:line="360" w:lineRule="auto"/>
+              <w:jc w:val="center"/>
+              <w:cnfStyle w:val="000000000000" w:firstRow="0" w:lastRow="0" w:firstColumn="0" w:lastColumn="0" w:oddVBand="0" w:evenVBand="0" w:oddHBand="0" w:evenHBand="0" w:firstRowFirstColumn="0" w:firstRowLastColumn="0" w:lastRowFirstColumn="0" w:lastRowLastColumn="0"/>
+              <w:rPr>
+                <w:rFonts w:eastAsia="Arial"/>
+                <w:color w:val="000000"/>
+                <w:highlight w:val="white"/>
+                <w:lang w:eastAsia="pt-BR"/>
+              </w:rPr>
+            </w:pPr>
+            <w:r>
+              <w:rPr>
+                <w:rFonts w:eastAsia="Arial"/>
+                <w:color w:val="000000"/>
+                <w:highlight w:val="white"/>
+                <w:lang w:eastAsia="pt-BR"/>
+              </w:rPr>
+              <w:t>10</w:t>
+            </w:r>
+          </w:p>
+        </w:tc>
+      </w:tr>
+      <w:tr>
+        <w:trPr>
+          <w:cnfStyle w:val="000000100000" w:firstRow="0" w:lastRow="0" w:firstColumn="0" w:lastColumn="0" w:oddVBand="0" w:evenVBand="0" w:oddHBand="1" w:evenHBand="0" w:firstRowFirstColumn="0" w:firstRowLastColumn="0" w:lastRowFirstColumn="0" w:lastRowLastColumn="0"/>
+        </w:trPr>
+        <w:tc>
+          <w:tcPr>
+            <w:cnfStyle w:val="001000000000" w:firstRow="0" w:lastRow="0" w:firstColumn="1" w:lastColumn="0" w:oddVBand="0" w:evenVBand="0" w:oddHBand="0" w:evenHBand="0" w:firstRowFirstColumn="0" w:firstRowLastColumn="0" w:lastRowFirstColumn="0" w:lastRowLastColumn="0"/>
+            <w:tcW w:w="4425" w:type="dxa"/>
+          </w:tcPr>
+          <w:p>
+            <w:pPr>
+              <w:spacing w:line="360" w:lineRule="auto"/>
+              <w:jc w:val="center"/>
+              <w:rPr>
+                <w:rFonts w:ascii="Arial" w:eastAsia="Arial" w:hAnsi="Arial" w:cs="Arial"/>
+                <w:i w:val="0"/>
+                <w:iCs w:val="0"/>
+                <w:color w:val="000000"/>
+                <w:sz w:val="22"/>
+                <w:highlight w:val="white"/>
+                <w:lang w:eastAsia="pt-BR"/>
+              </w:rPr>
+            </w:pPr>
+            <w:r>
+              <w:rPr>
+                <w:rFonts w:ascii="Arial" w:eastAsia="Arial" w:hAnsi="Arial" w:cs="Arial"/>
+                <w:i w:val="0"/>
+                <w:iCs w:val="0"/>
+                <w:color w:val="000000"/>
+                <w:sz w:val="22"/>
+                <w:highlight w:val="white"/>
+                <w:lang w:eastAsia="pt-BR"/>
+              </w:rPr>
+              <w:t>ChatGPT</w:t>
+            </w:r>
+          </w:p>
+        </w:tc>
+        <w:tc>
+          <w:tcPr>
+            <w:tcW w:w="4680" w:type="dxa"/>
+          </w:tcPr>
+          <w:p>
+            <w:pPr>
+              <w:spacing w:line="360" w:lineRule="auto"/>
+              <w:jc w:val="center"/>
+              <w:cnfStyle w:val="000000100000" w:firstRow="0" w:lastRow="0" w:firstColumn="0" w:lastColumn="0" w:oddVBand="0" w:evenVBand="0" w:oddHBand="1" w:evenHBand="0" w:firstRowFirstColumn="0" w:firstRowLastColumn="0" w:lastRowFirstColumn="0" w:lastRowLastColumn="0"/>
+              <w:rPr>
+                <w:rFonts w:eastAsia="Arial"/>
+                <w:color w:val="000000"/>
+                <w:highlight w:val="white"/>
+                <w:lang w:eastAsia="pt-BR"/>
+              </w:rPr>
+            </w:pPr>
+            <w:r>
+              <w:rPr>
+                <w:rFonts w:eastAsia="Arial"/>
+                <w:color w:val="000000"/>
+                <w:highlight w:val="white"/>
+                <w:lang w:eastAsia="pt-BR"/>
+              </w:rPr>
+              <w:t>9</w:t>
+            </w:r>
+          </w:p>
+        </w:tc>
+      </w:tr>
+      <w:tr>
+        <w:trPr>
+          <w:trHeight w:val="220"/>
+        </w:trPr>
+        <w:tc>
+          <w:tcPr>
+            <w:cnfStyle w:val="001000000000" w:firstRow="0" w:lastRow="0" w:firstColumn="1" w:lastColumn="0" w:oddVBand="0" w:evenVBand="0" w:oddHBand="0" w:evenHBand="0" w:firstRowFirstColumn="0" w:firstRowLastColumn="0" w:lastRowFirstColumn="0" w:lastRowLastColumn="0"/>
+            <w:tcW w:w="9105" w:type="dxa"/>
+            <w:gridSpan w:val="2"/>
+            <w:tcBorders>
+              <w:right w:val="none" w:sz="0" w:space="0" w:color="auto"/>
+            </w:tcBorders>
+          </w:tcPr>
+          <w:p>
+            <w:pPr>
+              <w:spacing w:line="360" w:lineRule="auto"/>
+              <w:jc w:val="left"/>
+              <w:rPr>
+                <w:rFonts w:ascii="Arial" w:eastAsia="Arial" w:hAnsi="Arial" w:cs="Arial"/>
+                <w:i w:val="0"/>
+                <w:iCs w:val="0"/>
+                <w:color w:val="000000"/>
+                <w:sz w:val="22"/>
+                <w:highlight w:val="white"/>
+                <w:lang w:eastAsia="pt-BR"/>
+              </w:rPr>
+            </w:pPr>
+            <w:r>
+              <w:rPr>
+                <w:rFonts w:ascii="Arial" w:eastAsia="Arial" w:hAnsi="Arial" w:cs="Arial"/>
+                <w:i w:val="0"/>
+                <w:iCs w:val="0"/>
+                <w:sz w:val="22"/>
+                <w:highlight w:val="white"/>
+                <w:lang w:eastAsia="pt-BR"/>
+              </w:rPr>
+              <w:t>Fonte: Resultados originais da pesquisa (2025)</w:t>
+            </w:r>
+          </w:p>
+        </w:tc>
+      </w:tr>
+    </w:tbl>
+    <w:p>
+      <w:pPr>
+        <w:spacing w:line="360" w:lineRule="auto"/>
+        <w:rPr>
+          <w:b/>
+        </w:rPr>
+      </w:pPr>
+    </w:p>
+    <w:p>
+      <w:pPr>
+        <w:spacing w:line="360" w:lineRule="auto"/>
+        <w:rPr>
+          <w:rFonts w:eastAsia="Arial"/>
+          <w:color w:val="000000"/>
+          <w:highlight w:val="white"/>
+          <w:lang w:eastAsia="pt-BR"/>
+        </w:rPr>
+      </w:pPr>
+      <w:r>
+        <w:rPr>
+          <w:rFonts w:eastAsia="Arial"/>
+          <w:color w:val="000000"/>
+          <w:highlight w:val="white"/>
+          <w:lang w:eastAsia="pt-BR"/>
+        </w:rPr>
+        <w:t xml:space="preserve">Tabela </w:t>
+      </w:r>
+      <w:r>
+        <w:rPr>
+          <w:rFonts w:eastAsia="Arial"/>
+          <w:color w:val="000000"/>
+          <w:highlight w:val="white"/>
+          <w:lang w:eastAsia="pt-BR"/>
+        </w:rPr>
+        <w:t>26</w:t>
+      </w:r>
+      <w:r>
+        <w:rPr>
+          <w:rFonts w:eastAsia="Arial"/>
+          <w:color w:val="000000"/>
+          <w:highlight w:val="white"/>
+          <w:lang w:eastAsia="pt-BR"/>
+        </w:rPr>
+        <w:t xml:space="preserve">. </w:t>
+      </w:r>
+      <w:r>
+        <w:rPr>
+          <w:rFonts w:eastAsia="Arial"/>
+          <w:color w:val="000000"/>
+          <w:highlight w:val="white"/>
+          <w:lang w:eastAsia="pt-BR"/>
+        </w:rPr>
+        <w:t>Complexidade</w:t>
+      </w:r>
+    </w:p>
+    <w:tbl>
+      <w:tblPr>
+        <w:tblStyle w:val="TabelaSimples5"/>
+        <w:tblW w:w="9105" w:type="dxa"/>
+        <w:tblLayout w:type="fixed"/>
+        <w:tblLook w:val="04A0" w:firstRow="1" w:lastRow="0" w:firstColumn="1" w:lastColumn="0" w:noHBand="0" w:noVBand="1"/>
+      </w:tblPr>
+      <w:tblGrid>
+        <w:gridCol w:w="4425"/>
+        <w:gridCol w:w="4680"/>
+      </w:tblGrid>
+      <w:tr>
+        <w:trPr>
+          <w:cnfStyle w:val="100000000000" w:firstRow="1" w:lastRow="0" w:firstColumn="0" w:lastColumn="0" w:oddVBand="0" w:evenVBand="0" w:oddHBand="0" w:evenHBand="0" w:firstRowFirstColumn="0" w:firstRowLastColumn="0" w:lastRowFirstColumn="0" w:lastRowLastColumn="0"/>
+        </w:trPr>
+        <w:tc>
+          <w:tcPr>
+            <w:cnfStyle w:val="001000000100" w:firstRow="0" w:lastRow="0" w:firstColumn="1" w:lastColumn="0" w:oddVBand="0" w:evenVBand="0" w:oddHBand="0" w:evenHBand="0" w:firstRowFirstColumn="1" w:firstRowLastColumn="0" w:lastRowFirstColumn="0" w:lastRowLastColumn="0"/>
+            <w:tcW w:w="4425" w:type="dxa"/>
+          </w:tcPr>
+          <w:p>
+            <w:pPr>
+              <w:spacing w:line="360" w:lineRule="auto"/>
+              <w:jc w:val="center"/>
+              <w:rPr>
+                <w:rFonts w:ascii="Arial" w:eastAsia="Arial" w:hAnsi="Arial" w:cs="Arial"/>
+                <w:i w:val="0"/>
+                <w:iCs w:val="0"/>
+                <w:color w:val="000000"/>
+                <w:sz w:val="22"/>
+                <w:highlight w:val="white"/>
+                <w:lang w:eastAsia="pt-BR"/>
+              </w:rPr>
+            </w:pPr>
+            <w:r>
+              <w:rPr>
+                <w:rFonts w:ascii="Arial" w:eastAsia="Arial" w:hAnsi="Arial" w:cs="Arial"/>
+                <w:i w:val="0"/>
+                <w:iCs w:val="0"/>
+                <w:sz w:val="22"/>
+                <w:lang w:eastAsia="pt-BR"/>
+              </w:rPr>
+              <w:t>Inteligência artificial</w:t>
+            </w:r>
+          </w:p>
+        </w:tc>
+        <w:tc>
+          <w:tcPr>
+            <w:tcW w:w="4680" w:type="dxa"/>
+          </w:tcPr>
+          <w:p>
+            <w:pPr>
+              <w:spacing w:line="360" w:lineRule="auto"/>
+              <w:jc w:val="center"/>
+              <w:cnfStyle w:val="100000000000" w:firstRow="1" w:lastRow="0" w:firstColumn="0" w:lastColumn="0" w:oddVBand="0" w:evenVBand="0" w:oddHBand="0" w:evenHBand="0" w:firstRowFirstColumn="0" w:firstRowLastColumn="0" w:lastRowFirstColumn="0" w:lastRowLastColumn="0"/>
+              <w:rPr>
+                <w:rFonts w:ascii="Arial" w:eastAsia="Arial" w:hAnsi="Arial" w:cs="Arial"/>
+                <w:i w:val="0"/>
+                <w:iCs w:val="0"/>
+                <w:color w:val="000000"/>
+                <w:sz w:val="22"/>
+                <w:highlight w:val="white"/>
+                <w:lang w:eastAsia="pt-BR"/>
+              </w:rPr>
+            </w:pPr>
+            <w:r>
+              <w:rPr>
+                <w:rFonts w:ascii="Arial" w:eastAsia="Arial" w:hAnsi="Arial" w:cs="Arial"/>
+                <w:i w:val="0"/>
+                <w:iCs w:val="0"/>
+                <w:color w:val="000000"/>
+                <w:sz w:val="22"/>
+                <w:highlight w:val="white"/>
+                <w:lang w:eastAsia="pt-BR"/>
+              </w:rPr>
+              <w:t>Pontuação</w:t>
+            </w:r>
+          </w:p>
+        </w:tc>
+      </w:tr>
+      <w:tr>
+        <w:trPr>
+          <w:cnfStyle w:val="000000100000" w:firstRow="0" w:lastRow="0" w:firstColumn="0" w:lastColumn="0" w:oddVBand="0" w:evenVBand="0" w:oddHBand="1" w:evenHBand="0" w:firstRowFirstColumn="0" w:firstRowLastColumn="0" w:lastRowFirstColumn="0" w:lastRowLastColumn="0"/>
+        </w:trPr>
+        <w:tc>
+          <w:tcPr>
+            <w:cnfStyle w:val="001000000000" w:firstRow="0" w:lastRow="0" w:firstColumn="1" w:lastColumn="0" w:oddVBand="0" w:evenVBand="0" w:oddHBand="0" w:evenHBand="0" w:firstRowFirstColumn="0" w:firstRowLastColumn="0" w:lastRowFirstColumn="0" w:lastRowLastColumn="0"/>
+            <w:tcW w:w="4425" w:type="dxa"/>
+          </w:tcPr>
+          <w:p>
+            <w:pPr>
+              <w:spacing w:line="360" w:lineRule="auto"/>
+              <w:jc w:val="center"/>
+              <w:rPr>
+                <w:rFonts w:ascii="Arial" w:eastAsia="Arial" w:hAnsi="Arial" w:cs="Arial"/>
+                <w:i w:val="0"/>
+                <w:iCs w:val="0"/>
+                <w:color w:val="000000"/>
+                <w:sz w:val="22"/>
+                <w:highlight w:val="white"/>
+                <w:lang w:eastAsia="pt-BR"/>
+              </w:rPr>
+            </w:pPr>
+            <w:proofErr w:type="spellStart"/>
+            <w:r>
+              <w:rPr>
+                <w:rFonts w:ascii="Arial" w:eastAsia="Arial" w:hAnsi="Arial" w:cs="Arial"/>
+                <w:i w:val="0"/>
+                <w:iCs w:val="0"/>
+                <w:color w:val="000000"/>
+                <w:sz w:val="22"/>
+                <w:highlight w:val="white"/>
+                <w:lang w:eastAsia="pt-BR"/>
+              </w:rPr>
+              <w:t>MetaAI</w:t>
+            </w:r>
+            <w:proofErr w:type="spellEnd"/>
+            <w:r>
+              <w:rPr>
+                <w:rFonts w:ascii="Arial" w:eastAsia="Arial" w:hAnsi="Arial" w:cs="Arial"/>
+                <w:i w:val="0"/>
+                <w:iCs w:val="0"/>
+                <w:color w:val="000000"/>
+                <w:sz w:val="22"/>
+                <w:highlight w:val="white"/>
+                <w:lang w:eastAsia="pt-BR"/>
+              </w:rPr>
+              <w:t xml:space="preserve"> </w:t>
+            </w:r>
+          </w:p>
+        </w:tc>
+        <w:tc>
+          <w:tcPr>
+            <w:tcW w:w="4680" w:type="dxa"/>
+          </w:tcPr>
+          <w:p>
+            <w:pPr>
+              <w:spacing w:line="360" w:lineRule="auto"/>
+              <w:jc w:val="center"/>
+              <w:cnfStyle w:val="000000100000" w:firstRow="0" w:lastRow="0" w:firstColumn="0" w:lastColumn="0" w:oddVBand="0" w:evenVBand="0" w:oddHBand="1" w:evenHBand="0" w:firstRowFirstColumn="0" w:firstRowLastColumn="0" w:lastRowFirstColumn="0" w:lastRowLastColumn="0"/>
+              <w:rPr>
+                <w:rFonts w:eastAsia="Arial"/>
+                <w:color w:val="000000"/>
+                <w:highlight w:val="white"/>
+                <w:lang w:eastAsia="pt-BR"/>
+              </w:rPr>
+            </w:pPr>
+            <w:r>
+              <w:rPr>
+                <w:rFonts w:eastAsia="Arial"/>
+                <w:color w:val="000000"/>
+                <w:highlight w:val="white"/>
+                <w:lang w:eastAsia="pt-BR"/>
+              </w:rPr>
+              <w:t>10</w:t>
+            </w:r>
+          </w:p>
+        </w:tc>
+      </w:tr>
+      <w:tr>
+        <w:tc>
+          <w:tcPr>
+            <w:cnfStyle w:val="001000000000" w:firstRow="0" w:lastRow="0" w:firstColumn="1" w:lastColumn="0" w:oddVBand="0" w:evenVBand="0" w:oddHBand="0" w:evenHBand="0" w:firstRowFirstColumn="0" w:firstRowLastColumn="0" w:lastRowFirstColumn="0" w:lastRowLastColumn="0"/>
+            <w:tcW w:w="4425" w:type="dxa"/>
+          </w:tcPr>
+          <w:p>
+            <w:pPr>
+              <w:spacing w:line="360" w:lineRule="auto"/>
+              <w:jc w:val="center"/>
+              <w:rPr>
+                <w:rFonts w:ascii="Arial" w:eastAsia="Arial" w:hAnsi="Arial" w:cs="Arial"/>
+                <w:i w:val="0"/>
+                <w:iCs w:val="0"/>
+                <w:color w:val="000000"/>
+                <w:sz w:val="22"/>
+                <w:highlight w:val="white"/>
+                <w:lang w:eastAsia="pt-BR"/>
+              </w:rPr>
+            </w:pPr>
+            <w:proofErr w:type="spellStart"/>
+            <w:r>
+              <w:rPr>
+                <w:rFonts w:ascii="Arial" w:eastAsia="Arial" w:hAnsi="Arial" w:cs="Arial"/>
+                <w:i w:val="0"/>
+                <w:iCs w:val="0"/>
+                <w:color w:val="000000"/>
+                <w:sz w:val="22"/>
+                <w:highlight w:val="white"/>
+                <w:lang w:eastAsia="pt-BR"/>
+              </w:rPr>
+              <w:t>Copilot</w:t>
+            </w:r>
+            <w:proofErr w:type="spellEnd"/>
+          </w:p>
+        </w:tc>
+        <w:tc>
+          <w:tcPr>
+            <w:tcW w:w="4680" w:type="dxa"/>
+          </w:tcPr>
+          <w:p>
+            <w:pPr>
+              <w:spacing w:line="360" w:lineRule="auto"/>
+              <w:jc w:val="center"/>
+              <w:cnfStyle w:val="000000000000" w:firstRow="0" w:lastRow="0" w:firstColumn="0" w:lastColumn="0" w:oddVBand="0" w:evenVBand="0" w:oddHBand="0" w:evenHBand="0" w:firstRowFirstColumn="0" w:firstRowLastColumn="0" w:lastRowFirstColumn="0" w:lastRowLastColumn="0"/>
+              <w:rPr>
+                <w:rFonts w:eastAsia="Arial"/>
+                <w:color w:val="000000"/>
+                <w:highlight w:val="white"/>
+                <w:lang w:eastAsia="pt-BR"/>
+              </w:rPr>
+            </w:pPr>
+            <w:r>
+              <w:rPr>
+                <w:rFonts w:eastAsia="Arial"/>
+                <w:color w:val="000000"/>
+                <w:highlight w:val="white"/>
+                <w:lang w:eastAsia="pt-BR"/>
+              </w:rPr>
+              <w:t>7</w:t>
+            </w:r>
+          </w:p>
+        </w:tc>
+      </w:tr>
+      <w:tr>
+        <w:trPr>
+          <w:cnfStyle w:val="000000100000" w:firstRow="0" w:lastRow="0" w:firstColumn="0" w:lastColumn="0" w:oddVBand="0" w:evenVBand="0" w:oddHBand="1" w:evenHBand="0" w:firstRowFirstColumn="0" w:firstRowLastColumn="0" w:lastRowFirstColumn="0" w:lastRowLastColumn="0"/>
+        </w:trPr>
+        <w:tc>
+          <w:tcPr>
+            <w:cnfStyle w:val="001000000000" w:firstRow="0" w:lastRow="0" w:firstColumn="1" w:lastColumn="0" w:oddVBand="0" w:evenVBand="0" w:oddHBand="0" w:evenHBand="0" w:firstRowFirstColumn="0" w:firstRowLastColumn="0" w:lastRowFirstColumn="0" w:lastRowLastColumn="0"/>
+            <w:tcW w:w="4425" w:type="dxa"/>
+          </w:tcPr>
+          <w:p>
+            <w:pPr>
+              <w:spacing w:line="360" w:lineRule="auto"/>
+              <w:jc w:val="center"/>
+              <w:rPr>
+                <w:rFonts w:ascii="Arial" w:eastAsia="Arial" w:hAnsi="Arial" w:cs="Arial"/>
+                <w:i w:val="0"/>
+                <w:iCs w:val="0"/>
+                <w:color w:val="000000"/>
+                <w:sz w:val="22"/>
+                <w:highlight w:val="white"/>
+                <w:lang w:eastAsia="pt-BR"/>
+              </w:rPr>
+            </w:pPr>
+            <w:r>
+              <w:rPr>
+                <w:rFonts w:ascii="Arial" w:eastAsia="Arial" w:hAnsi="Arial" w:cs="Arial"/>
+                <w:i w:val="0"/>
+                <w:iCs w:val="0"/>
+                <w:color w:val="000000"/>
+                <w:sz w:val="22"/>
+                <w:highlight w:val="white"/>
+                <w:lang w:eastAsia="pt-BR"/>
+              </w:rPr>
+              <w:t xml:space="preserve">ChatGPT </w:t>
+            </w:r>
+          </w:p>
+        </w:tc>
+        <w:tc>
+          <w:tcPr>
+            <w:tcW w:w="4680" w:type="dxa"/>
+          </w:tcPr>
+          <w:p>
+            <w:pPr>
+              <w:spacing w:line="360" w:lineRule="auto"/>
+              <w:jc w:val="center"/>
+              <w:cnfStyle w:val="000000100000" w:firstRow="0" w:lastRow="0" w:firstColumn="0" w:lastColumn="0" w:oddVBand="0" w:evenVBand="0" w:oddHBand="1" w:evenHBand="0" w:firstRowFirstColumn="0" w:firstRowLastColumn="0" w:lastRowFirstColumn="0" w:lastRowLastColumn="0"/>
+              <w:rPr>
+                <w:rFonts w:eastAsia="Arial"/>
+                <w:color w:val="000000"/>
+                <w:highlight w:val="white"/>
+                <w:lang w:eastAsia="pt-BR"/>
+              </w:rPr>
+            </w:pPr>
+            <w:r>
+              <w:rPr>
+                <w:rFonts w:eastAsia="Arial"/>
+                <w:color w:val="000000"/>
+                <w:highlight w:val="white"/>
+                <w:lang w:eastAsia="pt-BR"/>
+              </w:rPr>
+              <w:t>7</w:t>
+            </w:r>
+          </w:p>
+        </w:tc>
+      </w:tr>
+      <w:tr>
+        <w:tc>
+          <w:tcPr>
+            <w:cnfStyle w:val="001000000000" w:firstRow="0" w:lastRow="0" w:firstColumn="1" w:lastColumn="0" w:oddVBand="0" w:evenVBand="0" w:oddHBand="0" w:evenHBand="0" w:firstRowFirstColumn="0" w:firstRowLastColumn="0" w:lastRowFirstColumn="0" w:lastRowLastColumn="0"/>
+            <w:tcW w:w="4425" w:type="dxa"/>
+          </w:tcPr>
+          <w:p>
+            <w:pPr>
+              <w:spacing w:line="360" w:lineRule="auto"/>
+              <w:jc w:val="center"/>
+              <w:rPr>
+                <w:rFonts w:ascii="Arial" w:eastAsia="Arial" w:hAnsi="Arial" w:cs="Arial"/>
+                <w:i w:val="0"/>
+                <w:iCs w:val="0"/>
+                <w:color w:val="000000"/>
+                <w:sz w:val="22"/>
+                <w:highlight w:val="white"/>
+                <w:lang w:eastAsia="pt-BR"/>
+              </w:rPr>
+            </w:pPr>
+            <w:proofErr w:type="spellStart"/>
+            <w:r>
+              <w:rPr>
+                <w:rFonts w:ascii="Arial" w:eastAsia="Arial" w:hAnsi="Arial" w:cs="Arial"/>
+                <w:i w:val="0"/>
+                <w:iCs w:val="0"/>
+                <w:color w:val="000000"/>
+                <w:sz w:val="22"/>
+                <w:highlight w:val="white"/>
+                <w:lang w:eastAsia="pt-BR"/>
+              </w:rPr>
+              <w:t>DeepSeek</w:t>
+            </w:r>
+            <w:proofErr w:type="spellEnd"/>
+            <w:r>
+              <w:rPr>
+                <w:rFonts w:ascii="Arial" w:eastAsia="Arial" w:hAnsi="Arial" w:cs="Arial"/>
+                <w:i w:val="0"/>
+                <w:iCs w:val="0"/>
+                <w:color w:val="000000"/>
+                <w:sz w:val="22"/>
+                <w:highlight w:val="white"/>
+                <w:lang w:eastAsia="pt-BR"/>
+              </w:rPr>
+              <w:t xml:space="preserve"> </w:t>
+            </w:r>
+          </w:p>
+        </w:tc>
+        <w:tc>
+          <w:tcPr>
+            <w:tcW w:w="4680" w:type="dxa"/>
+          </w:tcPr>
+          <w:p>
+            <w:pPr>
+              <w:spacing w:line="360" w:lineRule="auto"/>
+              <w:jc w:val="center"/>
+              <w:cnfStyle w:val="000000000000" w:firstRow="0" w:lastRow="0" w:firstColumn="0" w:lastColumn="0" w:oddVBand="0" w:evenVBand="0" w:oddHBand="0" w:evenHBand="0" w:firstRowFirstColumn="0" w:firstRowLastColumn="0" w:lastRowFirstColumn="0" w:lastRowLastColumn="0"/>
+              <w:rPr>
+                <w:rFonts w:eastAsia="Arial"/>
+                <w:color w:val="000000"/>
+                <w:highlight w:val="white"/>
+                <w:lang w:eastAsia="pt-BR"/>
+              </w:rPr>
+            </w:pPr>
+            <w:r>
+              <w:rPr>
+                <w:rFonts w:eastAsia="Arial"/>
+                <w:color w:val="000000"/>
+                <w:highlight w:val="white"/>
+                <w:lang w:eastAsia="pt-BR"/>
+              </w:rPr>
+              <w:t>4</w:t>
+            </w:r>
+          </w:p>
+        </w:tc>
+      </w:tr>
+      <w:tr>
+        <w:trPr>
+          <w:cnfStyle w:val="000000100000" w:firstRow="0" w:lastRow="0" w:firstColumn="0" w:lastColumn="0" w:oddVBand="0" w:evenVBand="0" w:oddHBand="1" w:evenHBand="0" w:firstRowFirstColumn="0" w:firstRowLastColumn="0" w:lastRowFirstColumn="0" w:lastRowLastColumn="0"/>
+        </w:trPr>
+        <w:tc>
+          <w:tcPr>
+            <w:cnfStyle w:val="001000000000" w:firstRow="0" w:lastRow="0" w:firstColumn="1" w:lastColumn="0" w:oddVBand="0" w:evenVBand="0" w:oddHBand="0" w:evenHBand="0" w:firstRowFirstColumn="0" w:firstRowLastColumn="0" w:lastRowFirstColumn="0" w:lastRowLastColumn="0"/>
+            <w:tcW w:w="4425" w:type="dxa"/>
+          </w:tcPr>
+          <w:p>
+            <w:pPr>
+              <w:spacing w:line="360" w:lineRule="auto"/>
+              <w:jc w:val="center"/>
+              <w:rPr>
+                <w:rFonts w:ascii="Arial" w:eastAsia="Arial" w:hAnsi="Arial" w:cs="Arial"/>
+                <w:i w:val="0"/>
+                <w:iCs w:val="0"/>
+                <w:color w:val="000000"/>
+                <w:sz w:val="22"/>
+                <w:highlight w:val="white"/>
+                <w:lang w:eastAsia="pt-BR"/>
+              </w:rPr>
+            </w:pPr>
+            <w:r>
+              <w:rPr>
+                <w:rFonts w:ascii="Arial" w:eastAsia="Arial" w:hAnsi="Arial" w:cs="Arial"/>
+                <w:i w:val="0"/>
+                <w:iCs w:val="0"/>
+                <w:color w:val="000000"/>
+                <w:sz w:val="22"/>
+                <w:highlight w:val="white"/>
+                <w:lang w:eastAsia="pt-BR"/>
+              </w:rPr>
+              <w:t>Gemini</w:t>
+            </w:r>
+          </w:p>
+        </w:tc>
+        <w:tc>
+          <w:tcPr>
+            <w:tcW w:w="4680" w:type="dxa"/>
+          </w:tcPr>
+          <w:p>
+            <w:pPr>
+              <w:spacing w:line="360" w:lineRule="auto"/>
+              <w:jc w:val="center"/>
+              <w:cnfStyle w:val="000000100000" w:firstRow="0" w:lastRow="0" w:firstColumn="0" w:lastColumn="0" w:oddVBand="0" w:evenVBand="0" w:oddHBand="1" w:evenHBand="0" w:firstRowFirstColumn="0" w:firstRowLastColumn="0" w:lastRowFirstColumn="0" w:lastRowLastColumn="0"/>
+              <w:rPr>
+                <w:rFonts w:eastAsia="Arial"/>
+                <w:color w:val="000000"/>
+                <w:highlight w:val="white"/>
+                <w:lang w:eastAsia="pt-BR"/>
+              </w:rPr>
+            </w:pPr>
+            <w:r>
+              <w:rPr>
+                <w:rFonts w:eastAsia="Arial"/>
+                <w:color w:val="000000"/>
+                <w:highlight w:val="white"/>
+                <w:lang w:eastAsia="pt-BR"/>
+              </w:rPr>
+              <w:t>3</w:t>
+            </w:r>
+          </w:p>
+        </w:tc>
+      </w:tr>
+      <w:tr>
+        <w:trPr>
+          <w:trHeight w:val="220"/>
+        </w:trPr>
+        <w:tc>
+          <w:tcPr>
+            <w:cnfStyle w:val="001000000000" w:firstRow="0" w:lastRow="0" w:firstColumn="1" w:lastColumn="0" w:oddVBand="0" w:evenVBand="0" w:oddHBand="0" w:evenHBand="0" w:firstRowFirstColumn="0" w:firstRowLastColumn="0" w:lastRowFirstColumn="0" w:lastRowLastColumn="0"/>
+            <w:tcW w:w="9105" w:type="dxa"/>
+            <w:gridSpan w:val="2"/>
+            <w:tcBorders>
+              <w:right w:val="none" w:sz="0" w:space="0" w:color="auto"/>
+            </w:tcBorders>
+          </w:tcPr>
+          <w:p>
+            <w:pPr>
+              <w:spacing w:line="360" w:lineRule="auto"/>
+              <w:jc w:val="left"/>
+              <w:rPr>
+                <w:rFonts w:ascii="Arial" w:eastAsia="Arial" w:hAnsi="Arial" w:cs="Arial"/>
+                <w:i w:val="0"/>
+                <w:iCs w:val="0"/>
+                <w:color w:val="000000"/>
+                <w:sz w:val="22"/>
+                <w:highlight w:val="white"/>
+                <w:lang w:eastAsia="pt-BR"/>
+              </w:rPr>
+            </w:pPr>
+            <w:r>
+              <w:rPr>
+                <w:rFonts w:ascii="Arial" w:eastAsia="Arial" w:hAnsi="Arial" w:cs="Arial"/>
+                <w:i w:val="0"/>
+                <w:iCs w:val="0"/>
+                <w:sz w:val="22"/>
+                <w:highlight w:val="white"/>
+                <w:lang w:eastAsia="pt-BR"/>
+              </w:rPr>
+              <w:t>Fonte: Resultados originais da pesquisa (2025)</w:t>
+            </w:r>
+          </w:p>
+        </w:tc>
+      </w:tr>
+    </w:tbl>
+    <w:p>
+      <w:pPr>
+        <w:spacing w:line="360" w:lineRule="auto"/>
+        <w:rPr>
+          <w:bCs/>
+        </w:rPr>
+      </w:pPr>
+    </w:p>
+    <w:p>
+      <w:pPr>
+        <w:spacing w:line="360" w:lineRule="auto"/>
+        <w:ind w:firstLine="708"/>
+        <w:rPr>
+          <w:bCs/>
+        </w:rPr>
+      </w:pPr>
+      <w:r>
+        <w:rPr>
+          <w:bCs/>
+        </w:rPr>
+        <w:lastRenderedPageBreak/>
+        <w:t>Se considerarmos o ranking geral o</w:t>
+      </w:r>
+      <w:r>
+        <w:rPr>
+          <w:bCs/>
+        </w:rPr>
+        <w:t>s primeiros foram</w:t>
+      </w:r>
+      <w:r>
+        <w:rPr>
+          <w:bCs/>
+        </w:rPr>
+        <w:t xml:space="preserve"> </w:t>
       </w:r>
       <w:proofErr w:type="spellStart"/>
       <w:r>
         <w:rPr>
-          <w:rStyle w:val="normaltextrun"/>
-          <w:color w:val="000000"/>
-          <w:shd w:val="clear" w:color="auto" w:fill="FFFFFF"/>
-        </w:rPr>
-        <w:t>TCCs</w:t>
+          <w:bCs/>
+        </w:rPr>
+        <w:t>Copiltot</w:t>
       </w:r>
       <w:proofErr w:type="spellEnd"/>
       <w:r>
         <w:rPr>
-          <w:rStyle w:val="normaltextrun"/>
-          <w:color w:val="000000"/>
-          <w:shd w:val="clear" w:color="auto" w:fill="FFFFFF"/>
-        </w:rPr>
-        <w:t>, remova todas as instruções originais que estão abaixo do conteúdo dos tópicos.</w:t>
+          <w:bCs/>
+        </w:rPr>
+        <w:t xml:space="preserve"> e </w:t>
+      </w:r>
+      <w:proofErr w:type="spellStart"/>
+      <w:r>
+        <w:rPr>
+          <w:bCs/>
+        </w:rPr>
+        <w:t>MetaAI</w:t>
+      </w:r>
+      <w:proofErr w:type="spellEnd"/>
+      <w:r>
+        <w:rPr>
+          <w:bCs/>
+        </w:rPr>
+        <w:t xml:space="preserve"> </w:t>
+      </w:r>
+      <w:r>
+        <w:rPr>
+          <w:bCs/>
+        </w:rPr>
+        <w:t>com</w:t>
+      </w:r>
+      <w:r>
+        <w:rPr>
+          <w:bCs/>
+        </w:rPr>
+        <w:t xml:space="preserve"> pontuações igual ou maior que noventa pontos, considerando os rankings específicos o </w:t>
+      </w:r>
+      <w:proofErr w:type="spellStart"/>
+      <w:r>
+        <w:rPr>
+          <w:bCs/>
+        </w:rPr>
+        <w:t>Copilot</w:t>
+      </w:r>
+      <w:proofErr w:type="spellEnd"/>
+      <w:r>
+        <w:rPr>
+          <w:bCs/>
+        </w:rPr>
+        <w:t xml:space="preserve"> e </w:t>
+      </w:r>
+      <w:proofErr w:type="spellStart"/>
+      <w:r>
+        <w:rPr>
+          <w:bCs/>
+        </w:rPr>
+        <w:t>MetaAI</w:t>
+      </w:r>
+      <w:proofErr w:type="spellEnd"/>
+      <w:r>
+        <w:rPr>
+          <w:bCs/>
+        </w:rPr>
+        <w:t xml:space="preserve"> ficaram em primeiro lugar em três categorias cada um e em segundo lugar em cinco categorias a única exceção foi para </w:t>
+      </w:r>
+      <w:r>
+        <w:rPr>
+          <w:bCs/>
+        </w:rPr>
+        <w:t>a</w:t>
+      </w:r>
+      <w:r>
+        <w:rPr>
+          <w:bCs/>
+        </w:rPr>
+        <w:t xml:space="preserve"> classificação de vulnerabilidades em que o </w:t>
+      </w:r>
+      <w:proofErr w:type="spellStart"/>
+      <w:r>
+        <w:rPr>
+          <w:bCs/>
+        </w:rPr>
+        <w:t>DeepSeek</w:t>
+      </w:r>
+      <w:proofErr w:type="spellEnd"/>
+      <w:r>
+        <w:rPr>
+          <w:bCs/>
+        </w:rPr>
+        <w:t xml:space="preserve"> empatou com o </w:t>
+      </w:r>
+      <w:proofErr w:type="spellStart"/>
+      <w:r>
+        <w:rPr>
+          <w:bCs/>
+        </w:rPr>
+        <w:t>Copilot</w:t>
+      </w:r>
+      <w:proofErr w:type="spellEnd"/>
+      <w:r>
+        <w:rPr>
+          <w:bCs/>
+        </w:rPr>
+        <w:t xml:space="preserve">, em relação a </w:t>
+      </w:r>
+      <w:r>
+        <w:rPr>
+          <w:bCs/>
+        </w:rPr>
+        <w:t xml:space="preserve">Gemini, ChatGPT e </w:t>
+      </w:r>
+      <w:proofErr w:type="spellStart"/>
+      <w:r>
+        <w:rPr>
+          <w:bCs/>
+        </w:rPr>
+        <w:t>DeepSeek</w:t>
+      </w:r>
+      <w:proofErr w:type="spellEnd"/>
+      <w:r>
+        <w:rPr>
+          <w:bCs/>
+        </w:rPr>
+        <w:t xml:space="preserve"> as três se alternaram entre as últimas posições.</w:t>
       </w:r>
     </w:p>
     <w:p>
       <w:pPr>
         <w:spacing w:line="360" w:lineRule="auto"/>
-      </w:pPr>
+        <w:rPr>
+          <w:bCs/>
+        </w:rPr>
+      </w:pPr>
+      <w:r>
+        <w:rPr>
+          <w:bCs/>
+        </w:rPr>
+        <w:tab/>
+        <w:t xml:space="preserve">De uma forma prática a IA que se mostrou mais bem sucedida nos testes foi o </w:t>
+      </w:r>
+      <w:proofErr w:type="spellStart"/>
+      <w:r>
+        <w:rPr>
+          <w:bCs/>
+        </w:rPr>
+        <w:t>Copilot</w:t>
+      </w:r>
+      <w:proofErr w:type="spellEnd"/>
+      <w:r>
+        <w:rPr>
+          <w:bCs/>
+        </w:rPr>
+        <w:t xml:space="preserve"> ela está integrada em várias soluções da Microsoft como por exemplo as versões recentes do Windows, o Teams e o Github </w:t>
+      </w:r>
+      <w:proofErr w:type="spellStart"/>
+      <w:r>
+        <w:rPr>
+          <w:bCs/>
+        </w:rPr>
+        <w:t>Copilot</w:t>
+      </w:r>
+      <w:proofErr w:type="spellEnd"/>
+      <w:r>
+        <w:rPr>
+          <w:bCs/>
+        </w:rPr>
+        <w:t xml:space="preserve"> integrado com o Visual Studio (IDE para desenvolvimento de software da </w:t>
+      </w:r>
+      <w:proofErr w:type="spellStart"/>
+      <w:r>
+        <w:rPr>
+          <w:bCs/>
+        </w:rPr>
+        <w:t>Microsost</w:t>
+      </w:r>
+      <w:proofErr w:type="spellEnd"/>
+      <w:r>
+        <w:rPr>
+          <w:bCs/>
+        </w:rPr>
+        <w:t xml:space="preserve">), o resultado bem sucedido do </w:t>
+      </w:r>
+      <w:proofErr w:type="spellStart"/>
+      <w:r>
+        <w:rPr>
+          <w:bCs/>
+        </w:rPr>
+        <w:t>Copilot</w:t>
+      </w:r>
+      <w:proofErr w:type="spellEnd"/>
+      <w:r>
+        <w:rPr>
+          <w:bCs/>
+        </w:rPr>
+        <w:t xml:space="preserve"> não significa que as outras </w:t>
+      </w:r>
+      <w:proofErr w:type="spellStart"/>
+      <w:r>
+        <w:rPr>
+          <w:bCs/>
+        </w:rPr>
+        <w:t>IA</w:t>
+      </w:r>
+      <w:r>
+        <w:rPr>
+          <w:bCs/>
+        </w:rPr>
+        <w:t>s</w:t>
+      </w:r>
+      <w:proofErr w:type="spellEnd"/>
+      <w:r>
+        <w:rPr>
+          <w:bCs/>
+        </w:rPr>
+        <w:t xml:space="preserve"> não cumpram o seu papel de facilitar o desenvolvimento de software, como foi mencionado na seção de resultados todas as </w:t>
+      </w:r>
+      <w:proofErr w:type="spellStart"/>
+      <w:r>
+        <w:rPr>
+          <w:bCs/>
+        </w:rPr>
+        <w:t>IA</w:t>
+      </w:r>
+      <w:r>
+        <w:rPr>
+          <w:bCs/>
+        </w:rPr>
+        <w:t>s</w:t>
+      </w:r>
+      <w:proofErr w:type="spellEnd"/>
+      <w:r>
+        <w:rPr>
+          <w:bCs/>
+        </w:rPr>
+        <w:t xml:space="preserve"> cumpriram com os requisitos mínimos para que o software proposto funcionasse</w:t>
+      </w:r>
+      <w:r>
+        <w:rPr>
+          <w:bCs/>
+        </w:rPr>
+        <w:t xml:space="preserve">, devemos considerar os algoritmos que treinam as </w:t>
+      </w:r>
+      <w:proofErr w:type="spellStart"/>
+      <w:r>
+        <w:rPr>
+          <w:bCs/>
+        </w:rPr>
+        <w:t>IAs</w:t>
+      </w:r>
+      <w:proofErr w:type="spellEnd"/>
+      <w:r>
+        <w:rPr>
+          <w:bCs/>
+        </w:rPr>
+        <w:t xml:space="preserve"> estão em atualização constante ou seja o teste realizado no período de desenvolvimento deste trabalho pode apresentar diferenças considerando o avanço dos algoritmos das </w:t>
+      </w:r>
+      <w:proofErr w:type="spellStart"/>
+      <w:r>
+        <w:rPr>
+          <w:bCs/>
+        </w:rPr>
+        <w:t>IAs</w:t>
+      </w:r>
+      <w:proofErr w:type="spellEnd"/>
+      <w:r>
+        <w:rPr>
+          <w:bCs/>
+        </w:rPr>
+        <w:t>.</w:t>
+      </w:r>
     </w:p>
     <w:p>
       <w:pPr>
         <w:spacing w:line="360" w:lineRule="auto"/>
         <w:rPr>
-          <w:b/>
-        </w:rPr>
-      </w:pPr>
+          <w:bCs/>
+        </w:rPr>
+      </w:pPr>
+      <w:r>
+        <w:rPr>
+          <w:bCs/>
+        </w:rPr>
+        <w:tab/>
+        <w:t xml:space="preserve">O desenvolvimento das cinco versões encontrou alguns problemas em relação a otimização de códigos, posso citar dois exemplos o primeiro em relação a consulta de dados, quando foi solicitado para que a consulta fosse feita todas as </w:t>
+      </w:r>
+      <w:proofErr w:type="spellStart"/>
+      <w:r>
+        <w:rPr>
+          <w:bCs/>
+        </w:rPr>
+        <w:t>IAs</w:t>
+      </w:r>
+      <w:proofErr w:type="spellEnd"/>
+      <w:r>
+        <w:rPr>
+          <w:bCs/>
+        </w:rPr>
+        <w:t xml:space="preserve"> sugeriram usar o ORM </w:t>
+      </w:r>
+      <w:proofErr w:type="spellStart"/>
+      <w:r>
+        <w:rPr>
+          <w:bCs/>
+        </w:rPr>
+        <w:t>SQLAlchemy</w:t>
+      </w:r>
+      <w:proofErr w:type="spellEnd"/>
+      <w:r>
+        <w:rPr>
+          <w:bCs/>
+        </w:rPr>
+        <w:t xml:space="preserve"> do Python, utilizar ORM pode facilitar a escrita e leitura de dados porém em caso de consulta de grande volume de dados como, por exemplo, consultar o histórico da taxa de juros ou o histórico diário dos últimos três referente à uma ação a API pode ficar lenta</w:t>
+      </w:r>
+      <w:r>
+        <w:rPr>
+          <w:bCs/>
+        </w:rPr>
+        <w:t xml:space="preserve"> e para resolver esse problema precisaremos fazer a consulta via query nativa, para fazer essa consulta precisei especificar para todas as </w:t>
+      </w:r>
+      <w:proofErr w:type="spellStart"/>
+      <w:r>
+        <w:rPr>
+          <w:bCs/>
+        </w:rPr>
+        <w:t>IAs</w:t>
+      </w:r>
+      <w:proofErr w:type="spellEnd"/>
+      <w:r>
+        <w:rPr>
+          <w:bCs/>
+        </w:rPr>
+        <w:t xml:space="preserve"> que a consulta deveria ser feita em query nativa, outro ponto de atenção foi o acesso a APIs externas como a consulta de taxa de juros na API do Banco Central e a utilização da API Yahoo </w:t>
+      </w:r>
+      <w:proofErr w:type="spellStart"/>
+      <w:r>
+        <w:rPr>
+          <w:bCs/>
+        </w:rPr>
+        <w:t>Finance</w:t>
+      </w:r>
+      <w:proofErr w:type="spellEnd"/>
+      <w:r>
+        <w:rPr>
+          <w:bCs/>
+        </w:rPr>
+        <w:t xml:space="preserve">, quando foi solicitado para as </w:t>
+      </w:r>
+      <w:proofErr w:type="spellStart"/>
+      <w:r>
+        <w:rPr>
+          <w:bCs/>
+        </w:rPr>
+        <w:t>IAs</w:t>
+      </w:r>
+      <w:proofErr w:type="spellEnd"/>
+      <w:r>
+        <w:rPr>
+          <w:bCs/>
+        </w:rPr>
+        <w:t xml:space="preserve"> criarem um design </w:t>
+      </w:r>
+      <w:proofErr w:type="spellStart"/>
+      <w:r>
+        <w:rPr>
+          <w:bCs/>
+        </w:rPr>
+        <w:t>pattern</w:t>
+      </w:r>
+      <w:proofErr w:type="spellEnd"/>
+      <w:r>
+        <w:rPr>
+          <w:bCs/>
+        </w:rPr>
+        <w:t xml:space="preserve"> do tipo </w:t>
+      </w:r>
+      <w:proofErr w:type="spellStart"/>
+      <w:r>
+        <w:rPr>
+          <w:bCs/>
+        </w:rPr>
+        <w:t>Adapter</w:t>
+      </w:r>
+      <w:proofErr w:type="spellEnd"/>
+      <w:r>
+        <w:rPr>
+          <w:bCs/>
+        </w:rPr>
+        <w:t xml:space="preserve"> as </w:t>
+      </w:r>
+      <w:proofErr w:type="spellStart"/>
+      <w:r>
+        <w:rPr>
+          <w:bCs/>
+        </w:rPr>
+        <w:t>IAs</w:t>
+      </w:r>
+      <w:proofErr w:type="spellEnd"/>
+      <w:r>
+        <w:rPr>
+          <w:bCs/>
+        </w:rPr>
+        <w:t xml:space="preserve"> criaram apenas um método genérico para consulta o que tornaria a manutenção futura do acesso as APIs mais difícil.</w:t>
+      </w:r>
     </w:p>
     <w:p>
       <w:pPr>
         <w:spacing w:line="360" w:lineRule="auto"/>
         <w:rPr>
-          <w:b/>
+          <w:bCs/>
+        </w:rPr>
+      </w:pPr>
+    </w:p>
+    <w:p>
+      <w:pPr>
+        <w:spacing w:line="360" w:lineRule="auto"/>
+        <w:rPr>
+          <w:bCs/>
+        </w:rPr>
+      </w:pPr>
+    </w:p>
+    <w:p>
+      <w:pPr>
+        <w:spacing w:line="360" w:lineRule="auto"/>
+        <w:rPr>
+          <w:bCs/>
+        </w:rPr>
+      </w:pPr>
+    </w:p>
+    <w:p>
+      <w:pPr>
+        <w:spacing w:line="360" w:lineRule="auto"/>
+        <w:rPr>
+          <w:bCs/>
+        </w:rPr>
+      </w:pPr>
+    </w:p>
+    <w:p>
+      <w:pPr>
+        <w:spacing w:line="360" w:lineRule="auto"/>
+        <w:rPr>
+          <w:bCs/>
+        </w:rPr>
+      </w:pPr>
+    </w:p>
+    <w:p>
+      <w:pPr>
+        <w:spacing w:line="360" w:lineRule="auto"/>
+        <w:rPr>
+          <w:bCs/>
+        </w:rPr>
+      </w:pPr>
+    </w:p>
+    <w:p>
+      <w:pPr>
+        <w:spacing w:line="360" w:lineRule="auto"/>
+        <w:rPr>
+          <w:bCs/>
+        </w:rPr>
+      </w:pPr>
+    </w:p>
+    <w:p>
+      <w:pPr>
+        <w:spacing w:line="360" w:lineRule="auto"/>
+        <w:rPr>
+          <w:bCs/>
         </w:rPr>
       </w:pPr>
     </w:p>
@@ -12561,17 +16844,9 @@
         <w:rPr>
           <w:lang w:val="en-US"/>
         </w:rPr>
-        <w:t>Peter</w:t>
-      </w:r>
-      <w:proofErr w:type="gramStart"/>
-      <w:r>
-        <w:rPr>
-          <w:lang w:val="en-US"/>
-        </w:rPr>
-        <w:t>.;Demirer</w:t>
+        <w:t>Peter.;Demirer</w:t>
       </w:r>
       <w:proofErr w:type="spellEnd"/>
-      <w:proofErr w:type="gramEnd"/>
       <w:r>
         <w:rPr>
           <w:lang w:val="en-US"/>
@@ -12759,20 +17034,8 @@
           <w:highlight w:val="white"/>
           <w:lang w:val="en-US"/>
         </w:rPr>
-        <w:t>/</w:t>
-      </w:r>
-      <w:proofErr w:type="gramStart"/>
-      <w:r>
-        <w:rPr>
-          <w:rFonts w:ascii="Courier New" w:eastAsia="Courier New" w:hAnsi="Courier New" w:cs="Courier New"/>
-          <w:sz w:val="24"/>
-          <w:szCs w:val="24"/>
-          <w:highlight w:val="white"/>
-          <w:lang w:val="en-US"/>
-        </w:rPr>
-        <w:t>app</w:t>
-      </w:r>
-      <w:proofErr w:type="gramEnd"/>
+        <w:t>/app</w:t>
+      </w:r>
     </w:p>
     <w:p>
       <w:pPr>
@@ -12794,20 +17057,8 @@
           <w:highlight w:val="white"/>
           <w:lang w:val="en-US"/>
         </w:rPr>
-        <w:t xml:space="preserve">    /</w:t>
-      </w:r>
-      <w:proofErr w:type="gramStart"/>
-      <w:r>
-        <w:rPr>
-          <w:rFonts w:ascii="Courier New" w:eastAsia="Courier New" w:hAnsi="Courier New" w:cs="Courier New"/>
-          <w:sz w:val="24"/>
-          <w:szCs w:val="24"/>
-          <w:highlight w:val="white"/>
-          <w:lang w:val="en-US"/>
-        </w:rPr>
-        <w:t>core</w:t>
-      </w:r>
-      <w:proofErr w:type="gramEnd"/>
+        <w:t xml:space="preserve">    /core</w:t>
+      </w:r>
     </w:p>
     <w:p>
       <w:pPr>
@@ -12829,20 +17080,8 @@
           <w:highlight w:val="white"/>
           <w:lang w:val="en-US"/>
         </w:rPr>
-        <w:t xml:space="preserve">    /</w:t>
-      </w:r>
-      <w:proofErr w:type="gramStart"/>
-      <w:r>
-        <w:rPr>
-          <w:rFonts w:ascii="Courier New" w:eastAsia="Courier New" w:hAnsi="Courier New" w:cs="Courier New"/>
-          <w:sz w:val="24"/>
-          <w:szCs w:val="24"/>
-          <w:highlight w:val="white"/>
-          <w:lang w:val="en-US"/>
-        </w:rPr>
-        <w:t>domain</w:t>
-      </w:r>
-      <w:proofErr w:type="gramEnd"/>
+        <w:t xml:space="preserve">    /domain</w:t>
+      </w:r>
     </w:p>
     <w:p>
       <w:pPr>
@@ -12864,20 +17103,8 @@
           <w:highlight w:val="white"/>
           <w:lang w:val="en-US"/>
         </w:rPr>
-        <w:t xml:space="preserve">        /</w:t>
-      </w:r>
-      <w:proofErr w:type="gramStart"/>
-      <w:r>
-        <w:rPr>
-          <w:rFonts w:ascii="Courier New" w:eastAsia="Courier New" w:hAnsi="Courier New" w:cs="Courier New"/>
-          <w:sz w:val="24"/>
-          <w:szCs w:val="24"/>
-          <w:highlight w:val="white"/>
-          <w:lang w:val="en-US"/>
-        </w:rPr>
-        <w:t>models</w:t>
-      </w:r>
-      <w:proofErr w:type="gramEnd"/>
+        <w:t xml:space="preserve">        /models</w:t>
+      </w:r>
     </w:p>
     <w:p>
       <w:pPr>
@@ -12899,20 +17126,8 @@
           <w:highlight w:val="white"/>
           <w:lang w:val="en-US"/>
         </w:rPr>
-        <w:t xml:space="preserve">        /</w:t>
-      </w:r>
-      <w:proofErr w:type="gramStart"/>
-      <w:r>
-        <w:rPr>
-          <w:rFonts w:ascii="Courier New" w:eastAsia="Courier New" w:hAnsi="Courier New" w:cs="Courier New"/>
-          <w:sz w:val="24"/>
-          <w:szCs w:val="24"/>
-          <w:highlight w:val="white"/>
-          <w:lang w:val="en-US"/>
-        </w:rPr>
-        <w:t>repositories</w:t>
-      </w:r>
-      <w:proofErr w:type="gramEnd"/>
+        <w:t xml:space="preserve">        /repositories</w:t>
+      </w:r>
     </w:p>
     <w:p>
       <w:pPr>
@@ -12934,20 +17149,8 @@
           <w:highlight w:val="white"/>
           <w:lang w:val="en-US"/>
         </w:rPr>
-        <w:t xml:space="preserve">        /</w:t>
-      </w:r>
-      <w:proofErr w:type="gramStart"/>
-      <w:r>
-        <w:rPr>
-          <w:rFonts w:ascii="Courier New" w:eastAsia="Courier New" w:hAnsi="Courier New" w:cs="Courier New"/>
-          <w:sz w:val="24"/>
-          <w:szCs w:val="24"/>
-          <w:highlight w:val="white"/>
-          <w:lang w:val="en-US"/>
-        </w:rPr>
-        <w:t>services</w:t>
-      </w:r>
-      <w:proofErr w:type="gramEnd"/>
+        <w:t xml:space="preserve">        /services</w:t>
+      </w:r>
     </w:p>
     <w:p>
       <w:pPr>
@@ -12969,20 +17172,8 @@
           <w:highlight w:val="white"/>
           <w:lang w:val="en-US"/>
         </w:rPr>
-        <w:t xml:space="preserve">    /</w:t>
-      </w:r>
-      <w:proofErr w:type="gramStart"/>
-      <w:r>
-        <w:rPr>
-          <w:rFonts w:ascii="Courier New" w:eastAsia="Courier New" w:hAnsi="Courier New" w:cs="Courier New"/>
-          <w:sz w:val="24"/>
-          <w:szCs w:val="24"/>
-          <w:highlight w:val="white"/>
-          <w:lang w:val="en-US"/>
-        </w:rPr>
-        <w:t>application</w:t>
-      </w:r>
-      <w:proofErr w:type="gramEnd"/>
+        <w:t xml:space="preserve">    /application</w:t>
+      </w:r>
     </w:p>
     <w:p>
       <w:pPr>
@@ -13004,20 +17195,8 @@
           <w:highlight w:val="white"/>
           <w:lang w:val="en-US"/>
         </w:rPr>
-        <w:t xml:space="preserve">        /</w:t>
-      </w:r>
-      <w:proofErr w:type="gramStart"/>
-      <w:r>
-        <w:rPr>
-          <w:rFonts w:ascii="Courier New" w:eastAsia="Courier New" w:hAnsi="Courier New" w:cs="Courier New"/>
-          <w:sz w:val="24"/>
-          <w:szCs w:val="24"/>
-          <w:highlight w:val="white"/>
-          <w:lang w:val="en-US"/>
-        </w:rPr>
-        <w:t>interfaces</w:t>
-      </w:r>
-      <w:proofErr w:type="gramEnd"/>
+        <w:t xml:space="preserve">        /interfaces</w:t>
+      </w:r>
     </w:p>
     <w:p>
       <w:pPr>
@@ -13042,27 +17221,15 @@
         <w:t xml:space="preserve">        /</w:t>
       </w:r>
       <w:proofErr w:type="spellStart"/>
-      <w:proofErr w:type="gramStart"/>
-      <w:r>
-        <w:rPr>
-          <w:rFonts w:ascii="Courier New" w:eastAsia="Courier New" w:hAnsi="Courier New" w:cs="Courier New"/>
-          <w:sz w:val="24"/>
-          <w:szCs w:val="24"/>
-          <w:highlight w:val="white"/>
-          <w:lang w:val="en-US"/>
-        </w:rPr>
-        <w:t>use</w:t>
-      </w:r>
-      <w:proofErr w:type="gramEnd"/>
-      <w:r>
-        <w:rPr>
-          <w:rFonts w:ascii="Courier New" w:eastAsia="Courier New" w:hAnsi="Courier New" w:cs="Courier New"/>
-          <w:sz w:val="24"/>
-          <w:szCs w:val="24"/>
-          <w:highlight w:val="white"/>
-          <w:lang w:val="en-US"/>
-        </w:rPr>
-        <w:t>_cases</w:t>
+      <w:r>
+        <w:rPr>
+          <w:rFonts w:ascii="Courier New" w:eastAsia="Courier New" w:hAnsi="Courier New" w:cs="Courier New"/>
+          <w:sz w:val="24"/>
+          <w:szCs w:val="24"/>
+          <w:highlight w:val="white"/>
+          <w:lang w:val="en-US"/>
+        </w:rPr>
+        <w:t>use_cases</w:t>
       </w:r>
       <w:proofErr w:type="spellEnd"/>
     </w:p>
@@ -13087,20 +17254,8 @@
           <w:lang w:val="en-US"/>
         </w:rPr>
         <w:lastRenderedPageBreak/>
-        <w:t xml:space="preserve">    /</w:t>
-      </w:r>
-      <w:proofErr w:type="gramStart"/>
-      <w:r>
-        <w:rPr>
-          <w:rFonts w:ascii="Courier New" w:eastAsia="Courier New" w:hAnsi="Courier New" w:cs="Courier New"/>
-          <w:sz w:val="24"/>
-          <w:szCs w:val="24"/>
-          <w:highlight w:val="white"/>
-          <w:lang w:val="en-US"/>
-        </w:rPr>
-        <w:t>infrastructure</w:t>
-      </w:r>
-      <w:proofErr w:type="gramEnd"/>
+        <w:t xml:space="preserve">    /infrastructure</w:t>
+      </w:r>
     </w:p>
     <w:p>
       <w:pPr>
@@ -13122,20 +17277,8 @@
           <w:highlight w:val="white"/>
           <w:lang w:val="en-US"/>
         </w:rPr>
-        <w:t xml:space="preserve">        /</w:t>
-      </w:r>
-      <w:proofErr w:type="gramStart"/>
-      <w:r>
-        <w:rPr>
-          <w:rFonts w:ascii="Courier New" w:eastAsia="Courier New" w:hAnsi="Courier New" w:cs="Courier New"/>
-          <w:sz w:val="24"/>
-          <w:szCs w:val="24"/>
-          <w:highlight w:val="white"/>
-          <w:lang w:val="en-US"/>
-        </w:rPr>
-        <w:t>database</w:t>
-      </w:r>
-      <w:proofErr w:type="gramEnd"/>
+        <w:t xml:space="preserve">        /database</w:t>
+      </w:r>
     </w:p>
     <w:p>
       <w:pPr>
@@ -13157,20 +17300,8 @@
           <w:highlight w:val="white"/>
           <w:lang w:val="en-US"/>
         </w:rPr>
-        <w:t xml:space="preserve">        /</w:t>
-      </w:r>
-      <w:proofErr w:type="gramStart"/>
-      <w:r>
-        <w:rPr>
-          <w:rFonts w:ascii="Courier New" w:eastAsia="Courier New" w:hAnsi="Courier New" w:cs="Courier New"/>
-          <w:sz w:val="24"/>
-          <w:szCs w:val="24"/>
-          <w:highlight w:val="white"/>
-          <w:lang w:val="en-US"/>
-        </w:rPr>
-        <w:t>repositories</w:t>
-      </w:r>
-      <w:proofErr w:type="gramEnd"/>
+        <w:t xml:space="preserve">        /repositories</w:t>
+      </w:r>
     </w:p>
     <w:p>
       <w:pPr>
@@ -13195,7 +17326,6 @@
         <w:t xml:space="preserve">    /</w:t>
       </w:r>
       <w:proofErr w:type="spellStart"/>
-      <w:proofErr w:type="gramStart"/>
       <w:r>
         <w:rPr>
           <w:rFonts w:ascii="Courier New" w:eastAsia="Courier New" w:hAnsi="Courier New" w:cs="Courier New"/>
@@ -13207,7 +17337,6 @@
         <w:t>api</w:t>
       </w:r>
       <w:proofErr w:type="spellEnd"/>
-      <w:proofErr w:type="gramEnd"/>
     </w:p>
     <w:p>
       <w:pPr>
@@ -13252,20 +17381,8 @@
           <w:highlight w:val="white"/>
           <w:lang w:val="en-US"/>
         </w:rPr>
-        <w:t xml:space="preserve">    /</w:t>
-      </w:r>
-      <w:proofErr w:type="gramStart"/>
-      <w:r>
-        <w:rPr>
-          <w:rFonts w:ascii="Courier New" w:eastAsia="Courier New" w:hAnsi="Courier New" w:cs="Courier New"/>
-          <w:sz w:val="24"/>
-          <w:szCs w:val="24"/>
-          <w:highlight w:val="white"/>
-          <w:lang w:val="en-US"/>
-        </w:rPr>
-        <w:t>tests</w:t>
-      </w:r>
-      <w:proofErr w:type="gramEnd"/>
+        <w:t xml:space="preserve">    /tests</w:t>
+      </w:r>
     </w:p>
     <w:p>
       <w:pPr>
@@ -13364,17 +17481,7 @@
           <w:szCs w:val="24"/>
           <w:highlight w:val="white"/>
         </w:rPr>
-        <w:t xml:space="preserve">    </w:t>
-      </w:r>
-      <w:proofErr w:type="gramStart"/>
-      <w:r>
-        <w:rPr>
-          <w:rFonts w:ascii="Courier New" w:eastAsia="Courier New" w:hAnsi="Courier New" w:cs="Courier New"/>
-          <w:sz w:val="24"/>
-          <w:szCs w:val="24"/>
-          <w:highlight w:val="white"/>
-        </w:rPr>
-        <w:t>.</w:t>
+        <w:t xml:space="preserve">    .</w:t>
       </w:r>
       <w:proofErr w:type="spellStart"/>
       <w:r>
@@ -13387,7 +17494,6 @@
         <w:t>env</w:t>
       </w:r>
       <w:proofErr w:type="spellEnd"/>
-      <w:proofErr w:type="gramEnd"/>
     </w:p>
     <w:p>
       <w:pPr>
@@ -13545,7 +17651,6 @@
         <w:t xml:space="preserve">CREATE TABLE </w:t>
       </w:r>
       <w:proofErr w:type="spellStart"/>
-      <w:proofErr w:type="gramStart"/>
       <w:r>
         <w:rPr>
           <w:rFonts w:ascii="Courier New" w:eastAsia="Courier New" w:hAnsi="Courier New" w:cs="Courier New"/>
@@ -13556,7 +17661,6 @@
         <w:t>dbo.SegmentoClassificacao</w:t>
       </w:r>
       <w:proofErr w:type="spellEnd"/>
-      <w:proofErr w:type="gramEnd"/>
       <w:r>
         <w:rPr>
           <w:rFonts w:ascii="Courier New" w:eastAsia="Courier New" w:hAnsi="Courier New" w:cs="Courier New"/>
@@ -13585,47 +17689,7 @@
           <w:szCs w:val="24"/>
           <w:highlight w:val="white"/>
         </w:rPr>
-        <w:t xml:space="preserve">    ID INT </w:t>
-      </w:r>
-      <w:proofErr w:type="gramStart"/>
-      <w:r>
-        <w:rPr>
-          <w:rFonts w:ascii="Courier New" w:eastAsia="Courier New" w:hAnsi="Courier New" w:cs="Courier New"/>
-          <w:sz w:val="24"/>
-          <w:szCs w:val="24"/>
-          <w:highlight w:val="white"/>
-        </w:rPr>
-        <w:t>IDENTITY(</w:t>
-      </w:r>
-      <w:proofErr w:type="gramEnd"/>
-      <w:r>
-        <w:rPr>
-          <w:rFonts w:ascii="Courier New" w:eastAsia="Courier New" w:hAnsi="Courier New" w:cs="Courier New"/>
-          <w:sz w:val="24"/>
-          <w:szCs w:val="24"/>
-          <w:highlight w:val="white"/>
-        </w:rPr>
-        <w:t xml:space="preserve">1,1) PRIMARY </w:t>
-      </w:r>
-      <w:proofErr w:type="gramStart"/>
-      <w:r>
-        <w:rPr>
-          <w:rFonts w:ascii="Courier New" w:eastAsia="Courier New" w:hAnsi="Courier New" w:cs="Courier New"/>
-          <w:sz w:val="24"/>
-          <w:szCs w:val="24"/>
-          <w:highlight w:val="white"/>
-        </w:rPr>
-        <w:t>KEY,  --</w:t>
-      </w:r>
-      <w:proofErr w:type="gramEnd"/>
-      <w:r>
-        <w:rPr>
-          <w:rFonts w:ascii="Courier New" w:eastAsia="Courier New" w:hAnsi="Courier New" w:cs="Courier New"/>
-          <w:sz w:val="24"/>
-          <w:szCs w:val="24"/>
-          <w:highlight w:val="white"/>
-        </w:rPr>
-        <w:t xml:space="preserve"> Chave primária autoincrementada</w:t>
+        <w:t xml:space="preserve">    ID INT IDENTITY(1,1) PRIMARY KEY,  -- Chave primária autoincrementada</w:t>
       </w:r>
     </w:p>
     <w:p>
@@ -13646,47 +17710,7 @@
           <w:szCs w:val="24"/>
           <w:highlight w:val="white"/>
         </w:rPr>
-        <w:t xml:space="preserve">    Sigla </w:t>
-      </w:r>
-      <w:proofErr w:type="gramStart"/>
-      <w:r>
-        <w:rPr>
-          <w:rFonts w:ascii="Courier New" w:eastAsia="Courier New" w:hAnsi="Courier New" w:cs="Courier New"/>
-          <w:sz w:val="24"/>
-          <w:szCs w:val="24"/>
-          <w:highlight w:val="white"/>
-        </w:rPr>
-        <w:t>VARCHAR(</w:t>
-      </w:r>
-      <w:proofErr w:type="gramEnd"/>
-      <w:r>
-        <w:rPr>
-          <w:rFonts w:ascii="Courier New" w:eastAsia="Courier New" w:hAnsi="Courier New" w:cs="Courier New"/>
-          <w:sz w:val="24"/>
-          <w:szCs w:val="24"/>
-          <w:highlight w:val="white"/>
-        </w:rPr>
-        <w:t xml:space="preserve">10) NOT </w:t>
-      </w:r>
-      <w:proofErr w:type="gramStart"/>
-      <w:r>
-        <w:rPr>
-          <w:rFonts w:ascii="Courier New" w:eastAsia="Courier New" w:hAnsi="Courier New" w:cs="Courier New"/>
-          <w:sz w:val="24"/>
-          <w:szCs w:val="24"/>
-          <w:highlight w:val="white"/>
-        </w:rPr>
-        <w:t xml:space="preserve">NULL,   </w:t>
-      </w:r>
-      <w:proofErr w:type="gramEnd"/>
-      <w:r>
-        <w:rPr>
-          <w:rFonts w:ascii="Courier New" w:eastAsia="Courier New" w:hAnsi="Courier New" w:cs="Courier New"/>
-          <w:sz w:val="24"/>
-          <w:szCs w:val="24"/>
-          <w:highlight w:val="white"/>
-        </w:rPr>
-        <w:t xml:space="preserve">     -- Sigla extraída dos parênteses</w:t>
+        <w:t xml:space="preserve">    Sigla VARCHAR(10) NOT NULL,        -- Sigla extraída dos parênteses</w:t>
       </w:r>
     </w:p>
     <w:p>
@@ -13707,27 +17731,7 @@
           <w:szCs w:val="24"/>
           <w:highlight w:val="white"/>
         </w:rPr>
-        <w:t xml:space="preserve">    Descritivo </w:t>
-      </w:r>
-      <w:proofErr w:type="gramStart"/>
-      <w:r>
-        <w:rPr>
-          <w:rFonts w:ascii="Courier New" w:eastAsia="Courier New" w:hAnsi="Courier New" w:cs="Courier New"/>
-          <w:sz w:val="24"/>
-          <w:szCs w:val="24"/>
-          <w:highlight w:val="white"/>
-        </w:rPr>
-        <w:t>VARCHAR(</w:t>
-      </w:r>
-      <w:proofErr w:type="gramEnd"/>
-      <w:r>
-        <w:rPr>
-          <w:rFonts w:ascii="Courier New" w:eastAsia="Courier New" w:hAnsi="Courier New" w:cs="Courier New"/>
-          <w:sz w:val="24"/>
-          <w:szCs w:val="24"/>
-          <w:highlight w:val="white"/>
-        </w:rPr>
-        <w:t>255) NOT NULL   -- Texto após os parênteses</w:t>
+        <w:t xml:space="preserve">    Descritivo VARCHAR(255) NOT NULL   -- Texto após os parênteses</w:t>
       </w:r>
     </w:p>
     <w:p>
@@ -13795,7 +17799,6 @@
         <w:t xml:space="preserve"> DR1 deve ser salvo na coluna Sigla do banco o que está depois do </w:t>
       </w:r>
       <w:proofErr w:type="spellStart"/>
-      <w:proofErr w:type="gramStart"/>
       <w:r>
         <w:rPr>
           <w:highlight w:val="white"/>
@@ -13807,14 +17810,7 @@
         <w:rPr>
           <w:highlight w:val="white"/>
         </w:rPr>
-        <w:t xml:space="preserve"> )</w:t>
-      </w:r>
-      <w:proofErr w:type="gramEnd"/>
-      <w:r>
-        <w:rPr>
-          <w:highlight w:val="white"/>
-        </w:rPr>
-        <w:t xml:space="preserve"> deve ser salvo na coluna descritivo</w:t>
+        <w:t xml:space="preserve"> ) deve ser salvo na coluna descritivo</w:t>
       </w:r>
     </w:p>
     <w:p>
@@ -13838,21 +17834,7 @@
         <w:rPr>
           <w:highlight w:val="white"/>
         </w:rPr>
-        <w:t xml:space="preserve">Como criar um </w:t>
-      </w:r>
-      <w:proofErr w:type="gramStart"/>
-      <w:r>
-        <w:rPr>
-          <w:highlight w:val="white"/>
-        </w:rPr>
-        <w:t>método  que</w:t>
-      </w:r>
-      <w:proofErr w:type="gramEnd"/>
-      <w:r>
-        <w:rPr>
-          <w:highlight w:val="white"/>
-        </w:rPr>
-        <w:t xml:space="preserve"> leia um arquivo em Excel,</w:t>
+        <w:t>Como criar um método  que leia um arquivo em Excel,</w:t>
       </w:r>
     </w:p>
     <w:p>
@@ -13893,7 +17875,6 @@
         <w:t xml:space="preserve">CREATE TABLE </w:t>
       </w:r>
       <w:proofErr w:type="spellStart"/>
-      <w:proofErr w:type="gramStart"/>
       <w:r>
         <w:rPr>
           <w:rFonts w:ascii="Courier New" w:eastAsia="Courier New" w:hAnsi="Courier New" w:cs="Courier New"/>
@@ -13916,7 +17897,6 @@
         <w:t>.[</w:t>
       </w:r>
       <w:proofErr w:type="spellStart"/>
-      <w:proofErr w:type="gramEnd"/>
       <w:r>
         <w:rPr>
           <w:rFonts w:ascii="Courier New" w:eastAsia="Courier New" w:hAnsi="Courier New" w:cs="Courier New"/>
@@ -13959,51 +17939,7 @@
           <w:highlight w:val="white"/>
           <w:lang w:val="en-US"/>
         </w:rPr>
-        <w:t xml:space="preserve">    ID INT </w:t>
-      </w:r>
-      <w:proofErr w:type="gramStart"/>
-      <w:r>
-        <w:rPr>
-          <w:rFonts w:ascii="Courier New" w:eastAsia="Courier New" w:hAnsi="Courier New" w:cs="Courier New"/>
-          <w:sz w:val="24"/>
-          <w:szCs w:val="24"/>
-          <w:highlight w:val="white"/>
-          <w:lang w:val="en-US"/>
-        </w:rPr>
-        <w:t>IDENTITY(</w:t>
-      </w:r>
-      <w:proofErr w:type="gramEnd"/>
-      <w:r>
-        <w:rPr>
-          <w:rFonts w:ascii="Courier New" w:eastAsia="Courier New" w:hAnsi="Courier New" w:cs="Courier New"/>
-          <w:sz w:val="24"/>
-          <w:szCs w:val="24"/>
-          <w:highlight w:val="white"/>
-          <w:lang w:val="en-US"/>
-        </w:rPr>
-        <w:t xml:space="preserve">1,1) PRIMARY </w:t>
-      </w:r>
-      <w:proofErr w:type="gramStart"/>
-      <w:r>
-        <w:rPr>
-          <w:rFonts w:ascii="Courier New" w:eastAsia="Courier New" w:hAnsi="Courier New" w:cs="Courier New"/>
-          <w:sz w:val="24"/>
-          <w:szCs w:val="24"/>
-          <w:highlight w:val="white"/>
-          <w:lang w:val="en-US"/>
-        </w:rPr>
-        <w:t>KEY,  --</w:t>
-      </w:r>
-      <w:proofErr w:type="gramEnd"/>
-      <w:r>
-        <w:rPr>
-          <w:rFonts w:ascii="Courier New" w:eastAsia="Courier New" w:hAnsi="Courier New" w:cs="Courier New"/>
-          <w:sz w:val="24"/>
-          <w:szCs w:val="24"/>
-          <w:highlight w:val="white"/>
-          <w:lang w:val="en-US"/>
-        </w:rPr>
-        <w:t xml:space="preserve"> Chave </w:t>
+        <w:t xml:space="preserve">    ID INT IDENTITY(1,1) PRIMARY KEY,  -- Chave </w:t>
       </w:r>
       <w:proofErr w:type="spellStart"/>
       <w:r>
@@ -14068,27 +18004,7 @@
           <w:szCs w:val="24"/>
           <w:highlight w:val="white"/>
         </w:rPr>
-        <w:t xml:space="preserve">Descritivo </w:t>
-      </w:r>
-      <w:proofErr w:type="gramStart"/>
-      <w:r>
-        <w:rPr>
-          <w:rFonts w:ascii="Courier New" w:eastAsia="Courier New" w:hAnsi="Courier New" w:cs="Courier New"/>
-          <w:sz w:val="24"/>
-          <w:szCs w:val="24"/>
-          <w:highlight w:val="white"/>
-        </w:rPr>
-        <w:t>VARCHAR(</w:t>
-      </w:r>
-      <w:proofErr w:type="gramEnd"/>
-      <w:r>
-        <w:rPr>
-          <w:rFonts w:ascii="Courier New" w:eastAsia="Courier New" w:hAnsi="Courier New" w:cs="Courier New"/>
-          <w:sz w:val="24"/>
-          <w:szCs w:val="24"/>
-          <w:highlight w:val="white"/>
-        </w:rPr>
-        <w:t>255) NOT NULL   -- Nome do setor econômico</w:t>
+        <w:t>Descritivo VARCHAR(255) NOT NULL   -- Nome do setor econômico</w:t>
       </w:r>
     </w:p>
     <w:p>
@@ -14133,21 +18049,7 @@
         <w:rPr>
           <w:highlight w:val="white"/>
         </w:rPr>
-        <w:t xml:space="preserve">sendo que </w:t>
-      </w:r>
-      <w:proofErr w:type="gramStart"/>
-      <w:r>
-        <w:rPr>
-          <w:highlight w:val="white"/>
-        </w:rPr>
-        <w:t>deve-se</w:t>
-      </w:r>
-      <w:proofErr w:type="gramEnd"/>
-      <w:r>
-        <w:rPr>
-          <w:highlight w:val="white"/>
-        </w:rPr>
-        <w:t xml:space="preserve"> desconsiderar as células que estejam com o valor SUBSETOR ou valores em branco</w:t>
+        <w:t>sendo que deve-se desconsiderar as células que estejam com o valor SUBSETOR ou valores em branco</w:t>
       </w:r>
     </w:p>
     <w:p>
@@ -14171,21 +18073,7 @@
         <w:rPr>
           <w:highlight w:val="white"/>
         </w:rPr>
-        <w:t xml:space="preserve">Como criar um </w:t>
-      </w:r>
-      <w:proofErr w:type="gramStart"/>
-      <w:r>
-        <w:rPr>
-          <w:highlight w:val="white"/>
-        </w:rPr>
-        <w:t>método  que</w:t>
-      </w:r>
-      <w:proofErr w:type="gramEnd"/>
-      <w:r>
-        <w:rPr>
-          <w:highlight w:val="white"/>
-        </w:rPr>
-        <w:t xml:space="preserve"> leia um arquivo em Excel,</w:t>
+        <w:t>Como criar um método  que leia um arquivo em Excel,</w:t>
       </w:r>
     </w:p>
     <w:p>
@@ -14225,7 +18113,6 @@
         <w:t xml:space="preserve">CREATE TABLE </w:t>
       </w:r>
       <w:proofErr w:type="spellStart"/>
-      <w:proofErr w:type="gramStart"/>
       <w:r>
         <w:rPr>
           <w:rFonts w:ascii="Courier New" w:eastAsia="Courier New" w:hAnsi="Courier New" w:cs="Courier New"/>
@@ -14246,7 +18133,6 @@
         <w:t>.[</w:t>
       </w:r>
       <w:proofErr w:type="spellStart"/>
-      <w:proofErr w:type="gramEnd"/>
       <w:r>
         <w:rPr>
           <w:rFonts w:ascii="Courier New" w:eastAsia="Courier New" w:hAnsi="Courier New" w:cs="Courier New"/>
@@ -14285,47 +18171,7 @@
           <w:szCs w:val="24"/>
           <w:highlight w:val="white"/>
         </w:rPr>
-        <w:t xml:space="preserve">    ID INT </w:t>
-      </w:r>
-      <w:proofErr w:type="gramStart"/>
-      <w:r>
-        <w:rPr>
-          <w:rFonts w:ascii="Courier New" w:eastAsia="Courier New" w:hAnsi="Courier New" w:cs="Courier New"/>
-          <w:sz w:val="24"/>
-          <w:szCs w:val="24"/>
-          <w:highlight w:val="white"/>
-        </w:rPr>
-        <w:t>IDENTITY(</w:t>
-      </w:r>
-      <w:proofErr w:type="gramEnd"/>
-      <w:r>
-        <w:rPr>
-          <w:rFonts w:ascii="Courier New" w:eastAsia="Courier New" w:hAnsi="Courier New" w:cs="Courier New"/>
-          <w:sz w:val="24"/>
-          <w:szCs w:val="24"/>
-          <w:highlight w:val="white"/>
-        </w:rPr>
-        <w:t xml:space="preserve">1,1) PRIMARY </w:t>
-      </w:r>
-      <w:proofErr w:type="gramStart"/>
-      <w:r>
-        <w:rPr>
-          <w:rFonts w:ascii="Courier New" w:eastAsia="Courier New" w:hAnsi="Courier New" w:cs="Courier New"/>
-          <w:sz w:val="24"/>
-          <w:szCs w:val="24"/>
-          <w:highlight w:val="white"/>
-        </w:rPr>
-        <w:t>KEY,  --</w:t>
-      </w:r>
-      <w:proofErr w:type="gramEnd"/>
-      <w:r>
-        <w:rPr>
-          <w:rFonts w:ascii="Courier New" w:eastAsia="Courier New" w:hAnsi="Courier New" w:cs="Courier New"/>
-          <w:sz w:val="24"/>
-          <w:szCs w:val="24"/>
-          <w:highlight w:val="white"/>
-        </w:rPr>
-        <w:t xml:space="preserve"> Chave primária autoincrementada</w:t>
+        <w:t xml:space="preserve">    ID INT IDENTITY(1,1) PRIMARY KEY,  -- Chave primária autoincrementada</w:t>
       </w:r>
     </w:p>
     <w:p>
@@ -14346,27 +18192,7 @@
           <w:szCs w:val="24"/>
           <w:highlight w:val="white"/>
         </w:rPr>
-        <w:t xml:space="preserve">    Descritivo </w:t>
-      </w:r>
-      <w:proofErr w:type="gramStart"/>
-      <w:r>
-        <w:rPr>
-          <w:rFonts w:ascii="Courier New" w:eastAsia="Courier New" w:hAnsi="Courier New" w:cs="Courier New"/>
-          <w:sz w:val="24"/>
-          <w:szCs w:val="24"/>
-          <w:highlight w:val="white"/>
-        </w:rPr>
-        <w:t>VARCHAR(</w:t>
-      </w:r>
-      <w:proofErr w:type="gramEnd"/>
-      <w:r>
-        <w:rPr>
-          <w:rFonts w:ascii="Courier New" w:eastAsia="Courier New" w:hAnsi="Courier New" w:cs="Courier New"/>
-          <w:sz w:val="24"/>
-          <w:szCs w:val="24"/>
-          <w:highlight w:val="white"/>
-        </w:rPr>
-        <w:t>255) NOT NULL   -- Nome do setor econômico</w:t>
+        <w:t xml:space="preserve">    Descritivo VARCHAR(255) NOT NULL   -- Nome do setor econômico</w:t>
       </w:r>
     </w:p>
     <w:p>
@@ -14411,21 +18237,7 @@
         <w:rPr>
           <w:highlight w:val="white"/>
         </w:rPr>
-        <w:t xml:space="preserve">sendo que </w:t>
-      </w:r>
-      <w:proofErr w:type="gramStart"/>
-      <w:r>
-        <w:rPr>
-          <w:highlight w:val="white"/>
-        </w:rPr>
-        <w:t>deve-se</w:t>
-      </w:r>
-      <w:proofErr w:type="gramEnd"/>
-      <w:r>
-        <w:rPr>
-          <w:highlight w:val="white"/>
-        </w:rPr>
-        <w:t xml:space="preserve"> desconsiderar as células que estejam com o valor SETOR ECONÔMICO ou valores em branco</w:t>
+        <w:t>sendo que deve-se desconsiderar as células que estejam com o valor SETOR ECONÔMICO ou valores em branco</w:t>
       </w:r>
     </w:p>
     <w:p>
@@ -14473,7 +18285,6 @@
         <w:t xml:space="preserve">CREATE TABLE </w:t>
       </w:r>
       <w:proofErr w:type="spellStart"/>
-      <w:proofErr w:type="gramStart"/>
       <w:r>
         <w:rPr>
           <w:rFonts w:ascii="Courier New" w:eastAsia="Courier New" w:hAnsi="Courier New" w:cs="Courier New"/>
@@ -14484,7 +18295,6 @@
         <w:t>dbo.Segmento</w:t>
       </w:r>
       <w:proofErr w:type="spellEnd"/>
-      <w:proofErr w:type="gramEnd"/>
       <w:r>
         <w:rPr>
           <w:rFonts w:ascii="Courier New" w:eastAsia="Courier New" w:hAnsi="Courier New" w:cs="Courier New"/>
@@ -14513,47 +18323,7 @@
           <w:szCs w:val="24"/>
           <w:highlight w:val="white"/>
         </w:rPr>
-        <w:t xml:space="preserve">    ID INT </w:t>
-      </w:r>
-      <w:proofErr w:type="gramStart"/>
-      <w:r>
-        <w:rPr>
-          <w:rFonts w:ascii="Courier New" w:eastAsia="Courier New" w:hAnsi="Courier New" w:cs="Courier New"/>
-          <w:sz w:val="24"/>
-          <w:szCs w:val="24"/>
-          <w:highlight w:val="white"/>
-        </w:rPr>
-        <w:t>IDENTITY(</w:t>
-      </w:r>
-      <w:proofErr w:type="gramEnd"/>
-      <w:r>
-        <w:rPr>
-          <w:rFonts w:ascii="Courier New" w:eastAsia="Courier New" w:hAnsi="Courier New" w:cs="Courier New"/>
-          <w:sz w:val="24"/>
-          <w:szCs w:val="24"/>
-          <w:highlight w:val="white"/>
-        </w:rPr>
-        <w:t xml:space="preserve">1,1) PRIMARY </w:t>
-      </w:r>
-      <w:proofErr w:type="gramStart"/>
-      <w:r>
-        <w:rPr>
-          <w:rFonts w:ascii="Courier New" w:eastAsia="Courier New" w:hAnsi="Courier New" w:cs="Courier New"/>
-          <w:sz w:val="24"/>
-          <w:szCs w:val="24"/>
-          <w:highlight w:val="white"/>
-        </w:rPr>
-        <w:t>KEY,  --</w:t>
-      </w:r>
-      <w:proofErr w:type="gramEnd"/>
-      <w:r>
-        <w:rPr>
-          <w:rFonts w:ascii="Courier New" w:eastAsia="Courier New" w:hAnsi="Courier New" w:cs="Courier New"/>
-          <w:sz w:val="24"/>
-          <w:szCs w:val="24"/>
-          <w:highlight w:val="white"/>
-        </w:rPr>
-        <w:t xml:space="preserve"> Chave primária autoincrementada</w:t>
+        <w:t xml:space="preserve">    ID INT IDENTITY(1,1) PRIMARY KEY,  -- Chave primária autoincrementada</w:t>
       </w:r>
     </w:p>
     <w:p>
@@ -14574,27 +18344,7 @@
           <w:szCs w:val="24"/>
           <w:highlight w:val="white"/>
         </w:rPr>
-        <w:t xml:space="preserve">    Descritivo </w:t>
-      </w:r>
-      <w:proofErr w:type="gramStart"/>
-      <w:r>
-        <w:rPr>
-          <w:rFonts w:ascii="Courier New" w:eastAsia="Courier New" w:hAnsi="Courier New" w:cs="Courier New"/>
-          <w:sz w:val="24"/>
-          <w:szCs w:val="24"/>
-          <w:highlight w:val="white"/>
-        </w:rPr>
-        <w:t>VARCHAR(</w:t>
-      </w:r>
-      <w:proofErr w:type="gramEnd"/>
-      <w:r>
-        <w:rPr>
-          <w:rFonts w:ascii="Courier New" w:eastAsia="Courier New" w:hAnsi="Courier New" w:cs="Courier New"/>
-          <w:sz w:val="24"/>
-          <w:szCs w:val="24"/>
-          <w:highlight w:val="white"/>
-        </w:rPr>
-        <w:t>255) NOT NULL   -- Nome do segmento</w:t>
+        <w:t xml:space="preserve">    Descritivo VARCHAR(255) NOT NULL   -- Nome do segmento</w:t>
       </w:r>
     </w:p>
     <w:p>
@@ -14641,21 +18391,7 @@
         <w:rPr>
           <w:highlight w:val="white"/>
         </w:rPr>
-        <w:t xml:space="preserve">Preciso inserir dados na tabela abaixo sendo que </w:t>
-      </w:r>
-      <w:proofErr w:type="gramStart"/>
-      <w:r>
-        <w:rPr>
-          <w:highlight w:val="white"/>
-        </w:rPr>
-        <w:t>os dados vem</w:t>
-      </w:r>
-      <w:proofErr w:type="gramEnd"/>
-      <w:r>
-        <w:rPr>
-          <w:highlight w:val="white"/>
-        </w:rPr>
-        <w:t xml:space="preserve"> de uma planilha em Excel e na coluna nome o conteúdo está na coluna C da planilha da linha 8 até a 520 desconsiderando as </w:t>
+        <w:t xml:space="preserve">Preciso inserir dados na tabela abaixo sendo que os dados vem de uma planilha em Excel e na coluna nome o conteúdo está na coluna C da planilha da linha 8 até a 520 desconsiderando as </w:t>
       </w:r>
       <w:proofErr w:type="spellStart"/>
       <w:r>
@@ -14755,24 +18491,9 @@
         <w:rPr>
           <w:highlight w:val="white"/>
         </w:rPr>
-        <w:t xml:space="preserve"> está </w:t>
-      </w:r>
-      <w:proofErr w:type="gramStart"/>
-      <w:r>
-        <w:rPr>
-          <w:highlight w:val="white"/>
-        </w:rPr>
-        <w:t>na coluna E da planilha</w:t>
-      </w:r>
-      <w:proofErr w:type="gramEnd"/>
-      <w:r>
-        <w:rPr>
-          <w:highlight w:val="white"/>
-        </w:rPr>
-        <w:t xml:space="preserve"> porém o valor pode estar vazio, quando não for vazio ela terá a sigla que corresponde a coluna Sigla na tabela </w:t>
+        <w:t xml:space="preserve"> está na coluna E da planilha porém o valor pode estar vazio, quando não for vazio ela terá a sigla que corresponde a coluna Sigla na tabela </w:t>
       </w:r>
       <w:proofErr w:type="spellStart"/>
-      <w:proofErr w:type="gramStart"/>
       <w:r>
         <w:rPr>
           <w:highlight w:val="white"/>
@@ -14780,7 +18501,6 @@
         <w:t>dbo.SegmentoClassificacao</w:t>
       </w:r>
       <w:proofErr w:type="spellEnd"/>
-      <w:proofErr w:type="gramEnd"/>
       <w:r>
         <w:rPr>
           <w:highlight w:val="white"/>
@@ -14861,7 +18581,6 @@
         <w:t xml:space="preserve">na tabela </w:t>
       </w:r>
       <w:proofErr w:type="spellStart"/>
-      <w:proofErr w:type="gramStart"/>
       <w:r>
         <w:rPr>
           <w:highlight w:val="white"/>
@@ -14876,7 +18595,6 @@
         <w:t>.[</w:t>
       </w:r>
       <w:proofErr w:type="spellStart"/>
-      <w:proofErr w:type="gramEnd"/>
       <w:r>
         <w:rPr>
           <w:highlight w:val="white"/>
@@ -14949,7 +18667,6 @@
         <w:t xml:space="preserve">na tabela </w:t>
       </w:r>
       <w:proofErr w:type="spellStart"/>
-      <w:proofErr w:type="gramStart"/>
       <w:r>
         <w:rPr>
           <w:highlight w:val="white"/>
@@ -14957,7 +18674,6 @@
         <w:t>dbo.Subsetor</w:t>
       </w:r>
       <w:proofErr w:type="spellEnd"/>
-      <w:proofErr w:type="gramEnd"/>
       <w:r>
         <w:rPr>
           <w:highlight w:val="white"/>
@@ -15024,7 +18740,6 @@
         <w:t xml:space="preserve">ela terá o Descritivo que corresponde a coluna Descritivo na tabela </w:t>
       </w:r>
       <w:proofErr w:type="spellStart"/>
-      <w:proofErr w:type="gramStart"/>
       <w:r>
         <w:rPr>
           <w:highlight w:val="white"/>
@@ -15032,7 +18747,6 @@
         <w:t>dbo.Segmento</w:t>
       </w:r>
       <w:proofErr w:type="spellEnd"/>
-      <w:proofErr w:type="gramEnd"/>
       <w:r>
         <w:rPr>
           <w:highlight w:val="white"/>
@@ -15070,7 +18784,6 @@
         <w:t xml:space="preserve">CREATE TABLE </w:t>
       </w:r>
       <w:proofErr w:type="spellStart"/>
-      <w:proofErr w:type="gramStart"/>
       <w:r>
         <w:rPr>
           <w:rFonts w:ascii="Courier New" w:eastAsia="Courier New" w:hAnsi="Courier New" w:cs="Courier New"/>
@@ -15081,7 +18794,6 @@
         <w:t>dbo.Empresa</w:t>
       </w:r>
       <w:proofErr w:type="spellEnd"/>
-      <w:proofErr w:type="gramEnd"/>
       <w:r>
         <w:rPr>
           <w:rFonts w:ascii="Courier New" w:eastAsia="Courier New" w:hAnsi="Courier New" w:cs="Courier New"/>
@@ -15110,47 +18822,7 @@
           <w:szCs w:val="24"/>
           <w:highlight w:val="white"/>
         </w:rPr>
-        <w:t xml:space="preserve">    ID INT </w:t>
-      </w:r>
-      <w:proofErr w:type="gramStart"/>
-      <w:r>
-        <w:rPr>
-          <w:rFonts w:ascii="Courier New" w:eastAsia="Courier New" w:hAnsi="Courier New" w:cs="Courier New"/>
-          <w:sz w:val="24"/>
-          <w:szCs w:val="24"/>
-          <w:highlight w:val="white"/>
-        </w:rPr>
-        <w:t>IDENTITY(</w:t>
-      </w:r>
-      <w:proofErr w:type="gramEnd"/>
-      <w:r>
-        <w:rPr>
-          <w:rFonts w:ascii="Courier New" w:eastAsia="Courier New" w:hAnsi="Courier New" w:cs="Courier New"/>
-          <w:sz w:val="24"/>
-          <w:szCs w:val="24"/>
-          <w:highlight w:val="white"/>
-        </w:rPr>
-        <w:t xml:space="preserve">1,1) PRIMARY </w:t>
-      </w:r>
-      <w:proofErr w:type="gramStart"/>
-      <w:r>
-        <w:rPr>
-          <w:rFonts w:ascii="Courier New" w:eastAsia="Courier New" w:hAnsi="Courier New" w:cs="Courier New"/>
-          <w:sz w:val="24"/>
-          <w:szCs w:val="24"/>
-          <w:highlight w:val="white"/>
-        </w:rPr>
-        <w:t>KEY,  --</w:t>
-      </w:r>
-      <w:proofErr w:type="gramEnd"/>
-      <w:r>
-        <w:rPr>
-          <w:rFonts w:ascii="Courier New" w:eastAsia="Courier New" w:hAnsi="Courier New" w:cs="Courier New"/>
-          <w:sz w:val="24"/>
-          <w:szCs w:val="24"/>
-          <w:highlight w:val="white"/>
-        </w:rPr>
-        <w:t xml:space="preserve"> Chave primária autoincrementada</w:t>
+        <w:t xml:space="preserve">    ID INT IDENTITY(1,1) PRIMARY KEY,  -- Chave primária autoincrementada</w:t>
       </w:r>
     </w:p>
     <w:p>
@@ -15171,47 +18843,7 @@
           <w:szCs w:val="24"/>
           <w:highlight w:val="white"/>
         </w:rPr>
-        <w:t xml:space="preserve">    Nome </w:t>
-      </w:r>
-      <w:proofErr w:type="gramStart"/>
-      <w:r>
-        <w:rPr>
-          <w:rFonts w:ascii="Courier New" w:eastAsia="Courier New" w:hAnsi="Courier New" w:cs="Courier New"/>
-          <w:sz w:val="24"/>
-          <w:szCs w:val="24"/>
-          <w:highlight w:val="white"/>
-        </w:rPr>
-        <w:t>VARCHAR(</w:t>
-      </w:r>
-      <w:proofErr w:type="gramEnd"/>
-      <w:r>
-        <w:rPr>
-          <w:rFonts w:ascii="Courier New" w:eastAsia="Courier New" w:hAnsi="Courier New" w:cs="Courier New"/>
-          <w:sz w:val="24"/>
-          <w:szCs w:val="24"/>
-          <w:highlight w:val="white"/>
-        </w:rPr>
-        <w:t xml:space="preserve">255) NOT </w:t>
-      </w:r>
-      <w:proofErr w:type="gramStart"/>
-      <w:r>
-        <w:rPr>
-          <w:rFonts w:ascii="Courier New" w:eastAsia="Courier New" w:hAnsi="Courier New" w:cs="Courier New"/>
-          <w:sz w:val="24"/>
-          <w:szCs w:val="24"/>
-          <w:highlight w:val="white"/>
-        </w:rPr>
-        <w:t xml:space="preserve">NULL,   </w:t>
-      </w:r>
-      <w:proofErr w:type="gramEnd"/>
-      <w:r>
-        <w:rPr>
-          <w:rFonts w:ascii="Courier New" w:eastAsia="Courier New" w:hAnsi="Courier New" w:cs="Courier New"/>
-          <w:sz w:val="24"/>
-          <w:szCs w:val="24"/>
-          <w:highlight w:val="white"/>
-        </w:rPr>
-        <w:t xml:space="preserve">      -- Nome da empresa</w:t>
+        <w:t xml:space="preserve">    Nome VARCHAR(255) NOT NULL,         -- Nome da empresa</w:t>
       </w:r>
     </w:p>
     <w:p>
@@ -15252,47 +18884,7 @@
           <w:szCs w:val="24"/>
           <w:highlight w:val="white"/>
         </w:rPr>
-        <w:t xml:space="preserve"> </w:t>
-      </w:r>
-      <w:proofErr w:type="gramStart"/>
-      <w:r>
-        <w:rPr>
-          <w:rFonts w:ascii="Courier New" w:eastAsia="Courier New" w:hAnsi="Courier New" w:cs="Courier New"/>
-          <w:sz w:val="24"/>
-          <w:szCs w:val="24"/>
-          <w:highlight w:val="white"/>
-        </w:rPr>
-        <w:t>VARCHAR(</w:t>
-      </w:r>
-      <w:proofErr w:type="gramEnd"/>
-      <w:r>
-        <w:rPr>
-          <w:rFonts w:ascii="Courier New" w:eastAsia="Courier New" w:hAnsi="Courier New" w:cs="Courier New"/>
-          <w:sz w:val="24"/>
-          <w:szCs w:val="24"/>
-          <w:highlight w:val="white"/>
-        </w:rPr>
-        <w:t xml:space="preserve">50) NOT </w:t>
-      </w:r>
-      <w:proofErr w:type="gramStart"/>
-      <w:r>
-        <w:rPr>
-          <w:rFonts w:ascii="Courier New" w:eastAsia="Courier New" w:hAnsi="Courier New" w:cs="Courier New"/>
-          <w:sz w:val="24"/>
-          <w:szCs w:val="24"/>
-          <w:highlight w:val="white"/>
-        </w:rPr>
-        <w:t xml:space="preserve">NULL,   </w:t>
-      </w:r>
-      <w:proofErr w:type="gramEnd"/>
-      <w:r>
-        <w:rPr>
-          <w:rFonts w:ascii="Courier New" w:eastAsia="Courier New" w:hAnsi="Courier New" w:cs="Courier New"/>
-          <w:sz w:val="24"/>
-          <w:szCs w:val="24"/>
-          <w:highlight w:val="white"/>
-        </w:rPr>
-        <w:t xml:space="preserve">     -- Código/Sigla da empresa</w:t>
+        <w:t xml:space="preserve"> VARCHAR(50) NOT NULL,        -- Código/Sigla da empresa</w:t>
       </w:r>
     </w:p>
     <w:p>
@@ -15375,27 +18967,7 @@
           <w:szCs w:val="24"/>
           <w:highlight w:val="white"/>
         </w:rPr>
-        <w:t xml:space="preserve"> INT </w:t>
-      </w:r>
-      <w:proofErr w:type="gramStart"/>
-      <w:r>
-        <w:rPr>
-          <w:rFonts w:ascii="Courier New" w:eastAsia="Courier New" w:hAnsi="Courier New" w:cs="Courier New"/>
-          <w:sz w:val="24"/>
-          <w:szCs w:val="24"/>
-          <w:highlight w:val="white"/>
-        </w:rPr>
-        <w:t xml:space="preserve">NULL,   </w:t>
-      </w:r>
-      <w:proofErr w:type="gramEnd"/>
-      <w:r>
-        <w:rPr>
-          <w:rFonts w:ascii="Courier New" w:eastAsia="Courier New" w:hAnsi="Courier New" w:cs="Courier New"/>
-          <w:sz w:val="24"/>
-          <w:szCs w:val="24"/>
-          <w:highlight w:val="white"/>
-        </w:rPr>
-        <w:t>-- FK opcional (NÃO obrigatória)</w:t>
+        <w:t xml:space="preserve"> INT NULL,   -- FK opcional (NÃO obrigatória)</w:t>
       </w:r>
     </w:p>
     <w:p>
@@ -15436,27 +19008,7 @@
           <w:szCs w:val="24"/>
           <w:highlight w:val="white"/>
         </w:rPr>
-        <w:t xml:space="preserve"> INT NOT </w:t>
-      </w:r>
-      <w:proofErr w:type="gramStart"/>
-      <w:r>
-        <w:rPr>
-          <w:rFonts w:ascii="Courier New" w:eastAsia="Courier New" w:hAnsi="Courier New" w:cs="Courier New"/>
-          <w:sz w:val="24"/>
-          <w:szCs w:val="24"/>
-          <w:highlight w:val="white"/>
-        </w:rPr>
-        <w:t xml:space="preserve">NULL,   </w:t>
-      </w:r>
-      <w:proofErr w:type="gramEnd"/>
-      <w:r>
-        <w:rPr>
-          <w:rFonts w:ascii="Courier New" w:eastAsia="Courier New" w:hAnsi="Courier New" w:cs="Courier New"/>
-          <w:sz w:val="24"/>
-          <w:szCs w:val="24"/>
-          <w:highlight w:val="white"/>
-        </w:rPr>
-        <w:t xml:space="preserve">   -- FK obrigatória</w:t>
+        <w:t xml:space="preserve"> INT NOT NULL,      -- FK obrigatória</w:t>
       </w:r>
     </w:p>
     <w:p>
@@ -15497,27 +19049,7 @@
           <w:szCs w:val="24"/>
           <w:highlight w:val="white"/>
         </w:rPr>
-        <w:t xml:space="preserve"> INT NOT </w:t>
-      </w:r>
-      <w:proofErr w:type="gramStart"/>
-      <w:r>
-        <w:rPr>
-          <w:rFonts w:ascii="Courier New" w:eastAsia="Courier New" w:hAnsi="Courier New" w:cs="Courier New"/>
-          <w:sz w:val="24"/>
-          <w:szCs w:val="24"/>
-          <w:highlight w:val="white"/>
-        </w:rPr>
-        <w:t xml:space="preserve">NULL,   </w:t>
-      </w:r>
-      <w:proofErr w:type="gramEnd"/>
-      <w:r>
-        <w:rPr>
-          <w:rFonts w:ascii="Courier New" w:eastAsia="Courier New" w:hAnsi="Courier New" w:cs="Courier New"/>
-          <w:sz w:val="24"/>
-          <w:szCs w:val="24"/>
-          <w:highlight w:val="white"/>
-        </w:rPr>
-        <w:t xml:space="preserve">         -- FK obrigatória</w:t>
+        <w:t xml:space="preserve"> INT NOT NULL,            -- FK obrigatória</w:t>
       </w:r>
     </w:p>
     <w:p>
@@ -15558,27 +19090,7 @@
           <w:szCs w:val="24"/>
           <w:highlight w:val="white"/>
         </w:rPr>
-        <w:t xml:space="preserve"> INT NOT </w:t>
-      </w:r>
-      <w:proofErr w:type="gramStart"/>
-      <w:r>
-        <w:rPr>
-          <w:rFonts w:ascii="Courier New" w:eastAsia="Courier New" w:hAnsi="Courier New" w:cs="Courier New"/>
-          <w:sz w:val="24"/>
-          <w:szCs w:val="24"/>
-          <w:highlight w:val="white"/>
-        </w:rPr>
-        <w:t xml:space="preserve">NULL,   </w:t>
-      </w:r>
-      <w:proofErr w:type="gramEnd"/>
-      <w:r>
-        <w:rPr>
-          <w:rFonts w:ascii="Courier New" w:eastAsia="Courier New" w:hAnsi="Courier New" w:cs="Courier New"/>
-          <w:sz w:val="24"/>
-          <w:szCs w:val="24"/>
-          <w:highlight w:val="white"/>
-        </w:rPr>
-        <w:t xml:space="preserve">         -- FK obrigatória</w:t>
+        <w:t xml:space="preserve"> INT NOT NULL,            -- FK obrigatória</w:t>
       </w:r>
     </w:p>
     <w:p>
@@ -15696,7 +19208,6 @@
         <w:t xml:space="preserve">        REFERENCES </w:t>
       </w:r>
       <w:proofErr w:type="spellStart"/>
-      <w:proofErr w:type="gramStart"/>
       <w:r>
         <w:rPr>
           <w:rFonts w:ascii="Courier New" w:eastAsia="Courier New" w:hAnsi="Courier New" w:cs="Courier New"/>
@@ -15707,7 +19218,6 @@
         <w:t>dbo.SegmentoClassificacao</w:t>
       </w:r>
       <w:proofErr w:type="spellEnd"/>
-      <w:proofErr w:type="gramEnd"/>
       <w:r>
         <w:rPr>
           <w:rFonts w:ascii="Courier New" w:eastAsia="Courier New" w:hAnsi="Courier New" w:cs="Courier New"/>
@@ -15821,7 +19331,6 @@
         <w:t xml:space="preserve">        REFERENCES </w:t>
       </w:r>
       <w:proofErr w:type="spellStart"/>
-      <w:proofErr w:type="gramStart"/>
       <w:r>
         <w:rPr>
           <w:rFonts w:ascii="Courier New" w:eastAsia="Courier New" w:hAnsi="Courier New" w:cs="Courier New"/>
@@ -15832,7 +19341,6 @@
         <w:t>dbo.SetorEconomico</w:t>
       </w:r>
       <w:proofErr w:type="spellEnd"/>
-      <w:proofErr w:type="gramEnd"/>
       <w:r>
         <w:rPr>
           <w:rFonts w:ascii="Courier New" w:eastAsia="Courier New" w:hAnsi="Courier New" w:cs="Courier New"/>
@@ -15934,7 +19442,6 @@
           <w:sz w:val="24"/>
           <w:szCs w:val="24"/>
           <w:highlight w:val="white"/>
-          <w:lang w:val="en-US"/>
         </w:rPr>
       </w:pPr>
       <w:r>
@@ -15952,31 +19459,26 @@
           <w:sz w:val="24"/>
           <w:szCs w:val="24"/>
           <w:highlight w:val="white"/>
-          <w:lang w:val="en-US"/>
         </w:rPr>
         <w:t xml:space="preserve">REFERENCES </w:t>
       </w:r>
       <w:proofErr w:type="spellStart"/>
-      <w:proofErr w:type="gramStart"/>
-      <w:r>
-        <w:rPr>
-          <w:rFonts w:ascii="Courier New" w:eastAsia="Courier New" w:hAnsi="Courier New" w:cs="Courier New"/>
-          <w:sz w:val="24"/>
-          <w:szCs w:val="24"/>
-          <w:highlight w:val="white"/>
-          <w:lang w:val="en-US"/>
+      <w:r>
+        <w:rPr>
+          <w:rFonts w:ascii="Courier New" w:eastAsia="Courier New" w:hAnsi="Courier New" w:cs="Courier New"/>
+          <w:sz w:val="24"/>
+          <w:szCs w:val="24"/>
+          <w:highlight w:val="white"/>
         </w:rPr>
         <w:t>dbo.Subsetor</w:t>
       </w:r>
       <w:proofErr w:type="spellEnd"/>
-      <w:proofErr w:type="gramEnd"/>
-      <w:r>
-        <w:rPr>
-          <w:rFonts w:ascii="Courier New" w:eastAsia="Courier New" w:hAnsi="Courier New" w:cs="Courier New"/>
-          <w:sz w:val="24"/>
-          <w:szCs w:val="24"/>
-          <w:highlight w:val="white"/>
-          <w:lang w:val="en-US"/>
+      <w:r>
+        <w:rPr>
+          <w:rFonts w:ascii="Courier New" w:eastAsia="Courier New" w:hAnsi="Courier New" w:cs="Courier New"/>
+          <w:sz w:val="24"/>
+          <w:szCs w:val="24"/>
+          <w:highlight w:val="white"/>
         </w:rPr>
         <w:t>(ID),</w:t>
       </w:r>
@@ -15990,16 +19492,14 @@
           <w:sz w:val="24"/>
           <w:szCs w:val="24"/>
           <w:highlight w:val="white"/>
-          <w:lang w:val="en-US"/>
-        </w:rPr>
-      </w:pPr>
-      <w:r>
-        <w:rPr>
-          <w:rFonts w:ascii="Courier New" w:eastAsia="Courier New" w:hAnsi="Courier New" w:cs="Courier New"/>
-          <w:sz w:val="24"/>
-          <w:szCs w:val="24"/>
-          <w:highlight w:val="white"/>
-          <w:lang w:val="en-US"/>
+        </w:rPr>
+      </w:pPr>
+      <w:r>
+        <w:rPr>
+          <w:rFonts w:ascii="Courier New" w:eastAsia="Courier New" w:hAnsi="Courier New" w:cs="Courier New"/>
+          <w:sz w:val="24"/>
+          <w:szCs w:val="24"/>
+          <w:highlight w:val="white"/>
         </w:rPr>
         <w:t xml:space="preserve">    </w:t>
       </w:r>
@@ -16022,7 +19522,6 @@
           <w:sz w:val="24"/>
           <w:szCs w:val="24"/>
           <w:highlight w:val="white"/>
-          <w:lang w:val="en-US"/>
         </w:rPr>
         <w:t xml:space="preserve">    </w:t>
       </w:r>
@@ -16112,7 +19611,6 @@
         <w:t xml:space="preserve">REFERENCES </w:t>
       </w:r>
       <w:proofErr w:type="spellStart"/>
-      <w:proofErr w:type="gramStart"/>
       <w:r>
         <w:rPr>
           <w:rFonts w:ascii="Courier New" w:eastAsia="Courier New" w:hAnsi="Courier New" w:cs="Courier New"/>
@@ -16123,7 +19621,6 @@
         <w:t>dbo.Segmento</w:t>
       </w:r>
       <w:proofErr w:type="spellEnd"/>
-      <w:proofErr w:type="gramEnd"/>
       <w:r>
         <w:rPr>
           <w:rFonts w:ascii="Courier New" w:eastAsia="Courier New" w:hAnsi="Courier New" w:cs="Courier New"/>
@@ -16260,7 +19757,6 @@
         <w:t xml:space="preserve">CREATE TABLE </w:t>
       </w:r>
       <w:proofErr w:type="spellStart"/>
-      <w:proofErr w:type="gramStart"/>
       <w:r>
         <w:rPr>
           <w:rFonts w:ascii="Courier New" w:eastAsia="Courier New" w:hAnsi="Courier New" w:cs="Courier New"/>
@@ -16271,7 +19767,6 @@
         <w:t>dbo.SegmentoClassificacao</w:t>
       </w:r>
       <w:proofErr w:type="spellEnd"/>
-      <w:proofErr w:type="gramEnd"/>
       <w:r>
         <w:rPr>
           <w:rFonts w:ascii="Courier New" w:eastAsia="Courier New" w:hAnsi="Courier New" w:cs="Courier New"/>
@@ -16300,47 +19795,7 @@
           <w:szCs w:val="24"/>
           <w:highlight w:val="white"/>
         </w:rPr>
-        <w:t xml:space="preserve">    ID INT </w:t>
-      </w:r>
-      <w:proofErr w:type="gramStart"/>
-      <w:r>
-        <w:rPr>
-          <w:rFonts w:ascii="Courier New" w:eastAsia="Courier New" w:hAnsi="Courier New" w:cs="Courier New"/>
-          <w:sz w:val="24"/>
-          <w:szCs w:val="24"/>
-          <w:highlight w:val="white"/>
-        </w:rPr>
-        <w:t>IDENTITY(</w:t>
-      </w:r>
-      <w:proofErr w:type="gramEnd"/>
-      <w:r>
-        <w:rPr>
-          <w:rFonts w:ascii="Courier New" w:eastAsia="Courier New" w:hAnsi="Courier New" w:cs="Courier New"/>
-          <w:sz w:val="24"/>
-          <w:szCs w:val="24"/>
-          <w:highlight w:val="white"/>
-        </w:rPr>
-        <w:t xml:space="preserve">1,1) PRIMARY </w:t>
-      </w:r>
-      <w:proofErr w:type="gramStart"/>
-      <w:r>
-        <w:rPr>
-          <w:rFonts w:ascii="Courier New" w:eastAsia="Courier New" w:hAnsi="Courier New" w:cs="Courier New"/>
-          <w:sz w:val="24"/>
-          <w:szCs w:val="24"/>
-          <w:highlight w:val="white"/>
-        </w:rPr>
-        <w:t>KEY,  --</w:t>
-      </w:r>
-      <w:proofErr w:type="gramEnd"/>
-      <w:r>
-        <w:rPr>
-          <w:rFonts w:ascii="Courier New" w:eastAsia="Courier New" w:hAnsi="Courier New" w:cs="Courier New"/>
-          <w:sz w:val="24"/>
-          <w:szCs w:val="24"/>
-          <w:highlight w:val="white"/>
-        </w:rPr>
-        <w:t xml:space="preserve"> Chave primária autoincrementada</w:t>
+        <w:t xml:space="preserve">    ID INT IDENTITY(1,1) PRIMARY KEY,  -- Chave primária autoincrementada</w:t>
       </w:r>
     </w:p>
     <w:p>
@@ -16361,47 +19816,7 @@
           <w:szCs w:val="24"/>
           <w:highlight w:val="white"/>
         </w:rPr>
-        <w:t xml:space="preserve">    Sigla </w:t>
-      </w:r>
-      <w:proofErr w:type="gramStart"/>
-      <w:r>
-        <w:rPr>
-          <w:rFonts w:ascii="Courier New" w:eastAsia="Courier New" w:hAnsi="Courier New" w:cs="Courier New"/>
-          <w:sz w:val="24"/>
-          <w:szCs w:val="24"/>
-          <w:highlight w:val="white"/>
-        </w:rPr>
-        <w:t>VARCHAR(</w:t>
-      </w:r>
-      <w:proofErr w:type="gramEnd"/>
-      <w:r>
-        <w:rPr>
-          <w:rFonts w:ascii="Courier New" w:eastAsia="Courier New" w:hAnsi="Courier New" w:cs="Courier New"/>
-          <w:sz w:val="24"/>
-          <w:szCs w:val="24"/>
-          <w:highlight w:val="white"/>
-        </w:rPr>
-        <w:t xml:space="preserve">10) NOT </w:t>
-      </w:r>
-      <w:proofErr w:type="gramStart"/>
-      <w:r>
-        <w:rPr>
-          <w:rFonts w:ascii="Courier New" w:eastAsia="Courier New" w:hAnsi="Courier New" w:cs="Courier New"/>
-          <w:sz w:val="24"/>
-          <w:szCs w:val="24"/>
-          <w:highlight w:val="white"/>
-        </w:rPr>
-        <w:t xml:space="preserve">NULL,   </w:t>
-      </w:r>
-      <w:proofErr w:type="gramEnd"/>
-      <w:r>
-        <w:rPr>
-          <w:rFonts w:ascii="Courier New" w:eastAsia="Courier New" w:hAnsi="Courier New" w:cs="Courier New"/>
-          <w:sz w:val="24"/>
-          <w:szCs w:val="24"/>
-          <w:highlight w:val="white"/>
-        </w:rPr>
-        <w:t xml:space="preserve">     -- Sigla extraída dos parênteses</w:t>
+        <w:t xml:space="preserve">    Sigla VARCHAR(10) NOT NULL,        -- Sigla extraída dos parênteses</w:t>
       </w:r>
     </w:p>
     <w:p>
@@ -16422,27 +19837,7 @@
           <w:szCs w:val="24"/>
           <w:highlight w:val="white"/>
         </w:rPr>
-        <w:t xml:space="preserve">    Descritivo </w:t>
-      </w:r>
-      <w:proofErr w:type="gramStart"/>
-      <w:r>
-        <w:rPr>
-          <w:rFonts w:ascii="Courier New" w:eastAsia="Courier New" w:hAnsi="Courier New" w:cs="Courier New"/>
-          <w:sz w:val="24"/>
-          <w:szCs w:val="24"/>
-          <w:highlight w:val="white"/>
-        </w:rPr>
-        <w:t>VARCHAR(</w:t>
-      </w:r>
-      <w:proofErr w:type="gramEnd"/>
-      <w:r>
-        <w:rPr>
-          <w:rFonts w:ascii="Courier New" w:eastAsia="Courier New" w:hAnsi="Courier New" w:cs="Courier New"/>
-          <w:sz w:val="24"/>
-          <w:szCs w:val="24"/>
-          <w:highlight w:val="white"/>
-        </w:rPr>
-        <w:t>255) NOT NULL   -- Texto após os parênteses</w:t>
+        <w:t xml:space="preserve">    Descritivo VARCHAR(255) NOT NULL   -- Texto após os parênteses</w:t>
       </w:r>
     </w:p>
     <w:p>
@@ -16519,7 +19914,6 @@
         <w:t xml:space="preserve">Preciso criar uma API que retorne os dados da tabela </w:t>
       </w:r>
       <w:proofErr w:type="spellStart"/>
-      <w:proofErr w:type="gramStart"/>
       <w:r>
         <w:rPr>
           <w:highlight w:val="white"/>
@@ -16527,7 +19921,6 @@
         <w:t>dbo.Empresa</w:t>
       </w:r>
       <w:proofErr w:type="spellEnd"/>
-      <w:proofErr w:type="gramEnd"/>
       <w:r>
         <w:rPr>
           <w:highlight w:val="white"/>
@@ -16565,7 +19958,6 @@
         <w:t xml:space="preserve">CREATE TABLE </w:t>
       </w:r>
       <w:proofErr w:type="spellStart"/>
-      <w:proofErr w:type="gramStart"/>
       <w:r>
         <w:rPr>
           <w:rFonts w:ascii="Courier New" w:eastAsia="Courier New" w:hAnsi="Courier New" w:cs="Courier New"/>
@@ -16576,7 +19968,6 @@
         <w:t>dbo.SegmentoClassificacao</w:t>
       </w:r>
       <w:proofErr w:type="spellEnd"/>
-      <w:proofErr w:type="gramEnd"/>
       <w:r>
         <w:rPr>
           <w:rFonts w:ascii="Courier New" w:eastAsia="Courier New" w:hAnsi="Courier New" w:cs="Courier New"/>
@@ -16605,47 +19996,7 @@
           <w:szCs w:val="24"/>
           <w:highlight w:val="white"/>
         </w:rPr>
-        <w:t xml:space="preserve">    ID INT </w:t>
-      </w:r>
-      <w:proofErr w:type="gramStart"/>
-      <w:r>
-        <w:rPr>
-          <w:rFonts w:ascii="Courier New" w:eastAsia="Courier New" w:hAnsi="Courier New" w:cs="Courier New"/>
-          <w:sz w:val="24"/>
-          <w:szCs w:val="24"/>
-          <w:highlight w:val="white"/>
-        </w:rPr>
-        <w:t>IDENTITY(</w:t>
-      </w:r>
-      <w:proofErr w:type="gramEnd"/>
-      <w:r>
-        <w:rPr>
-          <w:rFonts w:ascii="Courier New" w:eastAsia="Courier New" w:hAnsi="Courier New" w:cs="Courier New"/>
-          <w:sz w:val="24"/>
-          <w:szCs w:val="24"/>
-          <w:highlight w:val="white"/>
-        </w:rPr>
-        <w:t xml:space="preserve">1,1) PRIMARY </w:t>
-      </w:r>
-      <w:proofErr w:type="gramStart"/>
-      <w:r>
-        <w:rPr>
-          <w:rFonts w:ascii="Courier New" w:eastAsia="Courier New" w:hAnsi="Courier New" w:cs="Courier New"/>
-          <w:sz w:val="24"/>
-          <w:szCs w:val="24"/>
-          <w:highlight w:val="white"/>
-        </w:rPr>
-        <w:t>KEY,  --</w:t>
-      </w:r>
-      <w:proofErr w:type="gramEnd"/>
-      <w:r>
-        <w:rPr>
-          <w:rFonts w:ascii="Courier New" w:eastAsia="Courier New" w:hAnsi="Courier New" w:cs="Courier New"/>
-          <w:sz w:val="24"/>
-          <w:szCs w:val="24"/>
-          <w:highlight w:val="white"/>
-        </w:rPr>
-        <w:t xml:space="preserve"> Chave primária autoincrementada</w:t>
+        <w:t xml:space="preserve">    ID INT IDENTITY(1,1) PRIMARY KEY,  -- Chave primária autoincrementada</w:t>
       </w:r>
     </w:p>
     <w:p>
@@ -16666,47 +20017,7 @@
           <w:szCs w:val="24"/>
           <w:highlight w:val="white"/>
         </w:rPr>
-        <w:t xml:space="preserve">    Sigla </w:t>
-      </w:r>
-      <w:proofErr w:type="gramStart"/>
-      <w:r>
-        <w:rPr>
-          <w:rFonts w:ascii="Courier New" w:eastAsia="Courier New" w:hAnsi="Courier New" w:cs="Courier New"/>
-          <w:sz w:val="24"/>
-          <w:szCs w:val="24"/>
-          <w:highlight w:val="white"/>
-        </w:rPr>
-        <w:t>VARCHAR(</w:t>
-      </w:r>
-      <w:proofErr w:type="gramEnd"/>
-      <w:r>
-        <w:rPr>
-          <w:rFonts w:ascii="Courier New" w:eastAsia="Courier New" w:hAnsi="Courier New" w:cs="Courier New"/>
-          <w:sz w:val="24"/>
-          <w:szCs w:val="24"/>
-          <w:highlight w:val="white"/>
-        </w:rPr>
-        <w:t xml:space="preserve">10) NOT </w:t>
-      </w:r>
-      <w:proofErr w:type="gramStart"/>
-      <w:r>
-        <w:rPr>
-          <w:rFonts w:ascii="Courier New" w:eastAsia="Courier New" w:hAnsi="Courier New" w:cs="Courier New"/>
-          <w:sz w:val="24"/>
-          <w:szCs w:val="24"/>
-          <w:highlight w:val="white"/>
-        </w:rPr>
-        <w:t xml:space="preserve">NULL,   </w:t>
-      </w:r>
-      <w:proofErr w:type="gramEnd"/>
-      <w:r>
-        <w:rPr>
-          <w:rFonts w:ascii="Courier New" w:eastAsia="Courier New" w:hAnsi="Courier New" w:cs="Courier New"/>
-          <w:sz w:val="24"/>
-          <w:szCs w:val="24"/>
-          <w:highlight w:val="white"/>
-        </w:rPr>
-        <w:t xml:space="preserve">     -- Sigla extraída dos parênteses</w:t>
+        <w:t xml:space="preserve">    Sigla VARCHAR(10) NOT NULL,        -- Sigla extraída dos parênteses</w:t>
       </w:r>
     </w:p>
     <w:p>
@@ -16727,27 +20038,7 @@
           <w:szCs w:val="24"/>
           <w:highlight w:val="white"/>
         </w:rPr>
-        <w:t xml:space="preserve">    Descritivo </w:t>
-      </w:r>
-      <w:proofErr w:type="gramStart"/>
-      <w:r>
-        <w:rPr>
-          <w:rFonts w:ascii="Courier New" w:eastAsia="Courier New" w:hAnsi="Courier New" w:cs="Courier New"/>
-          <w:sz w:val="24"/>
-          <w:szCs w:val="24"/>
-          <w:highlight w:val="white"/>
-        </w:rPr>
-        <w:t>VARCHAR(</w:t>
-      </w:r>
-      <w:proofErr w:type="gramEnd"/>
-      <w:r>
-        <w:rPr>
-          <w:rFonts w:ascii="Courier New" w:eastAsia="Courier New" w:hAnsi="Courier New" w:cs="Courier New"/>
-          <w:sz w:val="24"/>
-          <w:szCs w:val="24"/>
-          <w:highlight w:val="white"/>
-        </w:rPr>
-        <w:t>255) NOT NULL   -- Texto após os parênteses</w:t>
+        <w:t xml:space="preserve">    Descritivo VARCHAR(255) NOT NULL   -- Texto após os parênteses</w:t>
       </w:r>
     </w:p>
     <w:p>
@@ -16804,7 +20095,6 @@
         <w:t xml:space="preserve">CREATE TABLE </w:t>
       </w:r>
       <w:proofErr w:type="spellStart"/>
-      <w:proofErr w:type="gramStart"/>
       <w:r>
         <w:rPr>
           <w:rFonts w:ascii="Courier New" w:eastAsia="Courier New" w:hAnsi="Courier New" w:cs="Courier New"/>
@@ -16825,7 +20115,6 @@
         <w:t>.[</w:t>
       </w:r>
       <w:proofErr w:type="spellStart"/>
-      <w:proofErr w:type="gramEnd"/>
       <w:r>
         <w:rPr>
           <w:rFonts w:ascii="Courier New" w:eastAsia="Courier New" w:hAnsi="Courier New" w:cs="Courier New"/>
@@ -16864,47 +20153,7 @@
           <w:szCs w:val="24"/>
           <w:highlight w:val="white"/>
         </w:rPr>
-        <w:t xml:space="preserve">    ID INT </w:t>
-      </w:r>
-      <w:proofErr w:type="gramStart"/>
-      <w:r>
-        <w:rPr>
-          <w:rFonts w:ascii="Courier New" w:eastAsia="Courier New" w:hAnsi="Courier New" w:cs="Courier New"/>
-          <w:sz w:val="24"/>
-          <w:szCs w:val="24"/>
-          <w:highlight w:val="white"/>
-        </w:rPr>
-        <w:t>IDENTITY(</w:t>
-      </w:r>
-      <w:proofErr w:type="gramEnd"/>
-      <w:r>
-        <w:rPr>
-          <w:rFonts w:ascii="Courier New" w:eastAsia="Courier New" w:hAnsi="Courier New" w:cs="Courier New"/>
-          <w:sz w:val="24"/>
-          <w:szCs w:val="24"/>
-          <w:highlight w:val="white"/>
-        </w:rPr>
-        <w:t xml:space="preserve">1,1) PRIMARY </w:t>
-      </w:r>
-      <w:proofErr w:type="gramStart"/>
-      <w:r>
-        <w:rPr>
-          <w:rFonts w:ascii="Courier New" w:eastAsia="Courier New" w:hAnsi="Courier New" w:cs="Courier New"/>
-          <w:sz w:val="24"/>
-          <w:szCs w:val="24"/>
-          <w:highlight w:val="white"/>
-        </w:rPr>
-        <w:t>KEY,  --</w:t>
-      </w:r>
-      <w:proofErr w:type="gramEnd"/>
-      <w:r>
-        <w:rPr>
-          <w:rFonts w:ascii="Courier New" w:eastAsia="Courier New" w:hAnsi="Courier New" w:cs="Courier New"/>
-          <w:sz w:val="24"/>
-          <w:szCs w:val="24"/>
-          <w:highlight w:val="white"/>
-        </w:rPr>
-        <w:t xml:space="preserve"> Chave primária autoincrementada</w:t>
+        <w:t xml:space="preserve">    ID INT IDENTITY(1,1) PRIMARY KEY,  -- Chave primária autoincrementada</w:t>
       </w:r>
     </w:p>
     <w:p>
@@ -16925,27 +20174,7 @@
           <w:szCs w:val="24"/>
           <w:highlight w:val="white"/>
         </w:rPr>
-        <w:t xml:space="preserve">    Descritivo </w:t>
-      </w:r>
-      <w:proofErr w:type="gramStart"/>
-      <w:r>
-        <w:rPr>
-          <w:rFonts w:ascii="Courier New" w:eastAsia="Courier New" w:hAnsi="Courier New" w:cs="Courier New"/>
-          <w:sz w:val="24"/>
-          <w:szCs w:val="24"/>
-          <w:highlight w:val="white"/>
-        </w:rPr>
-        <w:t>VARCHAR(</w:t>
-      </w:r>
-      <w:proofErr w:type="gramEnd"/>
-      <w:r>
-        <w:rPr>
-          <w:rFonts w:ascii="Courier New" w:eastAsia="Courier New" w:hAnsi="Courier New" w:cs="Courier New"/>
-          <w:sz w:val="24"/>
-          <w:szCs w:val="24"/>
-          <w:highlight w:val="white"/>
-        </w:rPr>
-        <w:t>255) NOT NULL   -- Nome do setor econômico</w:t>
+        <w:t xml:space="preserve">    Descritivo VARCHAR(255) NOT NULL   -- Nome do setor econômico</w:t>
       </w:r>
     </w:p>
     <w:p>
@@ -17007,7 +20236,6 @@
         <w:t xml:space="preserve">CREATE TABLE </w:t>
       </w:r>
       <w:proofErr w:type="spellStart"/>
-      <w:proofErr w:type="gramStart"/>
       <w:r>
         <w:rPr>
           <w:rFonts w:ascii="Courier New" w:eastAsia="Courier New" w:hAnsi="Courier New" w:cs="Courier New"/>
@@ -17019,7 +20247,6 @@
         <w:t>dbo.Subsetor</w:t>
       </w:r>
       <w:proofErr w:type="spellEnd"/>
-      <w:proofErr w:type="gramEnd"/>
       <w:r>
         <w:rPr>
           <w:rFonts w:ascii="Courier New" w:eastAsia="Courier New" w:hAnsi="Courier New" w:cs="Courier New"/>
@@ -17051,51 +20278,7 @@
           <w:highlight w:val="white"/>
           <w:lang w:val="en-US"/>
         </w:rPr>
-        <w:t xml:space="preserve">    ID INT </w:t>
-      </w:r>
-      <w:proofErr w:type="gramStart"/>
-      <w:r>
-        <w:rPr>
-          <w:rFonts w:ascii="Courier New" w:eastAsia="Courier New" w:hAnsi="Courier New" w:cs="Courier New"/>
-          <w:sz w:val="24"/>
-          <w:szCs w:val="24"/>
-          <w:highlight w:val="white"/>
-          <w:lang w:val="en-US"/>
-        </w:rPr>
-        <w:t>IDENTITY(</w:t>
-      </w:r>
-      <w:proofErr w:type="gramEnd"/>
-      <w:r>
-        <w:rPr>
-          <w:rFonts w:ascii="Courier New" w:eastAsia="Courier New" w:hAnsi="Courier New" w:cs="Courier New"/>
-          <w:sz w:val="24"/>
-          <w:szCs w:val="24"/>
-          <w:highlight w:val="white"/>
-          <w:lang w:val="en-US"/>
-        </w:rPr>
-        <w:t xml:space="preserve">1,1) PRIMARY </w:t>
-      </w:r>
-      <w:proofErr w:type="gramStart"/>
-      <w:r>
-        <w:rPr>
-          <w:rFonts w:ascii="Courier New" w:eastAsia="Courier New" w:hAnsi="Courier New" w:cs="Courier New"/>
-          <w:sz w:val="24"/>
-          <w:szCs w:val="24"/>
-          <w:highlight w:val="white"/>
-          <w:lang w:val="en-US"/>
-        </w:rPr>
-        <w:t>KEY,  --</w:t>
-      </w:r>
-      <w:proofErr w:type="gramEnd"/>
-      <w:r>
-        <w:rPr>
-          <w:rFonts w:ascii="Courier New" w:eastAsia="Courier New" w:hAnsi="Courier New" w:cs="Courier New"/>
-          <w:sz w:val="24"/>
-          <w:szCs w:val="24"/>
-          <w:highlight w:val="white"/>
-          <w:lang w:val="en-US"/>
-        </w:rPr>
-        <w:t xml:space="preserve"> Chave </w:t>
+        <w:t xml:space="preserve">    ID INT IDENTITY(1,1) PRIMARY KEY,  -- Chave </w:t>
       </w:r>
       <w:proofErr w:type="spellStart"/>
       <w:r>
@@ -17160,27 +20343,7 @@
           <w:szCs w:val="24"/>
           <w:highlight w:val="white"/>
         </w:rPr>
-        <w:t xml:space="preserve">Descritivo </w:t>
-      </w:r>
-      <w:proofErr w:type="gramStart"/>
-      <w:r>
-        <w:rPr>
-          <w:rFonts w:ascii="Courier New" w:eastAsia="Courier New" w:hAnsi="Courier New" w:cs="Courier New"/>
-          <w:sz w:val="24"/>
-          <w:szCs w:val="24"/>
-          <w:highlight w:val="white"/>
-        </w:rPr>
-        <w:t>VARCHAR(</w:t>
-      </w:r>
-      <w:proofErr w:type="gramEnd"/>
-      <w:r>
-        <w:rPr>
-          <w:rFonts w:ascii="Courier New" w:eastAsia="Courier New" w:hAnsi="Courier New" w:cs="Courier New"/>
-          <w:sz w:val="24"/>
-          <w:szCs w:val="24"/>
-          <w:highlight w:val="white"/>
-        </w:rPr>
-        <w:t>255) NOT NULL   -- Nome do subsetor</w:t>
+        <w:t>Descritivo VARCHAR(255) NOT NULL   -- Nome do subsetor</w:t>
       </w:r>
     </w:p>
     <w:p>
@@ -17237,7 +20400,6 @@
         <w:t xml:space="preserve">CREATE TABLE </w:t>
       </w:r>
       <w:proofErr w:type="spellStart"/>
-      <w:proofErr w:type="gramStart"/>
       <w:r>
         <w:rPr>
           <w:rFonts w:ascii="Courier New" w:eastAsia="Courier New" w:hAnsi="Courier New" w:cs="Courier New"/>
@@ -17248,7 +20410,6 @@
         <w:t>dbo.Segmento</w:t>
       </w:r>
       <w:proofErr w:type="spellEnd"/>
-      <w:proofErr w:type="gramEnd"/>
       <w:r>
         <w:rPr>
           <w:rFonts w:ascii="Courier New" w:eastAsia="Courier New" w:hAnsi="Courier New" w:cs="Courier New"/>
@@ -17277,47 +20438,7 @@
           <w:szCs w:val="24"/>
           <w:highlight w:val="white"/>
         </w:rPr>
-        <w:t xml:space="preserve">    ID INT </w:t>
-      </w:r>
-      <w:proofErr w:type="gramStart"/>
-      <w:r>
-        <w:rPr>
-          <w:rFonts w:ascii="Courier New" w:eastAsia="Courier New" w:hAnsi="Courier New" w:cs="Courier New"/>
-          <w:sz w:val="24"/>
-          <w:szCs w:val="24"/>
-          <w:highlight w:val="white"/>
-        </w:rPr>
-        <w:t>IDENTITY(</w:t>
-      </w:r>
-      <w:proofErr w:type="gramEnd"/>
-      <w:r>
-        <w:rPr>
-          <w:rFonts w:ascii="Courier New" w:eastAsia="Courier New" w:hAnsi="Courier New" w:cs="Courier New"/>
-          <w:sz w:val="24"/>
-          <w:szCs w:val="24"/>
-          <w:highlight w:val="white"/>
-        </w:rPr>
-        <w:t xml:space="preserve">1,1) PRIMARY </w:t>
-      </w:r>
-      <w:proofErr w:type="gramStart"/>
-      <w:r>
-        <w:rPr>
-          <w:rFonts w:ascii="Courier New" w:eastAsia="Courier New" w:hAnsi="Courier New" w:cs="Courier New"/>
-          <w:sz w:val="24"/>
-          <w:szCs w:val="24"/>
-          <w:highlight w:val="white"/>
-        </w:rPr>
-        <w:t>KEY,  --</w:t>
-      </w:r>
-      <w:proofErr w:type="gramEnd"/>
-      <w:r>
-        <w:rPr>
-          <w:rFonts w:ascii="Courier New" w:eastAsia="Courier New" w:hAnsi="Courier New" w:cs="Courier New"/>
-          <w:sz w:val="24"/>
-          <w:szCs w:val="24"/>
-          <w:highlight w:val="white"/>
-        </w:rPr>
-        <w:t xml:space="preserve"> Chave primária autoincrementada</w:t>
+        <w:t xml:space="preserve">    ID INT IDENTITY(1,1) PRIMARY KEY,  -- Chave primária autoincrementada</w:t>
       </w:r>
     </w:p>
     <w:p>
@@ -17338,27 +20459,7 @@
           <w:szCs w:val="24"/>
           <w:highlight w:val="white"/>
         </w:rPr>
-        <w:t xml:space="preserve">    Descritivo </w:t>
-      </w:r>
-      <w:proofErr w:type="gramStart"/>
-      <w:r>
-        <w:rPr>
-          <w:rFonts w:ascii="Courier New" w:eastAsia="Courier New" w:hAnsi="Courier New" w:cs="Courier New"/>
-          <w:sz w:val="24"/>
-          <w:szCs w:val="24"/>
-          <w:highlight w:val="white"/>
-        </w:rPr>
-        <w:t>VARCHAR(</w:t>
-      </w:r>
-      <w:proofErr w:type="gramEnd"/>
-      <w:r>
-        <w:rPr>
-          <w:rFonts w:ascii="Courier New" w:eastAsia="Courier New" w:hAnsi="Courier New" w:cs="Courier New"/>
-          <w:sz w:val="24"/>
-          <w:szCs w:val="24"/>
-          <w:highlight w:val="white"/>
-        </w:rPr>
-        <w:t>255) NOT NULL   -- Nome do segmento</w:t>
+        <w:t xml:space="preserve">    Descritivo VARCHAR(255) NOT NULL   -- Nome do segmento</w:t>
       </w:r>
     </w:p>
     <w:p>
@@ -17415,7 +20516,6 @@
         <w:t xml:space="preserve">CREATE TABLE </w:t>
       </w:r>
       <w:proofErr w:type="spellStart"/>
-      <w:proofErr w:type="gramStart"/>
       <w:r>
         <w:rPr>
           <w:rFonts w:ascii="Courier New" w:eastAsia="Courier New" w:hAnsi="Courier New" w:cs="Courier New"/>
@@ -17426,7 +20526,6 @@
         <w:t>dbo.Empresa</w:t>
       </w:r>
       <w:proofErr w:type="spellEnd"/>
-      <w:proofErr w:type="gramEnd"/>
       <w:r>
         <w:rPr>
           <w:rFonts w:ascii="Courier New" w:eastAsia="Courier New" w:hAnsi="Courier New" w:cs="Courier New"/>
@@ -17455,47 +20554,7 @@
           <w:szCs w:val="24"/>
           <w:highlight w:val="white"/>
         </w:rPr>
-        <w:t xml:space="preserve">    ID INT </w:t>
-      </w:r>
-      <w:proofErr w:type="gramStart"/>
-      <w:r>
-        <w:rPr>
-          <w:rFonts w:ascii="Courier New" w:eastAsia="Courier New" w:hAnsi="Courier New" w:cs="Courier New"/>
-          <w:sz w:val="24"/>
-          <w:szCs w:val="24"/>
-          <w:highlight w:val="white"/>
-        </w:rPr>
-        <w:t>IDENTITY(</w:t>
-      </w:r>
-      <w:proofErr w:type="gramEnd"/>
-      <w:r>
-        <w:rPr>
-          <w:rFonts w:ascii="Courier New" w:eastAsia="Courier New" w:hAnsi="Courier New" w:cs="Courier New"/>
-          <w:sz w:val="24"/>
-          <w:szCs w:val="24"/>
-          <w:highlight w:val="white"/>
-        </w:rPr>
-        <w:t xml:space="preserve">1,1) PRIMARY </w:t>
-      </w:r>
-      <w:proofErr w:type="gramStart"/>
-      <w:r>
-        <w:rPr>
-          <w:rFonts w:ascii="Courier New" w:eastAsia="Courier New" w:hAnsi="Courier New" w:cs="Courier New"/>
-          <w:sz w:val="24"/>
-          <w:szCs w:val="24"/>
-          <w:highlight w:val="white"/>
-        </w:rPr>
-        <w:t>KEY,  --</w:t>
-      </w:r>
-      <w:proofErr w:type="gramEnd"/>
-      <w:r>
-        <w:rPr>
-          <w:rFonts w:ascii="Courier New" w:eastAsia="Courier New" w:hAnsi="Courier New" w:cs="Courier New"/>
-          <w:sz w:val="24"/>
-          <w:szCs w:val="24"/>
-          <w:highlight w:val="white"/>
-        </w:rPr>
-        <w:t xml:space="preserve"> Chave primária autoincrementada</w:t>
+        <w:t xml:space="preserve">    ID INT IDENTITY(1,1) PRIMARY KEY,  -- Chave primária autoincrementada</w:t>
       </w:r>
     </w:p>
     <w:p>
@@ -17517,47 +20576,7 @@
           <w:highlight w:val="white"/>
         </w:rPr>
         <w:lastRenderedPageBreak/>
-        <w:t xml:space="preserve">    Nome </w:t>
-      </w:r>
-      <w:proofErr w:type="gramStart"/>
-      <w:r>
-        <w:rPr>
-          <w:rFonts w:ascii="Courier New" w:eastAsia="Courier New" w:hAnsi="Courier New" w:cs="Courier New"/>
-          <w:sz w:val="24"/>
-          <w:szCs w:val="24"/>
-          <w:highlight w:val="white"/>
-        </w:rPr>
-        <w:t>VARCHAR(</w:t>
-      </w:r>
-      <w:proofErr w:type="gramEnd"/>
-      <w:r>
-        <w:rPr>
-          <w:rFonts w:ascii="Courier New" w:eastAsia="Courier New" w:hAnsi="Courier New" w:cs="Courier New"/>
-          <w:sz w:val="24"/>
-          <w:szCs w:val="24"/>
-          <w:highlight w:val="white"/>
-        </w:rPr>
-        <w:t xml:space="preserve">255) NOT </w:t>
-      </w:r>
-      <w:proofErr w:type="gramStart"/>
-      <w:r>
-        <w:rPr>
-          <w:rFonts w:ascii="Courier New" w:eastAsia="Courier New" w:hAnsi="Courier New" w:cs="Courier New"/>
-          <w:sz w:val="24"/>
-          <w:szCs w:val="24"/>
-          <w:highlight w:val="white"/>
-        </w:rPr>
-        <w:t xml:space="preserve">NULL,   </w:t>
-      </w:r>
-      <w:proofErr w:type="gramEnd"/>
-      <w:r>
-        <w:rPr>
-          <w:rFonts w:ascii="Courier New" w:eastAsia="Courier New" w:hAnsi="Courier New" w:cs="Courier New"/>
-          <w:sz w:val="24"/>
-          <w:szCs w:val="24"/>
-          <w:highlight w:val="white"/>
-        </w:rPr>
-        <w:t xml:space="preserve">      -- Nome da empresa</w:t>
+        <w:t xml:space="preserve">    Nome VARCHAR(255) NOT NULL,         -- Nome da empresa</w:t>
       </w:r>
     </w:p>
     <w:p>
@@ -17598,47 +20617,7 @@
           <w:szCs w:val="24"/>
           <w:highlight w:val="white"/>
         </w:rPr>
-        <w:t xml:space="preserve"> </w:t>
-      </w:r>
-      <w:proofErr w:type="gramStart"/>
-      <w:r>
-        <w:rPr>
-          <w:rFonts w:ascii="Courier New" w:eastAsia="Courier New" w:hAnsi="Courier New" w:cs="Courier New"/>
-          <w:sz w:val="24"/>
-          <w:szCs w:val="24"/>
-          <w:highlight w:val="white"/>
-        </w:rPr>
-        <w:t>VARCHAR(</w:t>
-      </w:r>
-      <w:proofErr w:type="gramEnd"/>
-      <w:r>
-        <w:rPr>
-          <w:rFonts w:ascii="Courier New" w:eastAsia="Courier New" w:hAnsi="Courier New" w:cs="Courier New"/>
-          <w:sz w:val="24"/>
-          <w:szCs w:val="24"/>
-          <w:highlight w:val="white"/>
-        </w:rPr>
-        <w:t xml:space="preserve">50) NOT </w:t>
-      </w:r>
-      <w:proofErr w:type="gramStart"/>
-      <w:r>
-        <w:rPr>
-          <w:rFonts w:ascii="Courier New" w:eastAsia="Courier New" w:hAnsi="Courier New" w:cs="Courier New"/>
-          <w:sz w:val="24"/>
-          <w:szCs w:val="24"/>
-          <w:highlight w:val="white"/>
-        </w:rPr>
-        <w:t xml:space="preserve">NULL,   </w:t>
-      </w:r>
-      <w:proofErr w:type="gramEnd"/>
-      <w:r>
-        <w:rPr>
-          <w:rFonts w:ascii="Courier New" w:eastAsia="Courier New" w:hAnsi="Courier New" w:cs="Courier New"/>
-          <w:sz w:val="24"/>
-          <w:szCs w:val="24"/>
-          <w:highlight w:val="white"/>
-        </w:rPr>
-        <w:t xml:space="preserve">     -- Código/Sigla da empresa</w:t>
+        <w:t xml:space="preserve"> VARCHAR(50) NOT NULL,        -- Código/Sigla da empresa</w:t>
       </w:r>
     </w:p>
     <w:p>
@@ -17721,27 +20700,7 @@
           <w:szCs w:val="24"/>
           <w:highlight w:val="white"/>
         </w:rPr>
-        <w:t xml:space="preserve"> INT </w:t>
-      </w:r>
-      <w:proofErr w:type="gramStart"/>
-      <w:r>
-        <w:rPr>
-          <w:rFonts w:ascii="Courier New" w:eastAsia="Courier New" w:hAnsi="Courier New" w:cs="Courier New"/>
-          <w:sz w:val="24"/>
-          <w:szCs w:val="24"/>
-          <w:highlight w:val="white"/>
-        </w:rPr>
-        <w:t xml:space="preserve">NULL,   </w:t>
-      </w:r>
-      <w:proofErr w:type="gramEnd"/>
-      <w:r>
-        <w:rPr>
-          <w:rFonts w:ascii="Courier New" w:eastAsia="Courier New" w:hAnsi="Courier New" w:cs="Courier New"/>
-          <w:sz w:val="24"/>
-          <w:szCs w:val="24"/>
-          <w:highlight w:val="white"/>
-        </w:rPr>
-        <w:t>-- FK opcional (NÃO obrigatória)</w:t>
+        <w:t xml:space="preserve"> INT NULL,   -- FK opcional (NÃO obrigatória)</w:t>
       </w:r>
     </w:p>
     <w:p>
@@ -17782,27 +20741,7 @@
           <w:szCs w:val="24"/>
           <w:highlight w:val="white"/>
         </w:rPr>
-        <w:t xml:space="preserve"> INT NOT </w:t>
-      </w:r>
-      <w:proofErr w:type="gramStart"/>
-      <w:r>
-        <w:rPr>
-          <w:rFonts w:ascii="Courier New" w:eastAsia="Courier New" w:hAnsi="Courier New" w:cs="Courier New"/>
-          <w:sz w:val="24"/>
-          <w:szCs w:val="24"/>
-          <w:highlight w:val="white"/>
-        </w:rPr>
-        <w:t xml:space="preserve">NULL,   </w:t>
-      </w:r>
-      <w:proofErr w:type="gramEnd"/>
-      <w:r>
-        <w:rPr>
-          <w:rFonts w:ascii="Courier New" w:eastAsia="Courier New" w:hAnsi="Courier New" w:cs="Courier New"/>
-          <w:sz w:val="24"/>
-          <w:szCs w:val="24"/>
-          <w:highlight w:val="white"/>
-        </w:rPr>
-        <w:t xml:space="preserve">   -- FK obrigatória</w:t>
+        <w:t xml:space="preserve"> INT NOT NULL,      -- FK obrigatória</w:t>
       </w:r>
     </w:p>
     <w:p>
@@ -17843,27 +20782,7 @@
           <w:szCs w:val="24"/>
           <w:highlight w:val="white"/>
         </w:rPr>
-        <w:t xml:space="preserve"> INT NOT </w:t>
-      </w:r>
-      <w:proofErr w:type="gramStart"/>
-      <w:r>
-        <w:rPr>
-          <w:rFonts w:ascii="Courier New" w:eastAsia="Courier New" w:hAnsi="Courier New" w:cs="Courier New"/>
-          <w:sz w:val="24"/>
-          <w:szCs w:val="24"/>
-          <w:highlight w:val="white"/>
-        </w:rPr>
-        <w:t xml:space="preserve">NULL,   </w:t>
-      </w:r>
-      <w:proofErr w:type="gramEnd"/>
-      <w:r>
-        <w:rPr>
-          <w:rFonts w:ascii="Courier New" w:eastAsia="Courier New" w:hAnsi="Courier New" w:cs="Courier New"/>
-          <w:sz w:val="24"/>
-          <w:szCs w:val="24"/>
-          <w:highlight w:val="white"/>
-        </w:rPr>
-        <w:t xml:space="preserve">         -- FK obrigatória</w:t>
+        <w:t xml:space="preserve"> INT NOT NULL,            -- FK obrigatória</w:t>
       </w:r>
     </w:p>
     <w:p>
@@ -17904,27 +20823,7 @@
           <w:szCs w:val="24"/>
           <w:highlight w:val="white"/>
         </w:rPr>
-        <w:t xml:space="preserve"> INT NOT </w:t>
-      </w:r>
-      <w:proofErr w:type="gramStart"/>
-      <w:r>
-        <w:rPr>
-          <w:rFonts w:ascii="Courier New" w:eastAsia="Courier New" w:hAnsi="Courier New" w:cs="Courier New"/>
-          <w:sz w:val="24"/>
-          <w:szCs w:val="24"/>
-          <w:highlight w:val="white"/>
-        </w:rPr>
-        <w:t xml:space="preserve">NULL,   </w:t>
-      </w:r>
-      <w:proofErr w:type="gramEnd"/>
-      <w:r>
-        <w:rPr>
-          <w:rFonts w:ascii="Courier New" w:eastAsia="Courier New" w:hAnsi="Courier New" w:cs="Courier New"/>
-          <w:sz w:val="24"/>
-          <w:szCs w:val="24"/>
-          <w:highlight w:val="white"/>
-        </w:rPr>
-        <w:t xml:space="preserve">         -- FK obrigatória</w:t>
+        <w:t xml:space="preserve"> INT NOT NULL,            -- FK obrigatória</w:t>
       </w:r>
     </w:p>
     <w:p>
@@ -18042,7 +20941,6 @@
         <w:t xml:space="preserve">        REFERENCES </w:t>
       </w:r>
       <w:proofErr w:type="spellStart"/>
-      <w:proofErr w:type="gramStart"/>
       <w:r>
         <w:rPr>
           <w:rFonts w:ascii="Courier New" w:eastAsia="Courier New" w:hAnsi="Courier New" w:cs="Courier New"/>
@@ -18053,7 +20951,6 @@
         <w:t>dbo.SegmentoClassificacao</w:t>
       </w:r>
       <w:proofErr w:type="spellEnd"/>
-      <w:proofErr w:type="gramEnd"/>
       <w:r>
         <w:rPr>
           <w:rFonts w:ascii="Courier New" w:eastAsia="Courier New" w:hAnsi="Courier New" w:cs="Courier New"/>
@@ -18167,7 +21064,6 @@
         <w:t xml:space="preserve">        REFERENCES </w:t>
       </w:r>
       <w:proofErr w:type="spellStart"/>
-      <w:proofErr w:type="gramStart"/>
       <w:r>
         <w:rPr>
           <w:rFonts w:ascii="Courier New" w:eastAsia="Courier New" w:hAnsi="Courier New" w:cs="Courier New"/>
@@ -18178,7 +21074,6 @@
         <w:t>dbo.SetorEconomico</w:t>
       </w:r>
       <w:proofErr w:type="spellEnd"/>
-      <w:proofErr w:type="gramEnd"/>
       <w:r>
         <w:rPr>
           <w:rFonts w:ascii="Courier New" w:eastAsia="Courier New" w:hAnsi="Courier New" w:cs="Courier New"/>
@@ -18280,7 +21175,6 @@
           <w:sz w:val="24"/>
           <w:szCs w:val="24"/>
           <w:highlight w:val="white"/>
-          <w:lang w:val="en-US"/>
         </w:rPr>
       </w:pPr>
       <w:r>
@@ -18298,31 +21192,26 @@
           <w:sz w:val="24"/>
           <w:szCs w:val="24"/>
           <w:highlight w:val="white"/>
-          <w:lang w:val="en-US"/>
         </w:rPr>
         <w:t xml:space="preserve">REFERENCES </w:t>
       </w:r>
       <w:proofErr w:type="spellStart"/>
-      <w:proofErr w:type="gramStart"/>
-      <w:r>
-        <w:rPr>
-          <w:rFonts w:ascii="Courier New" w:eastAsia="Courier New" w:hAnsi="Courier New" w:cs="Courier New"/>
-          <w:sz w:val="24"/>
-          <w:szCs w:val="24"/>
-          <w:highlight w:val="white"/>
-          <w:lang w:val="en-US"/>
+      <w:r>
+        <w:rPr>
+          <w:rFonts w:ascii="Courier New" w:eastAsia="Courier New" w:hAnsi="Courier New" w:cs="Courier New"/>
+          <w:sz w:val="24"/>
+          <w:szCs w:val="24"/>
+          <w:highlight w:val="white"/>
         </w:rPr>
         <w:t>dbo.Subsetor</w:t>
       </w:r>
       <w:proofErr w:type="spellEnd"/>
-      <w:proofErr w:type="gramEnd"/>
-      <w:r>
-        <w:rPr>
-          <w:rFonts w:ascii="Courier New" w:eastAsia="Courier New" w:hAnsi="Courier New" w:cs="Courier New"/>
-          <w:sz w:val="24"/>
-          <w:szCs w:val="24"/>
-          <w:highlight w:val="white"/>
-          <w:lang w:val="en-US"/>
+      <w:r>
+        <w:rPr>
+          <w:rFonts w:ascii="Courier New" w:eastAsia="Courier New" w:hAnsi="Courier New" w:cs="Courier New"/>
+          <w:sz w:val="24"/>
+          <w:szCs w:val="24"/>
+          <w:highlight w:val="white"/>
         </w:rPr>
         <w:t>(ID),</w:t>
       </w:r>
@@ -18336,16 +21225,14 @@
           <w:sz w:val="24"/>
           <w:szCs w:val="24"/>
           <w:highlight w:val="white"/>
-          <w:lang w:val="en-US"/>
-        </w:rPr>
-      </w:pPr>
-      <w:r>
-        <w:rPr>
-          <w:rFonts w:ascii="Courier New" w:eastAsia="Courier New" w:hAnsi="Courier New" w:cs="Courier New"/>
-          <w:sz w:val="24"/>
-          <w:szCs w:val="24"/>
-          <w:highlight w:val="white"/>
-          <w:lang w:val="en-US"/>
+        </w:rPr>
+      </w:pPr>
+      <w:r>
+        <w:rPr>
+          <w:rFonts w:ascii="Courier New" w:eastAsia="Courier New" w:hAnsi="Courier New" w:cs="Courier New"/>
+          <w:sz w:val="24"/>
+          <w:szCs w:val="24"/>
+          <w:highlight w:val="white"/>
         </w:rPr>
         <w:t xml:space="preserve">    </w:t>
       </w:r>
@@ -18368,7 +21255,6 @@
           <w:sz w:val="24"/>
           <w:szCs w:val="24"/>
           <w:highlight w:val="white"/>
-          <w:lang w:val="en-US"/>
         </w:rPr>
         <w:t xml:space="preserve">    </w:t>
       </w:r>
@@ -18458,7 +21344,6 @@
         <w:t xml:space="preserve">REFERENCES </w:t>
       </w:r>
       <w:proofErr w:type="spellStart"/>
-      <w:proofErr w:type="gramStart"/>
       <w:r>
         <w:rPr>
           <w:rFonts w:ascii="Courier New" w:eastAsia="Courier New" w:hAnsi="Courier New" w:cs="Courier New"/>
@@ -18469,7 +21354,6 @@
         <w:t>dbo.Segmento</w:t>
       </w:r>
       <w:proofErr w:type="spellEnd"/>
-      <w:proofErr w:type="gramEnd"/>
       <w:r>
         <w:rPr>
           <w:rFonts w:ascii="Courier New" w:eastAsia="Courier New" w:hAnsi="Courier New" w:cs="Courier New"/>
@@ -18576,29 +21460,7 @@
           <w:highlight w:val="white"/>
           <w:lang w:val="en-US"/>
         </w:rPr>
-        <w:t xml:space="preserve">(self) -&gt; </w:t>
-      </w:r>
-      <w:proofErr w:type="gramStart"/>
-      <w:r>
-        <w:rPr>
-          <w:rFonts w:ascii="Courier New" w:eastAsia="Courier New" w:hAnsi="Courier New" w:cs="Courier New"/>
-          <w:sz w:val="24"/>
-          <w:szCs w:val="24"/>
-          <w:highlight w:val="white"/>
-          <w:lang w:val="en-US"/>
-        </w:rPr>
-        <w:t>List[Tuple[</w:t>
-      </w:r>
-      <w:proofErr w:type="gramEnd"/>
-      <w:r>
-        <w:rPr>
-          <w:rFonts w:ascii="Courier New" w:eastAsia="Courier New" w:hAnsi="Courier New" w:cs="Courier New"/>
-          <w:sz w:val="24"/>
-          <w:szCs w:val="24"/>
-          <w:highlight w:val="white"/>
-          <w:lang w:val="en-US"/>
-        </w:rPr>
-        <w:t>int, str]]:</w:t>
+        <w:t>(self) -&gt; List[Tuple[int, str]]:</w:t>
       </w:r>
     </w:p>
     <w:p>
@@ -18632,18 +21494,7 @@
           <w:highlight w:val="white"/>
           <w:lang w:val="en-US"/>
         </w:rPr>
-        <w:t>get_db_</w:t>
-      </w:r>
-      <w:proofErr w:type="gramStart"/>
-      <w:r>
-        <w:rPr>
-          <w:rFonts w:ascii="Courier New" w:eastAsia="Courier New" w:hAnsi="Courier New" w:cs="Courier New"/>
-          <w:sz w:val="24"/>
-          <w:szCs w:val="24"/>
-          <w:highlight w:val="white"/>
-          <w:lang w:val="en-US"/>
-        </w:rPr>
-        <w:t>connection</w:t>
+        <w:t>get_db_connection</w:t>
       </w:r>
       <w:proofErr w:type="spellEnd"/>
       <w:r>
@@ -18654,18 +21505,7 @@
           <w:highlight w:val="white"/>
           <w:lang w:val="en-US"/>
         </w:rPr>
-        <w:t>(</w:t>
-      </w:r>
-      <w:proofErr w:type="gramEnd"/>
-      <w:r>
-        <w:rPr>
-          <w:rFonts w:ascii="Courier New" w:eastAsia="Courier New" w:hAnsi="Courier New" w:cs="Courier New"/>
-          <w:sz w:val="24"/>
-          <w:szCs w:val="24"/>
-          <w:highlight w:val="white"/>
-          <w:lang w:val="en-US"/>
-        </w:rPr>
-        <w:t>)</w:t>
+        <w:t>()</w:t>
       </w:r>
     </w:p>
     <w:p>
@@ -18691,7 +21531,6 @@
         <w:t xml:space="preserve">        cursor = </w:t>
       </w:r>
       <w:proofErr w:type="spellStart"/>
-      <w:proofErr w:type="gramStart"/>
       <w:r>
         <w:rPr>
           <w:rFonts w:ascii="Courier New" w:eastAsia="Courier New" w:hAnsi="Courier New" w:cs="Courier New"/>
@@ -18703,7 +21542,6 @@
         <w:t>conn.cursor</w:t>
       </w:r>
       <w:proofErr w:type="spellEnd"/>
-      <w:proofErr w:type="gramEnd"/>
       <w:r>
         <w:rPr>
           <w:rFonts w:ascii="Courier New" w:eastAsia="Courier New" w:hAnsi="Courier New" w:cs="Courier New"/>
@@ -18760,7 +21598,6 @@
         <w:t xml:space="preserve"> FROM </w:t>
       </w:r>
       <w:proofErr w:type="spellStart"/>
-      <w:proofErr w:type="gramStart"/>
       <w:r>
         <w:rPr>
           <w:rFonts w:ascii="Courier New" w:eastAsia="Courier New" w:hAnsi="Courier New" w:cs="Courier New"/>
@@ -18772,7 +21609,6 @@
         <w:t>dbo.Segmento</w:t>
       </w:r>
       <w:proofErr w:type="spellEnd"/>
-      <w:proofErr w:type="gramEnd"/>
       <w:r>
         <w:rPr>
           <w:rFonts w:ascii="Courier New" w:eastAsia="Courier New" w:hAnsi="Courier New" w:cs="Courier New"/>
@@ -18807,7 +21643,6 @@
         <w:t xml:space="preserve">        </w:t>
       </w:r>
       <w:proofErr w:type="spellStart"/>
-      <w:proofErr w:type="gramStart"/>
       <w:r>
         <w:rPr>
           <w:rFonts w:ascii="Courier New" w:eastAsia="Courier New" w:hAnsi="Courier New" w:cs="Courier New"/>
@@ -18819,7 +21654,6 @@
         <w:t>cursor.execute</w:t>
       </w:r>
       <w:proofErr w:type="spellEnd"/>
-      <w:proofErr w:type="gramEnd"/>
       <w:r>
         <w:rPr>
           <w:rFonts w:ascii="Courier New" w:eastAsia="Courier New" w:hAnsi="Courier New" w:cs="Courier New"/>
@@ -18854,7 +21688,6 @@
         <w:t xml:space="preserve">        result = </w:t>
       </w:r>
       <w:proofErr w:type="spellStart"/>
-      <w:proofErr w:type="gramStart"/>
       <w:r>
         <w:rPr>
           <w:rFonts w:ascii="Courier New" w:eastAsia="Courier New" w:hAnsi="Courier New" w:cs="Courier New"/>
@@ -18866,7 +21699,6 @@
         <w:t>cursor.fetchall</w:t>
       </w:r>
       <w:proofErr w:type="spellEnd"/>
-      <w:proofErr w:type="gramEnd"/>
       <w:r>
         <w:rPr>
           <w:rFonts w:ascii="Courier New" w:eastAsia="Courier New" w:hAnsi="Courier New" w:cs="Courier New"/>
@@ -18901,7 +21733,6 @@
         <w:t xml:space="preserve">        </w:t>
       </w:r>
       <w:proofErr w:type="spellStart"/>
-      <w:proofErr w:type="gramStart"/>
       <w:r>
         <w:rPr>
           <w:rFonts w:ascii="Courier New" w:eastAsia="Courier New" w:hAnsi="Courier New" w:cs="Courier New"/>
@@ -18913,7 +21744,6 @@
         <w:t>conn.close</w:t>
       </w:r>
       <w:proofErr w:type="spellEnd"/>
-      <w:proofErr w:type="gramEnd"/>
       <w:r>
         <w:rPr>
           <w:rFonts w:ascii="Courier New" w:eastAsia="Courier New" w:hAnsi="Courier New" w:cs="Courier New"/>
@@ -18948,7 +21778,6 @@
         <w:t xml:space="preserve">        return [(row.ID, </w:t>
       </w:r>
       <w:proofErr w:type="spellStart"/>
-      <w:proofErr w:type="gramStart"/>
       <w:r>
         <w:rPr>
           <w:rFonts w:ascii="Courier New" w:eastAsia="Courier New" w:hAnsi="Courier New" w:cs="Courier New"/>
@@ -18960,7 +21789,6 @@
         <w:t>row.Descritivo</w:t>
       </w:r>
       <w:proofErr w:type="spellEnd"/>
-      <w:proofErr w:type="gramEnd"/>
       <w:r>
         <w:rPr>
           <w:rFonts w:ascii="Courier New" w:eastAsia="Courier New" w:hAnsi="Courier New" w:cs="Courier New"/>
@@ -20242,29 +23070,7 @@
           <w:highlight w:val="white"/>
           <w:lang w:val="en-US"/>
         </w:rPr>
-        <w:t xml:space="preserve"> </w:t>
-      </w:r>
-      <w:proofErr w:type="gramStart"/>
-      <w:r>
-        <w:rPr>
-          <w:rFonts w:ascii="Courier New" w:eastAsia="Courier New" w:hAnsi="Courier New" w:cs="Courier New"/>
-          <w:sz w:val="24"/>
-          <w:szCs w:val="24"/>
-          <w:highlight w:val="white"/>
-          <w:lang w:val="en-US"/>
-        </w:rPr>
-        <w:t>VARCHAR(</w:t>
-      </w:r>
-      <w:proofErr w:type="gramEnd"/>
-      <w:r>
-        <w:rPr>
-          <w:rFonts w:ascii="Courier New" w:eastAsia="Courier New" w:hAnsi="Courier New" w:cs="Courier New"/>
-          <w:sz w:val="24"/>
-          <w:szCs w:val="24"/>
-          <w:highlight w:val="white"/>
-          <w:lang w:val="en-US"/>
-        </w:rPr>
-        <w:t>10) NOT NULL,</w:t>
+        <w:t xml:space="preserve"> VARCHAR(10) NOT NULL,</w:t>
       </w:r>
     </w:p>
     <w:p>
@@ -20923,29 +23729,7 @@
           <w:highlight w:val="white"/>
           <w:lang w:val="en-US"/>
         </w:rPr>
-        <w:t xml:space="preserve"> </w:t>
-      </w:r>
-      <w:proofErr w:type="gramStart"/>
-      <w:r>
-        <w:rPr>
-          <w:rFonts w:ascii="Courier New" w:eastAsia="Courier New" w:hAnsi="Courier New" w:cs="Courier New"/>
-          <w:sz w:val="24"/>
-          <w:szCs w:val="24"/>
-          <w:highlight w:val="white"/>
-          <w:lang w:val="en-US"/>
-        </w:rPr>
-        <w:t>VARCHAR(</w:t>
-      </w:r>
-      <w:proofErr w:type="gramEnd"/>
-      <w:r>
-        <w:rPr>
-          <w:rFonts w:ascii="Courier New" w:eastAsia="Courier New" w:hAnsi="Courier New" w:cs="Courier New"/>
-          <w:sz w:val="24"/>
-          <w:szCs w:val="24"/>
-          <w:highlight w:val="white"/>
-          <w:lang w:val="en-US"/>
-        </w:rPr>
-        <w:t>10) NOT NULL,</w:t>
+        <w:t xml:space="preserve"> VARCHAR(10) NOT NULL,</w:t>
       </w:r>
     </w:p>
     <w:p>
@@ -21093,7 +23877,6 @@
           <w:sz w:val="24"/>
           <w:szCs w:val="24"/>
           <w:highlight w:val="white"/>
-          <w:lang w:val="en-US"/>
         </w:rPr>
       </w:pPr>
       <w:r>
@@ -21112,7 +23895,6 @@
           <w:sz w:val="24"/>
           <w:szCs w:val="24"/>
           <w:highlight w:val="white"/>
-          <w:lang w:val="en-US"/>
         </w:rPr>
         <w:t>Volume BIGINT NOT NULL,</w:t>
       </w:r>
@@ -21134,7 +23916,6 @@
           <w:sz w:val="24"/>
           <w:szCs w:val="24"/>
           <w:highlight w:val="white"/>
-          <w:lang w:val="en-US"/>
         </w:rPr>
         <w:t xml:space="preserve">    </w:t>
       </w:r>
@@ -21385,29 +24166,7 @@
           <w:highlight w:val="white"/>
           <w:lang w:val="en-US"/>
         </w:rPr>
-        <w:t xml:space="preserve"> </w:t>
-      </w:r>
-      <w:proofErr w:type="gramStart"/>
-      <w:r>
-        <w:rPr>
-          <w:rFonts w:ascii="Courier New" w:eastAsia="Courier New" w:hAnsi="Courier New" w:cs="Courier New"/>
-          <w:sz w:val="24"/>
-          <w:szCs w:val="24"/>
-          <w:highlight w:val="white"/>
-          <w:lang w:val="en-US"/>
-        </w:rPr>
-        <w:t>VARCHAR(</w:t>
-      </w:r>
-      <w:proofErr w:type="gramEnd"/>
-      <w:r>
-        <w:rPr>
-          <w:rFonts w:ascii="Courier New" w:eastAsia="Courier New" w:hAnsi="Courier New" w:cs="Courier New"/>
-          <w:sz w:val="24"/>
-          <w:szCs w:val="24"/>
-          <w:highlight w:val="white"/>
-          <w:lang w:val="en-US"/>
-        </w:rPr>
-        <w:t>10) NOT NULL,</w:t>
+        <w:t xml:space="preserve"> VARCHAR(10) NOT NULL,</w:t>
       </w:r>
     </w:p>
     <w:p>
@@ -21665,7 +24424,6 @@
         <w:t xml:space="preserve">Como calcular a volatilidade de uma ação usando a </w:t>
       </w:r>
       <w:proofErr w:type="spellStart"/>
-      <w:proofErr w:type="gramStart"/>
       <w:r>
         <w:rPr>
           <w:highlight w:val="white"/>
@@ -21677,14 +24435,7 @@
         <w:rPr>
           <w:highlight w:val="white"/>
         </w:rPr>
-        <w:t xml:space="preserve">  sendo</w:t>
-      </w:r>
-      <w:proofErr w:type="gramEnd"/>
-      <w:r>
-        <w:rPr>
-          <w:highlight w:val="white"/>
-        </w:rPr>
-        <w:t xml:space="preserve"> que tenho a seguinte tabela:</w:t>
+        <w:t xml:space="preserve">  sendo que tenho a seguinte tabela:</w:t>
       </w:r>
     </w:p>
     <w:p>
@@ -21806,29 +24557,7 @@
           <w:highlight w:val="white"/>
           <w:lang w:val="en-US"/>
         </w:rPr>
-        <w:t xml:space="preserve"> </w:t>
-      </w:r>
-      <w:proofErr w:type="gramStart"/>
-      <w:r>
-        <w:rPr>
-          <w:rFonts w:ascii="Courier New" w:eastAsia="Courier New" w:hAnsi="Courier New" w:cs="Courier New"/>
-          <w:sz w:val="24"/>
-          <w:szCs w:val="24"/>
-          <w:highlight w:val="white"/>
-          <w:lang w:val="en-US"/>
-        </w:rPr>
-        <w:t>VARCHAR(</w:t>
-      </w:r>
-      <w:proofErr w:type="gramEnd"/>
-      <w:r>
-        <w:rPr>
-          <w:rFonts w:ascii="Courier New" w:eastAsia="Courier New" w:hAnsi="Courier New" w:cs="Courier New"/>
-          <w:sz w:val="24"/>
-          <w:szCs w:val="24"/>
-          <w:highlight w:val="white"/>
-          <w:lang w:val="en-US"/>
-        </w:rPr>
-        <w:t>10) NOT NULL,</w:t>
+        <w:t xml:space="preserve"> VARCHAR(10) NOT NULL,</w:t>
       </w:r>
     </w:p>
     <w:p>
@@ -22086,7 +24815,6 @@
         <w:t xml:space="preserve">Como calcular o retorno esperado de uma ação usando a </w:t>
       </w:r>
       <w:proofErr w:type="spellStart"/>
-      <w:proofErr w:type="gramStart"/>
       <w:r>
         <w:rPr>
           <w:highlight w:val="white"/>
@@ -22098,14 +24826,7 @@
         <w:rPr>
           <w:highlight w:val="white"/>
         </w:rPr>
-        <w:t xml:space="preserve">  sendo</w:t>
-      </w:r>
-      <w:proofErr w:type="gramEnd"/>
-      <w:r>
-        <w:rPr>
-          <w:highlight w:val="white"/>
-        </w:rPr>
-        <w:t xml:space="preserve"> que tenho a seguinte tabela:</w:t>
+        <w:t xml:space="preserve">  sendo que tenho a seguinte tabela:</w:t>
       </w:r>
     </w:p>
     <w:p>
@@ -22227,29 +24948,7 @@
           <w:highlight w:val="white"/>
           <w:lang w:val="en-US"/>
         </w:rPr>
-        <w:t xml:space="preserve"> </w:t>
-      </w:r>
-      <w:proofErr w:type="gramStart"/>
-      <w:r>
-        <w:rPr>
-          <w:rFonts w:ascii="Courier New" w:eastAsia="Courier New" w:hAnsi="Courier New" w:cs="Courier New"/>
-          <w:sz w:val="24"/>
-          <w:szCs w:val="24"/>
-          <w:highlight w:val="white"/>
-          <w:lang w:val="en-US"/>
-        </w:rPr>
-        <w:t>VARCHAR(</w:t>
-      </w:r>
-      <w:proofErr w:type="gramEnd"/>
-      <w:r>
-        <w:rPr>
-          <w:rFonts w:ascii="Courier New" w:eastAsia="Courier New" w:hAnsi="Courier New" w:cs="Courier New"/>
-          <w:sz w:val="24"/>
-          <w:szCs w:val="24"/>
-          <w:highlight w:val="white"/>
-          <w:lang w:val="en-US"/>
-        </w:rPr>
-        <w:t>10) NOT NULL,</w:t>
+        <w:t xml:space="preserve"> VARCHAR(10) NOT NULL,</w:t>
       </w:r>
     </w:p>
     <w:p>
@@ -22648,15 +25347,7 @@
           <w:highlight w:val="white"/>
           <w:lang w:val="en-US"/>
         </w:rPr>
-        <w:t>get_ibov_data_by_date_</w:t>
-      </w:r>
-      <w:proofErr w:type="gramStart"/>
-      <w:r>
-        <w:rPr>
-          <w:highlight w:val="white"/>
-          <w:lang w:val="en-US"/>
-        </w:rPr>
-        <w:t>range</w:t>
+        <w:t>get_ibov_data_by_date_range</w:t>
       </w:r>
       <w:proofErr w:type="spellEnd"/>
       <w:r>
@@ -22664,15 +25355,7 @@
           <w:highlight w:val="white"/>
           <w:lang w:val="en-US"/>
         </w:rPr>
-        <w:t>(</w:t>
-      </w:r>
-      <w:proofErr w:type="gramEnd"/>
-      <w:r>
-        <w:rPr>
-          <w:highlight w:val="white"/>
-          <w:lang w:val="en-US"/>
-        </w:rPr>
-        <w:t xml:space="preserve">self, </w:t>
+        <w:t xml:space="preserve">(self, </w:t>
       </w:r>
       <w:proofErr w:type="spellStart"/>
       <w:r>
@@ -22704,23 +25387,7 @@
           <w:highlight w:val="white"/>
           <w:lang w:val="en-US"/>
         </w:rPr>
-        <w:t xml:space="preserve">: str) -&gt; </w:t>
-      </w:r>
-      <w:proofErr w:type="gramStart"/>
-      <w:r>
-        <w:rPr>
-          <w:highlight w:val="white"/>
-          <w:lang w:val="en-US"/>
-        </w:rPr>
-        <w:t>List[Tuple[</w:t>
-      </w:r>
-      <w:proofErr w:type="gramEnd"/>
-      <w:r>
-        <w:rPr>
-          <w:highlight w:val="white"/>
-          <w:lang w:val="en-US"/>
-        </w:rPr>
-        <w:t>str, float, float, float, float, int]]:</w:t>
+        <w:t>: str) -&gt; List[Tuple[str, float, float, float, float, int]]:</w:t>
       </w:r>
     </w:p>
     <w:p>
@@ -22750,14 +25417,7 @@
         <w:rPr>
           <w:highlight w:val="white"/>
         </w:rPr>
-        <w:t>self.repository.get_ibov_data_by_date_</w:t>
-      </w:r>
-      <w:proofErr w:type="gramStart"/>
-      <w:r>
-        <w:rPr>
-          <w:highlight w:val="white"/>
-        </w:rPr>
-        <w:t>range</w:t>
+        <w:t>self.repository.get_ibov_data_by_date_range</w:t>
       </w:r>
       <w:proofErr w:type="spellEnd"/>
       <w:r>
@@ -22767,7 +25427,6 @@
         <w:t>(</w:t>
       </w:r>
       <w:proofErr w:type="spellStart"/>
-      <w:proofErr w:type="gramEnd"/>
       <w:r>
         <w:rPr>
           <w:highlight w:val="white"/>
@@ -23813,6 +26472,7 @@
   <w:style w:type="paragraph" w:default="1" w:styleId="Normal">
     <w:name w:val="Normal"/>
     <w:qFormat/>
+    <w:rsid w:val="002F3F5F"/>
   </w:style>
   <w:style w:type="paragraph" w:styleId="Ttulo2">
     <w:name w:val="heading 2"/>
@@ -24638,6 +27298,30 @@
 </file>
 
 <file path=customXml/item1.xml><?xml version="1.0" encoding="utf-8"?>
+<?mso-contentType ?>
+<FormTemplates xmlns="http://schemas.microsoft.com/sharepoint/v3/contenttype/forms">
+  <Display>DocumentLibraryForm</Display>
+  <Edit>DocumentLibraryForm</Edit>
+  <New>DocumentLibraryForm</New>
+</FormTemplates>
+</file>
+
+<file path=customXml/item2.xml><?xml version="1.0" encoding="utf-8"?>
+<p:properties xmlns:p="http://schemas.microsoft.com/office/2006/metadata/properties" xmlns:xsi="http://www.w3.org/2001/XMLSchema-instance" xmlns:pc="http://schemas.microsoft.com/office/infopath/2007/PartnerControls">
+  <documentManagement>
+    <lcf76f155ced4ddcb4097134ff3c332f xmlns="1e7d8aaf-77fb-4419-819f-502bcc31ffe3">
+      <Terms xmlns="http://schemas.microsoft.com/office/infopath/2007/PartnerControls"/>
+    </lcf76f155ced4ddcb4097134ff3c332f>
+    <TaxCatchAll xmlns="2c89dc19-a755-4b1f-8ccb-ddc282e02978" xsi:nil="true"/>
+  </documentManagement>
+</p:properties>
+</file>
+
+<file path=customXml/item3.xml><?xml version="1.0" encoding="utf-8"?>
+<b:Sources xmlns:b="http://schemas.openxmlformats.org/officeDocument/2006/bibliography" xmlns="http://schemas.openxmlformats.org/officeDocument/2006/bibliography" SelectedStyle="\APA.XSL" StyleName="APA"/>
+</file>
+
+<file path=customXml/item4.xml><?xml version="1.0" encoding="utf-8"?>
 <ct:contentTypeSchema xmlns:ct="http://schemas.microsoft.com/office/2006/metadata/contentType" xmlns:ma="http://schemas.microsoft.com/office/2006/metadata/properties/metaAttributes" ct:_="" ma:_="" ma:contentTypeName="Documento" ma:contentTypeID="0x01010008CFA7B293EDBE4DB98FBC161D82B39F" ma:contentTypeVersion="15" ma:contentTypeDescription="Crie um novo documento." ma:contentTypeScope="" ma:versionID="ed78836dbbd60ef5b47f46abba0ddc66">
   <xsd:schema xmlns:xsd="http://www.w3.org/2001/XMLSchema" xmlns:xs="http://www.w3.org/2001/XMLSchema" xmlns:p="http://schemas.microsoft.com/office/2006/metadata/properties" xmlns:ns2="2c89dc19-a755-4b1f-8ccb-ddc282e02978" xmlns:ns3="1e7d8aaf-77fb-4419-819f-502bcc31ffe3" targetNamespace="http://schemas.microsoft.com/office/2006/metadata/properties" ma:root="true" ma:fieldsID="f28b1225859e7fd7734d1009df438026" ns2:_="" ns3:_="">
     <xsd:import namespace="2c89dc19-a755-4b1f-8ccb-ddc282e02978"/>
@@ -24872,31 +27556,34 @@
 </ct:contentTypeSchema>
 </file>
 
-<file path=customXml/item2.xml><?xml version="1.0" encoding="utf-8"?>
-<b:Sources xmlns:b="http://schemas.openxmlformats.org/officeDocument/2006/bibliography" xmlns="http://schemas.openxmlformats.org/officeDocument/2006/bibliography" SelectedStyle="\APA.XSL" StyleName="APA"/>
+<file path=customXml/itemProps1.xml><?xml version="1.0" encoding="utf-8"?>
+<ds:datastoreItem xmlns:ds="http://schemas.openxmlformats.org/officeDocument/2006/customXml" ds:itemID="{CBFD2793-7CD2-4ED6-B18F-AE2B73B81179}">
+  <ds:schemaRefs>
+    <ds:schemaRef ds:uri="http://schemas.microsoft.com/sharepoint/v3/contenttype/forms"/>
+  </ds:schemaRefs>
+</ds:datastoreItem>
 </file>
 
-<file path=customXml/item3.xml><?xml version="1.0" encoding="utf-8"?>
-<p:properties xmlns:p="http://schemas.microsoft.com/office/2006/metadata/properties" xmlns:xsi="http://www.w3.org/2001/XMLSchema-instance" xmlns:pc="http://schemas.microsoft.com/office/infopath/2007/PartnerControls">
-  <documentManagement>
-    <lcf76f155ced4ddcb4097134ff3c332f xmlns="1e7d8aaf-77fb-4419-819f-502bcc31ffe3">
-      <Terms xmlns="http://schemas.microsoft.com/office/infopath/2007/PartnerControls"/>
-    </lcf76f155ced4ddcb4097134ff3c332f>
-    <TaxCatchAll xmlns="2c89dc19-a755-4b1f-8ccb-ddc282e02978" xsi:nil="true"/>
-  </documentManagement>
-</p:properties>
+<file path=customXml/itemProps2.xml><?xml version="1.0" encoding="utf-8"?>
+<ds:datastoreItem xmlns:ds="http://schemas.openxmlformats.org/officeDocument/2006/customXml" ds:itemID="{F1B01E3B-5B0E-4318-BAE5-F630CD90DD64}">
+  <ds:schemaRefs>
+    <ds:schemaRef ds:uri="http://schemas.microsoft.com/office/2006/metadata/properties"/>
+    <ds:schemaRef ds:uri="http://schemas.microsoft.com/office/infopath/2007/PartnerControls"/>
+    <ds:schemaRef ds:uri="1e7d8aaf-77fb-4419-819f-502bcc31ffe3"/>
+    <ds:schemaRef ds:uri="2c89dc19-a755-4b1f-8ccb-ddc282e02978"/>
+  </ds:schemaRefs>
+</ds:datastoreItem>
 </file>
 
-<file path=customXml/item4.xml><?xml version="1.0" encoding="utf-8"?>
-<?mso-contentType ?>
-<FormTemplates xmlns="http://schemas.microsoft.com/sharepoint/v3/contenttype/forms">
-  <Display>DocumentLibraryForm</Display>
-  <Edit>DocumentLibraryForm</Edit>
-  <New>DocumentLibraryForm</New>
-</FormTemplates>
+<file path=customXml/itemProps3.xml><?xml version="1.0" encoding="utf-8"?>
+<ds:datastoreItem xmlns:ds="http://schemas.openxmlformats.org/officeDocument/2006/customXml" ds:itemID="{B4331BC3-D36B-4434-A1AC-77D96D6F5401}">
+  <ds:schemaRefs>
+    <ds:schemaRef ds:uri="http://schemas.openxmlformats.org/officeDocument/2006/bibliography"/>
+  </ds:schemaRefs>
+</ds:datastoreItem>
 </file>
 
-<file path=customXml/itemProps1.xml><?xml version="1.0" encoding="utf-8"?>
+<file path=customXml/itemProps4.xml><?xml version="1.0" encoding="utf-8"?>
 <ds:datastoreItem xmlns:ds="http://schemas.openxmlformats.org/officeDocument/2006/customXml" ds:itemID="{35D38A81-C1A1-4DE1-A1E0-FDEA4AEECD6B}">
   <ds:schemaRefs>
     <ds:schemaRef ds:uri="http://schemas.microsoft.com/office/2006/metadata/contentType"/>
@@ -24913,31 +27600,4 @@
     <ds:schemaRef ds:uri="http://schemas.microsoft.com/internal/obd"/>
   </ds:schemaRefs>
 </ds:datastoreItem>
-</file>
-
-<file path=customXml/itemProps2.xml><?xml version="1.0" encoding="utf-8"?>
-<ds:datastoreItem xmlns:ds="http://schemas.openxmlformats.org/officeDocument/2006/customXml" ds:itemID="{B4331BC3-D36B-4434-A1AC-77D96D6F5401}">
-  <ds:schemaRefs>
-    <ds:schemaRef ds:uri="http://schemas.openxmlformats.org/officeDocument/2006/bibliography"/>
-  </ds:schemaRefs>
-</ds:datastoreItem>
-</file>
-
-<file path=customXml/itemProps3.xml><?xml version="1.0" encoding="utf-8"?>
-<ds:datastoreItem xmlns:ds="http://schemas.openxmlformats.org/officeDocument/2006/customXml" ds:itemID="{F1B01E3B-5B0E-4318-BAE5-F630CD90DD64}">
-  <ds:schemaRefs>
-    <ds:schemaRef ds:uri="http://schemas.microsoft.com/office/2006/metadata/properties"/>
-    <ds:schemaRef ds:uri="http://schemas.microsoft.com/office/infopath/2007/PartnerControls"/>
-    <ds:schemaRef ds:uri="1e7d8aaf-77fb-4419-819f-502bcc31ffe3"/>
-    <ds:schemaRef ds:uri="2c89dc19-a755-4b1f-8ccb-ddc282e02978"/>
-  </ds:schemaRefs>
-</ds:datastoreItem>
-</file>
-
-<file path=customXml/itemProps4.xml><?xml version="1.0" encoding="utf-8"?>
-<ds:datastoreItem xmlns:ds="http://schemas.openxmlformats.org/officeDocument/2006/customXml" ds:itemID="{CBFD2793-7CD2-4ED6-B18F-AE2B73B81179}">
-  <ds:schemaRefs>
-    <ds:schemaRef ds:uri="http://schemas.microsoft.com/sharepoint/v3/contenttype/forms"/>
-  </ds:schemaRefs>
-</ds:datastoreItem>
 </file>
--- a/_DOC/TCC_Igor_Ayello_Borges.docx
+++ b/_DOC/TCC_Igor_Ayello_Borges.docx
@@ -111,6 +111,15 @@
         <w:rPr>
           <w:sz w:val="18"/>
           <w:szCs w:val="18"/>
+          <w:vertAlign w:val="superscript"/>
+          <w:rtl w:val="0"/>
+        </w:rPr>
+        <w:t xml:space="preserve">1 </w:t>
+      </w:r>
+      <w:r>
+        <w:rPr>
+          <w:sz w:val="18"/>
+          <w:szCs w:val="18"/>
           <w:rtl w:val="0"/>
         </w:rPr>
         <w:t xml:space="preserve">Aluno</w:t>
@@ -140,7 +149,7 @@
           <w:vertAlign w:val="superscript"/>
           <w:rtl w:val="0"/>
         </w:rPr>
-        <w:t xml:space="preserve">2  </w:t>
+        <w:t xml:space="preserve">2</w:t>
       </w:r>
       <w:r>
         <w:rPr>
@@ -148,7 +157,12 @@
           <w:szCs w:val="18"/>
           <w:rtl w:val="0"/>
         </w:rPr>
-        <w:t xml:space="preserve">Universidade de São Paulo. MBA em Engenharia de Software. Avenida Pádua Dias, 11 - Agronomia; 13418-900    Piracicaba, São Paulo, Brasil</w:t>
+        <w:t xml:space="preserve">Mestre em Ciência da Computação. Avenida Trabalhador São-carlense, 400 - Centro; 13560-970    São Carlos, São Paulo, Brasil</w:t>
+      </w:r>
+      <w:r>
+        <w:rPr>
+          <w:rtl w:val="0"/>
+        </w:rPr>
       </w:r>
     </w:p>
     <w:p>
@@ -177,7 +191,7 @@
     </w:p>
     <w:p>
       <w:pPr>
-        <w:spacing w:line="360" w:lineRule="auto"/>
+        <w:spacing w:line="240" w:lineRule="auto"/>
         <w:jc w:val="left"/>
         <w:rPr>
           <w:b w:val="1"/>
@@ -485,14 +499,19 @@
     </w:p>
     <w:p>
       <w:pPr>
-        <w:spacing w:line="360" w:lineRule="auto"/>
+        <w:spacing w:line="240" w:lineRule="auto"/>
         <w:rPr/>
       </w:pPr>
       <w:r>
         <w:rPr>
           <w:rtl w:val="0"/>
         </w:rPr>
-        <w:t xml:space="preserve">Com o avanço da inteligência artificial diversas ferramentas têm sido utilizadas para automatizar tarefas e aumentar a produtividade no desenvolvimento de software, incluindo a criação de APIs, porém não existe definição sobre o desempenho entre esses modelos em tarefas específicas. Este trabalho tem como objetivo comparar o desempenho de cinco modelos de IA (Copilot, ChatGPT, DeepSeek, Gemini e Meta AI) na geração de APIs para um simulador de investimentos, avaliando pontos como qualidade do código, segurança e eficiência. A pesquisa adotou uma abordagem experimental quantitativa, utilizando tecnologias como Python, FastAPI, Docker e SonarQube para análise técnica. Os dados financeiros utilizados como base para os testes foram obtidos de APIs externas. Os resultados apontam diferenças entre os modelos em aspectos como segurança e eficiência, permitindo considerar quais ferramentas apresentam melhor desempenho para esse tipo de aplicação.</w:t>
+        <w:t xml:space="preserve">Com o avanço da inteligência artificial diversas ferramentas têm sido utilizadas para automatizar tarefas e aumentar a produtividade no desenvolvimento de software, incluindo a criação de APIs, porém não existe definição sobre o desempenho entre esses modelos em tarefas específicas. Este trabalho tem como objetivo comparar o desempenho de cinco modelos de IA (Copilot, ChatGPT, DeepSeek, Gemini e Meta AI) na geração de APIs para um simulador de investimentos, avaliando pontos como qualidade do código, segurança e eficiência estrutural (manutenibilidade e complexidade do código, conforme métricas do SonarQube). A pesquisa adotou uma abordagem experimental quantitativa, utilizando tecnologias como Python, FastAPI, Docker e SonarQube para análise técnica. Os dados financeiros utilizados como base para os testes foram obtidos de APIs externas. Os resultados apontam diferenças entre os modelos em aspectos como segurança e eficiência, permitindo considerar quais ferramentas apresentam melhor desempenho para esse tipo de aplicação.</w:t>
+      </w:r>
+      <w:r>
+        <w:rPr>
+          <w:rtl w:val="0"/>
+        </w:rPr>
       </w:r>
     </w:p>
     <w:p>
@@ -577,7 +596,19 @@
         <w:rPr>
           <w:rtl w:val="0"/>
         </w:rPr>
-        <w:t xml:space="preserve">Segundo o DataReportal (2025), plataforma que analisa dados digitais globais e fornece informações sobre tendências, entre as ferramentas de inteligência artificial mais populares em 2025 estão o Copilot, ChatGPT, DeepSeek, Gemini e Meta AI, cada uma apresentando características distintas e modelos específicos. O Copilot e o ChatGPT, por exemplo, utilizam modelos desenvolvidos pela OpenAI, enquanto o DeepSeek emprega arquiteturas próprias. O Gemini e o Meta AI integram os ecossistemas do Google e da Meta, respectivamente. A capacidade dessas ferramentas de integrar processos e otimizar o trabalho de desenvolvedores tem sido destacada (Sida et al., 2023).</w:t>
+        <w:t xml:space="preserve">Segundo o DataReportal (2025), plataforma que analisa dados digitais globais e fornece informações sobre tendências, entre as ferramentas de inteligência artificial mais populares em 2025 estão o Copilot, ChatGPT, DeepSeek, Gemini e Meta AI, cada uma apresentando características distintas e modelos específicos. O Copilot e o ChatGPT, por exemplo, utilizam modelos desenvolvidos pela OpenAI, enquanto o DeepSeek emprega arquiteturas próprias. O Gemini e o Meta AI integram os ecossistemas do Google e da Meta, respectivamente. A capacidade dessas ferramentas de integrar processos e otimizar o trabalho de desenvolvedores tem sido destacada </w:t>
+      </w:r>
+      <w:r>
+        <w:rPr>
+          <w:rtl w:val="0"/>
+        </w:rPr>
+        <w:t xml:space="preserve">(Peng et al., 2023)</w:t>
+      </w:r>
+      <w:r>
+        <w:rPr>
+          <w:rtl w:val="0"/>
+        </w:rPr>
+        <w:t xml:space="preserve">.</w:t>
       </w:r>
     </w:p>
     <w:p>
@@ -686,7 +717,7 @@
         <w:rPr>
           <w:rtl w:val="0"/>
         </w:rPr>
-        <w:t xml:space="preserve">O delineamento metodológico consistiu na utilização de cinco modelos de inteligência artificial utilizados em 2025 sendo: Copilot, ChatGPT, DeepSeek, Gemini e Meta AI, para cada modelo foi solicitado gerar uma versão backend de uma API implementando funcionalidades como importação e análise de dados financeiros, consultas a APIs externas, cálculos de risco e retorno, armazenando informações em banco de dados relacional.</w:t>
+        <w:t xml:space="preserve">O delineamento metodológico consistiu na utilização de cinco modelos de inteligência artificial utilizados em 2025 sendo: ChatGPT (versão 3.5), Copilot (o3-mini), DeepSeek (V3 0324), Gemini (2.5 Flash) e Meta AI (Llama 3). Para cada modelo, foi solicitado gerar uma versão backend de uma API implementando funcionalidades como importação e análise de dados financeiros, consultas a APIs externas, cálculos de risco e retorno, armazenando informações em banco de dados relacional. Todas as inteligências artificiais foram acessadas por meio "chat", visando padronizar o processo para garantir a comparação dos resultados já que cada modelo recebeu os mesmos prompts. Não foram utilizadas integrações alternativas como o uso de IDEs ou o consumo via API evitando que funcionalidades adicionais influenciassem o resultado da análise.</w:t>
       </w:r>
     </w:p>
     <w:p>
@@ -851,7 +882,7 @@
         <w:rPr>
           <w:rtl w:val="0"/>
         </w:rPr>
-        <w:t xml:space="preserve">As APIs geradas pelos modelos de inteligência artificial foram avaliadas no SonarQube, que forneceu métricas objetivas relacionadas à qualidade, segurança e eficiência do código. A análise quantitativa dos resultados foi conduzida por meio de tabelas comparativas e gráficos, permitindo identificar padrões de desempenho, vantagens e limitações de cada modelo.</w:t>
+        <w:t xml:space="preserve">As APIs geradas pelos modelos de inteligência artificial foram avaliadas no SonarQube, que forneceu métricas objetivas relacionadas à qualidade, segurança e eficiência estrutural do código (facilidade de manutenção, simplicidade estrutural e menor dívida técnica, medidos por indicadores como complexidade ciclomática e cognitiva, tempo estimado de manutenção e índice de dívida técnica). A análise quantitativa dos resultados foi conduzida por meio de tabelas comparativas e gráficos, permitindo identificar padrões de desempenho, vantagens e limitações de cada modelo.</w:t>
       </w:r>
     </w:p>
     <w:p>
@@ -904,7 +935,7 @@
           <w:highlight w:val="white"/>
           <w:rtl w:val="0"/>
         </w:rPr>
-        <w:t xml:space="preserve"> ChatGPT (5/03/2025 a 15/03/2025); Copilot (23/03/2025 a 26/03/2025); DeepSeek (29/03/2025 a 31/03/2025); Gemini (03/04/2025 a 12/04/2025); MetaAI (14/04/2025 a 16/04/2025). A avaliação no SonarQube foi realizada em 30/04/2025.</w:t>
+        <w:t xml:space="preserve"> ChatGPT versão 3.5 (5/03/2025 a 15/03/2025); Copilot versão o3-mini (23/03/2025 a 26/03/2025); DeepSeek versão V3 0324 (29/03/2025 a 31/03/2025); Gemini versão 2.5 Flash (03/04/2025 a 12/04/2025); MetaAI versão Llama 3 (14/04/2025 a 16/04/2025). A avaliação no SonarQube versão 2025.4 foi realizada em 30/04/2025.</w:t>
       </w:r>
       <w:r>
         <w:rPr>
@@ -943,35 +974,13 @@
         <w:ind w:left="0" w:right="0" w:firstLine="0"/>
         <w:jc w:val="left"/>
         <w:rPr>
-          <w:rFonts w:ascii="Arial" w:cs="Arial" w:eastAsia="Arial" w:hAnsi="Arial"/>
           <w:b w:val="1"/>
-          <w:i w:val="0"/>
-          <w:smallCaps w:val="0"/>
-          <w:strike w:val="0"/>
-          <w:color w:val="000000"/>
-          <w:sz w:val="22"/>
-          <w:szCs w:val="22"/>
-          <w:u w:val="none"/>
-          <w:shd w:fill="auto" w:val="clear"/>
-          <w:vertAlign w:val="baseline"/>
-        </w:rPr>
-      </w:pPr>
-      <w:r>
-        <w:rPr>
-          <w:rFonts w:ascii="Arial" w:cs="Arial" w:eastAsia="Arial" w:hAnsi="Arial"/>
-          <w:b w:val="1"/>
-          <w:i w:val="0"/>
-          <w:smallCaps w:val="0"/>
-          <w:strike w:val="0"/>
-          <w:color w:val="000000"/>
-          <w:sz w:val="22"/>
-          <w:szCs w:val="22"/>
-          <w:u w:val="none"/>
-          <w:shd w:fill="auto" w:val="clear"/>
-          <w:vertAlign w:val="baseline"/>
-          <w:rtl w:val="0"/>
-        </w:rPr>
-        <w:t xml:space="preserve">Resultados e Discussão</w:t>
+        </w:rPr>
+      </w:pPr>
+      <w:r>
+        <w:rPr>
+          <w:rtl w:val="0"/>
+        </w:rPr>
       </w:r>
     </w:p>
     <w:p>
@@ -992,6 +1001,168 @@
         <w:ind w:left="0" w:right="0" w:firstLine="0"/>
         <w:jc w:val="left"/>
         <w:rPr>
+          <w:b w:val="1"/>
+        </w:rPr>
+      </w:pPr>
+      <w:r>
+        <w:rPr>
+          <w:rtl w:val="0"/>
+        </w:rPr>
+      </w:r>
+    </w:p>
+    <w:p>
+      <w:pPr>
+        <w:keepNext w:val="0"/>
+        <w:keepLines w:val="0"/>
+        <w:pageBreakBefore w:val="0"/>
+        <w:widowControl w:val="1"/>
+        <w:pBdr>
+          <w:top w:space="0" w:sz="0" w:val="nil"/>
+          <w:left w:space="0" w:sz="0" w:val="nil"/>
+          <w:bottom w:space="0" w:sz="0" w:val="nil"/>
+          <w:right w:space="0" w:sz="0" w:val="nil"/>
+          <w:between w:space="0" w:sz="0" w:val="nil"/>
+        </w:pBdr>
+        <w:shd w:fill="auto" w:val="clear"/>
+        <w:spacing w:after="0" w:before="0" w:line="360" w:lineRule="auto"/>
+        <w:ind w:left="0" w:right="0" w:firstLine="0"/>
+        <w:jc w:val="left"/>
+        <w:rPr>
+          <w:b w:val="1"/>
+        </w:rPr>
+      </w:pPr>
+      <w:r>
+        <w:rPr>
+          <w:rtl w:val="0"/>
+        </w:rPr>
+      </w:r>
+    </w:p>
+    <w:p>
+      <w:pPr>
+        <w:keepNext w:val="0"/>
+        <w:keepLines w:val="0"/>
+        <w:pageBreakBefore w:val="0"/>
+        <w:widowControl w:val="1"/>
+        <w:pBdr>
+          <w:top w:space="0" w:sz="0" w:val="nil"/>
+          <w:left w:space="0" w:sz="0" w:val="nil"/>
+          <w:bottom w:space="0" w:sz="0" w:val="nil"/>
+          <w:right w:space="0" w:sz="0" w:val="nil"/>
+          <w:between w:space="0" w:sz="0" w:val="nil"/>
+        </w:pBdr>
+        <w:shd w:fill="auto" w:val="clear"/>
+        <w:spacing w:after="0" w:before="0" w:line="360" w:lineRule="auto"/>
+        <w:ind w:left="0" w:right="0" w:firstLine="0"/>
+        <w:jc w:val="left"/>
+        <w:rPr>
+          <w:b w:val="1"/>
+        </w:rPr>
+      </w:pPr>
+      <w:r>
+        <w:rPr>
+          <w:rtl w:val="0"/>
+        </w:rPr>
+      </w:r>
+    </w:p>
+    <w:p>
+      <w:pPr>
+        <w:keepNext w:val="0"/>
+        <w:keepLines w:val="0"/>
+        <w:pageBreakBefore w:val="0"/>
+        <w:widowControl w:val="1"/>
+        <w:pBdr>
+          <w:top w:space="0" w:sz="0" w:val="nil"/>
+          <w:left w:space="0" w:sz="0" w:val="nil"/>
+          <w:bottom w:space="0" w:sz="0" w:val="nil"/>
+          <w:right w:space="0" w:sz="0" w:val="nil"/>
+          <w:between w:space="0" w:sz="0" w:val="nil"/>
+        </w:pBdr>
+        <w:shd w:fill="auto" w:val="clear"/>
+        <w:spacing w:after="0" w:before="0" w:line="360" w:lineRule="auto"/>
+        <w:ind w:left="0" w:right="0" w:firstLine="0"/>
+        <w:jc w:val="left"/>
+        <w:rPr>
+          <w:b w:val="1"/>
+        </w:rPr>
+      </w:pPr>
+      <w:r>
+        <w:rPr>
+          <w:rtl w:val="0"/>
+        </w:rPr>
+      </w:r>
+    </w:p>
+    <w:p>
+      <w:pPr>
+        <w:keepNext w:val="0"/>
+        <w:keepLines w:val="0"/>
+        <w:pageBreakBefore w:val="0"/>
+        <w:widowControl w:val="1"/>
+        <w:pBdr>
+          <w:top w:space="0" w:sz="0" w:val="nil"/>
+          <w:left w:space="0" w:sz="0" w:val="nil"/>
+          <w:bottom w:space="0" w:sz="0" w:val="nil"/>
+          <w:right w:space="0" w:sz="0" w:val="nil"/>
+          <w:between w:space="0" w:sz="0" w:val="nil"/>
+        </w:pBdr>
+        <w:shd w:fill="auto" w:val="clear"/>
+        <w:spacing w:after="0" w:before="0" w:line="360" w:lineRule="auto"/>
+        <w:ind w:left="0" w:right="0" w:firstLine="0"/>
+        <w:jc w:val="left"/>
+        <w:rPr>
+          <w:b w:val="1"/>
+        </w:rPr>
+      </w:pPr>
+      <w:r>
+        <w:rPr>
+          <w:rtl w:val="0"/>
+        </w:rPr>
+      </w:r>
+    </w:p>
+    <w:p>
+      <w:pPr>
+        <w:keepNext w:val="0"/>
+        <w:keepLines w:val="0"/>
+        <w:pageBreakBefore w:val="0"/>
+        <w:widowControl w:val="1"/>
+        <w:pBdr>
+          <w:top w:space="0" w:sz="0" w:val="nil"/>
+          <w:left w:space="0" w:sz="0" w:val="nil"/>
+          <w:bottom w:space="0" w:sz="0" w:val="nil"/>
+          <w:right w:space="0" w:sz="0" w:val="nil"/>
+          <w:between w:space="0" w:sz="0" w:val="nil"/>
+        </w:pBdr>
+        <w:shd w:fill="auto" w:val="clear"/>
+        <w:spacing w:after="0" w:before="0" w:line="360" w:lineRule="auto"/>
+        <w:ind w:left="0" w:right="0" w:firstLine="0"/>
+        <w:jc w:val="left"/>
+        <w:rPr>
+          <w:b w:val="1"/>
+        </w:rPr>
+      </w:pPr>
+      <w:r>
+        <w:rPr>
+          <w:rtl w:val="0"/>
+        </w:rPr>
+      </w:r>
+    </w:p>
+    <w:p>
+      <w:pPr>
+        <w:keepNext w:val="0"/>
+        <w:keepLines w:val="0"/>
+        <w:pageBreakBefore w:val="0"/>
+        <w:widowControl w:val="1"/>
+        <w:pBdr>
+          <w:top w:space="0" w:sz="0" w:val="nil"/>
+          <w:left w:space="0" w:sz="0" w:val="nil"/>
+          <w:bottom w:space="0" w:sz="0" w:val="nil"/>
+          <w:right w:space="0" w:sz="0" w:val="nil"/>
+          <w:between w:space="0" w:sz="0" w:val="nil"/>
+        </w:pBdr>
+        <w:shd w:fill="auto" w:val="clear"/>
+        <w:spacing w:after="0" w:before="0" w:line="360" w:lineRule="auto"/>
+        <w:ind w:left="0" w:right="0" w:firstLine="0"/>
+        <w:jc w:val="left"/>
+        <w:rPr>
           <w:rFonts w:ascii="Arial" w:cs="Arial" w:eastAsia="Arial" w:hAnsi="Arial"/>
           <w:b w:val="1"/>
           <w:i w:val="0"/>
@@ -1007,6 +1178,55 @@
       </w:pPr>
       <w:r>
         <w:rPr>
+          <w:rFonts w:ascii="Arial" w:cs="Arial" w:eastAsia="Arial" w:hAnsi="Arial"/>
+          <w:b w:val="1"/>
+          <w:i w:val="0"/>
+          <w:smallCaps w:val="0"/>
+          <w:strike w:val="0"/>
+          <w:color w:val="000000"/>
+          <w:sz w:val="22"/>
+          <w:szCs w:val="22"/>
+          <w:u w:val="none"/>
+          <w:shd w:fill="auto" w:val="clear"/>
+          <w:vertAlign w:val="baseline"/>
+          <w:rtl w:val="0"/>
+        </w:rPr>
+        <w:t xml:space="preserve">Resultados e Discussão</w:t>
+      </w:r>
+    </w:p>
+    <w:p>
+      <w:pPr>
+        <w:keepNext w:val="0"/>
+        <w:keepLines w:val="0"/>
+        <w:pageBreakBefore w:val="0"/>
+        <w:widowControl w:val="1"/>
+        <w:pBdr>
+          <w:top w:space="0" w:sz="0" w:val="nil"/>
+          <w:left w:space="0" w:sz="0" w:val="nil"/>
+          <w:bottom w:space="0" w:sz="0" w:val="nil"/>
+          <w:right w:space="0" w:sz="0" w:val="nil"/>
+          <w:between w:space="0" w:sz="0" w:val="nil"/>
+        </w:pBdr>
+        <w:shd w:fill="auto" w:val="clear"/>
+        <w:spacing w:after="0" w:before="0" w:line="360" w:lineRule="auto"/>
+        <w:ind w:left="0" w:right="0" w:firstLine="0"/>
+        <w:jc w:val="left"/>
+        <w:rPr>
+          <w:rFonts w:ascii="Arial" w:cs="Arial" w:eastAsia="Arial" w:hAnsi="Arial"/>
+          <w:b w:val="1"/>
+          <w:i w:val="0"/>
+          <w:smallCaps w:val="0"/>
+          <w:strike w:val="0"/>
+          <w:color w:val="000000"/>
+          <w:sz w:val="22"/>
+          <w:szCs w:val="22"/>
+          <w:u w:val="none"/>
+          <w:shd w:fill="auto" w:val="clear"/>
+          <w:vertAlign w:val="baseline"/>
+        </w:rPr>
+      </w:pPr>
+      <w:r>
+        <w:rPr>
           <w:rtl w:val="0"/>
         </w:rPr>
       </w:r>
@@ -1024,7 +1244,7 @@
           <w:highlight w:val="white"/>
           <w:rtl w:val="0"/>
         </w:rPr>
-        <w:t xml:space="preserve">Todos os requisitos foram cumpridos pelas cinco inteligências artificiais, resultando na criação de APIs funcionais. Todas as perguntas feitas no prompt exigiram explicações sobre a linguagem de programação utilizada, Python, o framework FastAPI e </w:t>
+        <w:t xml:space="preserve">Todos os requisitos foram cumpridos pelas cinco inteligências artificiais, resultando na criação de APIs funcionais. As diferenças apresentadas nas tabelas e análises não indicam falha ou incapacidade de alguma IA, mas variações no grau de qualidade, manutenção, segurança e esforço de manutenção dos códigos gerados. Todas as perguntas feitas no prompt exigiram explicações sobre a linguagem de programação utilizada, Python, o framework FastAPI e </w:t>
       </w:r>
       <w:r>
         <w:rPr>
@@ -1054,7 +1274,7 @@
           <w:highlight w:val="white"/>
           <w:rtl w:val="0"/>
         </w:rPr>
-        <w:t xml:space="preserve">As principais dificuldades encontradas para tornar o código funcional estiveram relacionadas à integração entre containers no Docker, à criação de arquivos para debug no VSCode e, no que diz respeito ao código, ao acesso às APIs do Banco Central e do Yahoo Finance, que foi realizado de maneira satisfatória, exigindo apenas pequenos ajustes. As maiores dificuldades foram observadas nos cálculos do Beta, índice Sharpe, volatilidade e percentil, exigindo ajustes nos códigos para garantir a obtenção dos valores corretos.</w:t>
+        <w:t xml:space="preserve">As principais dificuldades encontradas para tornar o código funcional estiveram relacionadas à integração entre containers no Docker, à criação de arquivos para debug no VSCode e, no que diz respeito ao código, ao acesso às APIs do Banco Central e do Yahoo Finance, que foi realizado de maneira satisfatória, exigindo apenas pequenos ajustes. As maiores dificuldades foram observadas nos cálculos do Beta, índice Sharpe, volatilidade e percentil, exigindo ajustes nos códigos para garantir a obtenção dos valores corretos, esses ajustes foram realizados em todas as IAs para que o resultado final fosse realizado de maneira uniforme, no entanto talvez mesmo os ajustes aplicados de forma uniforme a todos os modelos, é possível que a necessidade de maior ou menor intervenção em determinados códigos tenha influenciado o desempenho final medido pelo SonarQube, como nos indicadores de eficiência estrutural (complexidade, dívida técnica e tempo de manutenção). Considerando a integração com APIs externas como Banco Central e Yahoo Finance foi decidido implementar por meio do “design pattern” “adapter” (adaptador) utilizado para converter o retorno de uma API que o sistema não consegue ler para outro retorno que o sistema espera ler sem alterar o código original, todas as IAs tiveram dificuldade em criar o padrão de código sendo assim decidi fazer a implementação manualmente sem auxílio da IA. Por fim quando foi solicitado para todas as IAs que fizessem operações tanto de leitura quanto de escrita no banco de dados todas sugeriram o uso da ferramenta SQLAlchemy, biblioteca de mapeamento objeto-relacional, porém como as operações no banco movimentam muitos dados optei por realizar essas operações de maneira nativa no SQL e para isso precisei especificar para cada uma das IAs que necessito de operações nativas.</w:t>
       </w:r>
     </w:p>
     <w:p>
@@ -1077,7 +1297,7 @@
           <w:highlight w:val="white"/>
           <w:rtl w:val="0"/>
         </w:rPr>
-        <w:t xml:space="preserve">bugs”, “code smells” (padrões de código), “accepted issues” (problemas reconhecidos, porém minoritários), duplicações, “security hotspots” (trechos de código que podem representar riscos à segurança), severidade dos “bugs”, tempo de manutenção, manutenibilidade e complexidade.</w:t>
+        <w:t xml:space="preserve">bugs”, “code smells” (padrões de código), “accepted issues” (problemas conhecidos, porém aceitos que podem ser definidos como falso positivo ou por decisão consciente do usuário de não corrigir ou corrigir no futuro), duplicações, “security hotspots” (trechos de código que podem representar riscos à segurança mas que exigem análise manual do desenvolvedor), severidade dos “bugs”, tempo de manutenção, manutenibilidade e complexidade.</w:t>
       </w:r>
       <w:r>
         <w:rPr>
@@ -2579,7 +2799,7 @@
           <w:highlight w:val="white"/>
           <w:rtl w:val="0"/>
         </w:rPr>
-        <w:t xml:space="preserve">Nas métricas referentes à “accepted issues” (problemas reconhecidos, porém minoritários), duplicações e “security hotspots” (trechos de código que podem representar riscos à segurança), todas as inteligências artificiais apresentaram resultados satisfatórios, com zero ocorrências. A avaliação de segurança foi classificada como “A”, indicando que não foram identificados riscos significativos para a segurança da informação.</w:t>
+        <w:t xml:space="preserve">Nas métricas referentes à “accepted issues” (problemas reconhecidos, porém minoritários), duplicações e “security hotspots” (trechos de código que podem representar riscos à segurança mas que exigem análise manual do desenvolvedor), todas as inteligências artificiais apresentaram resultados satisfatórios, com zero ocorrências. A avaliação de segurança foi classificada como “A”, indicando que não foram identificados riscos significativos para a segurança da informação.</w:t>
       </w:r>
     </w:p>
     <w:p>
@@ -3844,7 +4064,7 @@
           <w:highlight w:val="white"/>
           <w:rtl w:val="0"/>
         </w:rPr>
-        <w:t xml:space="preserve">Na análise do ranking geral das severidades, o menor número de ocorrências foi registrado pela MetaAI, enquanto a DeepSeek apresentou a maior quantidade, com mais de quatro vezes o volume identificado na MetaAI. Apesar de a MetaAI e o Gemini terem gerado menos severidades, ambos registraram duas ocorrências cada em comparação às demais inteligências artificiais.</w:t>
+        <w:t xml:space="preserve">Na análise das severidades, o menor número de ocorrências foi registrado pela MetaAI, enquanto a DeepSeek apresentou a maior quantidade, com mais de quatro vezes o volume identificado na MetaAI. Apesar de a MetaAI e o Gemini terem gerado menos severidades, ambos registraram duas ocorrências cada em comparação às demais inteligências artificiais.</w:t>
       </w:r>
     </w:p>
     <w:p>
@@ -4859,77 +5079,7 @@
     <w:p>
       <w:pPr>
         <w:spacing w:line="360" w:lineRule="auto"/>
-        <w:ind w:firstLine="720"/>
-        <w:rPr>
-          <w:highlight w:val="white"/>
-        </w:rPr>
-      </w:pPr>
-      <w:r>
-        <w:rPr>
-          <w:rtl w:val="0"/>
-        </w:rPr>
-      </w:r>
-    </w:p>
-    <w:p>
-      <w:pPr>
-        <w:spacing w:line="360" w:lineRule="auto"/>
-        <w:ind w:firstLine="720"/>
-        <w:rPr>
-          <w:highlight w:val="white"/>
-        </w:rPr>
-      </w:pPr>
-      <w:r>
-        <w:rPr>
-          <w:rtl w:val="0"/>
-        </w:rPr>
-      </w:r>
-    </w:p>
-    <w:p>
-      <w:pPr>
-        <w:spacing w:line="360" w:lineRule="auto"/>
-        <w:ind w:firstLine="720"/>
-        <w:rPr>
-          <w:highlight w:val="white"/>
-        </w:rPr>
-      </w:pPr>
-      <w:r>
-        <w:rPr>
-          <w:rtl w:val="0"/>
-        </w:rPr>
-      </w:r>
-    </w:p>
-    <w:p>
-      <w:pPr>
-        <w:spacing w:line="360" w:lineRule="auto"/>
-        <w:ind w:firstLine="720"/>
-        <w:rPr>
-          <w:highlight w:val="white"/>
-        </w:rPr>
-      </w:pPr>
-      <w:r>
-        <w:rPr>
-          <w:rtl w:val="0"/>
-        </w:rPr>
-      </w:r>
-    </w:p>
-    <w:p>
-      <w:pPr>
-        <w:spacing w:line="360" w:lineRule="auto"/>
-        <w:ind w:firstLine="720"/>
-        <w:rPr>
-          <w:highlight w:val="white"/>
-        </w:rPr>
-      </w:pPr>
-      <w:r>
-        <w:rPr>
-          <w:rtl w:val="0"/>
-        </w:rPr>
-      </w:r>
-    </w:p>
-    <w:p>
-      <w:pPr>
-        <w:spacing w:line="360" w:lineRule="auto"/>
-        <w:ind w:firstLine="720"/>
+        <w:ind w:left="0" w:firstLine="0"/>
         <w:rPr>
           <w:highlight w:val="white"/>
         </w:rPr>
@@ -6059,6 +6209,20 @@
     <w:p>
       <w:pPr>
         <w:spacing w:line="360" w:lineRule="auto"/>
+        <w:ind w:firstLine="720"/>
+        <w:rPr>
+          <w:highlight w:val="white"/>
+        </w:rPr>
+      </w:pPr>
+      <w:r>
+        <w:rPr>
+          <w:rtl w:val="0"/>
+        </w:rPr>
+      </w:r>
+    </w:p>
+    <w:p>
+      <w:pPr>
+        <w:spacing w:line="360" w:lineRule="auto"/>
         <w:rPr>
           <w:color w:val="000000"/>
           <w:highlight w:val="white"/>
@@ -6745,7 +6909,39 @@
           <w:highlight w:val="white"/>
           <w:rtl w:val="0"/>
         </w:rPr>
-        <w:t xml:space="preserve">O desenvolvimento das cinco versões encontrou alguns problemas em relação a otimização de códigos, posso citar dois exemplos o primeiro em relação a consulta de dados, quando foi solicitado para que a consulta fosse feita todas as IAs sugeriram usar o ORM SQLAlchemy do Python, utilizar ORM pode facilitar a escrita e leitura de dados porém em caso de consulta de grande volume de dados como, por exemplo, consultar o histórico da taxa de juros ou o histórico diário dos últimos três referente à uma ação a API pode ficar lenta e para resolver esse problema precisaremos fazer a consulta via query nativa, para fazer essa consulta precisei especificar para todas as IAs que a consulta deveria ser feita em query nativa, outro ponto de atenção foi o acesso a APIs externas como a consulta de taxa de juros na API do Banco Central e a utilização da API Yahoo Finance, quando foi solicitado para as IAs criarem um design pattern do tipo Adapter as IAs criaram apenas um método genérico para consulta o que tornaria a manutenção futura do acesso as APIs mais difícil.</w:t>
+        <w:t xml:space="preserve">O desenvolvimento das cinco versões encontrou alguns problemas relacionados à otimização de códigos. Dois exemplos podem ser citados. O primeiro diz respeito à consulta de dados: quando solicitado que a consulta fosse feita, todas as IAs sugeriram usar o ORM SQLAlchemy do Python. O uso de ORM pode facilitar a escrita e leitura de dados; porém, em caso de consultas de grande volume – como o histórico da taxa de juros ou o histórico diário dos últimos três anos de uma ação – a API pode apresentar lentidão. Para resolver esse problema, foi necessário recorrer a consultas em SQL nativo. Especificou-se, portanto, para todas as IAs que as consultas deveriam ser feitas dessa forma. </w:t>
+      </w:r>
+    </w:p>
+    <w:p>
+      <w:pPr>
+        <w:spacing w:line="360" w:lineRule="auto"/>
+        <w:ind w:firstLine="708"/>
+        <w:rPr>
+          <w:highlight w:val="white"/>
+        </w:rPr>
+      </w:pPr>
+      <w:r>
+        <w:rPr>
+          <w:highlight w:val="white"/>
+          <w:rtl w:val="0"/>
+        </w:rPr>
+        <w:t xml:space="preserve">O segundo ponto de atenção foi o acesso a APIs externas, como a de taxa de juros na API do Banco Central e a do Yahoo Finance. Quando foi solicitado às IAs que implementassem um “design pattern” do tipo Adapter, elas criaram apenas um método genérico de consulta, o que dificultaria a manutenção futura desses acessos.</w:t>
+      </w:r>
+    </w:p>
+    <w:p>
+      <w:pPr>
+        <w:spacing w:line="360" w:lineRule="auto"/>
+        <w:ind w:firstLine="708"/>
+        <w:rPr>
+          <w:highlight w:val="white"/>
+        </w:rPr>
+      </w:pPr>
+      <w:r>
+        <w:rPr>
+          <w:highlight w:val="white"/>
+          <w:rtl w:val="0"/>
+        </w:rPr>
+        <w:t xml:space="preserve">O objetivo da comparação não foi avaliar a capacidade das IAs de gerar APIs funcionais, mas identificar diferenças de qualidade, segurança e eficiência estrutural entre os códigos gerados. Todas as inteligências artificiais cumpriram os requisitos básicos e foram capazes de entregar APIs funcionais.</w:t>
       </w:r>
     </w:p>
     <w:p>
@@ -6871,106 +7067,7 @@
         <w:rPr>
           <w:rtl w:val="0"/>
         </w:rPr>
-        <w:t xml:space="preserve">Os resultados mostraram que todas as inteligências artificiais geraram APIs funcionais cumprindo os requisitos definidos, porem houveram diferenças no desempenho em diversos pontos.O Copilot teve melhor desempenho pelo menor tempo de correção de "bugs" e ajustes e boa estabilidade geral. A MetaAI teve menor índice de complexidade e de dívida técnica além de poucos "code smells" sugerindo que o uso dessa inteligência artificial proporciona maior facilidade de manutenção. ChatGPT e DeepSeek apresentaram maior número de severidades, principalmente "majors" e "minors", indicando maior esforço em futuras manutenções. Gemini e DeepSeek geraram códigos mais complexos, o que pode impactar negativamente em testes e manutenção. A soma de todos os resultados sugerem que Copilot é a melhor opção para cenários que exigem rapidez no desenvolvimento e menos retrabalho, enquanto a MetaAI é melhor em qualidade estrutural e facilidade de manutenção. </w:t>
-      </w:r>
-    </w:p>
-    <w:p>
-      <w:pPr>
-        <w:spacing w:line="360" w:lineRule="auto"/>
-        <w:rPr/>
-      </w:pPr>
-      <w:r>
-        <w:rPr>
-          <w:rtl w:val="0"/>
-        </w:rPr>
-        <w:t xml:space="preserve">De uma forma prática a IA que se mostrou mais bem sucedida nos testes foi o Copilot ela está integrada em várias soluções da Microsoft como por exemplo as versões recentes do Windows, o Teams e o Github Copilot integrado com o Visual Studio (IDE para desenvolvimento de software da Microsoft), o resultado bem sucedido do Copilot não significa que as outras IAs não cumpram o seu papel de facilitar o desenvolvimento de software, como foi mencionado na seção de resultados todas as IAs cumpriram com os requisitos mínimos para que o software proposto funcionasse, devemos considerar os algoritmos que treinam as IAs estão em atualização constante ou seja o teste realizado no período de desenvolvimento deste trabalho pode apresentar diferenças considerando o avanço dos algoritmos das IAs.</w:t>
-      </w:r>
-      <w:r>
-        <w:rPr>
-          <w:rtl w:val="0"/>
-        </w:rPr>
-      </w:r>
-    </w:p>
-    <w:p>
-      <w:pPr>
-        <w:spacing w:line="360" w:lineRule="auto"/>
-        <w:rPr>
-          <w:b w:val="1"/>
-        </w:rPr>
-      </w:pPr>
-      <w:bookmarkStart w:colFirst="0" w:colLast="0" w:name="_heading=h.o71svytvjozy" w:id="1"/>
-      <w:bookmarkEnd w:id="1"/>
-      <w:r>
-        <w:rPr>
-          <w:b w:val="1"/>
-          <w:rtl w:val="0"/>
-        </w:rPr>
-        <w:t xml:space="preserve">Referências</w:t>
-      </w:r>
-    </w:p>
-    <w:p>
-      <w:pPr>
-        <w:spacing w:line="360" w:lineRule="auto"/>
-        <w:rPr>
-          <w:b w:val="1"/>
-        </w:rPr>
-      </w:pPr>
-      <w:r>
-        <w:rPr>
-          <w:rtl w:val="0"/>
-        </w:rPr>
-      </w:r>
-    </w:p>
-    <w:p>
-      <w:pPr>
-        <w:spacing w:line="360" w:lineRule="auto"/>
-        <w:ind w:firstLine="708"/>
-        <w:rPr/>
-      </w:pPr>
-      <w:r>
-        <w:rPr>
-          <w:rtl w:val="0"/>
-        </w:rPr>
-        <w:t xml:space="preserve">Ignácio, A.C.; Oliveira, L.S.; Francez, M.P.M.; Eficiência do Uso da Inteligência Artificial no Desenvolvimento de Software. Março 2024.</w:t>
-      </w:r>
-    </w:p>
-    <w:p>
-      <w:pPr>
-        <w:spacing w:line="360" w:lineRule="auto"/>
-        <w:ind w:firstLine="708"/>
-        <w:rPr/>
-      </w:pPr>
-      <w:r>
-        <w:rPr>
-          <w:rtl w:val="0"/>
-        </w:rPr>
-        <w:t xml:space="preserve">Carvalho, A.C.P.L.F.; Inteligência Artificial: riscos, benefícios e uso responsável. Abril 2021.</w:t>
-      </w:r>
-    </w:p>
-    <w:p>
-      <w:pPr>
-        <w:spacing w:line="360" w:lineRule="auto"/>
-        <w:ind w:firstLine="708"/>
-        <w:rPr/>
-      </w:pPr>
-      <w:r>
-        <w:rPr>
-          <w:rtl w:val="0"/>
-        </w:rPr>
-        <w:t xml:space="preserve">Brandão, R.; Inteligência Artificial, trabalho e produtividade. Novembro 2020.</w:t>
-      </w:r>
-    </w:p>
-    <w:p>
-      <w:pPr>
-        <w:spacing w:line="360" w:lineRule="auto"/>
-        <w:ind w:firstLine="708"/>
-        <w:rPr/>
-      </w:pPr>
-      <w:r>
-        <w:rPr>
-          <w:rtl w:val="0"/>
-        </w:rPr>
-        <w:t xml:space="preserve">DataReportal. 2025. Digital 2025: AI Making Gains. Disponível em: https://datareportal.com/reports/digital-2025-sub-section-ai-making-gains?utm_source=chatgpt.com. Acesso em: 30/05/2025.</w:t>
+        <w:t xml:space="preserve">O estudo apresentou algumas limitações que serão consideradas na interpretação dos resultados. Os experimentos foram realizados em um único caso de uso, baseado em APIs desenvolvidas com Python e FastAPI, restringindo a generalização dos resultados para outras tecnologias, além disso a avaliação baseou em métricas fornecidas pelo SonarQube, que não contemplam pontos como desempenho em tempo de execução, consumo de recursos ou experiência do desenvolvedor, outro ponto a destacar é que os modelos de inteligência artificial evoluem rapidamente e estão em constante treinamento sendo que os resultados mostram o estado das ferramentas no momento da pesquisa e podem diferir em análises futuras.</w:t>
       </w:r>
     </w:p>
     <w:p>
@@ -6983,7 +7080,7 @@
         <w:rPr>
           <w:rtl w:val="0"/>
         </w:rPr>
-        <w:t xml:space="preserve">Peng, S.; Eirini, K.; Cihon, Peter.;Demirer. M; The Impact of AI on Developer Productivity: Evidence from GitHub Copilot. Fevereiro 2023.</w:t>
+        <w:t xml:space="preserve">Os resultados mostraram que todas as inteligências artificiais geraram APIs funcionais cumprindo os requisitos definidos. Entretanto, houve diferenças de desempenho em diversos pontos. O Copilot apresentou melhor desempenho pelo menor tempo de correção de "bugs" e ajustes, além de boa estabilidade geral. </w:t>
       </w:r>
     </w:p>
     <w:p>
@@ -6996,7 +7093,7 @@
         <w:rPr>
           <w:rtl w:val="0"/>
         </w:rPr>
-        <w:t xml:space="preserve">Cui, K.Z.; Demirer, M.; Jaffe, S.; Musolff, L.; Peng, S.; Salz, T. The Effects of Generative AI on High-Skilled Work: Evidence from Three Field Experiments with Software Developers*. Fevereiro 2025.</w:t>
+        <w:t xml:space="preserve">A MetaAI apresentou menor índice de complexidade e dívida técnica, além de poucos "code smells", o que sugere que o uso dessa inteligência artificial proporciona maior facilidade de manutenção. </w:t>
       </w:r>
     </w:p>
     <w:p>
@@ -7009,7 +7106,7 @@
         <w:rPr>
           <w:rtl w:val="0"/>
         </w:rPr>
-        <w:t xml:space="preserve">Wu, Y.; He, P.; Wang, Z.; Wang, S.; Tian, Y.; Chen, T.H.P.; A Comprehensive Framework for Evaluating API-oriented Code Generation in Large Language Models. Setembro 2024.</w:t>
+        <w:t xml:space="preserve">ChatGPT e DeepSeek apresentaram maior número de severidades, principalmente "majors" e "minors", o que indica maior esforço em futuras manutenções. </w:t>
       </w:r>
     </w:p>
     <w:p>
@@ -7022,7 +7119,578 @@
         <w:rPr>
           <w:rtl w:val="0"/>
         </w:rPr>
+        <w:t xml:space="preserve">Gemini e DeepSeek geraram códigos mais complexos, o que pode impactar negativamente os processos de testes e manutenção. </w:t>
+      </w:r>
+    </w:p>
+    <w:p>
+      <w:pPr>
+        <w:spacing w:line="360" w:lineRule="auto"/>
+        <w:ind w:firstLine="720"/>
+        <w:rPr/>
+      </w:pPr>
+      <w:r>
+        <w:rPr>
+          <w:rtl w:val="0"/>
+        </w:rPr>
+        <w:t xml:space="preserve">A soma de todos os resultados sugere que o Copilot é a melhor opção para cenários que exigem rapidez no desenvolvimento e menos retrabalho, enquanto a MetaAI é melhor em qualidade estrutural e facilidade de manutenção.De uma forma prática, a IA que se mostrou mais bem-sucedida nos testes foi o Copilot. Ela está integrada a diversas soluções da Microsoft, como as versões recentes do Windows, o Teams e o Github Copilot integrado com o Visual Studio (IDE para desenvolvimento de software da Microsoft). O bom desempenho obtido pelo Copilot não significa que as demais IAs não cumpram o seu papel de facilitar o desenvolvimento de software. Conforme discutido na seção de resultados, todas atenderam aos requisitos mínimos para o funcionamento do software. Deve-se considerar ainda que os algoritmos que treinam as IAs estão em constante evolução. de modo que os resultados obtidos neste estudo podem diferir em análises futuras, conforme o avanço dessas tecnologias.</w:t>
+      </w:r>
+    </w:p>
+    <w:p>
+      <w:pPr>
+        <w:spacing w:line="360" w:lineRule="auto"/>
+        <w:ind w:firstLine="720"/>
+        <w:rPr/>
+      </w:pPr>
+      <w:r>
+        <w:rPr>
+          <w:rtl w:val="0"/>
+        </w:rPr>
+        <w:t xml:space="preserve">Os resultados sugerem que o uso de IA no desenvolvimento de software deve ser feito de forma crítica e contextualizada pelo desenvolvedor. Ferramentas como o Copilot são indicadas quando demanda por agilidade, enquanto modelos como a MetaAI oferecem vantagens em projetos que necessitam código mais limpo e sustentável, além disso independente da IA escolhida o estudo mostra a necessidade de revisão humana para ajustes técnicos e para correções de riscos de segurança. Por fim os resultados alcançaram o objetivo proposto e contribuem para o entendimento de como diferentes inteligências artificiais podem apoiar o desenvolvimento de APIs oferecendo vantagens para que desenvolvedores e empresas façam escolhas sobre quando e como usar essas ferramentas em seus projetos.</w:t>
+      </w:r>
+    </w:p>
+    <w:p>
+      <w:pPr>
+        <w:spacing w:line="360" w:lineRule="auto"/>
+        <w:rPr/>
+      </w:pPr>
+      <w:r>
+        <w:rPr>
+          <w:rtl w:val="0"/>
+        </w:rPr>
+      </w:r>
+    </w:p>
+    <w:p>
+      <w:pPr>
+        <w:spacing w:line="360" w:lineRule="auto"/>
+        <w:rPr>
+          <w:b w:val="1"/>
+        </w:rPr>
+      </w:pPr>
+      <w:bookmarkStart w:colFirst="0" w:colLast="0" w:name="_heading=h.1jrh6h52q7g5" w:id="1"/>
+      <w:bookmarkEnd w:id="1"/>
+      <w:r>
+        <w:rPr>
+          <w:rtl w:val="0"/>
+        </w:rPr>
+      </w:r>
+    </w:p>
+    <w:p>
+      <w:pPr>
+        <w:spacing w:line="360" w:lineRule="auto"/>
+        <w:rPr>
+          <w:b w:val="1"/>
+        </w:rPr>
+      </w:pPr>
+      <w:bookmarkStart w:colFirst="0" w:colLast="0" w:name="_heading=h.nmffn6f6lw5j" w:id="2"/>
+      <w:bookmarkEnd w:id="2"/>
+      <w:r>
+        <w:rPr>
+          <w:rtl w:val="0"/>
+        </w:rPr>
+      </w:r>
+    </w:p>
+    <w:p>
+      <w:pPr>
+        <w:spacing w:line="360" w:lineRule="auto"/>
+        <w:rPr>
+          <w:b w:val="1"/>
+        </w:rPr>
+      </w:pPr>
+      <w:bookmarkStart w:colFirst="0" w:colLast="0" w:name="_heading=h.h4pgazvojrjh" w:id="3"/>
+      <w:bookmarkEnd w:id="3"/>
+      <w:r>
+        <w:rPr>
+          <w:rtl w:val="0"/>
+        </w:rPr>
+      </w:r>
+    </w:p>
+    <w:p>
+      <w:pPr>
+        <w:spacing w:line="360" w:lineRule="auto"/>
+        <w:rPr>
+          <w:b w:val="1"/>
+        </w:rPr>
+      </w:pPr>
+      <w:bookmarkStart w:colFirst="0" w:colLast="0" w:name="_heading=h.mtxkr069di1d" w:id="4"/>
+      <w:bookmarkEnd w:id="4"/>
+      <w:r>
+        <w:rPr>
+          <w:rtl w:val="0"/>
+        </w:rPr>
+      </w:r>
+    </w:p>
+    <w:p>
+      <w:pPr>
+        <w:spacing w:line="360" w:lineRule="auto"/>
+        <w:rPr>
+          <w:b w:val="1"/>
+        </w:rPr>
+      </w:pPr>
+      <w:bookmarkStart w:colFirst="0" w:colLast="0" w:name="_heading=h.bjftm5sg8khb" w:id="5"/>
+      <w:bookmarkEnd w:id="5"/>
+      <w:r>
+        <w:rPr>
+          <w:rtl w:val="0"/>
+        </w:rPr>
+      </w:r>
+    </w:p>
+    <w:p>
+      <w:pPr>
+        <w:spacing w:line="360" w:lineRule="auto"/>
+        <w:rPr>
+          <w:b w:val="1"/>
+        </w:rPr>
+      </w:pPr>
+      <w:bookmarkStart w:colFirst="0" w:colLast="0" w:name="_heading=h.sev1ut3xyxif" w:id="6"/>
+      <w:bookmarkEnd w:id="6"/>
+      <w:r>
+        <w:rPr>
+          <w:rtl w:val="0"/>
+        </w:rPr>
+      </w:r>
+    </w:p>
+    <w:p>
+      <w:pPr>
+        <w:spacing w:line="360" w:lineRule="auto"/>
+        <w:rPr>
+          <w:b w:val="1"/>
+        </w:rPr>
+      </w:pPr>
+      <w:bookmarkStart w:colFirst="0" w:colLast="0" w:name="_heading=h.i8ualgi16zxy" w:id="7"/>
+      <w:bookmarkEnd w:id="7"/>
+      <w:r>
+        <w:rPr>
+          <w:rtl w:val="0"/>
+        </w:rPr>
+      </w:r>
+    </w:p>
+    <w:p>
+      <w:pPr>
+        <w:spacing w:line="360" w:lineRule="auto"/>
+        <w:rPr>
+          <w:b w:val="1"/>
+        </w:rPr>
+      </w:pPr>
+      <w:bookmarkStart w:colFirst="0" w:colLast="0" w:name="_heading=h.c7itrh1ithso" w:id="8"/>
+      <w:bookmarkEnd w:id="8"/>
+      <w:r>
+        <w:rPr>
+          <w:rtl w:val="0"/>
+        </w:rPr>
+      </w:r>
+    </w:p>
+    <w:p>
+      <w:pPr>
+        <w:spacing w:line="360" w:lineRule="auto"/>
+        <w:rPr>
+          <w:b w:val="1"/>
+        </w:rPr>
+      </w:pPr>
+      <w:bookmarkStart w:colFirst="0" w:colLast="0" w:name="_heading=h.ewqgr2whz0od" w:id="9"/>
+      <w:bookmarkEnd w:id="9"/>
+      <w:r>
+        <w:rPr>
+          <w:rtl w:val="0"/>
+        </w:rPr>
+      </w:r>
+    </w:p>
+    <w:p>
+      <w:pPr>
+        <w:spacing w:line="360" w:lineRule="auto"/>
+        <w:rPr>
+          <w:b w:val="1"/>
+        </w:rPr>
+      </w:pPr>
+      <w:bookmarkStart w:colFirst="0" w:colLast="0" w:name="_heading=h.9nq1s6ets89v" w:id="10"/>
+      <w:bookmarkEnd w:id="10"/>
+      <w:r>
+        <w:rPr>
+          <w:rtl w:val="0"/>
+        </w:rPr>
+      </w:r>
+    </w:p>
+    <w:p>
+      <w:pPr>
+        <w:spacing w:line="360" w:lineRule="auto"/>
+        <w:rPr>
+          <w:b w:val="1"/>
+        </w:rPr>
+      </w:pPr>
+      <w:bookmarkStart w:colFirst="0" w:colLast="0" w:name="_heading=h.b0l9g7qh5cmn" w:id="11"/>
+      <w:bookmarkEnd w:id="11"/>
+      <w:r>
+        <w:rPr>
+          <w:rtl w:val="0"/>
+        </w:rPr>
+      </w:r>
+    </w:p>
+    <w:p>
+      <w:pPr>
+        <w:spacing w:line="360" w:lineRule="auto"/>
+        <w:rPr>
+          <w:b w:val="1"/>
+        </w:rPr>
+      </w:pPr>
+      <w:bookmarkStart w:colFirst="0" w:colLast="0" w:name="_heading=h.ueuezhb95s9m" w:id="12"/>
+      <w:bookmarkEnd w:id="12"/>
+      <w:r>
+        <w:rPr>
+          <w:rtl w:val="0"/>
+        </w:rPr>
+      </w:r>
+    </w:p>
+    <w:p>
+      <w:pPr>
+        <w:spacing w:line="360" w:lineRule="auto"/>
+        <w:rPr>
+          <w:b w:val="1"/>
+        </w:rPr>
+      </w:pPr>
+      <w:bookmarkStart w:colFirst="0" w:colLast="0" w:name="_heading=h.j2b790od5m5g" w:id="13"/>
+      <w:bookmarkEnd w:id="13"/>
+      <w:r>
+        <w:rPr>
+          <w:rtl w:val="0"/>
+        </w:rPr>
+      </w:r>
+    </w:p>
+    <w:p>
+      <w:pPr>
+        <w:spacing w:line="360" w:lineRule="auto"/>
+        <w:rPr>
+          <w:b w:val="1"/>
+        </w:rPr>
+      </w:pPr>
+      <w:bookmarkStart w:colFirst="0" w:colLast="0" w:name="_heading=h.9js1edaxbqsm" w:id="14"/>
+      <w:bookmarkEnd w:id="14"/>
+      <w:r>
+        <w:rPr>
+          <w:rtl w:val="0"/>
+        </w:rPr>
+      </w:r>
+    </w:p>
+    <w:p>
+      <w:pPr>
+        <w:spacing w:line="360" w:lineRule="auto"/>
+        <w:rPr>
+          <w:b w:val="1"/>
+        </w:rPr>
+      </w:pPr>
+      <w:bookmarkStart w:colFirst="0" w:colLast="0" w:name="_heading=h.xn8hovcbhtht" w:id="15"/>
+      <w:bookmarkEnd w:id="15"/>
+      <w:r>
+        <w:rPr>
+          <w:rtl w:val="0"/>
+        </w:rPr>
+      </w:r>
+    </w:p>
+    <w:p>
+      <w:pPr>
+        <w:spacing w:line="360" w:lineRule="auto"/>
+        <w:rPr>
+          <w:b w:val="1"/>
+        </w:rPr>
+      </w:pPr>
+      <w:bookmarkStart w:colFirst="0" w:colLast="0" w:name="_heading=h.rc366wyji05k" w:id="16"/>
+      <w:bookmarkEnd w:id="16"/>
+      <w:r>
+        <w:rPr>
+          <w:rtl w:val="0"/>
+        </w:rPr>
+      </w:r>
+    </w:p>
+    <w:p>
+      <w:pPr>
+        <w:spacing w:line="360" w:lineRule="auto"/>
+        <w:rPr>
+          <w:b w:val="1"/>
+        </w:rPr>
+      </w:pPr>
+      <w:bookmarkStart w:colFirst="0" w:colLast="0" w:name="_heading=h.h567teh3th2i" w:id="17"/>
+      <w:bookmarkEnd w:id="17"/>
+      <w:r>
+        <w:rPr>
+          <w:rtl w:val="0"/>
+        </w:rPr>
+      </w:r>
+    </w:p>
+    <w:p>
+      <w:pPr>
+        <w:spacing w:line="360" w:lineRule="auto"/>
+        <w:rPr>
+          <w:b w:val="1"/>
+        </w:rPr>
+      </w:pPr>
+      <w:bookmarkStart w:colFirst="0" w:colLast="0" w:name="_heading=h.m0y2g9c4zcba" w:id="18"/>
+      <w:bookmarkEnd w:id="18"/>
+      <w:r>
+        <w:rPr>
+          <w:rtl w:val="0"/>
+        </w:rPr>
+      </w:r>
+    </w:p>
+    <w:p>
+      <w:pPr>
+        <w:spacing w:line="360" w:lineRule="auto"/>
+        <w:rPr>
+          <w:b w:val="1"/>
+        </w:rPr>
+      </w:pPr>
+      <w:bookmarkStart w:colFirst="0" w:colLast="0" w:name="_heading=h.54egeyv6s0pz" w:id="19"/>
+      <w:bookmarkEnd w:id="19"/>
+      <w:r>
+        <w:rPr>
+          <w:rtl w:val="0"/>
+        </w:rPr>
+      </w:r>
+    </w:p>
+    <w:p>
+      <w:pPr>
+        <w:spacing w:line="360" w:lineRule="auto"/>
+        <w:rPr>
+          <w:b w:val="1"/>
+        </w:rPr>
+      </w:pPr>
+      <w:bookmarkStart w:colFirst="0" w:colLast="0" w:name="_heading=h.f9ohjxlvidgm" w:id="20"/>
+      <w:bookmarkEnd w:id="20"/>
+      <w:r>
+        <w:rPr>
+          <w:rtl w:val="0"/>
+        </w:rPr>
+      </w:r>
+    </w:p>
+    <w:p>
+      <w:pPr>
+        <w:spacing w:line="360" w:lineRule="auto"/>
+        <w:rPr>
+          <w:b w:val="1"/>
+        </w:rPr>
+      </w:pPr>
+      <w:bookmarkStart w:colFirst="0" w:colLast="0" w:name="_heading=h.o71svytvjozy" w:id="21"/>
+      <w:bookmarkEnd w:id="21"/>
+      <w:r>
+        <w:rPr>
+          <w:b w:val="1"/>
+          <w:rtl w:val="0"/>
+        </w:rPr>
+        <w:t xml:space="preserve">Referências</w:t>
+      </w:r>
+    </w:p>
+    <w:p>
+      <w:pPr>
+        <w:spacing w:line="360" w:lineRule="auto"/>
+        <w:rPr>
+          <w:b w:val="1"/>
+        </w:rPr>
+      </w:pPr>
+      <w:r>
+        <w:rPr>
+          <w:rtl w:val="0"/>
+        </w:rPr>
+      </w:r>
+    </w:p>
+    <w:p>
+      <w:pPr>
+        <w:spacing w:line="240" w:lineRule="auto"/>
+        <w:rPr/>
+      </w:pPr>
+      <w:r>
+        <w:rPr>
+          <w:rtl w:val="0"/>
+        </w:rPr>
+        <w:t xml:space="preserve">Brandão, R.; Inteligência Artificial, trabalho e produtividade. Novembro 2020.</w:t>
+      </w:r>
+      <w:r>
+        <w:rPr>
+          <w:rtl w:val="0"/>
+        </w:rPr>
+      </w:r>
+    </w:p>
+    <w:p>
+      <w:pPr>
+        <w:spacing w:line="240" w:lineRule="auto"/>
+        <w:rPr/>
+      </w:pPr>
+      <w:r>
+        <w:rPr>
+          <w:rtl w:val="0"/>
+        </w:rPr>
+        <w:t xml:space="preserve">Carvalho, A.C.P.L.F.; Inteligência Artificial: riscos, benefícios e uso responsável. Abril 2021.</w:t>
+      </w:r>
+      <w:r>
+        <w:rPr>
+          <w:rtl w:val="0"/>
+        </w:rPr>
+      </w:r>
+    </w:p>
+    <w:p>
+      <w:pPr>
+        <w:spacing w:line="240" w:lineRule="auto"/>
+        <w:rPr/>
+      </w:pPr>
+      <w:r>
+        <w:rPr>
+          <w:rtl w:val="0"/>
+        </w:rPr>
+        <w:t xml:space="preserve">Cui, K.Z.; Demirer, M.; Jaffe, S.; Musolff, L.; Peng, S.; Salz, T. The Effects of Generative AI on High-Skilled Work: Evidence from Three Field Experiments with Software Developers*. Fevereiro 2025.</w:t>
+      </w:r>
+      <w:r>
+        <w:rPr>
+          <w:rtl w:val="0"/>
+        </w:rPr>
+      </w:r>
+    </w:p>
+    <w:p>
+      <w:pPr>
+        <w:spacing w:line="240" w:lineRule="auto"/>
+        <w:rPr/>
+      </w:pPr>
+      <w:r>
+        <w:rPr>
+          <w:rtl w:val="0"/>
+        </w:rPr>
+        <w:t xml:space="preserve">DataReportal. 2025. Digital 2025: AI Making Gains. Disponível em: https://datareportal.com/reports/digital-2025-sub-section-ai-making-gains?utm_source=chatgpt.com. Acesso em: 30/05/2025.</w:t>
+      </w:r>
+    </w:p>
+    <w:p>
+      <w:pPr>
+        <w:spacing w:line="240" w:lineRule="auto"/>
+        <w:ind w:firstLine="0"/>
+        <w:jc w:val="left"/>
+        <w:rPr/>
+      </w:pPr>
+      <w:r>
+        <w:rPr>
+          <w:rtl w:val="0"/>
+        </w:rPr>
+        <w:t xml:space="preserve">Ignácio, A.C.; Oliveira, L.S.; Francez, M.P.M.; Eficiência do Uso da Inteligência Artificial no Desenvolvimento de Software. Março 2024.</w:t>
+      </w:r>
+    </w:p>
+    <w:p>
+      <w:pPr>
+        <w:spacing w:line="240" w:lineRule="auto"/>
+        <w:rPr/>
+      </w:pPr>
+      <w:r>
+        <w:rPr>
+          <w:rtl w:val="0"/>
+        </w:rPr>
         <w:t xml:space="preserve">Marconi, M.A.; Lakatos, E.M. 2025. Técnicas de pesquisa. 9ed. Atlas, São Paulo, SP, Brasil.</w:t>
+      </w:r>
+    </w:p>
+    <w:p>
+      <w:pPr>
+        <w:spacing w:line="240" w:lineRule="auto"/>
+        <w:ind w:firstLine="0"/>
+        <w:rPr/>
+      </w:pPr>
+      <w:r>
+        <w:rPr>
+          <w:rtl w:val="0"/>
+        </w:rPr>
+        <w:t xml:space="preserve">Peng, S.; Kalliamvakou, E.; Cihon, P.; Peter.; Demirer. M; The Impact of AI on Developer Productivity: Evidence from GitHub Copilot. Fevereiro 2023.</w:t>
+      </w:r>
+    </w:p>
+    <w:p>
+      <w:pPr>
+        <w:spacing w:line="240" w:lineRule="auto"/>
+        <w:ind w:firstLine="0"/>
+        <w:rPr/>
+      </w:pPr>
+      <w:r>
+        <w:rPr>
+          <w:rtl w:val="0"/>
+        </w:rPr>
+        <w:t xml:space="preserve">Wu, Y.; He, P.; Wang, Z.; Wang, S.; Tian, Y.; Chen, T.H.P.; A Comprehensive Framework for Evaluating API-oriented Code Generation in Large Language Models. Setembro 2024.</w:t>
+      </w:r>
+    </w:p>
+    <w:p>
+      <w:pPr>
+        <w:spacing w:line="240" w:lineRule="auto"/>
+        <w:ind w:firstLine="0"/>
+        <w:rPr/>
+      </w:pPr>
+      <w:r>
+        <w:rPr>
+          <w:rtl w:val="0"/>
+        </w:rPr>
+      </w:r>
+    </w:p>
+    <w:p>
+      <w:pPr>
+        <w:spacing w:line="360" w:lineRule="auto"/>
+        <w:rPr/>
+      </w:pPr>
+      <w:r>
+        <w:rPr>
+          <w:rtl w:val="0"/>
+        </w:rPr>
+      </w:r>
+    </w:p>
+    <w:p>
+      <w:pPr>
+        <w:spacing w:line="360" w:lineRule="auto"/>
+        <w:rPr/>
+      </w:pPr>
+      <w:r>
+        <w:rPr>
+          <w:rtl w:val="0"/>
+        </w:rPr>
+      </w:r>
+    </w:p>
+    <w:p>
+      <w:pPr>
+        <w:spacing w:line="360" w:lineRule="auto"/>
+        <w:rPr/>
+      </w:pPr>
+      <w:r>
+        <w:rPr>
+          <w:rtl w:val="0"/>
+        </w:rPr>
+      </w:r>
+    </w:p>
+    <w:p>
+      <w:pPr>
+        <w:spacing w:line="360" w:lineRule="auto"/>
+        <w:rPr/>
+      </w:pPr>
+      <w:r>
+        <w:rPr>
+          <w:rtl w:val="0"/>
+        </w:rPr>
+      </w:r>
+    </w:p>
+    <w:p>
+      <w:pPr>
+        <w:spacing w:line="360" w:lineRule="auto"/>
+        <w:rPr/>
+      </w:pPr>
+      <w:r>
+        <w:rPr>
+          <w:rtl w:val="0"/>
+        </w:rPr>
+      </w:r>
+    </w:p>
+    <w:p>
+      <w:pPr>
+        <w:spacing w:line="360" w:lineRule="auto"/>
+        <w:rPr/>
+      </w:pPr>
+      <w:r>
+        <w:rPr>
+          <w:rtl w:val="0"/>
+        </w:rPr>
+      </w:r>
+    </w:p>
+    <w:p>
+      <w:pPr>
+        <w:spacing w:line="360" w:lineRule="auto"/>
+        <w:rPr/>
+      </w:pPr>
+      <w:r>
+        <w:rPr>
+          <w:rtl w:val="0"/>
+        </w:rPr>
       </w:r>
     </w:p>
     <w:p>
@@ -13407,7 +14075,7 @@
         <w:szCs w:val="16"/>
         <w:rtl w:val="0"/>
       </w:rPr>
-      <w:t xml:space="preserve"> Trabalho de Conclusão de Curso apresentado para obtenção do título de especialista em Engenharia de Software – 202</w:t>
+      <w:t xml:space="preserve">Trabalho de Conclusão de Curso apresentado para obtenção do título de especialista em Engenharia de Software – 202</w:t>
     </w:r>
     <w:r>
       <w:rPr>
@@ -13441,12 +14109,12 @@
           <wp:extent cx="723900" cy="298450"/>
           <wp:effectExtent b="0" l="0" r="0" t="0"/>
           <wp:wrapSquare wrapText="bothSides" distB="0" distT="0" distL="114300" distR="114300"/>
-          <wp:docPr descr="Desenho com traços pretos em fundo branco&#10;&#10;Descrição gerada automaticamente com confiança média" id="1803984906" name="image1.png"/>
+          <wp:docPr descr="Desenho com traços pretos em fundo branco&#10;&#10;Descrição gerada automaticamente com confiança média" id="1803984906" name="image2.png"/>
           <a:graphic>
             <a:graphicData uri="http://schemas.openxmlformats.org/drawingml/2006/picture">
               <pic:pic>
                 <pic:nvPicPr>
-                  <pic:cNvPr descr="Desenho com traços pretos em fundo branco&#10;&#10;Descrição gerada automaticamente com confiança média" id="0" name="image1.png"/>
+                  <pic:cNvPr descr="Desenho com traços pretos em fundo branco&#10;&#10;Descrição gerada automaticamente com confiança média" id="0" name="image2.png"/>
                   <pic:cNvPicPr preferRelativeResize="0"/>
                 </pic:nvPicPr>
                 <pic:blipFill>
@@ -13483,12 +14151,12 @@
           <wp:extent cx="723900" cy="298450"/>
           <wp:effectExtent b="0" l="0" r="0" t="0"/>
           <wp:wrapSquare wrapText="bothSides" distB="0" distT="0" distL="114300" distR="114300"/>
-          <wp:docPr descr="Desenho com traços pretos em fundo branco&#10;&#10;Descrição gerada automaticamente com confiança média" id="1803984907" name="image2.png"/>
+          <wp:docPr descr="Desenho com traços pretos em fundo branco&#10;&#10;Descrição gerada automaticamente com confiança média" id="1803984907" name="image1.png"/>
           <a:graphic>
             <a:graphicData uri="http://schemas.openxmlformats.org/drawingml/2006/picture">
               <pic:pic>
                 <pic:nvPicPr>
-                  <pic:cNvPr descr="Desenho com traços pretos em fundo branco&#10;&#10;Descrição gerada automaticamente com confiança média" id="0" name="image2.png"/>
+                  <pic:cNvPr descr="Desenho com traços pretos em fundo branco&#10;&#10;Descrição gerada automaticamente com confiança média" id="0" name="image1.png"/>
                   <pic:cNvPicPr preferRelativeResize="0"/>
                 </pic:nvPicPr>
                 <pic:blipFill>
@@ -15263,7 +15931,7 @@
 
 <file path=customXML/item1.xml><?xml version="1.0" encoding="utf-8"?>
 <go:gDocsCustomXmlDataStorage xmlns:go="http://customooxmlschemas.google.com/" xmlns:r="http://schemas.openxmlformats.org/officeDocument/2006/relationships" uri="GoogleDocsCustomDataVersion2">
-  <go:docsCustomData xmlns:go="http://customooxmlschemas.google.com/" roundtripDataSignature="AMtx7miNYliaOgIOJhAc7YjLgVguFtkXjQ==">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</go:docsCustomData>
+  <go:docsCustomData xmlns:go="http://customooxmlschemas.google.com/" roundtripDataSignature="AMtx7mj1XBrxUK7RotmOQWTLbdule3liJQ==">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</go:docsCustomData>
 </go:gDocsCustomXmlDataStorage>
 </file>
 

--- a/_DOC/TCC_Igor_Ayello_Borges.docx
+++ b/_DOC/TCC_Igor_Ayello_Borges.docx
@@ -704,7 +704,7 @@
         <w:rPr>
           <w:rtl w:val="0"/>
         </w:rPr>
-        <w:t xml:space="preserve">De acordo com Lakatos e Marconi (2021), a pesquisa experimental é caracterizada pelo controle de variáveis e pela observação de resultados quando se busca verificar relações de causa e efeito em ambientes controlados. Neste trabalho, adotou-se uma abordagem experimental e quantitativa, com o objetivo de comparar o desempenho de diferentes modelos de inteligência artificial na criação de APIs voltadas à simulação de investimentos. A pesquisa foi conduzida utilizando ferramentas tecnológicas específicas e métricas padronizadas para uma análise comparativa.</w:t>
+        <w:t xml:space="preserve">De acordo com Lakatos e Marconi (2025), a pesquisa experimental é caracterizada pelo controle de variáveis e pela observação de resultados quando se busca verificar relações de causa e efeito em ambientes controlados. Neste trabalho, adotou-se uma abordagem experimental e quantitativa, com o objetivo de comparar o desempenho de diferentes modelos de inteligência artificial na criação de APIs voltadas à simulação de investimentos. A pesquisa foi conduzida utilizando ferramentas tecnológicas específicas e métricas padronizadas para uma análise comparativa.</w:t>
       </w:r>
     </w:p>
     <w:p>
@@ -906,7 +906,9 @@
     <w:p>
       <w:pPr>
         <w:spacing w:line="360" w:lineRule="auto"/>
-        <w:rPr/>
+        <w:rPr>
+          <w:b w:val="1"/>
+        </w:rPr>
       </w:pPr>
       <w:r>
         <w:rPr>
@@ -937,19 +939,6 @@
         </w:rPr>
         <w:t xml:space="preserve"> ChatGPT versão 3.5 (5/03/2025 a 15/03/2025); Copilot versão o3-mini (23/03/2025 a 26/03/2025); DeepSeek versão V3 0324 (29/03/2025 a 31/03/2025); Gemini versão 2.5 Flash (03/04/2025 a 12/04/2025); MetaAI versão Llama 3 (14/04/2025 a 16/04/2025). A avaliação no SonarQube versão 2025.4 foi realizada em 30/04/2025.</w:t>
       </w:r>
-      <w:r>
-        <w:rPr>
-          <w:rtl w:val="0"/>
-        </w:rPr>
-      </w:r>
-    </w:p>
-    <w:p>
-      <w:pPr>
-        <w:spacing w:line="360" w:lineRule="auto"/>
-        <w:rPr>
-          <w:color w:val="000000"/>
-        </w:rPr>
-      </w:pPr>
       <w:r>
         <w:rPr>
           <w:rtl w:val="0"/>
@@ -1001,13 +990,35 @@
         <w:ind w:left="0" w:right="0" w:firstLine="0"/>
         <w:jc w:val="left"/>
         <w:rPr>
+          <w:rFonts w:ascii="Arial" w:cs="Arial" w:eastAsia="Arial" w:hAnsi="Arial"/>
           <w:b w:val="1"/>
-        </w:rPr>
-      </w:pPr>
-      <w:r>
-        <w:rPr>
-          <w:rtl w:val="0"/>
-        </w:rPr>
+          <w:i w:val="0"/>
+          <w:smallCaps w:val="0"/>
+          <w:strike w:val="0"/>
+          <w:color w:val="000000"/>
+          <w:sz w:val="22"/>
+          <w:szCs w:val="22"/>
+          <w:u w:val="none"/>
+          <w:shd w:fill="auto" w:val="clear"/>
+          <w:vertAlign w:val="baseline"/>
+        </w:rPr>
+      </w:pPr>
+      <w:r>
+        <w:rPr>
+          <w:rFonts w:ascii="Arial" w:cs="Arial" w:eastAsia="Arial" w:hAnsi="Arial"/>
+          <w:b w:val="1"/>
+          <w:i w:val="0"/>
+          <w:smallCaps w:val="0"/>
+          <w:strike w:val="0"/>
+          <w:color w:val="000000"/>
+          <w:sz w:val="22"/>
+          <w:szCs w:val="22"/>
+          <w:u w:val="none"/>
+          <w:shd w:fill="auto" w:val="clear"/>
+          <w:vertAlign w:val="baseline"/>
+          <w:rtl w:val="0"/>
+        </w:rPr>
+        <w:t xml:space="preserve">Resultados e Discussão</w:t>
       </w:r>
     </w:p>
     <w:p>
@@ -1028,141 +1039,6 @@
         <w:ind w:left="0" w:right="0" w:firstLine="0"/>
         <w:jc w:val="left"/>
         <w:rPr>
-          <w:b w:val="1"/>
-        </w:rPr>
-      </w:pPr>
-      <w:r>
-        <w:rPr>
-          <w:rtl w:val="0"/>
-        </w:rPr>
-      </w:r>
-    </w:p>
-    <w:p>
-      <w:pPr>
-        <w:keepNext w:val="0"/>
-        <w:keepLines w:val="0"/>
-        <w:pageBreakBefore w:val="0"/>
-        <w:widowControl w:val="1"/>
-        <w:pBdr>
-          <w:top w:space="0" w:sz="0" w:val="nil"/>
-          <w:left w:space="0" w:sz="0" w:val="nil"/>
-          <w:bottom w:space="0" w:sz="0" w:val="nil"/>
-          <w:right w:space="0" w:sz="0" w:val="nil"/>
-          <w:between w:space="0" w:sz="0" w:val="nil"/>
-        </w:pBdr>
-        <w:shd w:fill="auto" w:val="clear"/>
-        <w:spacing w:after="0" w:before="0" w:line="360" w:lineRule="auto"/>
-        <w:ind w:left="0" w:right="0" w:firstLine="0"/>
-        <w:jc w:val="left"/>
-        <w:rPr>
-          <w:b w:val="1"/>
-        </w:rPr>
-      </w:pPr>
-      <w:r>
-        <w:rPr>
-          <w:rtl w:val="0"/>
-        </w:rPr>
-      </w:r>
-    </w:p>
-    <w:p>
-      <w:pPr>
-        <w:keepNext w:val="0"/>
-        <w:keepLines w:val="0"/>
-        <w:pageBreakBefore w:val="0"/>
-        <w:widowControl w:val="1"/>
-        <w:pBdr>
-          <w:top w:space="0" w:sz="0" w:val="nil"/>
-          <w:left w:space="0" w:sz="0" w:val="nil"/>
-          <w:bottom w:space="0" w:sz="0" w:val="nil"/>
-          <w:right w:space="0" w:sz="0" w:val="nil"/>
-          <w:between w:space="0" w:sz="0" w:val="nil"/>
-        </w:pBdr>
-        <w:shd w:fill="auto" w:val="clear"/>
-        <w:spacing w:after="0" w:before="0" w:line="360" w:lineRule="auto"/>
-        <w:ind w:left="0" w:right="0" w:firstLine="0"/>
-        <w:jc w:val="left"/>
-        <w:rPr>
-          <w:b w:val="1"/>
-        </w:rPr>
-      </w:pPr>
-      <w:r>
-        <w:rPr>
-          <w:rtl w:val="0"/>
-        </w:rPr>
-      </w:r>
-    </w:p>
-    <w:p>
-      <w:pPr>
-        <w:keepNext w:val="0"/>
-        <w:keepLines w:val="0"/>
-        <w:pageBreakBefore w:val="0"/>
-        <w:widowControl w:val="1"/>
-        <w:pBdr>
-          <w:top w:space="0" w:sz="0" w:val="nil"/>
-          <w:left w:space="0" w:sz="0" w:val="nil"/>
-          <w:bottom w:space="0" w:sz="0" w:val="nil"/>
-          <w:right w:space="0" w:sz="0" w:val="nil"/>
-          <w:between w:space="0" w:sz="0" w:val="nil"/>
-        </w:pBdr>
-        <w:shd w:fill="auto" w:val="clear"/>
-        <w:spacing w:after="0" w:before="0" w:line="360" w:lineRule="auto"/>
-        <w:ind w:left="0" w:right="0" w:firstLine="0"/>
-        <w:jc w:val="left"/>
-        <w:rPr>
-          <w:b w:val="1"/>
-        </w:rPr>
-      </w:pPr>
-      <w:r>
-        <w:rPr>
-          <w:rtl w:val="0"/>
-        </w:rPr>
-      </w:r>
-    </w:p>
-    <w:p>
-      <w:pPr>
-        <w:keepNext w:val="0"/>
-        <w:keepLines w:val="0"/>
-        <w:pageBreakBefore w:val="0"/>
-        <w:widowControl w:val="1"/>
-        <w:pBdr>
-          <w:top w:space="0" w:sz="0" w:val="nil"/>
-          <w:left w:space="0" w:sz="0" w:val="nil"/>
-          <w:bottom w:space="0" w:sz="0" w:val="nil"/>
-          <w:right w:space="0" w:sz="0" w:val="nil"/>
-          <w:between w:space="0" w:sz="0" w:val="nil"/>
-        </w:pBdr>
-        <w:shd w:fill="auto" w:val="clear"/>
-        <w:spacing w:after="0" w:before="0" w:line="360" w:lineRule="auto"/>
-        <w:ind w:left="0" w:right="0" w:firstLine="0"/>
-        <w:jc w:val="left"/>
-        <w:rPr>
-          <w:b w:val="1"/>
-        </w:rPr>
-      </w:pPr>
-      <w:r>
-        <w:rPr>
-          <w:rtl w:val="0"/>
-        </w:rPr>
-      </w:r>
-    </w:p>
-    <w:p>
-      <w:pPr>
-        <w:keepNext w:val="0"/>
-        <w:keepLines w:val="0"/>
-        <w:pageBreakBefore w:val="0"/>
-        <w:widowControl w:val="1"/>
-        <w:pBdr>
-          <w:top w:space="0" w:sz="0" w:val="nil"/>
-          <w:left w:space="0" w:sz="0" w:val="nil"/>
-          <w:bottom w:space="0" w:sz="0" w:val="nil"/>
-          <w:right w:space="0" w:sz="0" w:val="nil"/>
-          <w:between w:space="0" w:sz="0" w:val="nil"/>
-        </w:pBdr>
-        <w:shd w:fill="auto" w:val="clear"/>
-        <w:spacing w:after="0" w:before="0" w:line="360" w:lineRule="auto"/>
-        <w:ind w:left="0" w:right="0" w:firstLine="0"/>
-        <w:jc w:val="left"/>
-        <w:rPr>
           <w:rFonts w:ascii="Arial" w:cs="Arial" w:eastAsia="Arial" w:hAnsi="Arial"/>
           <w:b w:val="1"/>
           <w:i w:val="0"/>
@@ -1178,53 +1054,117 @@
       </w:pPr>
       <w:r>
         <w:rPr>
-          <w:rFonts w:ascii="Arial" w:cs="Arial" w:eastAsia="Arial" w:hAnsi="Arial"/>
+          <w:rtl w:val="0"/>
+        </w:rPr>
+      </w:r>
+    </w:p>
+    <w:p>
+      <w:pPr>
+        <w:spacing w:line="360" w:lineRule="auto"/>
+        <w:ind w:firstLine="708"/>
+        <w:rPr>
+          <w:highlight w:val="white"/>
+        </w:rPr>
+      </w:pPr>
+      <w:r>
+        <w:rPr>
+          <w:highlight w:val="white"/>
+          <w:rtl w:val="0"/>
+        </w:rPr>
+        <w:t xml:space="preserve">Todos os requisitos foram cumpridos pelas cinco inteligências artificiais, resultando na criação de APIs funcionais. As diferenças apresentadas nas tabelas e análises não indicam falha ou incapacidade de alguma IA, mas variações no grau de qualidade, manutenção, segurança e esforço de manutenção dos códigos gerados. Todas as perguntas feitas no prompt exigiram explicações sobre a linguagem de programação utilizada, Python, o framework FastAPI e </w:t>
+      </w:r>
+      <w:r>
+        <w:rPr>
+          <w:highlight w:val="white"/>
+          <w:rtl w:val="0"/>
+        </w:rPr>
+        <w:t xml:space="preserve">a arquitetura de software Clean</w:t>
+      </w:r>
+      <w:r>
+        <w:rPr>
+          <w:highlight w:val="white"/>
+          <w:rtl w:val="0"/>
+        </w:rPr>
+        <w:t xml:space="preserve">. </w:t>
+      </w:r>
+    </w:p>
+    <w:p>
+      <w:pPr>
+        <w:spacing w:line="360" w:lineRule="auto"/>
+        <w:ind w:firstLine="708"/>
+        <w:rPr>
+          <w:highlight w:val="white"/>
+        </w:rPr>
+      </w:pPr>
+      <w:r>
+        <w:rPr>
+          <w:highlight w:val="white"/>
+          <w:rtl w:val="0"/>
+        </w:rPr>
+        <w:t xml:space="preserve">As principais dificuldades encontradas para tornar o código funcional estiveram relacionadas à integração entre containers no Docker, à criação de arquivos para debug no VSCode e, no que diz respeito ao código, ao acesso às APIs do Banco Central e do Yahoo Finance, que foi realizado de maneira satisfatória, exigindo apenas pequenos ajustes. As maiores dificuldades foram observadas nos cálculos do Beta, índice Sharpe, volatilidade e percentil, exigindo ajustes nos códigos para garantir a obtenção dos valores corretos, esses ajustes foram realizados em todas as IAs para que o resultado final fosse realizado de maneira uniforme, no entanto talvez mesmo os ajustes aplicados de forma uniforme a todos os modelos, é possível que a necessidade de maior ou menor intervenção em determinados códigos tenha influenciado o desempenho final medido pelo SonarQube, como nos indicadores de eficiência estrutural (complexidade, dívida técnica e tempo de manutenção). Considerando a integração com APIs externas como Banco Central e Yahoo Finance foi decidido implementar por meio do “design pattern” “adapter” (adaptador) utilizado para converter o retorno de uma API que o sistema não consegue ler para outro retorno que o sistema espera ler sem alterar o código original, todas as IAs tiveram dificuldade em criar o padrão de código sendo assim decidi fazer a implementação manualmente sem auxílio da IA. Por fim quando foi solicitado para todas as IAs que fizessem operações tanto de leitura quanto de escrita no banco de dados todas sugeriram o uso da ferramenta SQLAlchemy, biblioteca de mapeamento objeto-relacional, porém como as operações no banco movimentam muitos dados optei por realizar essas operações de maneira nativa no SQL e para isso precisei especificar para cada uma das IAs que necessito de operações nativas.</w:t>
+      </w:r>
+    </w:p>
+    <w:p>
+      <w:pPr>
+        <w:spacing w:line="360" w:lineRule="auto"/>
+        <w:ind w:firstLine="708"/>
+        <w:rPr>
+          <w:highlight w:val="white"/>
+        </w:rPr>
+      </w:pPr>
+      <w:r>
+        <w:rPr>
+          <w:highlight w:val="white"/>
+          <w:rtl w:val="0"/>
+        </w:rPr>
+        <w:t xml:space="preserve">No SonarQube, foram realizados testes abrangentes, incluindo a verificação de vulnerabilidades, “</w:t>
+      </w:r>
+      <w:r>
+        <w:rPr>
+          <w:highlight w:val="white"/>
+          <w:rtl w:val="0"/>
+        </w:rPr>
+        <w:t xml:space="preserve">bugs”, “code smells” (padrões de código), “accepted issues” (problemas conhecidos, porém aceitos que podem ser definidos como falso positivo ou por decisão consciente do usuário de não corrigir ou corrigir no futuro), duplicações, “security hotspots” (trechos de código que podem representar riscos à segurança mas que exigem análise manual do desenvolvedor), severidade dos “bugs”, tempo de manutenção, manutenibilidade e complexidade.</w:t>
+      </w:r>
+      <w:r>
+        <w:rPr>
+          <w:highlight w:val="white"/>
+          <w:rtl w:val="0"/>
+        </w:rPr>
+        <w:t xml:space="preserve"> A seguir, serão apresentados os resultados detalhados.</w:t>
+      </w:r>
+    </w:p>
+    <w:p>
+      <w:pPr>
+        <w:spacing w:line="360" w:lineRule="auto"/>
+        <w:ind w:left="0" w:firstLine="0"/>
+        <w:rPr>
           <w:b w:val="1"/>
-          <w:i w:val="0"/>
-          <w:smallCaps w:val="0"/>
-          <w:strike w:val="0"/>
-          <w:color w:val="000000"/>
-          <w:sz w:val="22"/>
-          <w:szCs w:val="22"/>
-          <w:u w:val="none"/>
-          <w:shd w:fill="auto" w:val="clear"/>
-          <w:vertAlign w:val="baseline"/>
-          <w:rtl w:val="0"/>
-        </w:rPr>
-        <w:t xml:space="preserve">Resultados e Discussão</w:t>
-      </w:r>
-    </w:p>
-    <w:p>
-      <w:pPr>
-        <w:keepNext w:val="0"/>
-        <w:keepLines w:val="0"/>
-        <w:pageBreakBefore w:val="0"/>
-        <w:widowControl w:val="1"/>
-        <w:pBdr>
-          <w:top w:space="0" w:sz="0" w:val="nil"/>
-          <w:left w:space="0" w:sz="0" w:val="nil"/>
-          <w:bottom w:space="0" w:sz="0" w:val="nil"/>
-          <w:right w:space="0" w:sz="0" w:val="nil"/>
-          <w:between w:space="0" w:sz="0" w:val="nil"/>
-        </w:pBdr>
-        <w:shd w:fill="auto" w:val="clear"/>
-        <w:spacing w:after="0" w:before="0" w:line="360" w:lineRule="auto"/>
-        <w:ind w:left="0" w:right="0" w:firstLine="0"/>
-        <w:jc w:val="left"/>
-        <w:rPr>
-          <w:rFonts w:ascii="Arial" w:cs="Arial" w:eastAsia="Arial" w:hAnsi="Arial"/>
+          <w:highlight w:val="white"/>
+        </w:rPr>
+      </w:pPr>
+      <w:r>
+        <w:rPr>
+          <w:rtl w:val="0"/>
+        </w:rPr>
+      </w:r>
+    </w:p>
+    <w:p>
+      <w:pPr>
+        <w:spacing w:line="360" w:lineRule="auto"/>
+        <w:ind w:firstLine="708"/>
+        <w:rPr>
+          <w:highlight w:val="white"/>
+        </w:rPr>
+      </w:pPr>
+      <w:r>
+        <w:rPr>
           <w:b w:val="1"/>
-          <w:i w:val="0"/>
-          <w:smallCaps w:val="0"/>
-          <w:strike w:val="0"/>
-          <w:color w:val="000000"/>
-          <w:sz w:val="22"/>
-          <w:szCs w:val="22"/>
-          <w:u w:val="none"/>
-          <w:shd w:fill="auto" w:val="clear"/>
-          <w:vertAlign w:val="baseline"/>
-        </w:rPr>
-      </w:pPr>
+          <w:highlight w:val="white"/>
+          <w:rtl w:val="0"/>
+        </w:rPr>
+        <w:t xml:space="preserve">Visão geral</w:t>
+      </w:r>
       <w:r>
         <w:rPr>
           <w:rtl w:val="0"/>
@@ -1244,104 +1184,6 @@
           <w:highlight w:val="white"/>
           <w:rtl w:val="0"/>
         </w:rPr>
-        <w:t xml:space="preserve">Todos os requisitos foram cumpridos pelas cinco inteligências artificiais, resultando na criação de APIs funcionais. As diferenças apresentadas nas tabelas e análises não indicam falha ou incapacidade de alguma IA, mas variações no grau de qualidade, manutenção, segurança e esforço de manutenção dos códigos gerados. Todas as perguntas feitas no prompt exigiram explicações sobre a linguagem de programação utilizada, Python, o framework FastAPI e </w:t>
-      </w:r>
-      <w:r>
-        <w:rPr>
-          <w:highlight w:val="white"/>
-          <w:rtl w:val="0"/>
-        </w:rPr>
-        <w:t xml:space="preserve">a arquitetura de software Clean</w:t>
-      </w:r>
-      <w:r>
-        <w:rPr>
-          <w:highlight w:val="white"/>
-          <w:rtl w:val="0"/>
-        </w:rPr>
-        <w:t xml:space="preserve">. </w:t>
-      </w:r>
-    </w:p>
-    <w:p>
-      <w:pPr>
-        <w:spacing w:line="360" w:lineRule="auto"/>
-        <w:ind w:firstLine="708"/>
-        <w:rPr>
-          <w:highlight w:val="white"/>
-        </w:rPr>
-      </w:pPr>
-      <w:r>
-        <w:rPr>
-          <w:highlight w:val="white"/>
-          <w:rtl w:val="0"/>
-        </w:rPr>
-        <w:t xml:space="preserve">As principais dificuldades encontradas para tornar o código funcional estiveram relacionadas à integração entre containers no Docker, à criação de arquivos para debug no VSCode e, no que diz respeito ao código, ao acesso às APIs do Banco Central e do Yahoo Finance, que foi realizado de maneira satisfatória, exigindo apenas pequenos ajustes. As maiores dificuldades foram observadas nos cálculos do Beta, índice Sharpe, volatilidade e percentil, exigindo ajustes nos códigos para garantir a obtenção dos valores corretos, esses ajustes foram realizados em todas as IAs para que o resultado final fosse realizado de maneira uniforme, no entanto talvez mesmo os ajustes aplicados de forma uniforme a todos os modelos, é possível que a necessidade de maior ou menor intervenção em determinados códigos tenha influenciado o desempenho final medido pelo SonarQube, como nos indicadores de eficiência estrutural (complexidade, dívida técnica e tempo de manutenção). Considerando a integração com APIs externas como Banco Central e Yahoo Finance foi decidido implementar por meio do “design pattern” “adapter” (adaptador) utilizado para converter o retorno de uma API que o sistema não consegue ler para outro retorno que o sistema espera ler sem alterar o código original, todas as IAs tiveram dificuldade em criar o padrão de código sendo assim decidi fazer a implementação manualmente sem auxílio da IA. Por fim quando foi solicitado para todas as IAs que fizessem operações tanto de leitura quanto de escrita no banco de dados todas sugeriram o uso da ferramenta SQLAlchemy, biblioteca de mapeamento objeto-relacional, porém como as operações no banco movimentam muitos dados optei por realizar essas operações de maneira nativa no SQL e para isso precisei especificar para cada uma das IAs que necessito de operações nativas.</w:t>
-      </w:r>
-    </w:p>
-    <w:p>
-      <w:pPr>
-        <w:spacing w:line="360" w:lineRule="auto"/>
-        <w:ind w:firstLine="708"/>
-        <w:rPr>
-          <w:highlight w:val="white"/>
-        </w:rPr>
-      </w:pPr>
-      <w:r>
-        <w:rPr>
-          <w:highlight w:val="white"/>
-          <w:rtl w:val="0"/>
-        </w:rPr>
-        <w:t xml:space="preserve">No SonarQube, foram realizados testes abrangentes, incluindo a verificação de vulnerabilidades, “</w:t>
-      </w:r>
-      <w:r>
-        <w:rPr>
-          <w:highlight w:val="white"/>
-          <w:rtl w:val="0"/>
-        </w:rPr>
-        <w:t xml:space="preserve">bugs”, “code smells” (padrões de código), “accepted issues” (problemas conhecidos, porém aceitos que podem ser definidos como falso positivo ou por decisão consciente do usuário de não corrigir ou corrigir no futuro), duplicações, “security hotspots” (trechos de código que podem representar riscos à segurança mas que exigem análise manual do desenvolvedor), severidade dos “bugs”, tempo de manutenção, manutenibilidade e complexidade.</w:t>
-      </w:r>
-      <w:r>
-        <w:rPr>
-          <w:highlight w:val="white"/>
-          <w:rtl w:val="0"/>
-        </w:rPr>
-        <w:t xml:space="preserve"> A seguir, serão apresentados os resultados detalhados.</w:t>
-      </w:r>
-    </w:p>
-    <w:p>
-      <w:pPr>
-        <w:spacing w:line="360" w:lineRule="auto"/>
-        <w:ind w:firstLine="708"/>
-        <w:rPr>
-          <w:highlight w:val="white"/>
-        </w:rPr>
-      </w:pPr>
-      <w:r>
-        <w:rPr>
-          <w:b w:val="1"/>
-          <w:highlight w:val="white"/>
-          <w:rtl w:val="0"/>
-        </w:rPr>
-        <w:t xml:space="preserve">Visão geral</w:t>
-      </w:r>
-      <w:r>
-        <w:rPr>
-          <w:rtl w:val="0"/>
-        </w:rPr>
-      </w:r>
-    </w:p>
-    <w:p>
-      <w:pPr>
-        <w:spacing w:line="360" w:lineRule="auto"/>
-        <w:ind w:firstLine="708"/>
-        <w:rPr>
-          <w:highlight w:val="white"/>
-        </w:rPr>
-      </w:pPr>
-      <w:r>
-        <w:rPr>
-          <w:highlight w:val="white"/>
-          <w:rtl w:val="0"/>
-        </w:rPr>
         <w:t xml:space="preserve"> Esta seção</w:t>
       </w:r>
       <w:r>
@@ -1349,7 +1191,7 @@
           <w:highlight w:val="white"/>
           <w:rtl w:val="0"/>
         </w:rPr>
-        <w:t xml:space="preserve"> apresentará a avaliação geral das cinco inteligências artificiais segundo o SonarQube. A análise teve início pela verificação de vulnerabilidades, cujo objetivo é identificar possíveis falhas de segurança nos códigos gerados conforme verificado na tabela 1.</w:t>
+        <w:t xml:space="preserve"> apresentará a avaliação geral das cinco inteligências artificiais segundo o SonarQube. A análise teve início pela verificação de vulnerabilidades, cujo objetivo é identificar possíveis falhas de segurança nos códigos gerados conforme verificado na Tabela 1.</w:t>
       </w:r>
     </w:p>
     <w:p>
@@ -2988,7 +2830,7 @@
           <w:highlight w:val="white"/>
           <w:rtl w:val="0"/>
         </w:rPr>
-        <w:t xml:space="preserve">observados na tabela 2</w:t>
+        <w:t xml:space="preserve">observados na Tabela 2</w:t>
       </w:r>
       <w:r>
         <w:rPr>
@@ -6989,6 +6831,33 @@
         <w:ind w:left="0" w:right="0" w:firstLine="0"/>
         <w:jc w:val="both"/>
         <w:rPr>
+          <w:b w:val="1"/>
+        </w:rPr>
+      </w:pPr>
+      <w:r>
+        <w:rPr>
+          <w:rtl w:val="0"/>
+        </w:rPr>
+      </w:r>
+    </w:p>
+    <w:p>
+      <w:pPr>
+        <w:keepNext w:val="0"/>
+        <w:keepLines w:val="0"/>
+        <w:pageBreakBefore w:val="0"/>
+        <w:widowControl w:val="1"/>
+        <w:pBdr>
+          <w:top w:space="0" w:sz="0" w:val="nil"/>
+          <w:left w:space="0" w:sz="0" w:val="nil"/>
+          <w:bottom w:space="0" w:sz="0" w:val="nil"/>
+          <w:right w:space="0" w:sz="0" w:val="nil"/>
+          <w:between w:space="0" w:sz="0" w:val="nil"/>
+        </w:pBdr>
+        <w:shd w:fill="auto" w:val="clear"/>
+        <w:spacing w:after="0" w:before="0" w:line="360" w:lineRule="auto"/>
+        <w:ind w:left="0" w:right="0" w:firstLine="0"/>
+        <w:jc w:val="both"/>
+        <w:rPr>
           <w:rFonts w:ascii="Arial" w:cs="Arial" w:eastAsia="Arial" w:hAnsi="Arial"/>
           <w:b w:val="1"/>
           <w:i w:val="0"/>
@@ -7141,6 +7010,8 @@
         <w:ind w:firstLine="720"/>
         <w:rPr/>
       </w:pPr>
+      <w:bookmarkStart w:colFirst="0" w:colLast="0" w:name="_heading=h.ueuezhb95s9m" w:id="1"/>
+      <w:bookmarkEnd w:id="1"/>
       <w:r>
         <w:rPr>
           <w:rtl w:val="0"/>
@@ -7151,8 +7022,25 @@
     <w:p>
       <w:pPr>
         <w:spacing w:line="360" w:lineRule="auto"/>
+        <w:ind w:firstLine="720"/>
         <w:rPr/>
       </w:pPr>
+      <w:bookmarkStart w:colFirst="0" w:colLast="0" w:name="_heading=h.ncl2f0hre2yh" w:id="2"/>
+      <w:bookmarkEnd w:id="2"/>
+      <w:r>
+        <w:rPr>
+          <w:rtl w:val="0"/>
+        </w:rPr>
+        <w:t xml:space="preserve">O estudo atingiu o objetivo proposto de comparar o desempenho de cinco modelos de inteligência artificial, Copilot, ChatGPT, DeepSeek, Gemini e MetaAI, na criação de APIs para simulação de investimentos. A análise mostrou que embora todos os modelos foram capazes de gerar soluções funcionais houveram diferenças em aspectos de segurança, complexidade e manutenção, permitindo identificar pontos fortes e limitações. Os resultados conectam-se à proposta inicial demonstrando que a comparação entre os modelos foi viável e em consequência contribui para orientar desenvolvedores e organizações na escolha mais adequada de ferramentas de IA para o desenvolvimento de software.</w:t>
+      </w:r>
+    </w:p>
+    <w:p>
+      <w:pPr>
+        <w:spacing w:line="360" w:lineRule="auto"/>
+        <w:rPr/>
+      </w:pPr>
+      <w:bookmarkStart w:colFirst="0" w:colLast="0" w:name="_heading=h.835l7wk4kwpk" w:id="3"/>
+      <w:bookmarkEnd w:id="3"/>
       <w:r>
         <w:rPr>
           <w:rtl w:val="0"/>
@@ -7166,27 +7054,14 @@
           <w:b w:val="1"/>
         </w:rPr>
       </w:pPr>
-      <w:bookmarkStart w:colFirst="0" w:colLast="0" w:name="_heading=h.1jrh6h52q7g5" w:id="1"/>
-      <w:bookmarkEnd w:id="1"/>
-      <w:r>
-        <w:rPr>
-          <w:rtl w:val="0"/>
-        </w:rPr>
-      </w:r>
-    </w:p>
-    <w:p>
-      <w:pPr>
-        <w:spacing w:line="360" w:lineRule="auto"/>
+      <w:bookmarkStart w:colFirst="0" w:colLast="0" w:name="_heading=h.o71svytvjozy" w:id="4"/>
+      <w:bookmarkEnd w:id="4"/>
+      <w:r>
         <w:rPr>
           <w:b w:val="1"/>
-        </w:rPr>
-      </w:pPr>
-      <w:bookmarkStart w:colFirst="0" w:colLast="0" w:name="_heading=h.nmffn6f6lw5j" w:id="2"/>
-      <w:bookmarkEnd w:id="2"/>
-      <w:r>
-        <w:rPr>
-          <w:rtl w:val="0"/>
-        </w:rPr>
+          <w:rtl w:val="0"/>
+        </w:rPr>
+        <w:t xml:space="preserve">Referências</w:t>
       </w:r>
     </w:p>
     <w:p>
@@ -7196,293 +7071,6 @@
           <w:b w:val="1"/>
         </w:rPr>
       </w:pPr>
-      <w:bookmarkStart w:colFirst="0" w:colLast="0" w:name="_heading=h.h4pgazvojrjh" w:id="3"/>
-      <w:bookmarkEnd w:id="3"/>
-      <w:r>
-        <w:rPr>
-          <w:rtl w:val="0"/>
-        </w:rPr>
-      </w:r>
-    </w:p>
-    <w:p>
-      <w:pPr>
-        <w:spacing w:line="360" w:lineRule="auto"/>
-        <w:rPr>
-          <w:b w:val="1"/>
-        </w:rPr>
-      </w:pPr>
-      <w:bookmarkStart w:colFirst="0" w:colLast="0" w:name="_heading=h.mtxkr069di1d" w:id="4"/>
-      <w:bookmarkEnd w:id="4"/>
-      <w:r>
-        <w:rPr>
-          <w:rtl w:val="0"/>
-        </w:rPr>
-      </w:r>
-    </w:p>
-    <w:p>
-      <w:pPr>
-        <w:spacing w:line="360" w:lineRule="auto"/>
-        <w:rPr>
-          <w:b w:val="1"/>
-        </w:rPr>
-      </w:pPr>
-      <w:bookmarkStart w:colFirst="0" w:colLast="0" w:name="_heading=h.bjftm5sg8khb" w:id="5"/>
-      <w:bookmarkEnd w:id="5"/>
-      <w:r>
-        <w:rPr>
-          <w:rtl w:val="0"/>
-        </w:rPr>
-      </w:r>
-    </w:p>
-    <w:p>
-      <w:pPr>
-        <w:spacing w:line="360" w:lineRule="auto"/>
-        <w:rPr>
-          <w:b w:val="1"/>
-        </w:rPr>
-      </w:pPr>
-      <w:bookmarkStart w:colFirst="0" w:colLast="0" w:name="_heading=h.sev1ut3xyxif" w:id="6"/>
-      <w:bookmarkEnd w:id="6"/>
-      <w:r>
-        <w:rPr>
-          <w:rtl w:val="0"/>
-        </w:rPr>
-      </w:r>
-    </w:p>
-    <w:p>
-      <w:pPr>
-        <w:spacing w:line="360" w:lineRule="auto"/>
-        <w:rPr>
-          <w:b w:val="1"/>
-        </w:rPr>
-      </w:pPr>
-      <w:bookmarkStart w:colFirst="0" w:colLast="0" w:name="_heading=h.i8ualgi16zxy" w:id="7"/>
-      <w:bookmarkEnd w:id="7"/>
-      <w:r>
-        <w:rPr>
-          <w:rtl w:val="0"/>
-        </w:rPr>
-      </w:r>
-    </w:p>
-    <w:p>
-      <w:pPr>
-        <w:spacing w:line="360" w:lineRule="auto"/>
-        <w:rPr>
-          <w:b w:val="1"/>
-        </w:rPr>
-      </w:pPr>
-      <w:bookmarkStart w:colFirst="0" w:colLast="0" w:name="_heading=h.c7itrh1ithso" w:id="8"/>
-      <w:bookmarkEnd w:id="8"/>
-      <w:r>
-        <w:rPr>
-          <w:rtl w:val="0"/>
-        </w:rPr>
-      </w:r>
-    </w:p>
-    <w:p>
-      <w:pPr>
-        <w:spacing w:line="360" w:lineRule="auto"/>
-        <w:rPr>
-          <w:b w:val="1"/>
-        </w:rPr>
-      </w:pPr>
-      <w:bookmarkStart w:colFirst="0" w:colLast="0" w:name="_heading=h.ewqgr2whz0od" w:id="9"/>
-      <w:bookmarkEnd w:id="9"/>
-      <w:r>
-        <w:rPr>
-          <w:rtl w:val="0"/>
-        </w:rPr>
-      </w:r>
-    </w:p>
-    <w:p>
-      <w:pPr>
-        <w:spacing w:line="360" w:lineRule="auto"/>
-        <w:rPr>
-          <w:b w:val="1"/>
-        </w:rPr>
-      </w:pPr>
-      <w:bookmarkStart w:colFirst="0" w:colLast="0" w:name="_heading=h.9nq1s6ets89v" w:id="10"/>
-      <w:bookmarkEnd w:id="10"/>
-      <w:r>
-        <w:rPr>
-          <w:rtl w:val="0"/>
-        </w:rPr>
-      </w:r>
-    </w:p>
-    <w:p>
-      <w:pPr>
-        <w:spacing w:line="360" w:lineRule="auto"/>
-        <w:rPr>
-          <w:b w:val="1"/>
-        </w:rPr>
-      </w:pPr>
-      <w:bookmarkStart w:colFirst="0" w:colLast="0" w:name="_heading=h.b0l9g7qh5cmn" w:id="11"/>
-      <w:bookmarkEnd w:id="11"/>
-      <w:r>
-        <w:rPr>
-          <w:rtl w:val="0"/>
-        </w:rPr>
-      </w:r>
-    </w:p>
-    <w:p>
-      <w:pPr>
-        <w:spacing w:line="360" w:lineRule="auto"/>
-        <w:rPr>
-          <w:b w:val="1"/>
-        </w:rPr>
-      </w:pPr>
-      <w:bookmarkStart w:colFirst="0" w:colLast="0" w:name="_heading=h.ueuezhb95s9m" w:id="12"/>
-      <w:bookmarkEnd w:id="12"/>
-      <w:r>
-        <w:rPr>
-          <w:rtl w:val="0"/>
-        </w:rPr>
-      </w:r>
-    </w:p>
-    <w:p>
-      <w:pPr>
-        <w:spacing w:line="360" w:lineRule="auto"/>
-        <w:rPr>
-          <w:b w:val="1"/>
-        </w:rPr>
-      </w:pPr>
-      <w:bookmarkStart w:colFirst="0" w:colLast="0" w:name="_heading=h.j2b790od5m5g" w:id="13"/>
-      <w:bookmarkEnd w:id="13"/>
-      <w:r>
-        <w:rPr>
-          <w:rtl w:val="0"/>
-        </w:rPr>
-      </w:r>
-    </w:p>
-    <w:p>
-      <w:pPr>
-        <w:spacing w:line="360" w:lineRule="auto"/>
-        <w:rPr>
-          <w:b w:val="1"/>
-        </w:rPr>
-      </w:pPr>
-      <w:bookmarkStart w:colFirst="0" w:colLast="0" w:name="_heading=h.9js1edaxbqsm" w:id="14"/>
-      <w:bookmarkEnd w:id="14"/>
-      <w:r>
-        <w:rPr>
-          <w:rtl w:val="0"/>
-        </w:rPr>
-      </w:r>
-    </w:p>
-    <w:p>
-      <w:pPr>
-        <w:spacing w:line="360" w:lineRule="auto"/>
-        <w:rPr>
-          <w:b w:val="1"/>
-        </w:rPr>
-      </w:pPr>
-      <w:bookmarkStart w:colFirst="0" w:colLast="0" w:name="_heading=h.xn8hovcbhtht" w:id="15"/>
-      <w:bookmarkEnd w:id="15"/>
-      <w:r>
-        <w:rPr>
-          <w:rtl w:val="0"/>
-        </w:rPr>
-      </w:r>
-    </w:p>
-    <w:p>
-      <w:pPr>
-        <w:spacing w:line="360" w:lineRule="auto"/>
-        <w:rPr>
-          <w:b w:val="1"/>
-        </w:rPr>
-      </w:pPr>
-      <w:bookmarkStart w:colFirst="0" w:colLast="0" w:name="_heading=h.rc366wyji05k" w:id="16"/>
-      <w:bookmarkEnd w:id="16"/>
-      <w:r>
-        <w:rPr>
-          <w:rtl w:val="0"/>
-        </w:rPr>
-      </w:r>
-    </w:p>
-    <w:p>
-      <w:pPr>
-        <w:spacing w:line="360" w:lineRule="auto"/>
-        <w:rPr>
-          <w:b w:val="1"/>
-        </w:rPr>
-      </w:pPr>
-      <w:bookmarkStart w:colFirst="0" w:colLast="0" w:name="_heading=h.h567teh3th2i" w:id="17"/>
-      <w:bookmarkEnd w:id="17"/>
-      <w:r>
-        <w:rPr>
-          <w:rtl w:val="0"/>
-        </w:rPr>
-      </w:r>
-    </w:p>
-    <w:p>
-      <w:pPr>
-        <w:spacing w:line="360" w:lineRule="auto"/>
-        <w:rPr>
-          <w:b w:val="1"/>
-        </w:rPr>
-      </w:pPr>
-      <w:bookmarkStart w:colFirst="0" w:colLast="0" w:name="_heading=h.m0y2g9c4zcba" w:id="18"/>
-      <w:bookmarkEnd w:id="18"/>
-      <w:r>
-        <w:rPr>
-          <w:rtl w:val="0"/>
-        </w:rPr>
-      </w:r>
-    </w:p>
-    <w:p>
-      <w:pPr>
-        <w:spacing w:line="360" w:lineRule="auto"/>
-        <w:rPr>
-          <w:b w:val="1"/>
-        </w:rPr>
-      </w:pPr>
-      <w:bookmarkStart w:colFirst="0" w:colLast="0" w:name="_heading=h.54egeyv6s0pz" w:id="19"/>
-      <w:bookmarkEnd w:id="19"/>
-      <w:r>
-        <w:rPr>
-          <w:rtl w:val="0"/>
-        </w:rPr>
-      </w:r>
-    </w:p>
-    <w:p>
-      <w:pPr>
-        <w:spacing w:line="360" w:lineRule="auto"/>
-        <w:rPr>
-          <w:b w:val="1"/>
-        </w:rPr>
-      </w:pPr>
-      <w:bookmarkStart w:colFirst="0" w:colLast="0" w:name="_heading=h.f9ohjxlvidgm" w:id="20"/>
-      <w:bookmarkEnd w:id="20"/>
-      <w:r>
-        <w:rPr>
-          <w:rtl w:val="0"/>
-        </w:rPr>
-      </w:r>
-    </w:p>
-    <w:p>
-      <w:pPr>
-        <w:spacing w:line="360" w:lineRule="auto"/>
-        <w:rPr>
-          <w:b w:val="1"/>
-        </w:rPr>
-      </w:pPr>
-      <w:bookmarkStart w:colFirst="0" w:colLast="0" w:name="_heading=h.o71svytvjozy" w:id="21"/>
-      <w:bookmarkEnd w:id="21"/>
-      <w:r>
-        <w:rPr>
-          <w:b w:val="1"/>
-          <w:rtl w:val="0"/>
-        </w:rPr>
-        <w:t xml:space="preserve">Referências</w:t>
-      </w:r>
-    </w:p>
-    <w:p>
-      <w:pPr>
-        <w:spacing w:line="360" w:lineRule="auto"/>
-        <w:rPr>
-          <w:b w:val="1"/>
-        </w:rPr>
-      </w:pPr>
       <w:r>
         <w:rPr>
           <w:rtl w:val="0"/>
@@ -7498,12 +7086,26 @@
         <w:rPr>
           <w:rtl w:val="0"/>
         </w:rPr>
-        <w:t xml:space="preserve">Brandão, R.; Inteligência Artificial, trabalho e produtividade. Novembro 2020.</w:t>
-      </w:r>
-      <w:r>
-        <w:rPr>
-          <w:rtl w:val="0"/>
-        </w:rPr>
+        <w:t xml:space="preserve">Brandão, R. 2020. </w:t>
+      </w:r>
+      <w:r>
+        <w:rPr>
+          <w:i w:val="1"/>
+          <w:rtl w:val="0"/>
+        </w:rPr>
+        <w:t xml:space="preserve">Inteligência artificial, trabalho e produtividade</w:t>
+      </w:r>
+      <w:r>
+        <w:rPr>
+          <w:rtl w:val="0"/>
+        </w:rPr>
+        <w:t xml:space="preserve">.</w:t>
+      </w:r>
+      <w:r>
+        <w:rPr>
+          <w:rtl w:val="0"/>
+        </w:rPr>
+        <w:t xml:space="preserve"> São Paulo, SP, Brasil.</w:t>
       </w:r>
     </w:p>
     <w:p>
@@ -7515,12 +7117,6 @@
         <w:rPr>
           <w:rtl w:val="0"/>
         </w:rPr>
-        <w:t xml:space="preserve">Carvalho, A.C.P.L.F.; Inteligência Artificial: riscos, benefícios e uso responsável. Abril 2021.</w:t>
-      </w:r>
-      <w:r>
-        <w:rPr>
-          <w:rtl w:val="0"/>
-        </w:rPr>
       </w:r>
     </w:p>
     <w:p>
@@ -7532,12 +7128,26 @@
         <w:rPr>
           <w:rtl w:val="0"/>
         </w:rPr>
-        <w:t xml:space="preserve">Cui, K.Z.; Demirer, M.; Jaffe, S.; Musolff, L.; Peng, S.; Salz, T. The Effects of Generative AI on High-Skilled Work: Evidence from Three Field Experiments with Software Developers*. Fevereiro 2025.</w:t>
-      </w:r>
-      <w:r>
-        <w:rPr>
-          <w:rtl w:val="0"/>
-        </w:rPr>
+        <w:t xml:space="preserve">Carvalho, A.C.P.L.F. 2021. </w:t>
+      </w:r>
+      <w:r>
+        <w:rPr>
+          <w:i w:val="1"/>
+          <w:rtl w:val="0"/>
+        </w:rPr>
+        <w:t xml:space="preserve">Inteligência artificial: riscos, benefícios e uso responsável</w:t>
+      </w:r>
+      <w:r>
+        <w:rPr>
+          <w:rtl w:val="0"/>
+        </w:rPr>
+        <w:t xml:space="preserve">.</w:t>
+      </w:r>
+      <w:r>
+        <w:rPr>
+          <w:rtl w:val="0"/>
+        </w:rPr>
+        <w:t xml:space="preserve"> São Carlos, SP, Brasil.</w:t>
       </w:r>
     </w:p>
     <w:p>
@@ -7549,7 +7159,84 @@
         <w:rPr>
           <w:rtl w:val="0"/>
         </w:rPr>
-        <w:t xml:space="preserve">DataReportal. 2025. Digital 2025: AI Making Gains. Disponível em: https://datareportal.com/reports/digital-2025-sub-section-ai-making-gains?utm_source=chatgpt.com. Acesso em: 30/05/2025.</w:t>
+      </w:r>
+    </w:p>
+    <w:p>
+      <w:pPr>
+        <w:spacing w:line="240" w:lineRule="auto"/>
+        <w:rPr/>
+      </w:pPr>
+      <w:r>
+        <w:rPr>
+          <w:rtl w:val="0"/>
+        </w:rPr>
+        <w:t xml:space="preserve">Cui, K.Z.; Demirer, M.; Jaffe, S.; Musolff, L.; Peng, S.; Salz, T. 2025. </w:t>
+      </w:r>
+      <w:r>
+        <w:rPr>
+          <w:i w:val="1"/>
+          <w:rtl w:val="0"/>
+        </w:rPr>
+        <w:t xml:space="preserve">The effects of generative ai on high-skilled work: evidence from three field experiments with software developers</w:t>
+      </w:r>
+      <w:r>
+        <w:rPr>
+          <w:rtl w:val="0"/>
+        </w:rPr>
+        <w:t xml:space="preserve">. </w:t>
+      </w:r>
+      <w:r>
+        <w:rPr>
+          <w:rtl w:val="0"/>
+        </w:rPr>
+        <w:t xml:space="preserve">Philadelphia, PA, Estados Unidos.</w:t>
+      </w:r>
+    </w:p>
+    <w:p>
+      <w:pPr>
+        <w:spacing w:line="240" w:lineRule="auto"/>
+        <w:rPr/>
+      </w:pPr>
+      <w:r>
+        <w:rPr>
+          <w:rtl w:val="0"/>
+        </w:rPr>
+      </w:r>
+    </w:p>
+    <w:p>
+      <w:pPr>
+        <w:spacing w:line="240" w:lineRule="auto"/>
+        <w:rPr/>
+      </w:pPr>
+      <w:r>
+        <w:rPr>
+          <w:rtl w:val="0"/>
+        </w:rPr>
+        <w:t xml:space="preserve">DataReportal. 2025. Digital 2025: </w:t>
+      </w:r>
+      <w:r>
+        <w:rPr>
+          <w:i w:val="1"/>
+          <w:rtl w:val="0"/>
+        </w:rPr>
+        <w:t xml:space="preserve">Ai making gains</w:t>
+      </w:r>
+      <w:r>
+        <w:rPr>
+          <w:rtl w:val="0"/>
+        </w:rPr>
+        <w:t xml:space="preserve">. Disponível em: https://datareportal.com/reports/digital-2025-sub-section-ai-making-gains?utm_source=chatgpt.com. Acesso em: 30/05/2025.</w:t>
+      </w:r>
+    </w:p>
+    <w:p>
+      <w:pPr>
+        <w:spacing w:line="240" w:lineRule="auto"/>
+        <w:rPr/>
+      </w:pPr>
+      <w:r>
+        <w:rPr>
+          <w:rtl w:val="0"/>
+        </w:rPr>
       </w:r>
     </w:p>
     <w:p>
@@ -7563,19 +7250,58 @@
         <w:rPr>
           <w:rtl w:val="0"/>
         </w:rPr>
-        <w:t xml:space="preserve">Ignácio, A.C.; Oliveira, L.S.; Francez, M.P.M.; Eficiência do Uso da Inteligência Artificial no Desenvolvimento de Software. Março 2024.</w:t>
-      </w:r>
-    </w:p>
-    <w:p>
-      <w:pPr>
-        <w:spacing w:line="240" w:lineRule="auto"/>
+        <w:t xml:space="preserve">Ignácio, A.C.; Oliveira, L.S.; Francez, M.P.M. 2024.</w:t>
+      </w:r>
+      <w:r>
+        <w:rPr>
+          <w:i w:val="1"/>
+          <w:rtl w:val="0"/>
+        </w:rPr>
+        <w:t xml:space="preserve"> Eficiência do uso da inteligência artificial no desenvolvimento de software</w:t>
+      </w:r>
+      <w:r>
+        <w:rPr>
+          <w:rtl w:val="0"/>
+        </w:rPr>
+        <w:t xml:space="preserve">. Jundiaí, SP, Brasil.</w:t>
+      </w:r>
+    </w:p>
+    <w:p>
+      <w:pPr>
+        <w:spacing w:line="240" w:lineRule="auto"/>
+        <w:ind w:firstLine="0"/>
+        <w:jc w:val="left"/>
         <w:rPr/>
       </w:pPr>
       <w:r>
         <w:rPr>
           <w:rtl w:val="0"/>
         </w:rPr>
-        <w:t xml:space="preserve">Marconi, M.A.; Lakatos, E.M. 2025. Técnicas de pesquisa. 9ed. Atlas, São Paulo, SP, Brasil.</w:t>
+      </w:r>
+    </w:p>
+    <w:p>
+      <w:pPr>
+        <w:spacing w:line="240" w:lineRule="auto"/>
+        <w:rPr/>
+      </w:pPr>
+      <w:r>
+        <w:rPr>
+          <w:rtl w:val="0"/>
+        </w:rPr>
+        <w:t xml:space="preserve">Marconi, M.A.; Lakatos, E.M. 2025. </w:t>
+      </w:r>
+      <w:r>
+        <w:rPr>
+          <w:i w:val="1"/>
+          <w:rtl w:val="0"/>
+        </w:rPr>
+        <w:t xml:space="preserve">Técnicas de pesquisa</w:t>
+      </w:r>
+      <w:r>
+        <w:rPr>
+          <w:rtl w:val="0"/>
+        </w:rPr>
+        <w:t xml:space="preserve">. 9ed. Atlas, São Paulo, SP, Brasil. Disponível em: &lt;https://app.minhabiblioteca.com.br/reader/books/9788597026610/epubcfi&gt;. Acesso em: 18 Set. 2025.</w:t>
       </w:r>
     </w:p>
     <w:p>
@@ -7588,7 +7314,6 @@
         <w:rPr>
           <w:rtl w:val="0"/>
         </w:rPr>
-        <w:t xml:space="preserve">Peng, S.; Kalliamvakou, E.; Cihon, P.; Peter.; Demirer. M; The Impact of AI on Developer Productivity: Evidence from GitHub Copilot. Fevereiro 2023.</w:t>
       </w:r>
     </w:p>
     <w:p>
@@ -7601,7 +7326,20 @@
         <w:rPr>
           <w:rtl w:val="0"/>
         </w:rPr>
-        <w:t xml:space="preserve">Wu, Y.; He, P.; Wang, Z.; Wang, S.; Tian, Y.; Chen, T.H.P.; A Comprehensive Framework for Evaluating API-oriented Code Generation in Large Language Models. Setembro 2024.</w:t>
+        <w:t xml:space="preserve">Peng, S.; Kalliamvakou, E.; Cihon, P.; Peter.; Demirer. M. 2023. </w:t>
+      </w:r>
+      <w:r>
+        <w:rPr>
+          <w:i w:val="1"/>
+          <w:rtl w:val="0"/>
+        </w:rPr>
+        <w:t xml:space="preserve">The impact of ai on developer productivity: evidence from GitHub Copilot</w:t>
+      </w:r>
+      <w:r>
+        <w:rPr>
+          <w:rtl w:val="0"/>
+        </w:rPr>
+        <w:t xml:space="preserve">. Redmond, WA, Estados Unidos.</w:t>
       </w:r>
     </w:p>
     <w:p>
@@ -7618,128 +7356,34 @@
     </w:p>
     <w:p>
       <w:pPr>
-        <w:spacing w:line="360" w:lineRule="auto"/>
+        <w:spacing w:line="240" w:lineRule="auto"/>
+        <w:ind w:firstLine="0"/>
         <w:rPr/>
       </w:pPr>
       <w:r>
         <w:rPr>
           <w:rtl w:val="0"/>
         </w:rPr>
-      </w:r>
-    </w:p>
-    <w:p>
-      <w:pPr>
-        <w:spacing w:line="360" w:lineRule="auto"/>
-        <w:rPr/>
-      </w:pPr>
-      <w:r>
-        <w:rPr>
-          <w:rtl w:val="0"/>
-        </w:rPr>
-      </w:r>
-    </w:p>
-    <w:p>
-      <w:pPr>
-        <w:spacing w:line="360" w:lineRule="auto"/>
-        <w:rPr/>
-      </w:pPr>
-      <w:r>
-        <w:rPr>
-          <w:rtl w:val="0"/>
-        </w:rPr>
-      </w:r>
-    </w:p>
-    <w:p>
-      <w:pPr>
-        <w:spacing w:line="360" w:lineRule="auto"/>
-        <w:rPr/>
-      </w:pPr>
-      <w:r>
-        <w:rPr>
-          <w:rtl w:val="0"/>
-        </w:rPr>
-      </w:r>
-    </w:p>
-    <w:p>
-      <w:pPr>
-        <w:spacing w:line="360" w:lineRule="auto"/>
-        <w:rPr/>
-      </w:pPr>
-      <w:r>
-        <w:rPr>
-          <w:rtl w:val="0"/>
-        </w:rPr>
-      </w:r>
-    </w:p>
-    <w:p>
-      <w:pPr>
-        <w:spacing w:line="360" w:lineRule="auto"/>
-        <w:rPr/>
-      </w:pPr>
-      <w:r>
-        <w:rPr>
-          <w:rtl w:val="0"/>
-        </w:rPr>
-      </w:r>
-    </w:p>
-    <w:p>
-      <w:pPr>
-        <w:spacing w:line="360" w:lineRule="auto"/>
-        <w:rPr/>
-      </w:pPr>
-      <w:r>
-        <w:rPr>
-          <w:rtl w:val="0"/>
-        </w:rPr>
-      </w:r>
-    </w:p>
-    <w:p>
-      <w:pPr>
-        <w:spacing w:line="360" w:lineRule="auto"/>
-        <w:rPr/>
-      </w:pPr>
-      <w:r>
-        <w:rPr>
-          <w:rtl w:val="0"/>
-        </w:rPr>
-      </w:r>
-    </w:p>
-    <w:p>
-      <w:pPr>
-        <w:spacing w:line="360" w:lineRule="auto"/>
-        <w:rPr/>
-      </w:pPr>
-      <w:r>
-        <w:rPr>
-          <w:rtl w:val="0"/>
-        </w:rPr>
-      </w:r>
-    </w:p>
-    <w:p>
-      <w:pPr>
-        <w:spacing w:line="360" w:lineRule="auto"/>
-        <w:rPr/>
-      </w:pPr>
-      <w:r>
-        <w:rPr>
-          <w:rtl w:val="0"/>
-        </w:rPr>
-      </w:r>
-    </w:p>
-    <w:p>
-      <w:pPr>
-        <w:spacing w:line="360" w:lineRule="auto"/>
-        <w:rPr/>
-      </w:pPr>
-      <w:r>
-        <w:rPr>
-          <w:rtl w:val="0"/>
-        </w:rPr>
-      </w:r>
-    </w:p>
-    <w:p>
-      <w:pPr>
-        <w:spacing w:line="360" w:lineRule="auto"/>
+        <w:t xml:space="preserve">Wu, Y.; He, P.; Wang, Z.; Wang, S.; Tian, Y.; Chen, T.H.P. 2024. </w:t>
+      </w:r>
+      <w:r>
+        <w:rPr>
+          <w:i w:val="1"/>
+          <w:rtl w:val="0"/>
+        </w:rPr>
+        <w:t xml:space="preserve">A Comprehensive Framework for Evaluating API-oriented Code Generation in Large Language Models</w:t>
+      </w:r>
+      <w:r>
+        <w:rPr>
+          <w:rtl w:val="0"/>
+        </w:rPr>
+        <w:t xml:space="preserve">. Winnipeg, Canadá.</w:t>
+      </w:r>
+    </w:p>
+    <w:p>
+      <w:pPr>
+        <w:spacing w:line="240" w:lineRule="auto"/>
+        <w:ind w:firstLine="0"/>
         <w:rPr/>
       </w:pPr>
       <w:r>
@@ -14109,12 +13753,12 @@
           <wp:extent cx="723900" cy="298450"/>
           <wp:effectExtent b="0" l="0" r="0" t="0"/>
           <wp:wrapSquare wrapText="bothSides" distB="0" distT="0" distL="114300" distR="114300"/>
-          <wp:docPr descr="Desenho com traços pretos em fundo branco&#10;&#10;Descrição gerada automaticamente com confiança média" id="1803984906" name="image2.png"/>
+          <wp:docPr descr="Desenho com traços pretos em fundo branco&#10;&#10;Descrição gerada automaticamente com confiança média" id="1803984906" name="image1.png"/>
           <a:graphic>
             <a:graphicData uri="http://schemas.openxmlformats.org/drawingml/2006/picture">
               <pic:pic>
                 <pic:nvPicPr>
-                  <pic:cNvPr descr="Desenho com traços pretos em fundo branco&#10;&#10;Descrição gerada automaticamente com confiança média" id="0" name="image2.png"/>
+                  <pic:cNvPr descr="Desenho com traços pretos em fundo branco&#10;&#10;Descrição gerada automaticamente com confiança média" id="0" name="image1.png"/>
                   <pic:cNvPicPr preferRelativeResize="0"/>
                 </pic:nvPicPr>
                 <pic:blipFill>
@@ -14151,12 +13795,12 @@
           <wp:extent cx="723900" cy="298450"/>
           <wp:effectExtent b="0" l="0" r="0" t="0"/>
           <wp:wrapSquare wrapText="bothSides" distB="0" distT="0" distL="114300" distR="114300"/>
-          <wp:docPr descr="Desenho com traços pretos em fundo branco&#10;&#10;Descrição gerada automaticamente com confiança média" id="1803984907" name="image1.png"/>
+          <wp:docPr descr="Desenho com traços pretos em fundo branco&#10;&#10;Descrição gerada automaticamente com confiança média" id="1803984907" name="image2.png"/>
           <a:graphic>
             <a:graphicData uri="http://schemas.openxmlformats.org/drawingml/2006/picture">
               <pic:pic>
                 <pic:nvPicPr>
-                  <pic:cNvPr descr="Desenho com traços pretos em fundo branco&#10;&#10;Descrição gerada automaticamente com confiança média" id="0" name="image1.png"/>
+                  <pic:cNvPr descr="Desenho com traços pretos em fundo branco&#10;&#10;Descrição gerada automaticamente com confiança média" id="0" name="image2.png"/>
                   <pic:cNvPicPr preferRelativeResize="0"/>
                 </pic:nvPicPr>
                 <pic:blipFill>
@@ -15931,7 +15575,7 @@
 
 <file path=customXML/item1.xml><?xml version="1.0" encoding="utf-8"?>
 <go:gDocsCustomXmlDataStorage xmlns:go="http://customooxmlschemas.google.com/" xmlns:r="http://schemas.openxmlformats.org/officeDocument/2006/relationships" uri="GoogleDocsCustomDataVersion2">
-  <go:docsCustomData xmlns:go="http://customooxmlschemas.google.com/" roundtripDataSignature="AMtx7mj1XBrxUK7RotmOQWTLbdule3liJQ==">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</go:docsCustomData>
+  <go:docsCustomData xmlns:go="http://customooxmlschemas.google.com/" roundtripDataSignature="AMtx7miiTl/sa4/bCqPElnXcK+uQUKbgxw==">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</go:docsCustomData>
 </go:gDocsCustomXmlDataStorage>
 </file>
 
